--- a/2025 Database/Pro哥/01257174_01257176_FinalProjectPrototype2.docx
+++ b/2025 Database/Pro哥/01257174_01257176_FinalProjectPrototype2.docx
@@ -1,11 +1,14 @@
 
 <file path=word/document.xml><?xml version="1.0" encoding="utf-8"?>
-<w:document xmlns:wpc="http://schemas.microsoft.com/office/word/2010/wordprocessingCanvas" xmlns:cx="http://schemas.microsoft.com/office/drawing/2014/chartex" xmlns:cx1="http://schemas.microsoft.com/office/drawing/2015/9/8/chartex" xmlns:cx2="http://schemas.microsoft.com/office/drawing/2015/10/21/chartex" xmlns:cx3="http://schemas.microsoft.com/office/drawing/2016/5/9/chartex" xmlns:cx4="http://schemas.microsoft.com/office/drawing/2016/5/10/chartex" xmlns:cx5="http://schemas.microsoft.com/office/drawing/2016/5/11/chartex" xmlns:cx6="http://schemas.microsoft.com/office/drawing/2016/5/12/chartex" xmlns:cx7="http://schemas.microsoft.com/office/drawing/2016/5/13/chartex" xmlns:cx8="http://schemas.microsoft.com/office/drawing/2016/5/14/chartex" xmlns:mc="http://schemas.openxmlformats.org/markup-compatibility/2006" xmlns:aink="http://schemas.microsoft.com/office/drawing/2016/ink" xmlns:am3d="http://schemas.microsoft.com/office/drawing/2017/model3d" xmlns:o="urn:schemas-microsoft-com:office:office" xmlns:r="http://schemas.openxmlformats.org/officeDocument/2006/relationships" xmlns:m="http://schemas.openxmlformats.org/officeDocument/2006/math" xmlns:v="urn:schemas-microsoft-com:vml" xmlns:wp14="http://schemas.microsoft.com/office/word/2010/wordprocessingDrawing" xmlns:wp="http://schemas.openxmlformats.org/drawingml/2006/wordprocessingDrawing" xmlns:w10="urn:schemas-microsoft-com:office:word" xmlns:w="http://schemas.openxmlformats.org/wordprocessingml/2006/main" xmlns:w14="http://schemas.microsoft.com/office/word/2010/wordml" xmlns:w15="http://schemas.microsoft.com/office/word/2012/wordml" xmlns:w16cex="http://schemas.microsoft.com/office/word/2018/wordml/cex" xmlns:w16cid="http://schemas.microsoft.com/office/word/2016/wordml/cid" xmlns:w16="http://schemas.microsoft.com/office/word/2018/wordml" xmlns:w16sdtdh="http://schemas.microsoft.com/office/word/2020/wordml/sdtdatahash" xmlns:w16se="http://schemas.microsoft.com/office/word/2015/wordml/symex" xmlns:wpg="http://schemas.microsoft.com/office/word/2010/wordprocessingGroup" xmlns:wpi="http://schemas.microsoft.com/office/word/2010/wordprocessingInk" xmlns:wne="http://schemas.microsoft.com/office/word/2006/wordml" xmlns:wps="http://schemas.microsoft.com/office/word/2010/wordprocessingShape" mc:Ignorable="w14 w15 w16se w16cid w16 w16cex w16sdtdh wp14">
+<w:document xmlns:wpc="http://schemas.microsoft.com/office/word/2010/wordprocessingCanvas" xmlns:cx="http://schemas.microsoft.com/office/drawing/2014/chartex" xmlns:cx1="http://schemas.microsoft.com/office/drawing/2015/9/8/chartex" xmlns:cx2="http://schemas.microsoft.com/office/drawing/2015/10/21/chartex" xmlns:cx3="http://schemas.microsoft.com/office/drawing/2016/5/9/chartex" xmlns:cx4="http://schemas.microsoft.com/office/drawing/2016/5/10/chartex" xmlns:cx5="http://schemas.microsoft.com/office/drawing/2016/5/11/chartex" xmlns:cx6="http://schemas.microsoft.com/office/drawing/2016/5/12/chartex" xmlns:cx7="http://schemas.microsoft.com/office/drawing/2016/5/13/chartex" xmlns:cx8="http://schemas.microsoft.com/office/drawing/2016/5/14/chartex" xmlns:mc="http://schemas.openxmlformats.org/markup-compatibility/2006" xmlns:aink="http://schemas.microsoft.com/office/drawing/2016/ink" xmlns:am3d="http://schemas.microsoft.com/office/drawing/2017/model3d" xmlns:o="urn:schemas-microsoft-com:office:office" xmlns:oel="http://schemas.microsoft.com/office/2019/extlst" xmlns:r="http://schemas.openxmlformats.org/officeDocument/2006/relationships" xmlns:m="http://schemas.openxmlformats.org/officeDocument/2006/math" xmlns:v="urn:schemas-microsoft-com:vml" xmlns:wp14="http://schemas.microsoft.com/office/word/2010/wordprocessingDrawing" xmlns:wp="http://schemas.openxmlformats.org/drawingml/2006/wordprocessingDrawing" xmlns:w10="urn:schemas-microsoft-com:office:word" xmlns:w="http://schemas.openxmlformats.org/wordprocessingml/2006/main" xmlns:w14="http://schemas.microsoft.com/office/word/2010/wordml" xmlns:w15="http://schemas.microsoft.com/office/word/2012/wordml" xmlns:w16cex="http://schemas.microsoft.com/office/word/2018/wordml/cex" xmlns:w16cid="http://schemas.microsoft.com/office/word/2016/wordml/cid" xmlns:w16="http://schemas.microsoft.com/office/word/2018/wordml" xmlns:w16du="http://schemas.microsoft.com/office/word/2023/wordml/word16du" xmlns:w16sdtdh="http://schemas.microsoft.com/office/word/2020/wordml/sdtdatahash" xmlns:w16sdtfl="http://schemas.microsoft.com/office/word/2024/wordml/sdtformatlock" xmlns:w16se="http://schemas.microsoft.com/office/word/2015/wordml/symex" xmlns:wpg="http://schemas.microsoft.com/office/word/2010/wordprocessingGroup" xmlns:wpi="http://schemas.microsoft.com/office/word/2010/wordprocessingInk" xmlns:wne="http://schemas.microsoft.com/office/word/2006/wordml" xmlns:wps="http://schemas.microsoft.com/office/word/2010/wordprocessingShape" mc:Ignorable="w14 w15 w16se w16cid w16 w16cex w16sdtdh w16sdtfl w16du wp14">
   <w:body>
     <w:sdt>
       <w:sdtPr>
         <w:rPr>
           <w:color w:val="DDDDDD" w:themeColor="accent1"/>
+          <w:kern w:val="2"/>
+          <w:sz w:val="24"/>
+          <w:lang w:eastAsia="zh-TW"/>
         </w:rPr>
         <w:id w:val="1783755066"/>
         <w:docPartObj>
@@ -15,18 +18,16 @@
       </w:sdtPr>
       <w:sdtEndPr>
         <w:rPr>
-          <w:rFonts w:ascii="等线" w:eastAsia="等线" w:hAnsi="等线"/>
+          <w:rFonts w:ascii="DengXian" w:eastAsia="DengXian" w:hAnsi="DengXian"/>
           <w:noProof/>
           <w:color w:val="3E3E3E" w:themeColor="background2" w:themeShade="40"/>
-          <w:kern w:val="2"/>
-          <w:sz w:val="24"/>
           <w:lang w:eastAsia="zh-CN"/>
         </w:rPr>
       </w:sdtEndPr>
       <w:sdtContent>
         <w:p>
           <w:pPr>
-            <w:pStyle w:val="NoSpacing"/>
+            <w:pStyle w:val="a9"/>
             <w:spacing w:before="1540" w:after="240"/>
             <w:jc w:val="center"/>
             <w:rPr>
@@ -94,7 +95,7 @@
         </w:p>
         <w:p>
           <w:pPr>
-            <w:pStyle w:val="NoSpacing"/>
+            <w:pStyle w:val="a9"/>
             <w:pBdr>
               <w:top w:val="single" w:sz="6" w:space="6" w:color="DDDDDD" w:themeColor="accent1"/>
               <w:bottom w:val="single" w:sz="6" w:space="6" w:color="DDDDDD" w:themeColor="accent1"/>
@@ -114,7 +115,7 @@
           <w:proofErr w:type="spellStart"/>
           <w:r>
             <w:rPr>
-              <w:rFonts w:ascii="等线" w:eastAsia="等线" w:hAnsi="等线" w:cstheme="majorBidi" w:hint="eastAsia"/>
+              <w:rFonts w:ascii="DengXian" w:eastAsia="DengXian" w:hAnsi="DengXian" w:cstheme="majorBidi" w:hint="eastAsia"/>
               <w:b/>
               <w:bCs/>
               <w:caps/>
@@ -129,7 +130,7 @@
         <w:sdt>
           <w:sdtPr>
             <w:rPr>
-              <w:rFonts w:ascii="等线" w:eastAsia="等线" w:hAnsi="等线"/>
+              <w:rFonts w:ascii="DengXian" w:eastAsia="DengXian" w:hAnsi="DengXian"/>
               <w:color w:val="808080" w:themeColor="accent4"/>
               <w:sz w:val="28"/>
               <w:szCs w:val="28"/>
@@ -147,7 +148,7 @@
           <w:sdtContent>
             <w:p>
               <w:pPr>
-                <w:pStyle w:val="NoSpacing"/>
+                <w:pStyle w:val="a9"/>
                 <w:pBdr>
                   <w:top w:val="single" w:sz="6" w:space="6" w:color="DDDDDD" w:themeColor="accent1"/>
                   <w:bottom w:val="single" w:sz="6" w:space="6" w:color="DDDDDD" w:themeColor="accent1"/>
@@ -162,7 +163,7 @@
               </w:pPr>
               <w:r>
                 <w:rPr>
-                  <w:rFonts w:ascii="等线" w:eastAsia="等线" w:hAnsi="等线"/>
+                  <w:rFonts w:ascii="DengXian" w:eastAsia="DengXian" w:hAnsi="DengXian"/>
                   <w:color w:val="808080" w:themeColor="accent4"/>
                   <w:sz w:val="28"/>
                   <w:szCs w:val="28"/>
@@ -172,7 +173,7 @@
               </w:r>
               <w:r>
                 <w:rPr>
-                  <w:rFonts w:ascii="等线" w:eastAsia="等线" w:hAnsi="等线" w:hint="eastAsia"/>
+                  <w:rFonts w:ascii="DengXian" w:eastAsia="DengXian" w:hAnsi="DengXian" w:hint="eastAsia"/>
                   <w:color w:val="808080" w:themeColor="accent4"/>
                   <w:sz w:val="28"/>
                   <w:szCs w:val="28"/>
@@ -185,7 +186,7 @@
         </w:sdt>
         <w:p>
           <w:pPr>
-            <w:pStyle w:val="NoSpacing"/>
+            <w:pStyle w:val="a9"/>
             <w:spacing w:before="480"/>
             <w:jc w:val="center"/>
             <w:rPr>
@@ -200,7 +201,7 @@
             <mc:AlternateContent>
               <mc:Choice Requires="wps">
                 <w:drawing>
-                  <wp:anchor distT="0" distB="0" distL="114300" distR="114300" simplePos="0" relativeHeight="251661312" behindDoc="0" locked="0" layoutInCell="1" allowOverlap="1" wp14:anchorId="1D5B7A12" wp14:editId="5966C14E">
+                  <wp:anchor distT="0" distB="0" distL="114300" distR="114300" simplePos="0" relativeHeight="251659264" behindDoc="0" locked="0" layoutInCell="1" allowOverlap="1" wp14:anchorId="1D5B7A12" wp14:editId="5966C14E">
                     <wp:simplePos x="0" y="0"/>
                     <wp:positionH relativeFrom="margin">
                       <wp:align>center</wp:align>
@@ -259,7 +260,7 @@
                               <w:sdt>
                                 <w:sdtPr>
                                   <w:rPr>
-                                    <w:rFonts w:ascii="等线" w:eastAsia="等线" w:hAnsi="等线"/>
+                                    <w:rFonts w:ascii="DengXian" w:eastAsia="DengXian" w:hAnsi="DengXian"/>
                                     <w:caps/>
                                     <w:color w:val="808080" w:themeColor="accent4"/>
                                     <w:sz w:val="28"/>
@@ -279,7 +280,7 @@
                                 <w:sdtContent>
                                   <w:p>
                                     <w:pPr>
-                                      <w:pStyle w:val="NoSpacing"/>
+                                      <w:pStyle w:val="a9"/>
                                       <w:spacing w:after="40"/>
                                       <w:jc w:val="center"/>
                                       <w:rPr>
@@ -292,7 +293,7 @@
                                     <w:proofErr w:type="spellStart"/>
                                     <w:r>
                                       <w:rPr>
-                                        <w:rFonts w:ascii="等线" w:eastAsia="等线" w:hAnsi="等线" w:hint="eastAsia"/>
+                                        <w:rFonts w:ascii="DengXian" w:eastAsia="DengXian" w:hAnsi="DengXian" w:hint="eastAsia"/>
                                         <w:caps/>
                                         <w:color w:val="808080" w:themeColor="accent4"/>
                                         <w:sz w:val="28"/>
@@ -306,7 +307,7 @@
                               </w:sdt>
                               <w:p>
                                 <w:pPr>
-                                  <w:pStyle w:val="NoSpacing"/>
+                                  <w:pStyle w:val="a9"/>
                                   <w:jc w:val="center"/>
                                   <w:rPr>
                                     <w:color w:val="DDDDDD" w:themeColor="accent1"/>
@@ -315,7 +316,7 @@
                                 <w:sdt>
                                   <w:sdtPr>
                                     <w:rPr>
-                                      <w:rFonts w:ascii="等线" w:eastAsia="等线" w:hAnsi="等线"/>
+                                      <w:rFonts w:ascii="DengXian" w:eastAsia="DengXian" w:hAnsi="DengXian"/>
                                       <w:caps/>
                                       <w:color w:val="808080" w:themeColor="accent4"/>
                                     </w:rPr>
@@ -328,7 +329,7 @@
                                   <w:sdtContent>
                                     <w:r>
                                       <w:rPr>
-                                        <w:rFonts w:ascii="等线" w:eastAsia="等线" w:hAnsi="等线" w:hint="eastAsia"/>
+                                        <w:rFonts w:ascii="DengXian" w:eastAsia="DengXian" w:hAnsi="DengXian" w:hint="eastAsia"/>
                                         <w:caps/>
                                         <w:color w:val="808080" w:themeColor="accent4"/>
                                       </w:rPr>
@@ -363,13 +364,13 @@
                     <v:stroke joinstyle="miter"/>
                     <v:path gradientshapeok="t" o:connecttype="rect"/>
                   </v:shapetype>
-                  <v:shape id="Text Box 142" o:spid="_x0000_s1026" type="#_x0000_t202" style="position:absolute;left:0;text-align:left;margin-left:0;margin-top:0;width:516pt;height:43.9pt;z-index:251661312;visibility:visible;mso-wrap-style:square;mso-width-percent:1000;mso-height-percent:0;mso-top-percent:850;mso-wrap-distance-left:9pt;mso-wrap-distance-top:0;mso-wrap-distance-right:9pt;mso-wrap-distance-bottom:0;mso-position-horizontal:center;mso-position-horizontal-relative:margin;mso-position-vertical-relative:page;mso-width-percent:1000;mso-height-percent:0;mso-top-percent:850;mso-width-relative:margin;mso-height-relative:margin;v-text-anchor:bottom" o:gfxdata="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" filled="f" stroked="f" strokeweight=".5pt">
+                  <v:shape id="Text Box 142" o:spid="_x0000_s1026" type="#_x0000_t202" style="position:absolute;left:0;text-align:left;margin-left:0;margin-top:0;width:516pt;height:43.9pt;z-index:251659264;visibility:visible;mso-wrap-style:square;mso-width-percent:1000;mso-height-percent:0;mso-top-percent:850;mso-wrap-distance-left:9pt;mso-wrap-distance-top:0;mso-wrap-distance-right:9pt;mso-wrap-distance-bottom:0;mso-position-horizontal:center;mso-position-horizontal-relative:margin;mso-position-vertical-relative:page;mso-width-percent:1000;mso-height-percent:0;mso-top-percent:850;mso-width-relative:margin;mso-height-relative:margin;v-text-anchor:bottom" o:gfxdata="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" filled="f" stroked="f" strokeweight=".5pt">
                     <v:textbox style="mso-fit-shape-to-text:t" inset="0,0,0,0">
                       <w:txbxContent>
                         <w:sdt>
                           <w:sdtPr>
                             <w:rPr>
-                              <w:rFonts w:ascii="等线" w:eastAsia="等线" w:hAnsi="等线"/>
+                              <w:rFonts w:ascii="DengXian" w:eastAsia="DengXian" w:hAnsi="DengXian"/>
                               <w:caps/>
                               <w:color w:val="808080" w:themeColor="accent4"/>
                               <w:sz w:val="28"/>
@@ -389,7 +390,7 @@
                           <w:sdtContent>
                             <w:p>
                               <w:pPr>
-                                <w:pStyle w:val="NoSpacing"/>
+                                <w:pStyle w:val="a9"/>
                                 <w:spacing w:after="40"/>
                                 <w:jc w:val="center"/>
                                 <w:rPr>
@@ -402,7 +403,7 @@
                               <w:proofErr w:type="spellStart"/>
                               <w:r>
                                 <w:rPr>
-                                  <w:rFonts w:ascii="等线" w:eastAsia="等线" w:hAnsi="等线" w:hint="eastAsia"/>
+                                  <w:rFonts w:ascii="DengXian" w:eastAsia="DengXian" w:hAnsi="DengXian" w:hint="eastAsia"/>
                                   <w:caps/>
                                   <w:color w:val="808080" w:themeColor="accent4"/>
                                   <w:sz w:val="28"/>
@@ -416,7 +417,7 @@
                         </w:sdt>
                         <w:p>
                           <w:pPr>
-                            <w:pStyle w:val="NoSpacing"/>
+                            <w:pStyle w:val="a9"/>
                             <w:jc w:val="center"/>
                             <w:rPr>
                               <w:color w:val="DDDDDD" w:themeColor="accent1"/>
@@ -425,7 +426,7 @@
                           <w:sdt>
                             <w:sdtPr>
                               <w:rPr>
-                                <w:rFonts w:ascii="等线" w:eastAsia="等线" w:hAnsi="等线"/>
+                                <w:rFonts w:ascii="DengXian" w:eastAsia="DengXian" w:hAnsi="DengXian"/>
                                 <w:caps/>
                                 <w:color w:val="808080" w:themeColor="accent4"/>
                               </w:rPr>
@@ -438,7 +439,7 @@
                             <w:sdtContent>
                               <w:r>
                                 <w:rPr>
-                                  <w:rFonts w:ascii="等线" w:eastAsia="等线" w:hAnsi="等线" w:hint="eastAsia"/>
+                                  <w:rFonts w:ascii="DengXian" w:eastAsia="DengXian" w:hAnsi="DengXian" w:hint="eastAsia"/>
                                   <w:caps/>
                                   <w:color w:val="808080" w:themeColor="accent4"/>
                                 </w:rPr>
@@ -514,7 +515,7 @@
           <w:pPr>
             <w:widowControl/>
             <w:rPr>
-              <w:rFonts w:ascii="等线" w:eastAsia="等线" w:hAnsi="等线"/>
+              <w:rFonts w:ascii="DengXian" w:eastAsia="DengXian" w:hAnsi="DengXian"/>
               <w:noProof/>
               <w:color w:val="3E3E3E" w:themeColor="background2" w:themeShade="40"/>
               <w:lang w:eastAsia="zh-CN"/>
@@ -522,7 +523,7 @@
           </w:pPr>
           <w:r>
             <w:rPr>
-              <w:rFonts w:ascii="等线" w:eastAsia="等线" w:hAnsi="等线"/>
+              <w:rFonts w:ascii="DengXian" w:eastAsia="DengXian" w:hAnsi="DengXian"/>
               <w:noProof/>
               <w:color w:val="3E3E3E" w:themeColor="background2" w:themeShade="40"/>
               <w:lang w:eastAsia="zh-CN"/>
@@ -535,7 +536,7 @@
     <w:p>
       <w:pPr>
         <w:rPr>
-          <w:rFonts w:eastAsia="等线"/>
+          <w:rFonts w:eastAsia="DengXian"/>
           <w:b/>
           <w:bCs/>
           <w:color w:val="3E3E3E" w:themeColor="background2" w:themeShade="40"/>
@@ -552,7 +553,7 @@
       </w:pPr>
       <w:r>
         <w:rPr>
-          <w:rFonts w:eastAsia="等线" w:hint="eastAsia"/>
+          <w:rFonts w:eastAsia="DengXian" w:hint="eastAsia"/>
           <w:b/>
           <w:bCs/>
           <w:color w:val="3E3E3E" w:themeColor="background2" w:themeShade="40"/>
@@ -573,14 +574,14 @@
     <w:p>
       <w:pPr>
         <w:rPr>
-          <w:rFonts w:ascii="等线" w:eastAsia="等线" w:hAnsi="等线"/>
-          <w:color w:val="3E3E3E" w:themeColor="background2" w:themeShade="40"/>
-          <w:lang w:eastAsia="zh-CN"/>
-        </w:rPr>
-      </w:pPr>
-      <w:r>
-        <w:rPr>
-          <w:rFonts w:ascii="等线" w:eastAsia="等线" w:hAnsi="等线"/>
+          <w:rFonts w:ascii="DengXian" w:eastAsia="DengXian" w:hAnsi="DengXian"/>
+          <w:color w:val="3E3E3E" w:themeColor="background2" w:themeShade="40"/>
+          <w:lang w:eastAsia="zh-CN"/>
+        </w:rPr>
+      </w:pPr>
+      <w:r>
+        <w:rPr>
+          <w:rFonts w:ascii="DengXian" w:eastAsia="DengXian" w:hAnsi="DengXian"/>
           <w:color w:val="3E3E3E" w:themeColor="background2" w:themeShade="40"/>
           <w:lang w:eastAsia="zh-CN"/>
         </w:rPr>
@@ -588,7 +589,7 @@
       </w:r>
       <w:r>
         <w:rPr>
-          <w:rFonts w:ascii="等线" w:eastAsia="等线" w:hAnsi="等线" w:hint="eastAsia"/>
+          <w:rFonts w:ascii="DengXian" w:eastAsia="DengXian" w:hAnsi="DengXian" w:hint="eastAsia"/>
           <w:color w:val="3E3E3E" w:themeColor="background2" w:themeShade="40"/>
           <w:lang w:eastAsia="zh-CN"/>
         </w:rPr>
@@ -596,7 +597,7 @@
       </w:r>
       <w:r>
         <w:rPr>
-          <w:rFonts w:ascii="等线" w:eastAsia="等线" w:hAnsi="等线"/>
+          <w:rFonts w:ascii="DengXian" w:eastAsia="DengXian" w:hAnsi="DengXian"/>
           <w:color w:val="3E3E3E" w:themeColor="background2" w:themeShade="40"/>
           <w:lang w:eastAsia="zh-CN"/>
         </w:rPr>
@@ -606,7 +607,7 @@
     <w:p>
       <w:pPr>
         <w:rPr>
-          <w:rFonts w:ascii="等线" w:eastAsia="等线" w:hAnsi="等线"/>
+          <w:rFonts w:ascii="DengXian" w:eastAsia="DengXian" w:hAnsi="DengXian"/>
           <w:color w:val="3E3E3E" w:themeColor="background2" w:themeShade="40"/>
           <w:lang w:eastAsia="zh-CN"/>
         </w:rPr>
@@ -615,7 +616,7 @@
     <w:p>
       <w:pPr>
         <w:rPr>
-          <w:rFonts w:ascii="等线" w:eastAsia="等线" w:hAnsi="等线"/>
+          <w:rFonts w:ascii="DengXian" w:eastAsia="DengXian" w:hAnsi="DengXian"/>
           <w:color w:val="3E3E3E" w:themeColor="background2" w:themeShade="40"/>
           <w:lang w:eastAsia="zh-CN"/>
         </w:rPr>
@@ -624,7 +625,7 @@
     <w:p>
       <w:pPr>
         <w:rPr>
-          <w:rFonts w:ascii="等线" w:eastAsia="等线" w:hAnsi="等线"/>
+          <w:rFonts w:ascii="DengXian" w:eastAsia="DengXian" w:hAnsi="DengXian"/>
           <w:color w:val="3E3E3E" w:themeColor="background2" w:themeShade="40"/>
           <w:lang w:eastAsia="zh-CN"/>
         </w:rPr>
@@ -633,7 +634,7 @@
     <w:p>
       <w:pPr>
         <w:rPr>
-          <w:rFonts w:ascii="等线" w:eastAsia="等线" w:hAnsi="等线" w:hint="eastAsia"/>
+          <w:rFonts w:ascii="DengXian" w:eastAsia="DengXian" w:hAnsi="DengXian"/>
           <w:color w:val="3E3E3E" w:themeColor="background2" w:themeShade="40"/>
           <w:lang w:eastAsia="zh-CN"/>
         </w:rPr>
@@ -642,7 +643,7 @@
     <w:p>
       <w:pPr>
         <w:rPr>
-          <w:rFonts w:eastAsia="等线"/>
+          <w:rFonts w:eastAsia="DengXian"/>
           <w:b/>
           <w:bCs/>
           <w:color w:val="3E3E3E" w:themeColor="background2" w:themeShade="40"/>
@@ -659,7 +660,7 @@
       </w:pPr>
       <w:r>
         <w:rPr>
-          <w:rFonts w:eastAsia="等线" w:hint="eastAsia"/>
+          <w:rFonts w:eastAsia="DengXian" w:hint="eastAsia"/>
           <w:b/>
           <w:bCs/>
           <w:color w:val="3E3E3E" w:themeColor="background2" w:themeShade="40"/>
@@ -677,7 +678,7 @@
       </w:r>
       <w:r>
         <w:rPr>
-          <w:rFonts w:eastAsia="等线"/>
+          <w:rFonts w:eastAsia="DengXian"/>
           <w:b/>
           <w:bCs/>
           <w:color w:val="3E3E3E" w:themeColor="background2" w:themeShade="40"/>
@@ -697,14 +698,14 @@
     <w:p>
       <w:pPr>
         <w:rPr>
-          <w:rFonts w:ascii="等线" w:eastAsia="等线" w:hAnsi="等线"/>
-          <w:color w:val="3E3E3E" w:themeColor="background2" w:themeShade="40"/>
-          <w:lang w:eastAsia="zh-CN"/>
-        </w:rPr>
-      </w:pPr>
-      <w:r>
-        <w:rPr>
-          <w:rFonts w:ascii="等线" w:eastAsia="等线" w:hAnsi="等线" w:hint="eastAsia"/>
+          <w:rFonts w:ascii="DengXian" w:eastAsia="DengXian" w:hAnsi="DengXian"/>
+          <w:color w:val="3E3E3E" w:themeColor="background2" w:themeShade="40"/>
+          <w:lang w:eastAsia="zh-CN"/>
+        </w:rPr>
+      </w:pPr>
+      <w:r>
+        <w:rPr>
+          <w:rFonts w:ascii="DengXian" w:eastAsia="DengXian" w:hAnsi="DengXian" w:hint="eastAsia"/>
           <w:noProof/>
           <w:color w:val="3E3E3E" w:themeColor="background2" w:themeShade="40"/>
           <w:lang w:eastAsia="zh-CN"/>
@@ -765,7 +766,7 @@
     <w:p>
       <w:pPr>
         <w:rPr>
-          <w:rFonts w:ascii="等线" w:eastAsia="等线" w:hAnsi="等线"/>
+          <w:rFonts w:ascii="DengXian" w:eastAsia="DengXian" w:hAnsi="DengXian"/>
           <w:color w:val="3E3E3E" w:themeColor="background2" w:themeShade="40"/>
           <w:lang w:eastAsia="zh-CN"/>
         </w:rPr>
@@ -774,7 +775,7 @@
     <w:p>
       <w:pPr>
         <w:rPr>
-          <w:rFonts w:ascii="等线" w:eastAsia="等线" w:hAnsi="等线"/>
+          <w:rFonts w:ascii="DengXian" w:eastAsia="DengXian" w:hAnsi="DengXian"/>
           <w:color w:val="3E3E3E" w:themeColor="background2" w:themeShade="40"/>
           <w:lang w:eastAsia="zh-CN"/>
         </w:rPr>
@@ -783,7 +784,7 @@
     <w:p>
       <w:pPr>
         <w:rPr>
-          <w:rFonts w:ascii="等线" w:eastAsia="等线" w:hAnsi="等线"/>
+          <w:rFonts w:ascii="DengXian" w:eastAsia="DengXian" w:hAnsi="DengXian"/>
           <w:color w:val="3E3E3E" w:themeColor="background2" w:themeShade="40"/>
           <w:lang w:eastAsia="zh-CN"/>
         </w:rPr>
@@ -802,7 +803,7 @@
     <w:p>
       <w:pPr>
         <w:rPr>
-          <w:rFonts w:ascii="等线" w:eastAsia="等线" w:hAnsi="等线"/>
+          <w:rFonts w:ascii="DengXian" w:eastAsia="DengXian" w:hAnsi="DengXian"/>
           <w:b/>
           <w:bCs/>
           <w:color w:val="3E3E3E" w:themeColor="background2" w:themeShade="40"/>
@@ -811,7 +812,7 @@
       </w:pPr>
       <w:r>
         <w:rPr>
-          <w:rFonts w:eastAsia="等线" w:hint="eastAsia"/>
+          <w:rFonts w:eastAsia="DengXian" w:hint="eastAsia"/>
           <w:b/>
           <w:bCs/>
           <w:noProof/>
@@ -824,7 +825,7 @@
         <mc:AlternateContent>
           <mc:Choice Requires="wps">
             <w:drawing>
-              <wp:anchor distT="0" distB="0" distL="114300" distR="114300" simplePos="0" relativeHeight="251659264" behindDoc="0" locked="0" layoutInCell="1" allowOverlap="1" wp14:anchorId="7847BC98" wp14:editId="4051BC7A">
+              <wp:anchor distT="0" distB="0" distL="114300" distR="114300" simplePos="0" relativeHeight="251657216" behindDoc="0" locked="0" layoutInCell="1" allowOverlap="1" wp14:anchorId="7847BC98" wp14:editId="4051BC7A">
                 <wp:simplePos x="0" y="0"/>
                 <wp:positionH relativeFrom="column">
                   <wp:posOffset>-93964</wp:posOffset>
@@ -896,7 +897,7 @@
       </w:r>
       <w:r>
         <w:rPr>
-          <w:rFonts w:eastAsia="等线" w:hint="eastAsia"/>
+          <w:rFonts w:eastAsia="DengXian" w:hint="eastAsia"/>
           <w:b/>
           <w:bCs/>
           <w:color w:val="3E3E3E" w:themeColor="background2" w:themeShade="40"/>
@@ -916,7 +917,7 @@
     <w:p>
       <w:pPr>
         <w:rPr>
-          <w:rFonts w:ascii="等线" w:eastAsia="等线" w:hAnsi="等线" w:hint="eastAsia"/>
+          <w:rFonts w:ascii="DengXian" w:eastAsia="DengXian" w:hAnsi="DengXian"/>
           <w:b/>
           <w:bCs/>
           <w:i/>
@@ -928,7 +929,7 @@
       </w:pPr>
       <w:r>
         <w:rPr>
-          <w:rFonts w:ascii="等线" w:eastAsia="等线" w:hAnsi="等线" w:hint="eastAsia"/>
+          <w:rFonts w:ascii="DengXian" w:eastAsia="DengXian" w:hAnsi="DengXian" w:hint="eastAsia"/>
           <w:b/>
           <w:bCs/>
           <w:i/>
@@ -941,7 +942,7 @@
       </w:r>
       <w:r>
         <w:rPr>
-          <w:rFonts w:ascii="等线" w:eastAsia="等线" w:hAnsi="等线"/>
+          <w:rFonts w:ascii="DengXian" w:eastAsia="DengXian" w:hAnsi="DengXian"/>
           <w:b/>
           <w:bCs/>
           <w:i/>
@@ -954,7 +955,7 @@
       </w:r>
       <w:r>
         <w:rPr>
-          <w:rFonts w:ascii="等线" w:eastAsia="等线" w:hAnsi="等线" w:hint="eastAsia"/>
+          <w:rFonts w:ascii="DengXian" w:eastAsia="DengXian" w:hAnsi="DengXian" w:hint="eastAsia"/>
           <w:b/>
           <w:bCs/>
           <w:i/>
@@ -969,14 +970,14 @@
     <w:p>
       <w:pPr>
         <w:rPr>
-          <w:rFonts w:ascii="等线" w:eastAsia="等线" w:hAnsi="等线"/>
-          <w:color w:val="7C7C7C" w:themeColor="background2" w:themeShade="80"/>
-          <w:lang w:eastAsia="zh-CN"/>
-        </w:rPr>
-      </w:pPr>
-      <w:r>
-        <w:rPr>
-          <w:rFonts w:ascii="等线" w:eastAsia="等线" w:hAnsi="等线" w:hint="eastAsia"/>
+          <w:rFonts w:ascii="DengXian" w:eastAsia="DengXian" w:hAnsi="DengXian"/>
+          <w:color w:val="7C7C7C" w:themeColor="background2" w:themeShade="80"/>
+          <w:lang w:eastAsia="zh-CN"/>
+        </w:rPr>
+      </w:pPr>
+      <w:r>
+        <w:rPr>
+          <w:rFonts w:ascii="DengXian" w:eastAsia="DengXian" w:hAnsi="DengXian" w:hint="eastAsia"/>
           <w:color w:val="FFC000"/>
           <w:lang w:eastAsia="zh-CN"/>
         </w:rPr>
@@ -984,7 +985,7 @@
       </w:r>
       <w:r>
         <w:rPr>
-          <w:rFonts w:ascii="等线" w:eastAsia="等线" w:hAnsi="等线"/>
+          <w:rFonts w:ascii="DengXian" w:eastAsia="DengXian" w:hAnsi="DengXian"/>
           <w:color w:val="FFC000"/>
           <w:lang w:eastAsia="zh-CN"/>
         </w:rPr>
@@ -992,7 +993,7 @@
       </w:r>
       <w:r>
         <w:rPr>
-          <w:rFonts w:ascii="等线" w:eastAsia="等线" w:hAnsi="等线"/>
+          <w:rFonts w:ascii="DengXian" w:eastAsia="DengXian" w:hAnsi="DengXian"/>
           <w:color w:val="7C7C7C" w:themeColor="background2" w:themeShade="80"/>
           <w:lang w:eastAsia="zh-CN"/>
         </w:rPr>
@@ -1000,7 +1001,7 @@
       </w:r>
       <w:r>
         <w:rPr>
-          <w:rFonts w:ascii="等线" w:eastAsia="等线" w:hAnsi="等线"/>
+          <w:rFonts w:ascii="DengXian" w:eastAsia="DengXian" w:hAnsi="DengXian"/>
           <w:color w:val="FFC000"/>
           <w:lang w:eastAsia="zh-CN"/>
         </w:rPr>
@@ -1010,14 +1011,14 @@
     <w:p>
       <w:pPr>
         <w:rPr>
-          <w:rFonts w:ascii="等线" w:eastAsia="等线" w:hAnsi="等线"/>
-          <w:color w:val="7C7C7C" w:themeColor="background2" w:themeShade="80"/>
-          <w:lang w:eastAsia="zh-CN"/>
-        </w:rPr>
-      </w:pPr>
-      <w:r>
-        <w:rPr>
-          <w:rFonts w:ascii="等线" w:eastAsia="等线" w:hAnsi="等线"/>
+          <w:rFonts w:ascii="DengXian" w:eastAsia="DengXian" w:hAnsi="DengXian"/>
+          <w:color w:val="7C7C7C" w:themeColor="background2" w:themeShade="80"/>
+          <w:lang w:eastAsia="zh-CN"/>
+        </w:rPr>
+      </w:pPr>
+      <w:r>
+        <w:rPr>
+          <w:rFonts w:ascii="DengXian" w:eastAsia="DengXian" w:hAnsi="DengXian"/>
           <w:color w:val="7C7C7C" w:themeColor="background2" w:themeShade="80"/>
           <w:lang w:eastAsia="zh-CN"/>
         </w:rPr>
@@ -1026,7 +1027,7 @@
       </w:r>
       <w:r>
         <w:rPr>
-          <w:rFonts w:ascii="等线" w:eastAsia="等线" w:hAnsi="等线"/>
+          <w:rFonts w:ascii="DengXian" w:eastAsia="DengXian" w:hAnsi="DengXian"/>
           <w:color w:val="7030A0"/>
           <w:lang w:eastAsia="zh-CN"/>
         </w:rPr>
@@ -1034,7 +1035,7 @@
       </w:r>
       <w:r>
         <w:rPr>
-          <w:rFonts w:ascii="等线" w:eastAsia="等线" w:hAnsi="等线"/>
+          <w:rFonts w:ascii="DengXian" w:eastAsia="DengXian" w:hAnsi="DengXian"/>
           <w:color w:val="7C7C7C" w:themeColor="background2" w:themeShade="80"/>
           <w:lang w:eastAsia="zh-CN"/>
         </w:rPr>
@@ -1042,7 +1043,7 @@
       </w:r>
       <w:r>
         <w:rPr>
-          <w:rFonts w:ascii="等线" w:eastAsia="等线" w:hAnsi="等线"/>
+          <w:rFonts w:ascii="DengXian" w:eastAsia="DengXian" w:hAnsi="DengXian"/>
           <w:color w:val="FFC000"/>
           <w:lang w:eastAsia="zh-CN"/>
         </w:rPr>
@@ -1050,7 +1051,7 @@
       </w:r>
       <w:r>
         <w:rPr>
-          <w:rFonts w:ascii="等线" w:eastAsia="等线" w:hAnsi="等线"/>
+          <w:rFonts w:ascii="DengXian" w:eastAsia="DengXian" w:hAnsi="DengXian"/>
           <w:color w:val="FF0000"/>
           <w:lang w:eastAsia="zh-CN"/>
         </w:rPr>
@@ -1058,7 +1059,7 @@
       </w:r>
       <w:r>
         <w:rPr>
-          <w:rFonts w:ascii="等线" w:eastAsia="等线" w:hAnsi="等线"/>
+          <w:rFonts w:ascii="DengXian" w:eastAsia="DengXian" w:hAnsi="DengXian"/>
           <w:color w:val="FFC000"/>
           <w:lang w:eastAsia="zh-CN"/>
         </w:rPr>
@@ -1066,7 +1067,7 @@
       </w:r>
       <w:r>
         <w:rPr>
-          <w:rFonts w:ascii="等线" w:eastAsia="等线" w:hAnsi="等线"/>
+          <w:rFonts w:ascii="DengXian" w:eastAsia="DengXian" w:hAnsi="DengXian"/>
           <w:color w:val="7C7C7C" w:themeColor="background2" w:themeShade="80"/>
           <w:lang w:eastAsia="zh-CN"/>
         </w:rPr>
@@ -1074,7 +1075,7 @@
       </w:r>
       <w:r>
         <w:rPr>
-          <w:rFonts w:ascii="等线" w:eastAsia="等线" w:hAnsi="等线"/>
+          <w:rFonts w:ascii="DengXian" w:eastAsia="DengXian" w:hAnsi="DengXian"/>
           <w:color w:val="FFC000"/>
           <w:lang w:eastAsia="zh-CN"/>
         </w:rPr>
@@ -1082,7 +1083,7 @@
       </w:r>
       <w:r>
         <w:rPr>
-          <w:rFonts w:ascii="等线" w:eastAsia="等线" w:hAnsi="等线"/>
+          <w:rFonts w:ascii="DengXian" w:eastAsia="DengXian" w:hAnsi="DengXian"/>
           <w:color w:val="7C7C7C" w:themeColor="background2" w:themeShade="80"/>
           <w:lang w:eastAsia="zh-CN"/>
         </w:rPr>
@@ -1090,7 +1091,7 @@
       </w:r>
       <w:r>
         <w:rPr>
-          <w:rFonts w:ascii="等线" w:eastAsia="等线" w:hAnsi="等线"/>
+          <w:rFonts w:ascii="DengXian" w:eastAsia="DengXian" w:hAnsi="DengXian"/>
           <w:color w:val="FFC000"/>
           <w:lang w:eastAsia="zh-CN"/>
         </w:rPr>
@@ -1100,14 +1101,14 @@
     <w:p>
       <w:pPr>
         <w:rPr>
-          <w:rFonts w:ascii="等线" w:eastAsia="等线" w:hAnsi="等线"/>
-          <w:color w:val="7C7C7C" w:themeColor="background2" w:themeShade="80"/>
-          <w:lang w:eastAsia="zh-CN"/>
-        </w:rPr>
-      </w:pPr>
-      <w:r>
-        <w:rPr>
-          <w:rFonts w:ascii="等线" w:eastAsia="等线" w:hAnsi="等线"/>
+          <w:rFonts w:ascii="DengXian" w:eastAsia="DengXian" w:hAnsi="DengXian"/>
+          <w:color w:val="7C7C7C" w:themeColor="background2" w:themeShade="80"/>
+          <w:lang w:eastAsia="zh-CN"/>
+        </w:rPr>
+      </w:pPr>
+      <w:r>
+        <w:rPr>
+          <w:rFonts w:ascii="DengXian" w:eastAsia="DengXian" w:hAnsi="DengXian"/>
           <w:color w:val="7C7C7C" w:themeColor="background2" w:themeShade="80"/>
           <w:lang w:eastAsia="zh-CN"/>
         </w:rPr>
@@ -1117,7 +1118,7 @@
       <w:proofErr w:type="spellStart"/>
       <w:r>
         <w:rPr>
-          <w:rFonts w:ascii="等线" w:eastAsia="等线" w:hAnsi="等线"/>
+          <w:rFonts w:ascii="DengXian" w:eastAsia="DengXian" w:hAnsi="DengXian"/>
           <w:color w:val="7C7C7C" w:themeColor="background2" w:themeShade="80"/>
           <w:lang w:eastAsia="zh-CN"/>
         </w:rPr>
@@ -1126,16 +1127,15 @@
       <w:proofErr w:type="spellEnd"/>
       <w:r>
         <w:rPr>
-          <w:rFonts w:ascii="等线" w:eastAsia="等线" w:hAnsi="等线"/>
+          <w:rFonts w:ascii="DengXian" w:eastAsia="DengXian" w:hAnsi="DengXian"/>
           <w:color w:val="7C7C7C" w:themeColor="background2" w:themeShade="80"/>
           <w:lang w:eastAsia="zh-CN"/>
         </w:rPr>
         <w:t xml:space="preserve">’ </w:t>
       </w:r>
-      <w:proofErr w:type="gramStart"/>
-      <w:r>
-        <w:rPr>
-          <w:rFonts w:ascii="等线" w:eastAsia="等线" w:hAnsi="等线"/>
+      <w:r>
+        <w:rPr>
+          <w:rFonts w:ascii="DengXian" w:eastAsia="DengXian" w:hAnsi="DengXian"/>
           <w:color w:val="7030A0"/>
           <w:lang w:eastAsia="zh-CN"/>
         </w:rPr>
@@ -1143,16 +1143,15 @@
       </w:r>
       <w:r>
         <w:rPr>
-          <w:rFonts w:ascii="等线" w:eastAsia="等线" w:hAnsi="等线"/>
+          <w:rFonts w:ascii="DengXian" w:eastAsia="DengXian" w:hAnsi="DengXian"/>
           <w:color w:val="FFC000"/>
           <w:lang w:eastAsia="zh-CN"/>
         </w:rPr>
         <w:t>(</w:t>
       </w:r>
-      <w:proofErr w:type="gramEnd"/>
-      <w:r>
-        <w:rPr>
-          <w:rFonts w:ascii="等线" w:eastAsia="等线" w:hAnsi="等线"/>
+      <w:r>
+        <w:rPr>
+          <w:rFonts w:ascii="DengXian" w:eastAsia="DengXian" w:hAnsi="DengXian"/>
           <w:color w:val="FF0000"/>
           <w:lang w:eastAsia="zh-CN"/>
         </w:rPr>
@@ -1160,7 +1159,7 @@
       </w:r>
       <w:r>
         <w:rPr>
-          <w:rFonts w:ascii="等线" w:eastAsia="等线" w:hAnsi="等线"/>
+          <w:rFonts w:ascii="DengXian" w:eastAsia="DengXian" w:hAnsi="DengXian"/>
           <w:color w:val="FFC000"/>
           <w:lang w:eastAsia="zh-CN"/>
         </w:rPr>
@@ -1168,7 +1167,7 @@
       </w:r>
       <w:r>
         <w:rPr>
-          <w:rFonts w:ascii="等线" w:eastAsia="等线" w:hAnsi="等线"/>
+          <w:rFonts w:ascii="DengXian" w:eastAsia="DengXian" w:hAnsi="DengXian"/>
           <w:color w:val="7C7C7C" w:themeColor="background2" w:themeShade="80"/>
           <w:lang w:eastAsia="zh-CN"/>
         </w:rPr>
@@ -1176,7 +1175,7 @@
       </w:r>
       <w:r>
         <w:rPr>
-          <w:rFonts w:ascii="等线" w:eastAsia="等线" w:hAnsi="等线"/>
+          <w:rFonts w:ascii="DengXian" w:eastAsia="DengXian" w:hAnsi="DengXian"/>
           <w:color w:val="FFC000"/>
           <w:lang w:eastAsia="zh-CN"/>
         </w:rPr>
@@ -1186,24 +1185,23 @@
     <w:p>
       <w:pPr>
         <w:rPr>
-          <w:rFonts w:ascii="等线" w:eastAsia="等线" w:hAnsi="等线"/>
-          <w:color w:val="7C7C7C" w:themeColor="background2" w:themeShade="80"/>
-          <w:lang w:eastAsia="zh-CN"/>
-        </w:rPr>
-      </w:pPr>
-      <w:r>
-        <w:rPr>
-          <w:rFonts w:ascii="等线" w:eastAsia="等线" w:hAnsi="等线"/>
+          <w:rFonts w:ascii="DengXian" w:eastAsia="DengXian" w:hAnsi="DengXian"/>
+          <w:color w:val="7C7C7C" w:themeColor="background2" w:themeShade="80"/>
+          <w:lang w:eastAsia="zh-CN"/>
+        </w:rPr>
+      </w:pPr>
+      <w:r>
+        <w:rPr>
+          <w:rFonts w:ascii="DengXian" w:eastAsia="DengXian" w:hAnsi="DengXian"/>
           <w:color w:val="7C7C7C" w:themeColor="background2" w:themeShade="80"/>
           <w:lang w:eastAsia="zh-CN"/>
         </w:rPr>
         <w:tab/>
         <w:t xml:space="preserve">‘major’ </w:t>
       </w:r>
-      <w:proofErr w:type="gramStart"/>
-      <w:r>
-        <w:rPr>
-          <w:rFonts w:ascii="等线" w:eastAsia="等线" w:hAnsi="等线"/>
+      <w:r>
+        <w:rPr>
+          <w:rFonts w:ascii="DengXian" w:eastAsia="DengXian" w:hAnsi="DengXian"/>
           <w:color w:val="7030A0"/>
           <w:lang w:eastAsia="zh-CN"/>
         </w:rPr>
@@ -1211,16 +1209,15 @@
       </w:r>
       <w:r>
         <w:rPr>
-          <w:rFonts w:ascii="等线" w:eastAsia="等线" w:hAnsi="等线"/>
+          <w:rFonts w:ascii="DengXian" w:eastAsia="DengXian" w:hAnsi="DengXian"/>
           <w:color w:val="FFC000"/>
           <w:lang w:eastAsia="zh-CN"/>
         </w:rPr>
         <w:t>(</w:t>
       </w:r>
-      <w:proofErr w:type="gramEnd"/>
-      <w:r>
-        <w:rPr>
-          <w:rFonts w:ascii="等线" w:eastAsia="等线" w:hAnsi="等线"/>
+      <w:r>
+        <w:rPr>
+          <w:rFonts w:ascii="DengXian" w:eastAsia="DengXian" w:hAnsi="DengXian"/>
           <w:color w:val="FF0000"/>
           <w:lang w:eastAsia="zh-CN"/>
         </w:rPr>
@@ -1228,7 +1225,7 @@
       </w:r>
       <w:r>
         <w:rPr>
-          <w:rFonts w:ascii="等线" w:eastAsia="等线" w:hAnsi="等线"/>
+          <w:rFonts w:ascii="DengXian" w:eastAsia="DengXian" w:hAnsi="DengXian"/>
           <w:color w:val="FFC000"/>
           <w:lang w:eastAsia="zh-CN"/>
         </w:rPr>
@@ -1236,7 +1233,7 @@
       </w:r>
       <w:r>
         <w:rPr>
-          <w:rFonts w:ascii="等线" w:eastAsia="等线" w:hAnsi="等线"/>
+          <w:rFonts w:ascii="DengXian" w:eastAsia="DengXian" w:hAnsi="DengXian"/>
           <w:color w:val="7C7C7C" w:themeColor="background2" w:themeShade="80"/>
           <w:lang w:eastAsia="zh-CN"/>
         </w:rPr>
@@ -1244,7 +1241,7 @@
       </w:r>
       <w:r>
         <w:rPr>
-          <w:rFonts w:ascii="等线" w:eastAsia="等线" w:hAnsi="等线"/>
+          <w:rFonts w:ascii="DengXian" w:eastAsia="DengXian" w:hAnsi="DengXian"/>
           <w:color w:val="FFC000"/>
           <w:lang w:eastAsia="zh-CN"/>
         </w:rPr>
@@ -1254,24 +1251,23 @@
     <w:p>
       <w:pPr>
         <w:rPr>
-          <w:rFonts w:ascii="等线" w:eastAsia="等线" w:hAnsi="等线"/>
-          <w:color w:val="FFC000"/>
-          <w:lang w:eastAsia="zh-CN"/>
-        </w:rPr>
-      </w:pPr>
-      <w:r>
-        <w:rPr>
-          <w:rFonts w:ascii="等线" w:eastAsia="等线" w:hAnsi="等线"/>
+          <w:rFonts w:ascii="DengXian" w:eastAsia="DengXian" w:hAnsi="DengXian"/>
+          <w:color w:val="FFC000"/>
+          <w:lang w:eastAsia="zh-CN"/>
+        </w:rPr>
+      </w:pPr>
+      <w:r>
+        <w:rPr>
+          <w:rFonts w:ascii="DengXian" w:eastAsia="DengXian" w:hAnsi="DengXian"/>
           <w:color w:val="7C7C7C" w:themeColor="background2" w:themeShade="80"/>
           <w:lang w:eastAsia="zh-CN"/>
         </w:rPr>
         <w:tab/>
         <w:t xml:space="preserve">‘nationality’ </w:t>
       </w:r>
-      <w:proofErr w:type="gramStart"/>
-      <w:r>
-        <w:rPr>
-          <w:rFonts w:ascii="等线" w:eastAsia="等线" w:hAnsi="等线"/>
+      <w:r>
+        <w:rPr>
+          <w:rFonts w:ascii="DengXian" w:eastAsia="DengXian" w:hAnsi="DengXian"/>
           <w:color w:val="7030A0"/>
           <w:lang w:eastAsia="zh-CN"/>
         </w:rPr>
@@ -1279,16 +1275,15 @@
       </w:r>
       <w:r>
         <w:rPr>
-          <w:rFonts w:ascii="等线" w:eastAsia="等线" w:hAnsi="等线"/>
+          <w:rFonts w:ascii="DengXian" w:eastAsia="DengXian" w:hAnsi="DengXian"/>
           <w:color w:val="FFC000"/>
           <w:lang w:eastAsia="zh-CN"/>
         </w:rPr>
         <w:t>(</w:t>
       </w:r>
-      <w:proofErr w:type="gramEnd"/>
-      <w:r>
-        <w:rPr>
-          <w:rFonts w:ascii="等线" w:eastAsia="等线" w:hAnsi="等线"/>
+      <w:r>
+        <w:rPr>
+          <w:rFonts w:ascii="DengXian" w:eastAsia="DengXian" w:hAnsi="DengXian"/>
           <w:color w:val="FF0000"/>
           <w:lang w:eastAsia="zh-CN"/>
         </w:rPr>
@@ -1296,7 +1291,7 @@
       </w:r>
       <w:r>
         <w:rPr>
-          <w:rFonts w:ascii="等线" w:eastAsia="等线" w:hAnsi="等线"/>
+          <w:rFonts w:ascii="DengXian" w:eastAsia="DengXian" w:hAnsi="DengXian"/>
           <w:color w:val="FFC000"/>
           <w:lang w:eastAsia="zh-CN"/>
         </w:rPr>
@@ -1304,7 +1299,7 @@
       </w:r>
       <w:r>
         <w:rPr>
-          <w:rFonts w:ascii="等线" w:eastAsia="等线" w:hAnsi="等线"/>
+          <w:rFonts w:ascii="DengXian" w:eastAsia="DengXian" w:hAnsi="DengXian"/>
           <w:color w:val="7C7C7C" w:themeColor="background2" w:themeShade="80"/>
           <w:lang w:eastAsia="zh-CN"/>
         </w:rPr>
@@ -1312,7 +1307,7 @@
       </w:r>
       <w:r>
         <w:rPr>
-          <w:rFonts w:ascii="等线" w:eastAsia="等线" w:hAnsi="等线"/>
+          <w:rFonts w:ascii="DengXian" w:eastAsia="DengXian" w:hAnsi="DengXian"/>
           <w:color w:val="FFC000"/>
           <w:lang w:eastAsia="zh-CN"/>
         </w:rPr>
@@ -1320,7 +1315,7 @@
       </w:r>
       <w:r>
         <w:rPr>
-          <w:rFonts w:ascii="等线" w:eastAsia="等线" w:hAnsi="等线"/>
+          <w:rFonts w:ascii="DengXian" w:eastAsia="DengXian" w:hAnsi="DengXian"/>
           <w:color w:val="FFC000"/>
           <w:lang w:eastAsia="zh-CN"/>
         </w:rPr>
@@ -1330,14 +1325,14 @@
     <w:p>
       <w:pPr>
         <w:rPr>
-          <w:rFonts w:ascii="等线" w:eastAsia="等线" w:hAnsi="等线" w:hint="eastAsia"/>
-          <w:color w:val="7C7C7C" w:themeColor="background2" w:themeShade="80"/>
-          <w:lang w:eastAsia="zh-CN"/>
-        </w:rPr>
-      </w:pPr>
-      <w:r>
-        <w:rPr>
-          <w:rFonts w:ascii="等线" w:eastAsia="等线" w:hAnsi="等线"/>
+          <w:rFonts w:ascii="DengXian" w:eastAsia="DengXian" w:hAnsi="DengXian"/>
+          <w:color w:val="7C7C7C" w:themeColor="background2" w:themeShade="80"/>
+          <w:lang w:eastAsia="zh-CN"/>
+        </w:rPr>
+      </w:pPr>
+      <w:r>
+        <w:rPr>
+          <w:rFonts w:ascii="DengXian" w:eastAsia="DengXian" w:hAnsi="DengXian"/>
           <w:color w:val="FFC000"/>
           <w:lang w:eastAsia="zh-CN"/>
         </w:rPr>
@@ -1346,7 +1341,7 @@
       </w:r>
       <w:r>
         <w:rPr>
-          <w:rFonts w:ascii="等线" w:eastAsia="等线" w:hAnsi="等线"/>
+          <w:rFonts w:ascii="DengXian" w:eastAsia="DengXian" w:hAnsi="DengXian"/>
           <w:color w:val="7C7C7C" w:themeColor="background2" w:themeShade="80"/>
           <w:lang w:eastAsia="zh-CN"/>
         </w:rPr>
@@ -1354,7 +1349,7 @@
       </w:r>
       <w:r>
         <w:rPr>
-          <w:rFonts w:ascii="等线" w:eastAsia="等线" w:hAnsi="等线"/>
+          <w:rFonts w:ascii="DengXian" w:eastAsia="DengXian" w:hAnsi="DengXian"/>
           <w:color w:val="FFC000"/>
           <w:lang w:eastAsia="zh-CN"/>
         </w:rPr>
@@ -1364,14 +1359,14 @@
     <w:p>
       <w:pPr>
         <w:rPr>
-          <w:rFonts w:ascii="等线" w:eastAsia="等线" w:hAnsi="等线"/>
-          <w:color w:val="FFC000"/>
-          <w:lang w:eastAsia="zh-CN"/>
-        </w:rPr>
-      </w:pPr>
-      <w:r>
-        <w:rPr>
-          <w:rFonts w:ascii="等线" w:eastAsia="等线" w:hAnsi="等线" w:hint="eastAsia"/>
+          <w:rFonts w:ascii="DengXian" w:eastAsia="DengXian" w:hAnsi="DengXian"/>
+          <w:color w:val="FFC000"/>
+          <w:lang w:eastAsia="zh-CN"/>
+        </w:rPr>
+      </w:pPr>
+      <w:r>
+        <w:rPr>
+          <w:rFonts w:ascii="DengXian" w:eastAsia="DengXian" w:hAnsi="DengXian" w:hint="eastAsia"/>
           <w:color w:val="FFC000"/>
           <w:lang w:eastAsia="zh-CN"/>
         </w:rPr>
@@ -1379,7 +1374,7 @@
       </w:r>
       <w:r>
         <w:rPr>
-          <w:rFonts w:ascii="等线" w:eastAsia="等线" w:hAnsi="等线"/>
+          <w:rFonts w:ascii="DengXian" w:eastAsia="DengXian" w:hAnsi="DengXian"/>
           <w:color w:val="7C7C7C" w:themeColor="background2" w:themeShade="80"/>
           <w:lang w:eastAsia="zh-CN"/>
         </w:rPr>
@@ -1387,7 +1382,7 @@
       </w:r>
       <w:r>
         <w:rPr>
-          <w:rFonts w:ascii="等线" w:eastAsia="等线" w:hAnsi="等线"/>
+          <w:rFonts w:ascii="DengXian" w:eastAsia="DengXian" w:hAnsi="DengXian"/>
           <w:color w:val="FFC000"/>
           <w:lang w:eastAsia="zh-CN"/>
         </w:rPr>
@@ -1396,7 +1391,7 @@
       <w:proofErr w:type="spellStart"/>
       <w:r>
         <w:rPr>
-          <w:rFonts w:ascii="等线" w:eastAsia="等线" w:hAnsi="等线"/>
+          <w:rFonts w:ascii="DengXian" w:eastAsia="DengXian" w:hAnsi="DengXian"/>
           <w:color w:val="7C7C7C" w:themeColor="background2" w:themeShade="80"/>
           <w:lang w:eastAsia="zh-CN"/>
         </w:rPr>
@@ -1405,7 +1400,7 @@
       <w:proofErr w:type="spellEnd"/>
       <w:r>
         <w:rPr>
-          <w:rFonts w:ascii="等线" w:eastAsia="等线" w:hAnsi="等线"/>
+          <w:rFonts w:ascii="DengXian" w:eastAsia="DengXian" w:hAnsi="DengXian"/>
           <w:color w:val="7C7C7C" w:themeColor="background2" w:themeShade="80"/>
           <w:lang w:eastAsia="zh-CN"/>
         </w:rPr>
@@ -1413,7 +1408,7 @@
       </w:r>
       <w:r>
         <w:rPr>
-          <w:rFonts w:ascii="等线" w:eastAsia="等线" w:hAnsi="等线"/>
+          <w:rFonts w:ascii="DengXian" w:eastAsia="DengXian" w:hAnsi="DengXian"/>
           <w:color w:val="FFC000"/>
           <w:lang w:eastAsia="zh-CN"/>
         </w:rPr>
@@ -1421,7 +1416,7 @@
       </w:r>
       <w:r>
         <w:rPr>
-          <w:rFonts w:ascii="等线" w:eastAsia="等线" w:hAnsi="等线"/>
+          <w:rFonts w:ascii="DengXian" w:eastAsia="DengXian" w:hAnsi="DengXian"/>
           <w:color w:val="7C7C7C" w:themeColor="background2" w:themeShade="80"/>
           <w:lang w:eastAsia="zh-CN"/>
         </w:rPr>
@@ -1429,7 +1424,7 @@
       </w:r>
       <w:r>
         <w:rPr>
-          <w:rFonts w:ascii="等线" w:eastAsia="等线" w:hAnsi="等线"/>
+          <w:rFonts w:ascii="DengXian" w:eastAsia="DengXian" w:hAnsi="DengXian"/>
           <w:color w:val="FFC000"/>
           <w:lang w:eastAsia="zh-CN"/>
         </w:rPr>
@@ -1437,7 +1432,7 @@
       </w:r>
       <w:r>
         <w:rPr>
-          <w:rFonts w:ascii="等线" w:eastAsia="等线" w:hAnsi="等线"/>
+          <w:rFonts w:ascii="DengXian" w:eastAsia="DengXian" w:hAnsi="DengXian"/>
           <w:color w:val="7C7C7C" w:themeColor="background2" w:themeShade="80"/>
           <w:lang w:eastAsia="zh-CN"/>
         </w:rPr>
@@ -1445,7 +1440,7 @@
       </w:r>
       <w:r>
         <w:rPr>
-          <w:rFonts w:ascii="等线" w:eastAsia="等线" w:hAnsi="等线"/>
+          <w:rFonts w:ascii="DengXian" w:eastAsia="DengXian" w:hAnsi="DengXian"/>
           <w:color w:val="FFC000"/>
           <w:lang w:eastAsia="zh-CN"/>
         </w:rPr>
@@ -1453,7 +1448,7 @@
       </w:r>
       <w:r>
         <w:rPr>
-          <w:rFonts w:ascii="等线" w:eastAsia="等线" w:hAnsi="等线"/>
+          <w:rFonts w:ascii="DengXian" w:eastAsia="DengXian" w:hAnsi="DengXian"/>
           <w:color w:val="7C7C7C" w:themeColor="background2" w:themeShade="80"/>
           <w:lang w:eastAsia="zh-CN"/>
         </w:rPr>
@@ -1461,7 +1456,7 @@
       </w:r>
       <w:r>
         <w:rPr>
-          <w:rFonts w:ascii="等线" w:eastAsia="等线" w:hAnsi="等线"/>
+          <w:rFonts w:ascii="DengXian" w:eastAsia="DengXian" w:hAnsi="DengXian"/>
           <w:color w:val="FFC000"/>
           <w:lang w:eastAsia="zh-CN"/>
         </w:rPr>
@@ -1471,7 +1466,7 @@
     <w:p>
       <w:pPr>
         <w:rPr>
-          <w:rFonts w:ascii="等线" w:eastAsia="等线" w:hAnsi="等线"/>
+          <w:rFonts w:ascii="DengXian" w:eastAsia="DengXian" w:hAnsi="DengXian"/>
           <w:color w:val="FFC000"/>
           <w:lang w:eastAsia="zh-CN"/>
         </w:rPr>
@@ -1480,14 +1475,14 @@
     <w:p>
       <w:pPr>
         <w:rPr>
-          <w:rFonts w:ascii="等线" w:eastAsia="等线" w:hAnsi="等线"/>
-          <w:color w:val="3E3E3E" w:themeColor="background2" w:themeShade="40"/>
-          <w:lang w:eastAsia="zh-CN"/>
-        </w:rPr>
-      </w:pPr>
-      <w:r>
-        <w:rPr>
-          <w:rFonts w:ascii="等线" w:eastAsia="等线" w:hAnsi="等线" w:hint="eastAsia"/>
+          <w:rFonts w:ascii="DengXian" w:eastAsia="DengXian" w:hAnsi="DengXian"/>
+          <w:color w:val="3E3E3E" w:themeColor="background2" w:themeShade="40"/>
+          <w:lang w:eastAsia="zh-CN"/>
+        </w:rPr>
+      </w:pPr>
+      <w:r>
+        <w:rPr>
+          <w:rFonts w:ascii="DengXian" w:eastAsia="DengXian" w:hAnsi="DengXian" w:hint="eastAsia"/>
           <w:color w:val="3E3E3E" w:themeColor="background2" w:themeShade="40"/>
           <w:lang w:eastAsia="zh-CN"/>
         </w:rPr>
@@ -1495,7 +1490,7 @@
       </w:r>
       <w:r>
         <w:rPr>
-          <w:rFonts w:ascii="等线" w:eastAsia="等线" w:hAnsi="等线"/>
+          <w:rFonts w:ascii="DengXian" w:eastAsia="DengXian" w:hAnsi="DengXian"/>
           <w:color w:val="3E3E3E" w:themeColor="background2" w:themeShade="40"/>
           <w:lang w:eastAsia="zh-CN"/>
         </w:rPr>
@@ -1504,7 +1499,7 @@
       <w:proofErr w:type="spellStart"/>
       <w:r>
         <w:rPr>
-          <w:rFonts w:ascii="等线" w:eastAsia="等线" w:hAnsi="等线"/>
+          <w:rFonts w:ascii="DengXian" w:eastAsia="DengXian" w:hAnsi="DengXian"/>
           <w:color w:val="3E3E3E" w:themeColor="background2" w:themeShade="40"/>
           <w:lang w:eastAsia="zh-CN"/>
         </w:rPr>
@@ -1513,7 +1508,7 @@
       <w:proofErr w:type="spellEnd"/>
       <w:r>
         <w:rPr>
-          <w:rFonts w:ascii="等线" w:eastAsia="等线" w:hAnsi="等线"/>
+          <w:rFonts w:ascii="DengXian" w:eastAsia="DengXian" w:hAnsi="DengXian"/>
           <w:color w:val="3E3E3E" w:themeColor="background2" w:themeShade="40"/>
           <w:lang w:eastAsia="zh-CN"/>
         </w:rPr>
@@ -1521,7 +1516,7 @@
       </w:r>
       <w:r>
         <w:rPr>
-          <w:rFonts w:ascii="等线" w:eastAsia="等线" w:hAnsi="等线"/>
+          <w:rFonts w:ascii="DengXian" w:eastAsia="DengXian" w:hAnsi="DengXian"/>
           <w:color w:val="3E3E3E" w:themeColor="background2" w:themeShade="40"/>
           <w:lang w:eastAsia="zh-CN"/>
         </w:rPr>
@@ -1529,7 +1524,7 @@
       </w:r>
       <w:r>
         <w:rPr>
-          <w:rFonts w:ascii="等线" w:eastAsia="等线" w:hAnsi="等线"/>
+          <w:rFonts w:ascii="DengXian" w:eastAsia="DengXian" w:hAnsi="DengXian"/>
           <w:color w:val="3E3E3E" w:themeColor="background2" w:themeShade="40"/>
           <w:lang w:eastAsia="zh-CN"/>
         </w:rPr>
@@ -1537,7 +1532,7 @@
       </w:r>
       <w:r>
         <w:rPr>
-          <w:rFonts w:ascii="等线" w:eastAsia="等线" w:hAnsi="等线"/>
+          <w:rFonts w:ascii="DengXian" w:eastAsia="DengXian" w:hAnsi="DengXian"/>
           <w:color w:val="3E3E3E" w:themeColor="background2" w:themeShade="40"/>
           <w:lang w:eastAsia="zh-CN"/>
         </w:rPr>
@@ -1545,7 +1540,7 @@
       </w:r>
       <w:r>
         <w:rPr>
-          <w:rFonts w:ascii="等线" w:eastAsia="等线" w:hAnsi="等线"/>
+          <w:rFonts w:ascii="DengXian" w:eastAsia="DengXian" w:hAnsi="DengXian"/>
           <w:color w:val="3E3E3E" w:themeColor="background2" w:themeShade="40"/>
           <w:lang w:eastAsia="zh-CN"/>
         </w:rPr>
@@ -1553,7 +1548,7 @@
       </w:r>
       <w:r>
         <w:rPr>
-          <w:rFonts w:ascii="等线" w:eastAsia="等线" w:hAnsi="等线"/>
+          <w:rFonts w:ascii="DengXian" w:eastAsia="DengXian" w:hAnsi="DengXian"/>
           <w:color w:val="3E3E3E" w:themeColor="background2" w:themeShade="40"/>
           <w:lang w:eastAsia="zh-CN"/>
         </w:rPr>
@@ -1561,7 +1556,7 @@
       </w:r>
       <w:r>
         <w:rPr>
-          <w:rFonts w:ascii="等线" w:eastAsia="等线" w:hAnsi="等线"/>
+          <w:rFonts w:ascii="DengXian" w:eastAsia="DengXian" w:hAnsi="DengXian"/>
           <w:color w:val="3E3E3E" w:themeColor="background2" w:themeShade="40"/>
           <w:lang w:eastAsia="zh-CN"/>
         </w:rPr>
@@ -1569,7 +1564,7 @@
       </w:r>
       <w:r>
         <w:rPr>
-          <w:rFonts w:ascii="等线" w:eastAsia="等线" w:hAnsi="等线"/>
+          <w:rFonts w:ascii="DengXian" w:eastAsia="DengXian" w:hAnsi="DengXian"/>
           <w:color w:val="3E3E3E" w:themeColor="background2" w:themeShade="40"/>
           <w:lang w:eastAsia="zh-CN"/>
         </w:rPr>
@@ -1577,7 +1572,7 @@
       </w:r>
       <w:r>
         <w:rPr>
-          <w:rFonts w:ascii="等线" w:eastAsia="等线" w:hAnsi="等线"/>
+          <w:rFonts w:ascii="DengXian" w:eastAsia="DengXian" w:hAnsi="DengXian"/>
           <w:color w:val="3E3E3E" w:themeColor="background2" w:themeShade="40"/>
           <w:lang w:eastAsia="zh-CN"/>
         </w:rPr>
@@ -1587,14 +1582,14 @@
     <w:p>
       <w:pPr>
         <w:rPr>
-          <w:rFonts w:ascii="等线" w:eastAsia="等线" w:hAnsi="等线"/>
-          <w:color w:val="3E3E3E" w:themeColor="background2" w:themeShade="40"/>
-          <w:lang w:eastAsia="zh-CN"/>
-        </w:rPr>
-      </w:pPr>
-      <w:r>
-        <w:rPr>
-          <w:rFonts w:ascii="等线" w:eastAsia="等线" w:hAnsi="等线" w:hint="eastAsia"/>
+          <w:rFonts w:ascii="DengXian" w:eastAsia="DengXian" w:hAnsi="DengXian"/>
+          <w:color w:val="3E3E3E" w:themeColor="background2" w:themeShade="40"/>
+          <w:lang w:eastAsia="zh-CN"/>
+        </w:rPr>
+      </w:pPr>
+      <w:r>
+        <w:rPr>
+          <w:rFonts w:ascii="DengXian" w:eastAsia="DengXian" w:hAnsi="DengXian" w:hint="eastAsia"/>
           <w:color w:val="3E3E3E" w:themeColor="background2" w:themeShade="40"/>
           <w:lang w:eastAsia="zh-CN"/>
         </w:rPr>
@@ -1602,7 +1597,7 @@
       </w:r>
       <w:r>
         <w:rPr>
-          <w:rFonts w:ascii="等线" w:eastAsia="等线" w:hAnsi="等线"/>
+          <w:rFonts w:ascii="DengXian" w:eastAsia="DengXian" w:hAnsi="DengXian"/>
           <w:color w:val="3E3E3E" w:themeColor="background2" w:themeShade="40"/>
           <w:lang w:eastAsia="zh-CN"/>
         </w:rPr>
@@ -1610,7 +1605,7 @@
       </w:r>
       <w:r>
         <w:rPr>
-          <w:rFonts w:ascii="等线" w:eastAsia="等线" w:hAnsi="等线" w:hint="eastAsia"/>
+          <w:rFonts w:ascii="DengXian" w:eastAsia="DengXian" w:hAnsi="DengXian" w:hint="eastAsia"/>
           <w:color w:val="3E3E3E" w:themeColor="background2" w:themeShade="40"/>
           <w:lang w:eastAsia="zh-CN"/>
         </w:rPr>
@@ -1618,7 +1613,7 @@
       </w:r>
       <w:r>
         <w:rPr>
-          <w:rFonts w:ascii="等线" w:eastAsia="等线" w:hAnsi="等线" w:hint="eastAsia"/>
+          <w:rFonts w:ascii="DengXian" w:eastAsia="DengXian" w:hAnsi="DengXian" w:hint="eastAsia"/>
           <w:color w:val="3E3E3E" w:themeColor="background2" w:themeShade="40"/>
           <w:lang w:eastAsia="zh-CN"/>
         </w:rPr>
@@ -1626,7 +1621,7 @@
       </w:r>
       <w:r>
         <w:rPr>
-          <w:rFonts w:ascii="等线" w:eastAsia="等线" w:hAnsi="等线"/>
+          <w:rFonts w:ascii="DengXian" w:eastAsia="DengXian" w:hAnsi="DengXian"/>
           <w:color w:val="3E3E3E" w:themeColor="background2" w:themeShade="40"/>
           <w:lang w:eastAsia="zh-CN"/>
         </w:rPr>
@@ -1634,7 +1629,7 @@
       </w:r>
       <w:r>
         <w:rPr>
-          <w:rFonts w:ascii="等线" w:eastAsia="等线" w:hAnsi="等线" w:hint="eastAsia"/>
+          <w:rFonts w:ascii="DengXian" w:eastAsia="DengXian" w:hAnsi="DengXian" w:hint="eastAsia"/>
           <w:color w:val="3E3E3E" w:themeColor="background2" w:themeShade="40"/>
           <w:lang w:eastAsia="zh-CN"/>
         </w:rPr>
@@ -1642,7 +1637,7 @@
       </w:r>
       <w:r>
         <w:rPr>
-          <w:rFonts w:ascii="等线" w:eastAsia="等线" w:hAnsi="等线"/>
+          <w:rFonts w:ascii="DengXian" w:eastAsia="DengXian" w:hAnsi="DengXian"/>
           <w:color w:val="3E3E3E" w:themeColor="background2" w:themeShade="40"/>
           <w:lang w:eastAsia="zh-CN"/>
         </w:rPr>
@@ -1650,7 +1645,7 @@
       </w:r>
       <w:r>
         <w:rPr>
-          <w:rFonts w:ascii="等线" w:eastAsia="等线" w:hAnsi="等线" w:hint="eastAsia"/>
+          <w:rFonts w:ascii="DengXian" w:eastAsia="DengXian" w:hAnsi="DengXian" w:hint="eastAsia"/>
           <w:color w:val="3E3E3E" w:themeColor="background2" w:themeShade="40"/>
           <w:lang w:eastAsia="zh-CN"/>
         </w:rPr>
@@ -1658,7 +1653,7 @@
       </w:r>
       <w:r>
         <w:rPr>
-          <w:rFonts w:ascii="等线" w:eastAsia="等线" w:hAnsi="等线"/>
+          <w:rFonts w:ascii="DengXian" w:eastAsia="DengXian" w:hAnsi="DengXian"/>
           <w:color w:val="3E3E3E" w:themeColor="background2" w:themeShade="40"/>
           <w:lang w:eastAsia="zh-CN"/>
         </w:rPr>
@@ -1666,7 +1661,7 @@
       </w:r>
       <w:r>
         <w:rPr>
-          <w:rFonts w:ascii="等线" w:eastAsia="等线" w:hAnsi="等线" w:hint="eastAsia"/>
+          <w:rFonts w:ascii="DengXian" w:eastAsia="DengXian" w:hAnsi="DengXian" w:hint="eastAsia"/>
           <w:color w:val="3E3E3E" w:themeColor="background2" w:themeShade="40"/>
           <w:lang w:eastAsia="zh-CN"/>
         </w:rPr>
@@ -1674,7 +1669,7 @@
       </w:r>
       <w:r>
         <w:rPr>
-          <w:rFonts w:ascii="等线" w:eastAsia="等线" w:hAnsi="等线"/>
+          <w:rFonts w:ascii="DengXian" w:eastAsia="DengXian" w:hAnsi="DengXian"/>
           <w:color w:val="3E3E3E" w:themeColor="background2" w:themeShade="40"/>
           <w:lang w:eastAsia="zh-CN"/>
         </w:rPr>
@@ -1682,7 +1677,7 @@
       </w:r>
       <w:r>
         <w:rPr>
-          <w:rFonts w:ascii="等线" w:eastAsia="等线" w:hAnsi="等线" w:hint="eastAsia"/>
+          <w:rFonts w:ascii="DengXian" w:eastAsia="DengXian" w:hAnsi="DengXian" w:hint="eastAsia"/>
           <w:color w:val="3E3E3E" w:themeColor="background2" w:themeShade="40"/>
           <w:lang w:eastAsia="zh-CN"/>
         </w:rPr>
@@ -1692,14 +1687,14 @@
     <w:p>
       <w:pPr>
         <w:rPr>
-          <w:rFonts w:ascii="等线" w:eastAsia="等线" w:hAnsi="等线" w:hint="eastAsia"/>
-          <w:color w:val="3E3E3E" w:themeColor="background2" w:themeShade="40"/>
-          <w:lang w:eastAsia="zh-CN"/>
-        </w:rPr>
-      </w:pPr>
-      <w:r>
-        <w:rPr>
-          <w:rFonts w:eastAsia="等线" w:hint="eastAsia"/>
+          <w:rFonts w:ascii="DengXian" w:eastAsia="DengXian" w:hAnsi="DengXian"/>
+          <w:color w:val="3E3E3E" w:themeColor="background2" w:themeShade="40"/>
+          <w:lang w:eastAsia="zh-CN"/>
+        </w:rPr>
+      </w:pPr>
+      <w:r>
+        <w:rPr>
+          <w:rFonts w:eastAsia="DengXian" w:hint="eastAsia"/>
           <w:b/>
           <w:bCs/>
           <w:noProof/>
@@ -1711,7 +1706,7 @@
         <mc:AlternateContent>
           <mc:Choice Requires="wps">
             <w:drawing>
-              <wp:anchor distT="0" distB="0" distL="114300" distR="114300" simplePos="0" relativeHeight="251657216" behindDoc="0" locked="0" layoutInCell="1" allowOverlap="1" wp14:anchorId="770A651D" wp14:editId="39BFD7A7">
+              <wp:anchor distT="0" distB="0" distL="114300" distR="114300" simplePos="0" relativeHeight="251656192" behindDoc="0" locked="0" layoutInCell="1" allowOverlap="1" wp14:anchorId="770A651D" wp14:editId="39BFD7A7">
                 <wp:simplePos x="0" y="0"/>
                 <wp:positionH relativeFrom="column">
                   <wp:posOffset>-98946</wp:posOffset>
@@ -1785,7 +1780,7 @@
     <w:p>
       <w:pPr>
         <w:rPr>
-          <w:rFonts w:ascii="等线" w:eastAsia="等线" w:hAnsi="等线" w:hint="eastAsia"/>
+          <w:rFonts w:ascii="DengXian" w:eastAsia="DengXian" w:hAnsi="DengXian"/>
           <w:b/>
           <w:bCs/>
           <w:i/>
@@ -1797,7 +1792,7 @@
       </w:pPr>
       <w:r>
         <w:rPr>
-          <w:rFonts w:ascii="等线" w:eastAsia="等线" w:hAnsi="等线"/>
+          <w:rFonts w:ascii="DengXian" w:eastAsia="DengXian" w:hAnsi="DengXian"/>
           <w:b/>
           <w:bCs/>
           <w:i/>
@@ -1810,7 +1805,7 @@
       </w:r>
       <w:r>
         <w:rPr>
-          <w:rFonts w:ascii="等线" w:eastAsia="等线" w:hAnsi="等线" w:hint="eastAsia"/>
+          <w:rFonts w:ascii="DengXian" w:eastAsia="DengXian" w:hAnsi="DengXian" w:hint="eastAsia"/>
           <w:b/>
           <w:bCs/>
           <w:i/>
@@ -1825,14 +1820,14 @@
     <w:p>
       <w:pPr>
         <w:rPr>
-          <w:rFonts w:ascii="等线" w:eastAsia="等线" w:hAnsi="等线"/>
-          <w:color w:val="7C7C7C" w:themeColor="background2" w:themeShade="80"/>
-          <w:lang w:eastAsia="zh-CN"/>
-        </w:rPr>
-      </w:pPr>
-      <w:r>
-        <w:rPr>
-          <w:rFonts w:ascii="等线" w:eastAsia="等线" w:hAnsi="等线" w:hint="eastAsia"/>
+          <w:rFonts w:ascii="DengXian" w:eastAsia="DengXian" w:hAnsi="DengXian"/>
+          <w:color w:val="7C7C7C" w:themeColor="background2" w:themeShade="80"/>
+          <w:lang w:eastAsia="zh-CN"/>
+        </w:rPr>
+      </w:pPr>
+      <w:r>
+        <w:rPr>
+          <w:rFonts w:ascii="DengXian" w:eastAsia="DengXian" w:hAnsi="DengXian" w:hint="eastAsia"/>
           <w:color w:val="FFC000"/>
           <w:lang w:eastAsia="zh-CN"/>
         </w:rPr>
@@ -1840,7 +1835,7 @@
       </w:r>
       <w:r>
         <w:rPr>
-          <w:rFonts w:ascii="等线" w:eastAsia="等线" w:hAnsi="等线"/>
+          <w:rFonts w:ascii="DengXian" w:eastAsia="DengXian" w:hAnsi="DengXian"/>
           <w:color w:val="FFC000"/>
           <w:lang w:eastAsia="zh-CN"/>
         </w:rPr>
@@ -1848,7 +1843,7 @@
       </w:r>
       <w:r>
         <w:rPr>
-          <w:rFonts w:ascii="等线" w:eastAsia="等线" w:hAnsi="等线"/>
+          <w:rFonts w:ascii="DengXian" w:eastAsia="DengXian" w:hAnsi="DengXian"/>
           <w:color w:val="7C7C7C" w:themeColor="background2" w:themeShade="80"/>
           <w:lang w:eastAsia="zh-CN"/>
         </w:rPr>
@@ -1856,7 +1851,7 @@
       </w:r>
       <w:r>
         <w:rPr>
-          <w:rFonts w:ascii="等线" w:eastAsia="等线" w:hAnsi="等线"/>
+          <w:rFonts w:ascii="DengXian" w:eastAsia="DengXian" w:hAnsi="DengXian"/>
           <w:color w:val="7C7C7C" w:themeColor="background2" w:themeShade="80"/>
           <w:lang w:eastAsia="zh-CN"/>
         </w:rPr>
@@ -1864,7 +1859,7 @@
       </w:r>
       <w:r>
         <w:rPr>
-          <w:rFonts w:ascii="等线" w:eastAsia="等线" w:hAnsi="等线"/>
+          <w:rFonts w:ascii="DengXian" w:eastAsia="DengXian" w:hAnsi="DengXian"/>
           <w:color w:val="7C7C7C" w:themeColor="background2" w:themeShade="80"/>
           <w:lang w:eastAsia="zh-CN"/>
         </w:rPr>
@@ -1872,7 +1867,7 @@
       </w:r>
       <w:r>
         <w:rPr>
-          <w:rFonts w:ascii="等线" w:eastAsia="等线" w:hAnsi="等线"/>
+          <w:rFonts w:ascii="DengXian" w:eastAsia="DengXian" w:hAnsi="DengXian"/>
           <w:color w:val="FFC000"/>
           <w:lang w:eastAsia="zh-CN"/>
         </w:rPr>
@@ -1882,14 +1877,14 @@
     <w:p>
       <w:pPr>
         <w:rPr>
-          <w:rFonts w:ascii="等线" w:eastAsia="等线" w:hAnsi="等线"/>
-          <w:color w:val="7C7C7C" w:themeColor="background2" w:themeShade="80"/>
-          <w:lang w:eastAsia="zh-CN"/>
-        </w:rPr>
-      </w:pPr>
-      <w:r>
-        <w:rPr>
-          <w:rFonts w:ascii="等线" w:eastAsia="等线" w:hAnsi="等线"/>
+          <w:rFonts w:ascii="DengXian" w:eastAsia="DengXian" w:hAnsi="DengXian"/>
+          <w:color w:val="7C7C7C" w:themeColor="background2" w:themeShade="80"/>
+          <w:lang w:eastAsia="zh-CN"/>
+        </w:rPr>
+      </w:pPr>
+      <w:r>
+        <w:rPr>
+          <w:rFonts w:ascii="DengXian" w:eastAsia="DengXian" w:hAnsi="DengXian"/>
           <w:color w:val="7C7C7C" w:themeColor="background2" w:themeShade="80"/>
           <w:lang w:eastAsia="zh-CN"/>
         </w:rPr>
@@ -1897,28 +1892,18 @@
         <w:t>‘</w:t>
       </w:r>
       <w:proofErr w:type="spellStart"/>
-      <w:proofErr w:type="gramStart"/>
-      <w:r>
-        <w:rPr>
-          <w:rFonts w:ascii="等线" w:eastAsia="等线" w:hAnsi="等线"/>
-          <w:color w:val="7C7C7C" w:themeColor="background2" w:themeShade="80"/>
-          <w:lang w:eastAsia="zh-CN"/>
-        </w:rPr>
-        <w:t>hardware</w:t>
-      </w:r>
-      <w:proofErr w:type="gramEnd"/>
-      <w:r>
-        <w:rPr>
-          <w:rFonts w:ascii="等线" w:eastAsia="等线" w:hAnsi="等线"/>
-          <w:color w:val="7C7C7C" w:themeColor="background2" w:themeShade="80"/>
-          <w:lang w:eastAsia="zh-CN"/>
-        </w:rPr>
-        <w:t>_id</w:t>
+      <w:r>
+        <w:rPr>
+          <w:rFonts w:ascii="DengXian" w:eastAsia="DengXian" w:hAnsi="DengXian"/>
+          <w:color w:val="7C7C7C" w:themeColor="background2" w:themeShade="80"/>
+          <w:lang w:eastAsia="zh-CN"/>
+        </w:rPr>
+        <w:t>hardware_id</w:t>
       </w:r>
       <w:proofErr w:type="spellEnd"/>
       <w:r>
         <w:rPr>
-          <w:rFonts w:ascii="等线" w:eastAsia="等线" w:hAnsi="等线"/>
+          <w:rFonts w:ascii="DengXian" w:eastAsia="DengXian" w:hAnsi="DengXian"/>
           <w:color w:val="7C7C7C" w:themeColor="background2" w:themeShade="80"/>
           <w:lang w:eastAsia="zh-CN"/>
         </w:rPr>
@@ -1926,7 +1911,7 @@
       </w:r>
       <w:r>
         <w:rPr>
-          <w:rFonts w:ascii="等线" w:eastAsia="等线" w:hAnsi="等线"/>
+          <w:rFonts w:ascii="DengXian" w:eastAsia="DengXian" w:hAnsi="DengXian"/>
           <w:color w:val="7030A0"/>
           <w:lang w:eastAsia="zh-CN"/>
         </w:rPr>
@@ -1934,7 +1919,7 @@
       </w:r>
       <w:r>
         <w:rPr>
-          <w:rFonts w:ascii="等线" w:eastAsia="等线" w:hAnsi="等线"/>
+          <w:rFonts w:ascii="DengXian" w:eastAsia="DengXian" w:hAnsi="DengXian"/>
           <w:color w:val="7C7C7C" w:themeColor="background2" w:themeShade="80"/>
           <w:lang w:eastAsia="zh-CN"/>
         </w:rPr>
@@ -1942,7 +1927,7 @@
       </w:r>
       <w:r>
         <w:rPr>
-          <w:rFonts w:ascii="等线" w:eastAsia="等线" w:hAnsi="等线"/>
+          <w:rFonts w:ascii="DengXian" w:eastAsia="DengXian" w:hAnsi="DengXian"/>
           <w:color w:val="FFC000"/>
           <w:lang w:eastAsia="zh-CN"/>
         </w:rPr>
@@ -1950,7 +1935,7 @@
       </w:r>
       <w:r>
         <w:rPr>
-          <w:rFonts w:ascii="等线" w:eastAsia="等线" w:hAnsi="等线"/>
+          <w:rFonts w:ascii="DengXian" w:eastAsia="DengXian" w:hAnsi="DengXian"/>
           <w:color w:val="FF0000"/>
           <w:lang w:eastAsia="zh-CN"/>
         </w:rPr>
@@ -1958,7 +1943,7 @@
       </w:r>
       <w:r>
         <w:rPr>
-          <w:rFonts w:ascii="等线" w:eastAsia="等线" w:hAnsi="等线"/>
+          <w:rFonts w:ascii="DengXian" w:eastAsia="DengXian" w:hAnsi="DengXian"/>
           <w:color w:val="FFC000"/>
           <w:lang w:eastAsia="zh-CN"/>
         </w:rPr>
@@ -1966,7 +1951,7 @@
       </w:r>
       <w:r>
         <w:rPr>
-          <w:rFonts w:ascii="等线" w:eastAsia="等线" w:hAnsi="等线"/>
+          <w:rFonts w:ascii="DengXian" w:eastAsia="DengXian" w:hAnsi="DengXian"/>
           <w:color w:val="7C7C7C" w:themeColor="background2" w:themeShade="80"/>
           <w:lang w:eastAsia="zh-CN"/>
         </w:rPr>
@@ -1974,7 +1959,7 @@
       </w:r>
       <w:r>
         <w:rPr>
-          <w:rFonts w:ascii="等线" w:eastAsia="等线" w:hAnsi="等线"/>
+          <w:rFonts w:ascii="DengXian" w:eastAsia="DengXian" w:hAnsi="DengXian"/>
           <w:color w:val="FFC000"/>
           <w:lang w:eastAsia="zh-CN"/>
         </w:rPr>
@@ -1982,7 +1967,7 @@
       </w:r>
       <w:r>
         <w:rPr>
-          <w:rFonts w:ascii="等线" w:eastAsia="等线" w:hAnsi="等线"/>
+          <w:rFonts w:ascii="DengXian" w:eastAsia="DengXian" w:hAnsi="DengXian"/>
           <w:color w:val="7C7C7C" w:themeColor="background2" w:themeShade="80"/>
           <w:lang w:eastAsia="zh-CN"/>
         </w:rPr>
@@ -1990,7 +1975,7 @@
       </w:r>
       <w:r>
         <w:rPr>
-          <w:rFonts w:ascii="等线" w:eastAsia="等线" w:hAnsi="等线"/>
+          <w:rFonts w:ascii="DengXian" w:eastAsia="DengXian" w:hAnsi="DengXian"/>
           <w:color w:val="FFC000"/>
           <w:lang w:eastAsia="zh-CN"/>
         </w:rPr>
@@ -2000,14 +1985,14 @@
     <w:p>
       <w:pPr>
         <w:rPr>
-          <w:rFonts w:ascii="等线" w:eastAsia="等线" w:hAnsi="等线"/>
-          <w:color w:val="7C7C7C" w:themeColor="background2" w:themeShade="80"/>
-          <w:lang w:eastAsia="zh-CN"/>
-        </w:rPr>
-      </w:pPr>
-      <w:r>
-        <w:rPr>
-          <w:rFonts w:ascii="等线" w:eastAsia="等线" w:hAnsi="等线"/>
+          <w:rFonts w:ascii="DengXian" w:eastAsia="DengXian" w:hAnsi="DengXian"/>
+          <w:color w:val="7C7C7C" w:themeColor="background2" w:themeShade="80"/>
+          <w:lang w:eastAsia="zh-CN"/>
+        </w:rPr>
+      </w:pPr>
+      <w:r>
+        <w:rPr>
+          <w:rFonts w:ascii="DengXian" w:eastAsia="DengXian" w:hAnsi="DengXian"/>
           <w:color w:val="7C7C7C" w:themeColor="background2" w:themeShade="80"/>
           <w:lang w:eastAsia="zh-CN"/>
         </w:rPr>
@@ -2016,7 +2001,7 @@
       </w:r>
       <w:r>
         <w:rPr>
-          <w:rFonts w:ascii="等线" w:eastAsia="等线" w:hAnsi="等线"/>
+          <w:rFonts w:ascii="DengXian" w:eastAsia="DengXian" w:hAnsi="DengXian"/>
           <w:color w:val="7C7C7C" w:themeColor="background2" w:themeShade="80"/>
           <w:lang w:eastAsia="zh-CN"/>
         </w:rPr>
@@ -2024,7 +2009,7 @@
       </w:r>
       <w:r>
         <w:rPr>
-          <w:rFonts w:ascii="等线" w:eastAsia="等线" w:hAnsi="等线"/>
+          <w:rFonts w:ascii="DengXian" w:eastAsia="DengXian" w:hAnsi="DengXian"/>
           <w:color w:val="7C7C7C" w:themeColor="background2" w:themeShade="80"/>
           <w:lang w:eastAsia="zh-CN"/>
         </w:rPr>
@@ -2032,7 +2017,7 @@
       </w:r>
       <w:r>
         <w:rPr>
-          <w:rFonts w:ascii="等线" w:eastAsia="等线" w:hAnsi="等线"/>
+          <w:rFonts w:ascii="DengXian" w:eastAsia="DengXian" w:hAnsi="DengXian"/>
           <w:color w:val="7030A0"/>
           <w:lang w:eastAsia="zh-CN"/>
         </w:rPr>
@@ -2040,7 +2025,7 @@
       </w:r>
       <w:r>
         <w:rPr>
-          <w:rFonts w:ascii="等线" w:eastAsia="等线" w:hAnsi="等线"/>
+          <w:rFonts w:ascii="DengXian" w:eastAsia="DengXian" w:hAnsi="DengXian"/>
           <w:color w:val="FFC000"/>
           <w:lang w:eastAsia="zh-CN"/>
         </w:rPr>
@@ -2048,7 +2033,7 @@
       </w:r>
       <w:r>
         <w:rPr>
-          <w:rFonts w:ascii="等线" w:eastAsia="等线" w:hAnsi="等线"/>
+          <w:rFonts w:ascii="DengXian" w:eastAsia="DengXian" w:hAnsi="DengXian"/>
           <w:color w:val="FFC000"/>
           <w:lang w:eastAsia="zh-CN"/>
         </w:rPr>
@@ -2056,7 +2041,7 @@
       </w:r>
       <w:r>
         <w:rPr>
-          <w:rFonts w:ascii="等线" w:eastAsia="等线" w:hAnsi="等线"/>
+          <w:rFonts w:ascii="DengXian" w:eastAsia="DengXian" w:hAnsi="DengXian"/>
           <w:color w:val="FF0000"/>
           <w:lang w:eastAsia="zh-CN"/>
         </w:rPr>
@@ -2064,7 +2049,7 @@
       </w:r>
       <w:r>
         <w:rPr>
-          <w:rFonts w:ascii="等线" w:eastAsia="等线" w:hAnsi="等线"/>
+          <w:rFonts w:ascii="DengXian" w:eastAsia="DengXian" w:hAnsi="DengXian"/>
           <w:color w:val="FFC000"/>
           <w:lang w:eastAsia="zh-CN"/>
         </w:rPr>
@@ -2072,7 +2057,7 @@
       </w:r>
       <w:r>
         <w:rPr>
-          <w:rFonts w:ascii="等线" w:eastAsia="等线" w:hAnsi="等线"/>
+          <w:rFonts w:ascii="DengXian" w:eastAsia="DengXian" w:hAnsi="DengXian"/>
           <w:color w:val="7C7C7C" w:themeColor="background2" w:themeShade="80"/>
           <w:lang w:eastAsia="zh-CN"/>
         </w:rPr>
@@ -2080,7 +2065,7 @@
       </w:r>
       <w:r>
         <w:rPr>
-          <w:rFonts w:ascii="等线" w:eastAsia="等线" w:hAnsi="等线"/>
+          <w:rFonts w:ascii="DengXian" w:eastAsia="DengXian" w:hAnsi="DengXian"/>
           <w:color w:val="FFC000"/>
           <w:lang w:eastAsia="zh-CN"/>
         </w:rPr>
@@ -2090,14 +2075,14 @@
     <w:p>
       <w:pPr>
         <w:rPr>
-          <w:rFonts w:ascii="等线" w:eastAsia="等线" w:hAnsi="等线"/>
-          <w:color w:val="7C7C7C" w:themeColor="background2" w:themeShade="80"/>
-          <w:lang w:eastAsia="zh-CN"/>
-        </w:rPr>
-      </w:pPr>
-      <w:r>
-        <w:rPr>
-          <w:rFonts w:ascii="等线" w:eastAsia="等线" w:hAnsi="等线"/>
+          <w:rFonts w:ascii="DengXian" w:eastAsia="DengXian" w:hAnsi="DengXian"/>
+          <w:color w:val="7C7C7C" w:themeColor="background2" w:themeShade="80"/>
+          <w:lang w:eastAsia="zh-CN"/>
+        </w:rPr>
+      </w:pPr>
+      <w:r>
+        <w:rPr>
+          <w:rFonts w:ascii="DengXian" w:eastAsia="DengXian" w:hAnsi="DengXian"/>
           <w:color w:val="7C7C7C" w:themeColor="background2" w:themeShade="80"/>
           <w:lang w:eastAsia="zh-CN"/>
         </w:rPr>
@@ -2106,7 +2091,7 @@
       </w:r>
       <w:r>
         <w:rPr>
-          <w:rFonts w:ascii="等线" w:eastAsia="等线" w:hAnsi="等线"/>
+          <w:rFonts w:ascii="DengXian" w:eastAsia="DengXian" w:hAnsi="DengXian"/>
           <w:color w:val="7C7C7C" w:themeColor="background2" w:themeShade="80"/>
           <w:lang w:eastAsia="zh-CN"/>
         </w:rPr>
@@ -2114,16 +2099,15 @@
       </w:r>
       <w:r>
         <w:rPr>
-          <w:rFonts w:ascii="等线" w:eastAsia="等线" w:hAnsi="等线"/>
+          <w:rFonts w:ascii="DengXian" w:eastAsia="DengXian" w:hAnsi="DengXian"/>
           <w:color w:val="7C7C7C" w:themeColor="background2" w:themeShade="80"/>
           <w:lang w:eastAsia="zh-CN"/>
         </w:rPr>
         <w:t xml:space="preserve">’ </w:t>
       </w:r>
-      <w:proofErr w:type="gramStart"/>
-      <w:r>
-        <w:rPr>
-          <w:rFonts w:ascii="等线" w:eastAsia="等线" w:hAnsi="等线"/>
+      <w:r>
+        <w:rPr>
+          <w:rFonts w:ascii="DengXian" w:eastAsia="DengXian" w:hAnsi="DengXian"/>
           <w:color w:val="7030A0"/>
           <w:lang w:eastAsia="zh-CN"/>
         </w:rPr>
@@ -2131,16 +2115,15 @@
       </w:r>
       <w:r>
         <w:rPr>
-          <w:rFonts w:ascii="等线" w:eastAsia="等线" w:hAnsi="等线"/>
+          <w:rFonts w:ascii="DengXian" w:eastAsia="DengXian" w:hAnsi="DengXian"/>
           <w:color w:val="FFC000"/>
           <w:lang w:eastAsia="zh-CN"/>
         </w:rPr>
         <w:t>(</w:t>
       </w:r>
-      <w:proofErr w:type="gramEnd"/>
-      <w:r>
-        <w:rPr>
-          <w:rFonts w:ascii="等线" w:eastAsia="等线" w:hAnsi="等线"/>
+      <w:r>
+        <w:rPr>
+          <w:rFonts w:ascii="DengXian" w:eastAsia="DengXian" w:hAnsi="DengXian"/>
           <w:color w:val="FF0000"/>
           <w:lang w:eastAsia="zh-CN"/>
         </w:rPr>
@@ -2148,7 +2131,7 @@
       </w:r>
       <w:r>
         <w:rPr>
-          <w:rFonts w:ascii="等线" w:eastAsia="等线" w:hAnsi="等线"/>
+          <w:rFonts w:ascii="DengXian" w:eastAsia="DengXian" w:hAnsi="DengXian"/>
           <w:color w:val="FF0000"/>
           <w:lang w:eastAsia="zh-CN"/>
         </w:rPr>
@@ -2156,7 +2139,7 @@
       </w:r>
       <w:r>
         <w:rPr>
-          <w:rFonts w:ascii="等线" w:eastAsia="等线" w:hAnsi="等线"/>
+          <w:rFonts w:ascii="DengXian" w:eastAsia="DengXian" w:hAnsi="DengXian"/>
           <w:color w:val="FFC000"/>
           <w:lang w:eastAsia="zh-CN"/>
         </w:rPr>
@@ -2164,7 +2147,7 @@
       </w:r>
       <w:r>
         <w:rPr>
-          <w:rFonts w:ascii="等线" w:eastAsia="等线" w:hAnsi="等线"/>
+          <w:rFonts w:ascii="DengXian" w:eastAsia="DengXian" w:hAnsi="DengXian"/>
           <w:color w:val="7C7C7C" w:themeColor="background2" w:themeShade="80"/>
           <w:lang w:eastAsia="zh-CN"/>
         </w:rPr>
@@ -2172,7 +2155,7 @@
       </w:r>
       <w:r>
         <w:rPr>
-          <w:rFonts w:ascii="等线" w:eastAsia="等线" w:hAnsi="等线"/>
+          <w:rFonts w:ascii="DengXian" w:eastAsia="DengXian" w:hAnsi="DengXian"/>
           <w:color w:val="FFC000"/>
           <w:lang w:eastAsia="zh-CN"/>
         </w:rPr>
@@ -2182,14 +2165,14 @@
     <w:p>
       <w:pPr>
         <w:rPr>
-          <w:rFonts w:ascii="等线" w:eastAsia="等线" w:hAnsi="等线"/>
-          <w:color w:val="FFC000"/>
-          <w:lang w:eastAsia="zh-CN"/>
-        </w:rPr>
-      </w:pPr>
-      <w:r>
-        <w:rPr>
-          <w:rFonts w:ascii="等线" w:eastAsia="等线" w:hAnsi="等线"/>
+          <w:rFonts w:ascii="DengXian" w:eastAsia="DengXian" w:hAnsi="DengXian"/>
+          <w:color w:val="FFC000"/>
+          <w:lang w:eastAsia="zh-CN"/>
+        </w:rPr>
+      </w:pPr>
+      <w:r>
+        <w:rPr>
+          <w:rFonts w:ascii="DengXian" w:eastAsia="DengXian" w:hAnsi="DengXian"/>
           <w:color w:val="7C7C7C" w:themeColor="background2" w:themeShade="80"/>
           <w:lang w:eastAsia="zh-CN"/>
         </w:rPr>
@@ -2198,7 +2181,7 @@
       </w:r>
       <w:r>
         <w:rPr>
-          <w:rFonts w:ascii="等线" w:eastAsia="等线" w:hAnsi="等线"/>
+          <w:rFonts w:ascii="DengXian" w:eastAsia="DengXian" w:hAnsi="DengXian"/>
           <w:color w:val="7C7C7C" w:themeColor="background2" w:themeShade="80"/>
           <w:lang w:eastAsia="zh-CN"/>
         </w:rPr>
@@ -2206,16 +2189,15 @@
       </w:r>
       <w:r>
         <w:rPr>
-          <w:rFonts w:ascii="等线" w:eastAsia="等线" w:hAnsi="等线"/>
+          <w:rFonts w:ascii="DengXian" w:eastAsia="DengXian" w:hAnsi="DengXian"/>
           <w:color w:val="7C7C7C" w:themeColor="background2" w:themeShade="80"/>
           <w:lang w:eastAsia="zh-CN"/>
         </w:rPr>
         <w:t xml:space="preserve">’ </w:t>
       </w:r>
-      <w:proofErr w:type="gramStart"/>
-      <w:r>
-        <w:rPr>
-          <w:rFonts w:ascii="等线" w:eastAsia="等线" w:hAnsi="等线"/>
+      <w:r>
+        <w:rPr>
+          <w:rFonts w:ascii="DengXian" w:eastAsia="DengXian" w:hAnsi="DengXian"/>
           <w:color w:val="7030A0"/>
           <w:lang w:eastAsia="zh-CN"/>
         </w:rPr>
@@ -2223,16 +2205,15 @@
       </w:r>
       <w:r>
         <w:rPr>
-          <w:rFonts w:ascii="等线" w:eastAsia="等线" w:hAnsi="等线"/>
+          <w:rFonts w:ascii="DengXian" w:eastAsia="DengXian" w:hAnsi="DengXian"/>
           <w:color w:val="FFC000"/>
           <w:lang w:eastAsia="zh-CN"/>
         </w:rPr>
         <w:t>(</w:t>
       </w:r>
-      <w:proofErr w:type="gramEnd"/>
-      <w:r>
-        <w:rPr>
-          <w:rFonts w:ascii="等线" w:eastAsia="等线" w:hAnsi="等线"/>
+      <w:r>
+        <w:rPr>
+          <w:rFonts w:ascii="DengXian" w:eastAsia="DengXian" w:hAnsi="DengXian"/>
           <w:color w:val="FF0000"/>
           <w:lang w:eastAsia="zh-CN"/>
         </w:rPr>
@@ -2240,7 +2221,7 @@
       </w:r>
       <w:r>
         <w:rPr>
-          <w:rFonts w:ascii="等线" w:eastAsia="等线" w:hAnsi="等线"/>
+          <w:rFonts w:ascii="DengXian" w:eastAsia="DengXian" w:hAnsi="DengXian"/>
           <w:color w:val="FF0000"/>
           <w:lang w:eastAsia="zh-CN"/>
         </w:rPr>
@@ -2248,7 +2229,7 @@
       </w:r>
       <w:r>
         <w:rPr>
-          <w:rFonts w:ascii="等线" w:eastAsia="等线" w:hAnsi="等线"/>
+          <w:rFonts w:ascii="DengXian" w:eastAsia="DengXian" w:hAnsi="DengXian"/>
           <w:color w:val="FFC000"/>
           <w:lang w:eastAsia="zh-CN"/>
         </w:rPr>
@@ -2256,7 +2237,7 @@
       </w:r>
       <w:r>
         <w:rPr>
-          <w:rFonts w:ascii="等线" w:eastAsia="等线" w:hAnsi="等线"/>
+          <w:rFonts w:ascii="DengXian" w:eastAsia="DengXian" w:hAnsi="DengXian"/>
           <w:color w:val="7C7C7C" w:themeColor="background2" w:themeShade="80"/>
           <w:lang w:eastAsia="zh-CN"/>
         </w:rPr>
@@ -2264,7 +2245,7 @@
       </w:r>
       <w:r>
         <w:rPr>
-          <w:rFonts w:ascii="等线" w:eastAsia="等线" w:hAnsi="等线"/>
+          <w:rFonts w:ascii="DengXian" w:eastAsia="DengXian" w:hAnsi="DengXian"/>
           <w:color w:val="FFC000"/>
           <w:lang w:eastAsia="zh-CN"/>
         </w:rPr>
@@ -2272,7 +2253,7 @@
       </w:r>
       <w:r>
         <w:rPr>
-          <w:rFonts w:ascii="等线" w:eastAsia="等线" w:hAnsi="等线"/>
+          <w:rFonts w:ascii="DengXian" w:eastAsia="DengXian" w:hAnsi="DengXian"/>
           <w:color w:val="FFC000"/>
           <w:lang w:eastAsia="zh-CN"/>
         </w:rPr>
@@ -2283,14 +2264,14 @@
       <w:pPr>
         <w:ind w:firstLine="480"/>
         <w:rPr>
-          <w:rFonts w:ascii="等线" w:eastAsia="等线" w:hAnsi="等线"/>
-          <w:color w:val="FFC000"/>
-          <w:lang w:eastAsia="zh-CN"/>
-        </w:rPr>
-      </w:pPr>
-      <w:r>
-        <w:rPr>
-          <w:rFonts w:ascii="等线" w:eastAsia="等线" w:hAnsi="等线"/>
+          <w:rFonts w:ascii="DengXian" w:eastAsia="DengXian" w:hAnsi="DengXian"/>
+          <w:color w:val="FFC000"/>
+          <w:lang w:eastAsia="zh-CN"/>
+        </w:rPr>
+      </w:pPr>
+      <w:r>
+        <w:rPr>
+          <w:rFonts w:ascii="DengXian" w:eastAsia="DengXian" w:hAnsi="DengXian"/>
           <w:color w:val="7C7C7C" w:themeColor="background2" w:themeShade="80"/>
           <w:lang w:eastAsia="zh-CN"/>
         </w:rPr>
@@ -2298,7 +2279,7 @@
       </w:r>
       <w:r>
         <w:rPr>
-          <w:rFonts w:ascii="等线" w:eastAsia="等线" w:hAnsi="等线"/>
+          <w:rFonts w:ascii="DengXian" w:eastAsia="DengXian" w:hAnsi="DengXian"/>
           <w:color w:val="7C7C7C" w:themeColor="background2" w:themeShade="80"/>
           <w:lang w:eastAsia="zh-CN"/>
         </w:rPr>
@@ -2306,16 +2287,15 @@
       </w:r>
       <w:r>
         <w:rPr>
-          <w:rFonts w:ascii="等线" w:eastAsia="等线" w:hAnsi="等线"/>
+          <w:rFonts w:ascii="DengXian" w:eastAsia="DengXian" w:hAnsi="DengXian"/>
           <w:color w:val="7C7C7C" w:themeColor="background2" w:themeShade="80"/>
           <w:lang w:eastAsia="zh-CN"/>
         </w:rPr>
         <w:t xml:space="preserve">’ </w:t>
       </w:r>
-      <w:proofErr w:type="gramStart"/>
-      <w:r>
-        <w:rPr>
-          <w:rFonts w:ascii="等线" w:eastAsia="等线" w:hAnsi="等线"/>
+      <w:r>
+        <w:rPr>
+          <w:rFonts w:ascii="DengXian" w:eastAsia="DengXian" w:hAnsi="DengXian"/>
           <w:color w:val="7030A0"/>
           <w:lang w:eastAsia="zh-CN"/>
         </w:rPr>
@@ -2323,16 +2303,15 @@
       </w:r>
       <w:r>
         <w:rPr>
-          <w:rFonts w:ascii="等线" w:eastAsia="等线" w:hAnsi="等线"/>
+          <w:rFonts w:ascii="DengXian" w:eastAsia="DengXian" w:hAnsi="DengXian"/>
           <w:color w:val="FFC000"/>
           <w:lang w:eastAsia="zh-CN"/>
         </w:rPr>
         <w:t>(</w:t>
       </w:r>
-      <w:proofErr w:type="gramEnd"/>
-      <w:r>
-        <w:rPr>
-          <w:rFonts w:ascii="等线" w:eastAsia="等线" w:hAnsi="等线"/>
+      <w:r>
+        <w:rPr>
+          <w:rFonts w:ascii="DengXian" w:eastAsia="DengXian" w:hAnsi="DengXian"/>
           <w:color w:val="FF0000"/>
           <w:lang w:eastAsia="zh-CN"/>
         </w:rPr>
@@ -2340,7 +2319,7 @@
       </w:r>
       <w:r>
         <w:rPr>
-          <w:rFonts w:ascii="等线" w:eastAsia="等线" w:hAnsi="等线"/>
+          <w:rFonts w:ascii="DengXian" w:eastAsia="DengXian" w:hAnsi="DengXian"/>
           <w:color w:val="FF0000"/>
           <w:lang w:eastAsia="zh-CN"/>
         </w:rPr>
@@ -2348,7 +2327,7 @@
       </w:r>
       <w:r>
         <w:rPr>
-          <w:rFonts w:ascii="等线" w:eastAsia="等线" w:hAnsi="等线"/>
+          <w:rFonts w:ascii="DengXian" w:eastAsia="DengXian" w:hAnsi="DengXian"/>
           <w:color w:val="FFC000"/>
           <w:lang w:eastAsia="zh-CN"/>
         </w:rPr>
@@ -2356,7 +2335,7 @@
       </w:r>
       <w:r>
         <w:rPr>
-          <w:rFonts w:ascii="等线" w:eastAsia="等线" w:hAnsi="等线"/>
+          <w:rFonts w:ascii="DengXian" w:eastAsia="DengXian" w:hAnsi="DengXian"/>
           <w:color w:val="7C7C7C" w:themeColor="background2" w:themeShade="80"/>
           <w:lang w:eastAsia="zh-CN"/>
         </w:rPr>
@@ -2364,7 +2343,7 @@
       </w:r>
       <w:r>
         <w:rPr>
-          <w:rFonts w:ascii="等线" w:eastAsia="等线" w:hAnsi="等线"/>
+          <w:rFonts w:ascii="DengXian" w:eastAsia="DengXian" w:hAnsi="DengXian"/>
           <w:color w:val="FFC000"/>
           <w:lang w:eastAsia="zh-CN"/>
         </w:rPr>
@@ -2372,7 +2351,7 @@
       </w:r>
       <w:r>
         <w:rPr>
-          <w:rFonts w:ascii="等线" w:eastAsia="等线" w:hAnsi="等线"/>
+          <w:rFonts w:ascii="DengXian" w:eastAsia="DengXian" w:hAnsi="DengXian"/>
           <w:color w:val="FFC000"/>
           <w:lang w:eastAsia="zh-CN"/>
         </w:rPr>
@@ -2380,7 +2359,7 @@
       </w:r>
       <w:r>
         <w:rPr>
-          <w:rFonts w:ascii="等线" w:eastAsia="等线" w:hAnsi="等线"/>
+          <w:rFonts w:ascii="DengXian" w:eastAsia="DengXian" w:hAnsi="DengXian"/>
           <w:color w:val="FFC000"/>
           <w:lang w:eastAsia="zh-CN"/>
         </w:rPr>
@@ -2391,14 +2370,14 @@
       <w:pPr>
         <w:ind w:firstLine="480"/>
         <w:rPr>
-          <w:rFonts w:ascii="等线" w:eastAsia="等线" w:hAnsi="等线"/>
-          <w:color w:val="FFC000"/>
-          <w:lang w:eastAsia="zh-CN"/>
-        </w:rPr>
-      </w:pPr>
-      <w:r>
-        <w:rPr>
-          <w:rFonts w:ascii="等线" w:eastAsia="等线" w:hAnsi="等线"/>
+          <w:rFonts w:ascii="DengXian" w:eastAsia="DengXian" w:hAnsi="DengXian"/>
+          <w:color w:val="FFC000"/>
+          <w:lang w:eastAsia="zh-CN"/>
+        </w:rPr>
+      </w:pPr>
+      <w:r>
+        <w:rPr>
+          <w:rFonts w:ascii="DengXian" w:eastAsia="DengXian" w:hAnsi="DengXian"/>
           <w:color w:val="7C7C7C" w:themeColor="background2" w:themeShade="80"/>
           <w:lang w:eastAsia="zh-CN"/>
         </w:rPr>
@@ -2406,7 +2385,7 @@
       </w:r>
       <w:r>
         <w:rPr>
-          <w:rFonts w:ascii="等线" w:eastAsia="等线" w:hAnsi="等线"/>
+          <w:rFonts w:ascii="DengXian" w:eastAsia="DengXian" w:hAnsi="DengXian"/>
           <w:color w:val="7C7C7C" w:themeColor="background2" w:themeShade="80"/>
           <w:lang w:eastAsia="zh-CN"/>
         </w:rPr>
@@ -2414,16 +2393,15 @@
       </w:r>
       <w:r>
         <w:rPr>
-          <w:rFonts w:ascii="等线" w:eastAsia="等线" w:hAnsi="等线"/>
+          <w:rFonts w:ascii="DengXian" w:eastAsia="DengXian" w:hAnsi="DengXian"/>
           <w:color w:val="7C7C7C" w:themeColor="background2" w:themeShade="80"/>
           <w:lang w:eastAsia="zh-CN"/>
         </w:rPr>
         <w:t xml:space="preserve">’ </w:t>
       </w:r>
-      <w:proofErr w:type="gramStart"/>
-      <w:r>
-        <w:rPr>
-          <w:rFonts w:ascii="等线" w:eastAsia="等线" w:hAnsi="等线"/>
+      <w:r>
+        <w:rPr>
+          <w:rFonts w:ascii="DengXian" w:eastAsia="DengXian" w:hAnsi="DengXian"/>
           <w:color w:val="7030A0"/>
           <w:lang w:eastAsia="zh-CN"/>
         </w:rPr>
@@ -2431,16 +2409,15 @@
       </w:r>
       <w:r>
         <w:rPr>
-          <w:rFonts w:ascii="等线" w:eastAsia="等线" w:hAnsi="等线"/>
+          <w:rFonts w:ascii="DengXian" w:eastAsia="DengXian" w:hAnsi="DengXian"/>
           <w:color w:val="FFC000"/>
           <w:lang w:eastAsia="zh-CN"/>
         </w:rPr>
         <w:t>(</w:t>
       </w:r>
-      <w:proofErr w:type="gramEnd"/>
-      <w:r>
-        <w:rPr>
-          <w:rFonts w:ascii="等线" w:eastAsia="等线" w:hAnsi="等线"/>
+      <w:r>
+        <w:rPr>
+          <w:rFonts w:ascii="DengXian" w:eastAsia="DengXian" w:hAnsi="DengXian"/>
           <w:color w:val="FF0000"/>
           <w:lang w:eastAsia="zh-CN"/>
         </w:rPr>
@@ -2448,7 +2425,7 @@
       </w:r>
       <w:r>
         <w:rPr>
-          <w:rFonts w:ascii="等线" w:eastAsia="等线" w:hAnsi="等线"/>
+          <w:rFonts w:ascii="DengXian" w:eastAsia="DengXian" w:hAnsi="DengXian"/>
           <w:color w:val="FF0000"/>
           <w:lang w:eastAsia="zh-CN"/>
         </w:rPr>
@@ -2456,7 +2433,7 @@
       </w:r>
       <w:r>
         <w:rPr>
-          <w:rFonts w:ascii="等线" w:eastAsia="等线" w:hAnsi="等线"/>
+          <w:rFonts w:ascii="DengXian" w:eastAsia="DengXian" w:hAnsi="DengXian"/>
           <w:color w:val="FFC000"/>
           <w:lang w:eastAsia="zh-CN"/>
         </w:rPr>
@@ -2464,7 +2441,7 @@
       </w:r>
       <w:r>
         <w:rPr>
-          <w:rFonts w:ascii="等线" w:eastAsia="等线" w:hAnsi="等线"/>
+          <w:rFonts w:ascii="DengXian" w:eastAsia="DengXian" w:hAnsi="DengXian"/>
           <w:color w:val="7C7C7C" w:themeColor="background2" w:themeShade="80"/>
           <w:lang w:eastAsia="zh-CN"/>
         </w:rPr>
@@ -2472,7 +2449,7 @@
       </w:r>
       <w:r>
         <w:rPr>
-          <w:rFonts w:ascii="等线" w:eastAsia="等线" w:hAnsi="等线"/>
+          <w:rFonts w:ascii="DengXian" w:eastAsia="DengXian" w:hAnsi="DengXian"/>
           <w:color w:val="FFC000"/>
           <w:lang w:eastAsia="zh-CN"/>
         </w:rPr>
@@ -2480,7 +2457,7 @@
       </w:r>
       <w:r>
         <w:rPr>
-          <w:rFonts w:ascii="等线" w:eastAsia="等线" w:hAnsi="等线"/>
+          <w:rFonts w:ascii="DengXian" w:eastAsia="DengXian" w:hAnsi="DengXian"/>
           <w:color w:val="FFC000"/>
           <w:lang w:eastAsia="zh-CN"/>
         </w:rPr>
@@ -2488,7 +2465,7 @@
       </w:r>
       <w:r>
         <w:rPr>
-          <w:rFonts w:ascii="等线" w:eastAsia="等线" w:hAnsi="等线"/>
+          <w:rFonts w:ascii="DengXian" w:eastAsia="DengXian" w:hAnsi="DengXian"/>
           <w:color w:val="FFC000"/>
           <w:lang w:eastAsia="zh-CN"/>
         </w:rPr>
@@ -2498,14 +2475,14 @@
     <w:p>
       <w:pPr>
         <w:rPr>
-          <w:rFonts w:ascii="等线" w:eastAsia="等线" w:hAnsi="等线"/>
-          <w:color w:val="FFC000"/>
-          <w:lang w:eastAsia="zh-CN"/>
-        </w:rPr>
-      </w:pPr>
-      <w:r>
-        <w:rPr>
-          <w:rFonts w:ascii="等线" w:eastAsia="等线" w:hAnsi="等线"/>
+          <w:rFonts w:ascii="DengXian" w:eastAsia="DengXian" w:hAnsi="DengXian"/>
+          <w:color w:val="FFC000"/>
+          <w:lang w:eastAsia="zh-CN"/>
+        </w:rPr>
+      </w:pPr>
+      <w:r>
+        <w:rPr>
+          <w:rFonts w:ascii="DengXian" w:eastAsia="DengXian" w:hAnsi="DengXian"/>
           <w:color w:val="FFC000"/>
           <w:lang w:eastAsia="zh-CN"/>
         </w:rPr>
@@ -2514,7 +2491,7 @@
       </w:r>
       <w:r>
         <w:rPr>
-          <w:rFonts w:ascii="等线" w:eastAsia="等线" w:hAnsi="等线"/>
+          <w:rFonts w:ascii="DengXian" w:eastAsia="DengXian" w:hAnsi="DengXian"/>
           <w:color w:val="7C7C7C" w:themeColor="background2" w:themeShade="80"/>
           <w:lang w:eastAsia="zh-CN"/>
         </w:rPr>
@@ -2523,7 +2500,7 @@
       <w:proofErr w:type="spellStart"/>
       <w:r>
         <w:rPr>
-          <w:rFonts w:ascii="等线" w:eastAsia="等线" w:hAnsi="等线"/>
+          <w:rFonts w:ascii="DengXian" w:eastAsia="DengXian" w:hAnsi="DengXian"/>
           <w:color w:val="7C7C7C" w:themeColor="background2" w:themeShade="80"/>
           <w:lang w:eastAsia="zh-CN"/>
         </w:rPr>
@@ -2532,7 +2509,7 @@
       <w:proofErr w:type="spellEnd"/>
       <w:r>
         <w:rPr>
-          <w:rFonts w:ascii="等线" w:eastAsia="等线" w:hAnsi="等线"/>
+          <w:rFonts w:ascii="DengXian" w:eastAsia="DengXian" w:hAnsi="DengXian"/>
           <w:color w:val="7C7C7C" w:themeColor="background2" w:themeShade="80"/>
           <w:lang w:eastAsia="zh-CN"/>
         </w:rPr>
@@ -2540,7 +2517,7 @@
       </w:r>
       <w:r>
         <w:rPr>
-          <w:rFonts w:ascii="等线" w:eastAsia="等线" w:hAnsi="等线"/>
+          <w:rFonts w:ascii="DengXian" w:eastAsia="DengXian" w:hAnsi="DengXian"/>
           <w:color w:val="FFC000"/>
           <w:lang w:eastAsia="zh-CN"/>
         </w:rPr>
@@ -2548,7 +2525,7 @@
       </w:r>
       <w:r>
         <w:rPr>
-          <w:rFonts w:ascii="等线" w:eastAsia="等线" w:hAnsi="等线"/>
+          <w:rFonts w:ascii="DengXian" w:eastAsia="DengXian" w:hAnsi="DengXian"/>
           <w:color w:val="FFC000"/>
           <w:lang w:eastAsia="zh-CN"/>
         </w:rPr>
@@ -2559,14 +2536,14 @@
       <w:pPr>
         <w:ind w:left="480"/>
         <w:rPr>
-          <w:rFonts w:ascii="等线" w:eastAsia="等线" w:hAnsi="等线" w:hint="eastAsia"/>
-          <w:color w:val="FFC000"/>
-          <w:lang w:eastAsia="zh-CN"/>
-        </w:rPr>
-      </w:pPr>
-      <w:r>
-        <w:rPr>
-          <w:rFonts w:ascii="等线" w:eastAsia="等线" w:hAnsi="等线"/>
+          <w:rFonts w:ascii="DengXian" w:eastAsia="DengXian" w:hAnsi="DengXian"/>
+          <w:color w:val="FFC000"/>
+          <w:lang w:eastAsia="zh-CN"/>
+        </w:rPr>
+      </w:pPr>
+      <w:r>
+        <w:rPr>
+          <w:rFonts w:ascii="DengXian" w:eastAsia="DengXian" w:hAnsi="DengXian"/>
           <w:color w:val="FFC000"/>
           <w:lang w:eastAsia="zh-CN"/>
         </w:rPr>
@@ -2574,31 +2551,15 @@
       </w:r>
       <w:r>
         <w:rPr>
-          <w:rFonts w:ascii="等线" w:eastAsia="等线" w:hAnsi="等线"/>
-          <w:color w:val="7C7C7C" w:themeColor="background2" w:themeShade="80"/>
-          <w:lang w:eastAsia="zh-CN"/>
-        </w:rPr>
-        <w:t>‘</w:t>
-      </w:r>
-      <w:r>
-        <w:rPr>
-          <w:rFonts w:ascii="等线" w:eastAsia="等线" w:hAnsi="等线"/>
-          <w:color w:val="7C7C7C" w:themeColor="background2" w:themeShade="80"/>
-          <w:lang w:eastAsia="zh-CN"/>
-        </w:rPr>
-        <w:t>ID</w:t>
-      </w:r>
-      <w:r>
-        <w:rPr>
-          <w:rFonts w:ascii="等线" w:eastAsia="等线" w:hAnsi="等线"/>
-          <w:color w:val="7C7C7C" w:themeColor="background2" w:themeShade="80"/>
-          <w:lang w:eastAsia="zh-CN"/>
-        </w:rPr>
-        <w:t>’</w:t>
-      </w:r>
-      <w:r>
-        <w:rPr>
-          <w:rFonts w:ascii="等线" w:eastAsia="等线" w:hAnsi="等线"/>
+          <w:rFonts w:ascii="DengXian" w:eastAsia="DengXian" w:hAnsi="DengXian"/>
+          <w:color w:val="7C7C7C" w:themeColor="background2" w:themeShade="80"/>
+          <w:lang w:eastAsia="zh-CN"/>
+        </w:rPr>
+        <w:t>‘ID’</w:t>
+      </w:r>
+      <w:r>
+        <w:rPr>
+          <w:rFonts w:ascii="DengXian" w:eastAsia="DengXian" w:hAnsi="DengXian"/>
           <w:color w:val="FFC000"/>
           <w:lang w:eastAsia="zh-CN"/>
         </w:rPr>
@@ -2606,31 +2567,39 @@
       </w:r>
       <w:r>
         <w:rPr>
-          <w:rFonts w:ascii="等线" w:eastAsia="等线" w:hAnsi="等线"/>
-          <w:color w:val="7C7C7C" w:themeColor="background2" w:themeShade="80"/>
-          <w:lang w:eastAsia="zh-CN"/>
-        </w:rPr>
-        <w:t>‘</w:t>
-      </w:r>
-      <w:r>
-        <w:rPr>
-          <w:rFonts w:ascii="等线" w:eastAsia="等线" w:hAnsi="等线"/>
-          <w:color w:val="7C7C7C" w:themeColor="background2" w:themeShade="80"/>
-          <w:lang w:eastAsia="zh-CN"/>
-        </w:rPr>
-        <w:t>person</w:t>
-      </w:r>
-      <w:r>
-        <w:rPr>
-          <w:rFonts w:ascii="等线" w:eastAsia="等线" w:hAnsi="等线"/>
-          <w:color w:val="7C7C7C" w:themeColor="background2" w:themeShade="80"/>
-          <w:lang w:eastAsia="zh-CN"/>
-        </w:rPr>
-        <w:t>’</w:t>
-      </w:r>
-      <w:r>
-        <w:rPr>
-          <w:rFonts w:ascii="等线" w:eastAsia="等线" w:hAnsi="等线"/>
+          <w:rFonts w:ascii="DengXian" w:eastAsia="DengXian" w:hAnsi="DengXian"/>
+          <w:color w:val="7C7C7C" w:themeColor="background2" w:themeShade="80"/>
+          <w:lang w:eastAsia="zh-CN"/>
+        </w:rPr>
+        <w:t xml:space="preserve">‘person’ </w:t>
+      </w:r>
+      <w:r>
+        <w:rPr>
+          <w:rFonts w:ascii="DengXian" w:eastAsia="DengXian" w:hAnsi="DengXian"/>
+          <w:color w:val="FFC000"/>
+          <w:lang w:eastAsia="zh-CN"/>
+        </w:rPr>
+        <w:t>(</w:t>
+      </w:r>
+      <w:r>
+        <w:rPr>
+          <w:rFonts w:ascii="DengXian" w:eastAsia="DengXian" w:hAnsi="DengXian"/>
+          <w:color w:val="7C7C7C" w:themeColor="background2" w:themeShade="80"/>
+          <w:lang w:eastAsia="zh-CN"/>
+        </w:rPr>
+        <w:t>‘ID’</w:t>
+      </w:r>
+      <w:r>
+        <w:rPr>
+          <w:rFonts w:ascii="DengXian" w:eastAsia="DengXian" w:hAnsi="DengXian"/>
+          <w:color w:val="FFC000"/>
+          <w:lang w:eastAsia="zh-CN"/>
+        </w:rPr>
+        <w:t>)</w:t>
+      </w:r>
+      <w:r>
+        <w:rPr>
+          <w:rFonts w:ascii="DengXian" w:eastAsia="DengXian" w:hAnsi="DengXian"/>
           <w:color w:val="7C7C7C" w:themeColor="background2" w:themeShade="80"/>
           <w:lang w:eastAsia="zh-CN"/>
         </w:rPr>
@@ -2638,39 +2607,7 @@
       </w:r>
       <w:r>
         <w:rPr>
-          <w:rFonts w:ascii="等线" w:eastAsia="等线" w:hAnsi="等线"/>
-          <w:color w:val="FFC000"/>
-          <w:lang w:eastAsia="zh-CN"/>
-        </w:rPr>
-        <w:t>(</w:t>
-      </w:r>
-      <w:r>
-        <w:rPr>
-          <w:rFonts w:ascii="等线" w:eastAsia="等线" w:hAnsi="等线"/>
-          <w:color w:val="7C7C7C" w:themeColor="background2" w:themeShade="80"/>
-          <w:lang w:eastAsia="zh-CN"/>
-        </w:rPr>
-        <w:t>‘ID’</w:t>
-      </w:r>
-      <w:r>
-        <w:rPr>
-          <w:rFonts w:ascii="等线" w:eastAsia="等线" w:hAnsi="等线"/>
-          <w:color w:val="FFC000"/>
-          <w:lang w:eastAsia="zh-CN"/>
-        </w:rPr>
-        <w:t>)</w:t>
-      </w:r>
-      <w:r>
-        <w:rPr>
-          <w:rFonts w:ascii="等线" w:eastAsia="等线" w:hAnsi="等线"/>
-          <w:color w:val="7C7C7C" w:themeColor="background2" w:themeShade="80"/>
-          <w:lang w:eastAsia="zh-CN"/>
-        </w:rPr>
-        <w:t xml:space="preserve"> </w:t>
-      </w:r>
-      <w:r>
-        <w:rPr>
-          <w:rFonts w:ascii="等线" w:eastAsia="等线" w:hAnsi="等线"/>
+          <w:rFonts w:ascii="DengXian" w:eastAsia="DengXian" w:hAnsi="DengXian"/>
           <w:color w:val="FFC000"/>
           <w:lang w:eastAsia="zh-CN"/>
         </w:rPr>
@@ -2680,14 +2617,14 @@
     <w:p>
       <w:pPr>
         <w:rPr>
-          <w:rFonts w:ascii="等线" w:eastAsia="等线" w:hAnsi="等线"/>
-          <w:color w:val="FFC000"/>
-          <w:lang w:eastAsia="zh-CN"/>
-        </w:rPr>
-      </w:pPr>
-      <w:r>
-        <w:rPr>
-          <w:rFonts w:ascii="等线" w:eastAsia="等线" w:hAnsi="等线" w:hint="eastAsia"/>
+          <w:rFonts w:ascii="DengXian" w:eastAsia="DengXian" w:hAnsi="DengXian"/>
+          <w:color w:val="FFC000"/>
+          <w:lang w:eastAsia="zh-CN"/>
+        </w:rPr>
+      </w:pPr>
+      <w:r>
+        <w:rPr>
+          <w:rFonts w:ascii="DengXian" w:eastAsia="DengXian" w:hAnsi="DengXian" w:hint="eastAsia"/>
           <w:color w:val="FFC000"/>
           <w:lang w:eastAsia="zh-CN"/>
         </w:rPr>
@@ -2695,7 +2632,7 @@
       </w:r>
       <w:r>
         <w:rPr>
-          <w:rFonts w:ascii="等线" w:eastAsia="等线" w:hAnsi="等线"/>
+          <w:rFonts w:ascii="DengXian" w:eastAsia="DengXian" w:hAnsi="DengXian"/>
           <w:color w:val="7C7C7C" w:themeColor="background2" w:themeShade="80"/>
           <w:lang w:eastAsia="zh-CN"/>
         </w:rPr>
@@ -2703,7 +2640,7 @@
       </w:r>
       <w:r>
         <w:rPr>
-          <w:rFonts w:ascii="等线" w:eastAsia="等线" w:hAnsi="等线"/>
+          <w:rFonts w:ascii="DengXian" w:eastAsia="DengXian" w:hAnsi="DengXian"/>
           <w:color w:val="FFC000"/>
           <w:lang w:eastAsia="zh-CN"/>
         </w:rPr>
@@ -2712,7 +2649,7 @@
       <w:proofErr w:type="spellStart"/>
       <w:r>
         <w:rPr>
-          <w:rFonts w:ascii="等线" w:eastAsia="等线" w:hAnsi="等线"/>
+          <w:rFonts w:ascii="DengXian" w:eastAsia="DengXian" w:hAnsi="DengXian"/>
           <w:color w:val="7C7C7C" w:themeColor="background2" w:themeShade="80"/>
           <w:lang w:eastAsia="zh-CN"/>
         </w:rPr>
@@ -2721,7 +2658,7 @@
       <w:proofErr w:type="spellEnd"/>
       <w:r>
         <w:rPr>
-          <w:rFonts w:ascii="等线" w:eastAsia="等线" w:hAnsi="等线"/>
+          <w:rFonts w:ascii="DengXian" w:eastAsia="DengXian" w:hAnsi="DengXian"/>
           <w:color w:val="7C7C7C" w:themeColor="background2" w:themeShade="80"/>
           <w:lang w:eastAsia="zh-CN"/>
         </w:rPr>
@@ -2729,7 +2666,7 @@
       </w:r>
       <w:r>
         <w:rPr>
-          <w:rFonts w:ascii="等线" w:eastAsia="等线" w:hAnsi="等线"/>
+          <w:rFonts w:ascii="DengXian" w:eastAsia="DengXian" w:hAnsi="DengXian"/>
           <w:color w:val="FFC000"/>
           <w:lang w:eastAsia="zh-CN"/>
         </w:rPr>
@@ -2737,7 +2674,7 @@
       </w:r>
       <w:r>
         <w:rPr>
-          <w:rFonts w:ascii="等线" w:eastAsia="等线" w:hAnsi="等线"/>
+          <w:rFonts w:ascii="DengXian" w:eastAsia="DengXian" w:hAnsi="DengXian"/>
           <w:color w:val="7C7C7C" w:themeColor="background2" w:themeShade="80"/>
           <w:lang w:eastAsia="zh-CN"/>
         </w:rPr>
@@ -2745,7 +2682,7 @@
       </w:r>
       <w:r>
         <w:rPr>
-          <w:rFonts w:ascii="等线" w:eastAsia="等线" w:hAnsi="等线"/>
+          <w:rFonts w:ascii="DengXian" w:eastAsia="DengXian" w:hAnsi="DengXian"/>
           <w:color w:val="FFC000"/>
           <w:lang w:eastAsia="zh-CN"/>
         </w:rPr>
@@ -2753,7 +2690,7 @@
       </w:r>
       <w:r>
         <w:rPr>
-          <w:rFonts w:ascii="等线" w:eastAsia="等线" w:hAnsi="等线"/>
+          <w:rFonts w:ascii="DengXian" w:eastAsia="DengXian" w:hAnsi="DengXian"/>
           <w:color w:val="7C7C7C" w:themeColor="background2" w:themeShade="80"/>
           <w:lang w:eastAsia="zh-CN"/>
         </w:rPr>
@@ -2761,7 +2698,7 @@
       </w:r>
       <w:r>
         <w:rPr>
-          <w:rFonts w:ascii="等线" w:eastAsia="等线" w:hAnsi="等线"/>
+          <w:rFonts w:ascii="DengXian" w:eastAsia="DengXian" w:hAnsi="DengXian"/>
           <w:color w:val="FFC000"/>
           <w:lang w:eastAsia="zh-CN"/>
         </w:rPr>
@@ -2769,7 +2706,7 @@
       </w:r>
       <w:r>
         <w:rPr>
-          <w:rFonts w:ascii="等线" w:eastAsia="等线" w:hAnsi="等线"/>
+          <w:rFonts w:ascii="DengXian" w:eastAsia="DengXian" w:hAnsi="DengXian"/>
           <w:color w:val="7C7C7C" w:themeColor="background2" w:themeShade="80"/>
           <w:lang w:eastAsia="zh-CN"/>
         </w:rPr>
@@ -2777,7 +2714,7 @@
       </w:r>
       <w:r>
         <w:rPr>
-          <w:rFonts w:ascii="等线" w:eastAsia="等线" w:hAnsi="等线"/>
+          <w:rFonts w:ascii="DengXian" w:eastAsia="DengXian" w:hAnsi="DengXian"/>
           <w:color w:val="FFC000"/>
           <w:lang w:eastAsia="zh-CN"/>
         </w:rPr>
@@ -2787,7 +2724,7 @@
     <w:p>
       <w:pPr>
         <w:rPr>
-          <w:rFonts w:ascii="等线" w:eastAsia="等线" w:hAnsi="等线"/>
+          <w:rFonts w:ascii="DengXian" w:eastAsia="DengXian" w:hAnsi="DengXian"/>
           <w:color w:val="3E3E3E" w:themeColor="background2" w:themeShade="40"/>
           <w:lang w:eastAsia="zh-CN"/>
         </w:rPr>
@@ -2797,14 +2734,14 @@
       <w:pPr>
         <w:ind w:left="480" w:hangingChars="200" w:hanging="480"/>
         <w:rPr>
-          <w:rFonts w:ascii="等线" w:eastAsia="等线" w:hAnsi="等线"/>
-          <w:color w:val="3E3E3E" w:themeColor="background2" w:themeShade="40"/>
-          <w:lang w:eastAsia="zh-CN"/>
-        </w:rPr>
-      </w:pPr>
-      <w:r>
-        <w:rPr>
-          <w:rFonts w:ascii="等线" w:eastAsia="等线" w:hAnsi="等线" w:hint="eastAsia"/>
+          <w:rFonts w:ascii="DengXian" w:eastAsia="DengXian" w:hAnsi="DengXian"/>
+          <w:color w:val="3E3E3E" w:themeColor="background2" w:themeShade="40"/>
+          <w:lang w:eastAsia="zh-CN"/>
+        </w:rPr>
+      </w:pPr>
+      <w:r>
+        <w:rPr>
+          <w:rFonts w:ascii="DengXian" w:eastAsia="DengXian" w:hAnsi="DengXian" w:hint="eastAsia"/>
           <w:color w:val="3E3E3E" w:themeColor="background2" w:themeShade="40"/>
           <w:lang w:eastAsia="zh-CN"/>
         </w:rPr>
@@ -2812,7 +2749,7 @@
       </w:r>
       <w:r>
         <w:rPr>
-          <w:rFonts w:ascii="等线" w:eastAsia="等线" w:hAnsi="等线"/>
+          <w:rFonts w:ascii="DengXian" w:eastAsia="DengXian" w:hAnsi="DengXian"/>
           <w:color w:val="3E3E3E" w:themeColor="background2" w:themeShade="40"/>
           <w:lang w:eastAsia="zh-CN"/>
         </w:rPr>
@@ -2821,7 +2758,7 @@
       <w:proofErr w:type="spellStart"/>
       <w:r>
         <w:rPr>
-          <w:rFonts w:ascii="等线" w:eastAsia="等线" w:hAnsi="等线"/>
+          <w:rFonts w:ascii="DengXian" w:eastAsia="DengXian" w:hAnsi="DengXian"/>
           <w:color w:val="3E3E3E" w:themeColor="background2" w:themeShade="40"/>
           <w:lang w:eastAsia="zh-CN"/>
         </w:rPr>
@@ -2830,7 +2767,7 @@
       <w:proofErr w:type="spellEnd"/>
       <w:r>
         <w:rPr>
-          <w:rFonts w:ascii="等线" w:eastAsia="等线" w:hAnsi="等线"/>
+          <w:rFonts w:ascii="DengXian" w:eastAsia="DengXian" w:hAnsi="DengXian"/>
           <w:color w:val="3E3E3E" w:themeColor="background2" w:themeShade="40"/>
           <w:lang w:eastAsia="zh-CN"/>
         </w:rPr>
@@ -2839,7 +2776,7 @@
       <w:proofErr w:type="spellStart"/>
       <w:r>
         <w:rPr>
-          <w:rFonts w:ascii="等线" w:eastAsia="等线" w:hAnsi="等线"/>
+          <w:rFonts w:ascii="DengXian" w:eastAsia="DengXian" w:hAnsi="DengXian"/>
           <w:color w:val="3E3E3E" w:themeColor="background2" w:themeShade="40"/>
           <w:lang w:eastAsia="zh-CN"/>
         </w:rPr>
@@ -2848,7 +2785,7 @@
       <w:proofErr w:type="spellEnd"/>
       <w:r>
         <w:rPr>
-          <w:rFonts w:ascii="等线" w:eastAsia="等线" w:hAnsi="等线"/>
+          <w:rFonts w:ascii="DengXian" w:eastAsia="DengXian" w:hAnsi="DengXian"/>
           <w:color w:val="3E3E3E" w:themeColor="background2" w:themeShade="40"/>
           <w:lang w:eastAsia="zh-CN"/>
         </w:rPr>
@@ -2857,7 +2794,7 @@
       <w:proofErr w:type="spellStart"/>
       <w:r>
         <w:rPr>
-          <w:rFonts w:ascii="等线" w:eastAsia="等线" w:hAnsi="等线"/>
+          <w:rFonts w:ascii="DengXian" w:eastAsia="DengXian" w:hAnsi="DengXian"/>
           <w:color w:val="3E3E3E" w:themeColor="background2" w:themeShade="40"/>
           <w:lang w:eastAsia="zh-CN"/>
         </w:rPr>
@@ -2866,7 +2803,7 @@
       <w:proofErr w:type="spellEnd"/>
       <w:r>
         <w:rPr>
-          <w:rFonts w:ascii="等线" w:eastAsia="等线" w:hAnsi="等线"/>
+          <w:rFonts w:ascii="DengXian" w:eastAsia="DengXian" w:hAnsi="DengXian"/>
           <w:color w:val="3E3E3E" w:themeColor="background2" w:themeShade="40"/>
           <w:lang w:eastAsia="zh-CN"/>
         </w:rPr>
@@ -2875,7 +2812,7 @@
       <w:proofErr w:type="spellStart"/>
       <w:r>
         <w:rPr>
-          <w:rFonts w:ascii="等线" w:eastAsia="等线" w:hAnsi="等线"/>
+          <w:rFonts w:ascii="DengXian" w:eastAsia="DengXian" w:hAnsi="DengXian"/>
           <w:color w:val="3E3E3E" w:themeColor="background2" w:themeShade="40"/>
           <w:lang w:eastAsia="zh-CN"/>
         </w:rPr>
@@ -2884,7 +2821,7 @@
       <w:proofErr w:type="spellEnd"/>
       <w:r>
         <w:rPr>
-          <w:rFonts w:ascii="等线" w:eastAsia="等线" w:hAnsi="等线"/>
+          <w:rFonts w:ascii="DengXian" w:eastAsia="DengXian" w:hAnsi="DengXian"/>
           <w:color w:val="3E3E3E" w:themeColor="background2" w:themeShade="40"/>
           <w:lang w:eastAsia="zh-CN"/>
         </w:rPr>
@@ -2893,7 +2830,7 @@
       <w:proofErr w:type="spellStart"/>
       <w:r>
         <w:rPr>
-          <w:rFonts w:ascii="等线" w:eastAsia="等线" w:hAnsi="等线"/>
+          <w:rFonts w:ascii="DengXian" w:eastAsia="DengXian" w:hAnsi="DengXian"/>
           <w:color w:val="3E3E3E" w:themeColor="background2" w:themeShade="40"/>
           <w:lang w:eastAsia="zh-CN"/>
         </w:rPr>
@@ -2902,7 +2839,7 @@
       <w:proofErr w:type="spellEnd"/>
       <w:r>
         <w:rPr>
-          <w:rFonts w:ascii="等线" w:eastAsia="等线" w:hAnsi="等线"/>
+          <w:rFonts w:ascii="DengXian" w:eastAsia="DengXian" w:hAnsi="DengXian"/>
           <w:color w:val="3E3E3E" w:themeColor="background2" w:themeShade="40"/>
           <w:lang w:eastAsia="zh-CN"/>
         </w:rPr>
@@ -2910,7 +2847,7 @@
       </w:r>
       <w:r>
         <w:rPr>
-          <w:rFonts w:ascii="等线" w:eastAsia="等线" w:hAnsi="等线"/>
+          <w:rFonts w:ascii="DengXian" w:eastAsia="DengXian" w:hAnsi="DengXian"/>
           <w:color w:val="3E3E3E" w:themeColor="background2" w:themeShade="40"/>
           <w:lang w:eastAsia="zh-CN"/>
         </w:rPr>
@@ -2919,14 +2856,14 @@
     </w:p>
     <w:p>
       <w:pPr>
-        <w:pStyle w:val="ListParagraph"/>
+        <w:pStyle w:val="a8"/>
         <w:numPr>
           <w:ilvl w:val="0"/>
           <w:numId w:val="1"/>
         </w:numPr>
         <w:ind w:leftChars="0"/>
         <w:rPr>
-          <w:rFonts w:ascii="等线" w:eastAsia="等线" w:hAnsi="等线"/>
+          <w:rFonts w:ascii="DengXian" w:eastAsia="DengXian" w:hAnsi="DengXian"/>
           <w:color w:val="3E3E3E" w:themeColor="background2" w:themeShade="40"/>
           <w:lang w:eastAsia="zh-CN"/>
         </w:rPr>
@@ -2934,7 +2871,7 @@
       <w:proofErr w:type="spellStart"/>
       <w:r>
         <w:rPr>
-          <w:rFonts w:ascii="等线" w:eastAsia="等线" w:hAnsi="等线"/>
+          <w:rFonts w:ascii="DengXian" w:eastAsia="DengXian" w:hAnsi="DengXian"/>
           <w:color w:val="3E3E3E" w:themeColor="background2" w:themeShade="40"/>
           <w:lang w:eastAsia="zh-CN"/>
         </w:rPr>
@@ -2942,7 +2879,7 @@
       </w:r>
       <w:r>
         <w:rPr>
-          <w:rFonts w:ascii="等线" w:eastAsia="等线" w:hAnsi="等线"/>
+          <w:rFonts w:ascii="DengXian" w:eastAsia="DengXian" w:hAnsi="DengXian"/>
           <w:color w:val="3E3E3E" w:themeColor="background2" w:themeShade="40"/>
           <w:lang w:eastAsia="zh-CN"/>
         </w:rPr>
@@ -2950,7 +2887,7 @@
       </w:r>
       <w:r>
         <w:rPr>
-          <w:rFonts w:ascii="等线" w:eastAsia="等线" w:hAnsi="等线"/>
+          <w:rFonts w:ascii="DengXian" w:eastAsia="DengXian" w:hAnsi="DengXian"/>
           <w:color w:val="3E3E3E" w:themeColor="background2" w:themeShade="40"/>
           <w:lang w:eastAsia="zh-CN"/>
         </w:rPr>
@@ -2959,7 +2896,7 @@
       <w:proofErr w:type="spellEnd"/>
       <w:r>
         <w:rPr>
-          <w:rFonts w:ascii="等线" w:eastAsia="等线" w:hAnsi="等线" w:hint="eastAsia"/>
+          <w:rFonts w:ascii="DengXian" w:eastAsia="DengXian" w:hAnsi="DengXian" w:hint="eastAsia"/>
           <w:color w:val="3E3E3E" w:themeColor="background2" w:themeShade="40"/>
           <w:lang w:eastAsia="zh-CN"/>
         </w:rPr>
@@ -2968,21 +2905,21 @@
     </w:p>
     <w:p>
       <w:pPr>
-        <w:pStyle w:val="ListParagraph"/>
+        <w:pStyle w:val="a8"/>
         <w:numPr>
           <w:ilvl w:val="0"/>
           <w:numId w:val="1"/>
         </w:numPr>
         <w:ind w:leftChars="0"/>
         <w:rPr>
-          <w:rFonts w:ascii="等线" w:eastAsia="等线" w:hAnsi="等线"/>
-          <w:color w:val="3E3E3E" w:themeColor="background2" w:themeShade="40"/>
-          <w:lang w:eastAsia="zh-CN"/>
-        </w:rPr>
-      </w:pPr>
-      <w:r>
-        <w:rPr>
-          <w:rFonts w:ascii="等线" w:eastAsia="等线" w:hAnsi="等线" w:hint="eastAsia"/>
+          <w:rFonts w:ascii="DengXian" w:eastAsia="DengXian" w:hAnsi="DengXian"/>
+          <w:color w:val="3E3E3E" w:themeColor="background2" w:themeShade="40"/>
+          <w:lang w:eastAsia="zh-CN"/>
+        </w:rPr>
+      </w:pPr>
+      <w:r>
+        <w:rPr>
+          <w:rFonts w:ascii="DengXian" w:eastAsia="DengXian" w:hAnsi="DengXian" w:hint="eastAsia"/>
           <w:color w:val="3E3E3E" w:themeColor="background2" w:themeShade="40"/>
           <w:lang w:eastAsia="zh-CN"/>
         </w:rPr>
@@ -2990,7 +2927,7 @@
       </w:r>
       <w:r>
         <w:rPr>
-          <w:rFonts w:ascii="等线" w:eastAsia="等线" w:hAnsi="等线"/>
+          <w:rFonts w:ascii="DengXian" w:eastAsia="DengXian" w:hAnsi="DengXian"/>
           <w:color w:val="3E3E3E" w:themeColor="background2" w:themeShade="40"/>
           <w:lang w:eastAsia="zh-CN"/>
         </w:rPr>
@@ -2998,7 +2935,7 @@
       </w:r>
       <w:r>
         <w:rPr>
-          <w:rFonts w:ascii="等线" w:eastAsia="等线" w:hAnsi="等线" w:hint="eastAsia"/>
+          <w:rFonts w:ascii="DengXian" w:eastAsia="DengXian" w:hAnsi="DengXian" w:hint="eastAsia"/>
           <w:color w:val="3E3E3E" w:themeColor="background2" w:themeShade="40"/>
           <w:lang w:eastAsia="zh-CN"/>
         </w:rPr>
@@ -3006,7 +2943,7 @@
       </w:r>
       <w:r>
         <w:rPr>
-          <w:rFonts w:ascii="等线" w:eastAsia="等线" w:hAnsi="等线"/>
+          <w:rFonts w:ascii="DengXian" w:eastAsia="DengXian" w:hAnsi="DengXian"/>
           <w:color w:val="3E3E3E" w:themeColor="background2" w:themeShade="40"/>
           <w:lang w:eastAsia="zh-CN"/>
         </w:rPr>
@@ -3014,7 +2951,7 @@
       </w:r>
       <w:r>
         <w:rPr>
-          <w:rFonts w:ascii="等线" w:eastAsia="等线" w:hAnsi="等线" w:hint="eastAsia"/>
+          <w:rFonts w:ascii="DengXian" w:eastAsia="DengXian" w:hAnsi="DengXian" w:hint="eastAsia"/>
           <w:color w:val="3E3E3E" w:themeColor="background2" w:themeShade="40"/>
           <w:lang w:eastAsia="zh-CN"/>
         </w:rPr>
@@ -3023,14 +2960,14 @@
     </w:p>
     <w:p>
       <w:pPr>
-        <w:pStyle w:val="ListParagraph"/>
+        <w:pStyle w:val="a8"/>
         <w:numPr>
           <w:ilvl w:val="0"/>
           <w:numId w:val="1"/>
         </w:numPr>
         <w:ind w:leftChars="0"/>
         <w:rPr>
-          <w:rFonts w:ascii="等线" w:eastAsia="等线" w:hAnsi="等线"/>
+          <w:rFonts w:ascii="DengXian" w:eastAsia="DengXian" w:hAnsi="DengXian"/>
           <w:color w:val="3E3E3E" w:themeColor="background2" w:themeShade="40"/>
           <w:lang w:eastAsia="zh-CN"/>
         </w:rPr>
@@ -3038,7 +2975,7 @@
       <w:proofErr w:type="spellStart"/>
       <w:r>
         <w:rPr>
-          <w:rFonts w:ascii="等线" w:eastAsia="等线" w:hAnsi="等线"/>
+          <w:rFonts w:ascii="DengXian" w:eastAsia="DengXian" w:hAnsi="DengXian"/>
           <w:color w:val="3E3E3E" w:themeColor="background2" w:themeShade="40"/>
           <w:lang w:eastAsia="zh-CN"/>
         </w:rPr>
@@ -3047,7 +2984,7 @@
       <w:proofErr w:type="spellEnd"/>
       <w:r>
         <w:rPr>
-          <w:rFonts w:ascii="等线" w:eastAsia="等线" w:hAnsi="等线" w:hint="eastAsia"/>
+          <w:rFonts w:ascii="DengXian" w:eastAsia="DengXian" w:hAnsi="DengXian" w:hint="eastAsia"/>
           <w:color w:val="3E3E3E" w:themeColor="background2" w:themeShade="40"/>
           <w:lang w:eastAsia="zh-CN"/>
         </w:rPr>
@@ -3056,7 +2993,7 @@
       <w:proofErr w:type="spellStart"/>
       <w:r>
         <w:rPr>
-          <w:rFonts w:ascii="等线" w:eastAsia="等线" w:hAnsi="等线" w:hint="eastAsia"/>
+          <w:rFonts w:ascii="DengXian" w:eastAsia="DengXian" w:hAnsi="DengXian" w:hint="eastAsia"/>
           <w:color w:val="3E3E3E" w:themeColor="background2" w:themeShade="40"/>
           <w:lang w:eastAsia="zh-CN"/>
         </w:rPr>
@@ -3064,7 +3001,7 @@
       </w:r>
       <w:r>
         <w:rPr>
-          <w:rFonts w:ascii="等线" w:eastAsia="等线" w:hAnsi="等线"/>
+          <w:rFonts w:ascii="DengXian" w:eastAsia="DengXian" w:hAnsi="DengXian"/>
           <w:color w:val="3E3E3E" w:themeColor="background2" w:themeShade="40"/>
           <w:lang w:eastAsia="zh-CN"/>
         </w:rPr>
@@ -3073,7 +3010,7 @@
       <w:proofErr w:type="spellEnd"/>
       <w:r>
         <w:rPr>
-          <w:rFonts w:ascii="等线" w:eastAsia="等线" w:hAnsi="等线"/>
+          <w:rFonts w:ascii="DengXian" w:eastAsia="DengXian" w:hAnsi="DengXian"/>
           <w:color w:val="3E3E3E" w:themeColor="background2" w:themeShade="40"/>
           <w:lang w:eastAsia="zh-CN"/>
         </w:rPr>
@@ -3081,7 +3018,7 @@
       </w:r>
       <w:r>
         <w:rPr>
-          <w:rFonts w:ascii="等线" w:eastAsia="等线" w:hAnsi="等线" w:hint="eastAsia"/>
+          <w:rFonts w:ascii="DengXian" w:eastAsia="DengXian" w:hAnsi="DengXian" w:hint="eastAsia"/>
           <w:color w:val="3E3E3E" w:themeColor="background2" w:themeShade="40"/>
           <w:lang w:eastAsia="zh-CN"/>
         </w:rPr>
@@ -3090,10 +3027,10 @@
     </w:p>
     <w:p>
       <w:pPr>
-        <w:pStyle w:val="ListParagraph"/>
+        <w:pStyle w:val="a8"/>
         <w:ind w:leftChars="0" w:left="360"/>
         <w:rPr>
-          <w:rFonts w:ascii="等线" w:eastAsia="等线" w:hAnsi="等线"/>
+          <w:rFonts w:ascii="DengXian" w:eastAsia="DengXian" w:hAnsi="DengXian"/>
           <w:color w:val="3E3E3E" w:themeColor="background2" w:themeShade="40"/>
           <w:lang w:eastAsia="zh-CN"/>
         </w:rPr>
@@ -3107,7 +3044,7 @@
       </w:pPr>
       <w:r>
         <w:rPr>
-          <w:rFonts w:ascii="等线" w:eastAsia="等线" w:hAnsi="等线" w:hint="eastAsia"/>
+          <w:rFonts w:ascii="DengXian" w:eastAsia="DengXian" w:hAnsi="DengXian" w:hint="eastAsia"/>
           <w:color w:val="3E3E3E" w:themeColor="background2" w:themeShade="40"/>
           <w:lang w:eastAsia="zh-CN"/>
         </w:rPr>
@@ -3115,7 +3052,7 @@
       </w:r>
       <w:r>
         <w:rPr>
-          <w:rFonts w:ascii="等线" w:eastAsia="等线" w:hAnsi="等线"/>
+          <w:rFonts w:ascii="DengXian" w:eastAsia="DengXian" w:hAnsi="DengXian"/>
           <w:color w:val="3E3E3E" w:themeColor="background2" w:themeShade="40"/>
           <w:lang w:eastAsia="zh-CN"/>
         </w:rPr>
@@ -3123,7 +3060,7 @@
       </w:r>
       <w:r>
         <w:rPr>
-          <w:rFonts w:ascii="等线" w:eastAsia="等线" w:hAnsi="等线" w:hint="eastAsia"/>
+          <w:rFonts w:ascii="DengXian" w:eastAsia="DengXian" w:hAnsi="DengXian" w:hint="eastAsia"/>
           <w:color w:val="3E3E3E" w:themeColor="background2" w:themeShade="40"/>
           <w:lang w:eastAsia="zh-CN"/>
         </w:rPr>
@@ -3131,7 +3068,7 @@
       </w:r>
       <w:r>
         <w:rPr>
-          <w:rFonts w:ascii="等线" w:eastAsia="等线" w:hAnsi="等线"/>
+          <w:rFonts w:ascii="DengXian" w:eastAsia="DengXian" w:hAnsi="DengXian"/>
           <w:color w:val="3E3E3E" w:themeColor="background2" w:themeShade="40"/>
           <w:lang w:eastAsia="zh-CN"/>
         </w:rPr>
@@ -3139,7 +3076,7 @@
       </w:r>
       <w:r>
         <w:rPr>
-          <w:rFonts w:ascii="等线" w:eastAsia="等线" w:hAnsi="等线" w:hint="eastAsia"/>
+          <w:rFonts w:ascii="DengXian" w:eastAsia="DengXian" w:hAnsi="DengXian" w:hint="eastAsia"/>
           <w:color w:val="3E3E3E" w:themeColor="background2" w:themeShade="40"/>
           <w:lang w:eastAsia="zh-CN"/>
         </w:rPr>
@@ -3149,7 +3086,7 @@
     <w:p>
       <w:pPr>
         <w:rPr>
-          <w:rFonts w:ascii="等线" w:eastAsia="等线" w:hAnsi="等线"/>
+          <w:rFonts w:ascii="DengXian" w:eastAsia="DengXian" w:hAnsi="DengXian"/>
           <w:b/>
           <w:bCs/>
           <w:i/>
@@ -3161,7 +3098,7 @@
       </w:pPr>
       <w:r>
         <w:rPr>
-          <w:rFonts w:eastAsia="等线" w:hint="eastAsia"/>
+          <w:rFonts w:eastAsia="DengXian" w:hint="eastAsia"/>
           <w:b/>
           <w:bCs/>
           <w:noProof/>
@@ -3174,7 +3111,7 @@
         <mc:AlternateContent>
           <mc:Choice Requires="wps">
             <w:drawing>
-              <wp:anchor distT="0" distB="0" distL="114300" distR="114300" simplePos="0" relativeHeight="251659264" behindDoc="0" locked="0" layoutInCell="1" allowOverlap="1" wp14:anchorId="6C6CC25A" wp14:editId="1F70EAF9">
+              <wp:anchor distT="0" distB="0" distL="114300" distR="114300" simplePos="0" relativeHeight="251658240" behindDoc="0" locked="0" layoutInCell="1" allowOverlap="1" wp14:anchorId="6C6CC25A" wp14:editId="1F70EAF9">
                 <wp:simplePos x="0" y="0"/>
                 <wp:positionH relativeFrom="column">
                   <wp:posOffset>-207458</wp:posOffset>
@@ -3246,7 +3183,7 @@
       </w:r>
       <w:r>
         <w:rPr>
-          <w:rFonts w:ascii="等线" w:eastAsia="等线" w:hAnsi="等线"/>
+          <w:rFonts w:ascii="DengXian" w:eastAsia="DengXian" w:hAnsi="DengXian"/>
           <w:b/>
           <w:bCs/>
           <w:i/>
@@ -3259,7 +3196,7 @@
       </w:r>
       <w:r>
         <w:rPr>
-          <w:rFonts w:ascii="等线" w:eastAsia="等线" w:hAnsi="等线" w:hint="eastAsia"/>
+          <w:rFonts w:ascii="DengXian" w:eastAsia="DengXian" w:hAnsi="DengXian" w:hint="eastAsia"/>
           <w:b/>
           <w:bCs/>
           <w:i/>
@@ -3274,14 +3211,14 @@
     <w:p>
       <w:pPr>
         <w:rPr>
-          <w:rFonts w:ascii="等线" w:eastAsia="等线" w:hAnsi="等线"/>
-          <w:color w:val="7C7C7C" w:themeColor="background2" w:themeShade="80"/>
-          <w:lang w:eastAsia="zh-CN"/>
-        </w:rPr>
-      </w:pPr>
-      <w:r>
-        <w:rPr>
-          <w:rFonts w:ascii="等线" w:eastAsia="等线" w:hAnsi="等线" w:hint="eastAsia"/>
+          <w:rFonts w:ascii="DengXian" w:eastAsia="DengXian" w:hAnsi="DengXian"/>
+          <w:color w:val="7C7C7C" w:themeColor="background2" w:themeShade="80"/>
+          <w:lang w:eastAsia="zh-CN"/>
+        </w:rPr>
+      </w:pPr>
+      <w:r>
+        <w:rPr>
+          <w:rFonts w:ascii="DengXian" w:eastAsia="DengXian" w:hAnsi="DengXian" w:hint="eastAsia"/>
           <w:color w:val="FFC000"/>
           <w:lang w:eastAsia="zh-CN"/>
         </w:rPr>
@@ -3289,7 +3226,7 @@
       </w:r>
       <w:r>
         <w:rPr>
-          <w:rFonts w:ascii="等线" w:eastAsia="等线" w:hAnsi="等线"/>
+          <w:rFonts w:ascii="DengXian" w:eastAsia="DengXian" w:hAnsi="DengXian"/>
           <w:color w:val="FFC000"/>
           <w:lang w:eastAsia="zh-CN"/>
         </w:rPr>
@@ -3297,7 +3234,7 @@
       </w:r>
       <w:r>
         <w:rPr>
-          <w:rFonts w:ascii="等线" w:eastAsia="等线" w:hAnsi="等线"/>
+          <w:rFonts w:ascii="DengXian" w:eastAsia="DengXian" w:hAnsi="DengXian"/>
           <w:color w:val="7C7C7C" w:themeColor="background2" w:themeShade="80"/>
           <w:lang w:eastAsia="zh-CN"/>
         </w:rPr>
@@ -3305,7 +3242,7 @@
       </w:r>
       <w:r>
         <w:rPr>
-          <w:rFonts w:ascii="等线" w:eastAsia="等线" w:hAnsi="等线"/>
+          <w:rFonts w:ascii="DengXian" w:eastAsia="DengXian" w:hAnsi="DengXian"/>
           <w:color w:val="7C7C7C" w:themeColor="background2" w:themeShade="80"/>
           <w:lang w:eastAsia="zh-CN"/>
         </w:rPr>
@@ -3313,7 +3250,7 @@
       </w:r>
       <w:r>
         <w:rPr>
-          <w:rFonts w:ascii="等线" w:eastAsia="等线" w:hAnsi="等线"/>
+          <w:rFonts w:ascii="DengXian" w:eastAsia="DengXian" w:hAnsi="DengXian"/>
           <w:color w:val="7C7C7C" w:themeColor="background2" w:themeShade="80"/>
           <w:lang w:eastAsia="zh-CN"/>
         </w:rPr>
@@ -3321,7 +3258,7 @@
       </w:r>
       <w:r>
         <w:rPr>
-          <w:rFonts w:ascii="等线" w:eastAsia="等线" w:hAnsi="等线"/>
+          <w:rFonts w:ascii="DengXian" w:eastAsia="DengXian" w:hAnsi="DengXian"/>
           <w:color w:val="FFC000"/>
           <w:lang w:eastAsia="zh-CN"/>
         </w:rPr>
@@ -3331,14 +3268,14 @@
     <w:p>
       <w:pPr>
         <w:rPr>
-          <w:rFonts w:ascii="等线" w:eastAsia="等线" w:hAnsi="等线"/>
-          <w:color w:val="7C7C7C" w:themeColor="background2" w:themeShade="80"/>
-          <w:lang w:eastAsia="zh-CN"/>
-        </w:rPr>
-      </w:pPr>
-      <w:r>
-        <w:rPr>
-          <w:rFonts w:ascii="等线" w:eastAsia="等线" w:hAnsi="等线"/>
+          <w:rFonts w:ascii="DengXian" w:eastAsia="DengXian" w:hAnsi="DengXian"/>
+          <w:color w:val="7C7C7C" w:themeColor="background2" w:themeShade="80"/>
+          <w:lang w:eastAsia="zh-CN"/>
+        </w:rPr>
+      </w:pPr>
+      <w:r>
+        <w:rPr>
+          <w:rFonts w:ascii="DengXian" w:eastAsia="DengXian" w:hAnsi="DengXian"/>
           <w:color w:val="7C7C7C" w:themeColor="background2" w:themeShade="80"/>
           <w:lang w:eastAsia="zh-CN"/>
         </w:rPr>
@@ -3346,28 +3283,18 @@
         <w:t>‘</w:t>
       </w:r>
       <w:proofErr w:type="spellStart"/>
-      <w:proofErr w:type="gramStart"/>
-      <w:r>
-        <w:rPr>
-          <w:rFonts w:ascii="等线" w:eastAsia="等线" w:hAnsi="等线"/>
-          <w:color w:val="7C7C7C" w:themeColor="background2" w:themeShade="80"/>
-          <w:lang w:eastAsia="zh-CN"/>
-        </w:rPr>
-        <w:t>hardware</w:t>
-      </w:r>
-      <w:proofErr w:type="gramEnd"/>
-      <w:r>
-        <w:rPr>
-          <w:rFonts w:ascii="等线" w:eastAsia="等线" w:hAnsi="等线"/>
-          <w:color w:val="7C7C7C" w:themeColor="background2" w:themeShade="80"/>
-          <w:lang w:eastAsia="zh-CN"/>
-        </w:rPr>
-        <w:t>_id</w:t>
+      <w:r>
+        <w:rPr>
+          <w:rFonts w:ascii="DengXian" w:eastAsia="DengXian" w:hAnsi="DengXian"/>
+          <w:color w:val="7C7C7C" w:themeColor="background2" w:themeShade="80"/>
+          <w:lang w:eastAsia="zh-CN"/>
+        </w:rPr>
+        <w:t>hardware_id</w:t>
       </w:r>
       <w:proofErr w:type="spellEnd"/>
       <w:r>
         <w:rPr>
-          <w:rFonts w:ascii="等线" w:eastAsia="等线" w:hAnsi="等线"/>
+          <w:rFonts w:ascii="DengXian" w:eastAsia="DengXian" w:hAnsi="DengXian"/>
           <w:color w:val="7C7C7C" w:themeColor="background2" w:themeShade="80"/>
           <w:lang w:eastAsia="zh-CN"/>
         </w:rPr>
@@ -3375,7 +3302,7 @@
       </w:r>
       <w:r>
         <w:rPr>
-          <w:rFonts w:ascii="等线" w:eastAsia="等线" w:hAnsi="等线"/>
+          <w:rFonts w:ascii="DengXian" w:eastAsia="DengXian" w:hAnsi="DengXian"/>
           <w:color w:val="7030A0"/>
           <w:lang w:eastAsia="zh-CN"/>
         </w:rPr>
@@ -3383,7 +3310,7 @@
       </w:r>
       <w:r>
         <w:rPr>
-          <w:rFonts w:ascii="等线" w:eastAsia="等线" w:hAnsi="等线"/>
+          <w:rFonts w:ascii="DengXian" w:eastAsia="DengXian" w:hAnsi="DengXian"/>
           <w:color w:val="7C7C7C" w:themeColor="background2" w:themeShade="80"/>
           <w:lang w:eastAsia="zh-CN"/>
         </w:rPr>
@@ -3391,7 +3318,7 @@
       </w:r>
       <w:r>
         <w:rPr>
-          <w:rFonts w:ascii="等线" w:eastAsia="等线" w:hAnsi="等线"/>
+          <w:rFonts w:ascii="DengXian" w:eastAsia="DengXian" w:hAnsi="DengXian"/>
           <w:color w:val="FFC000"/>
           <w:lang w:eastAsia="zh-CN"/>
         </w:rPr>
@@ -3399,7 +3326,7 @@
       </w:r>
       <w:r>
         <w:rPr>
-          <w:rFonts w:ascii="等线" w:eastAsia="等线" w:hAnsi="等线"/>
+          <w:rFonts w:ascii="DengXian" w:eastAsia="DengXian" w:hAnsi="DengXian"/>
           <w:color w:val="FF0000"/>
           <w:lang w:eastAsia="zh-CN"/>
         </w:rPr>
@@ -3407,7 +3334,7 @@
       </w:r>
       <w:r>
         <w:rPr>
-          <w:rFonts w:ascii="等线" w:eastAsia="等线" w:hAnsi="等线"/>
+          <w:rFonts w:ascii="DengXian" w:eastAsia="DengXian" w:hAnsi="DengXian"/>
           <w:color w:val="FFC000"/>
           <w:lang w:eastAsia="zh-CN"/>
         </w:rPr>
@@ -3415,7 +3342,7 @@
       </w:r>
       <w:r>
         <w:rPr>
-          <w:rFonts w:ascii="等线" w:eastAsia="等线" w:hAnsi="等线"/>
+          <w:rFonts w:ascii="DengXian" w:eastAsia="DengXian" w:hAnsi="DengXian"/>
           <w:color w:val="7C7C7C" w:themeColor="background2" w:themeShade="80"/>
           <w:lang w:eastAsia="zh-CN"/>
         </w:rPr>
@@ -3423,7 +3350,7 @@
       </w:r>
       <w:r>
         <w:rPr>
-          <w:rFonts w:ascii="等线" w:eastAsia="等线" w:hAnsi="等线"/>
+          <w:rFonts w:ascii="DengXian" w:eastAsia="DengXian" w:hAnsi="DengXian"/>
           <w:color w:val="FFC000"/>
           <w:lang w:eastAsia="zh-CN"/>
         </w:rPr>
@@ -3433,24 +3360,23 @@
     <w:p>
       <w:pPr>
         <w:rPr>
-          <w:rFonts w:ascii="等线" w:eastAsia="等线" w:hAnsi="等线"/>
-          <w:color w:val="7C7C7C" w:themeColor="background2" w:themeShade="80"/>
-          <w:lang w:eastAsia="zh-CN"/>
-        </w:rPr>
-      </w:pPr>
-      <w:r>
-        <w:rPr>
-          <w:rFonts w:ascii="等线" w:eastAsia="等线" w:hAnsi="等线"/>
+          <w:rFonts w:ascii="DengXian" w:eastAsia="DengXian" w:hAnsi="DengXian"/>
+          <w:color w:val="7C7C7C" w:themeColor="background2" w:themeShade="80"/>
+          <w:lang w:eastAsia="zh-CN"/>
+        </w:rPr>
+      </w:pPr>
+      <w:r>
+        <w:rPr>
+          <w:rFonts w:ascii="DengXian" w:eastAsia="DengXian" w:hAnsi="DengXian"/>
           <w:color w:val="7C7C7C" w:themeColor="background2" w:themeShade="80"/>
           <w:lang w:eastAsia="zh-CN"/>
         </w:rPr>
         <w:tab/>
         <w:t xml:space="preserve">‘model’ </w:t>
       </w:r>
-      <w:proofErr w:type="gramStart"/>
-      <w:r>
-        <w:rPr>
-          <w:rFonts w:ascii="等线" w:eastAsia="等线" w:hAnsi="等线"/>
+      <w:r>
+        <w:rPr>
+          <w:rFonts w:ascii="DengXian" w:eastAsia="DengXian" w:hAnsi="DengXian"/>
           <w:color w:val="7030A0"/>
           <w:lang w:eastAsia="zh-CN"/>
         </w:rPr>
@@ -3458,16 +3384,15 @@
       </w:r>
       <w:r>
         <w:rPr>
-          <w:rFonts w:ascii="等线" w:eastAsia="等线" w:hAnsi="等线"/>
+          <w:rFonts w:ascii="DengXian" w:eastAsia="DengXian" w:hAnsi="DengXian"/>
           <w:color w:val="FFC000"/>
           <w:lang w:eastAsia="zh-CN"/>
         </w:rPr>
         <w:t>(</w:t>
       </w:r>
-      <w:proofErr w:type="gramEnd"/>
-      <w:r>
-        <w:rPr>
-          <w:rFonts w:ascii="等线" w:eastAsia="等线" w:hAnsi="等线"/>
+      <w:r>
+        <w:rPr>
+          <w:rFonts w:ascii="DengXian" w:eastAsia="DengXian" w:hAnsi="DengXian"/>
           <w:color w:val="FF0000"/>
           <w:lang w:eastAsia="zh-CN"/>
         </w:rPr>
@@ -3475,7 +3400,7 @@
       </w:r>
       <w:r>
         <w:rPr>
-          <w:rFonts w:ascii="等线" w:eastAsia="等线" w:hAnsi="等线"/>
+          <w:rFonts w:ascii="DengXian" w:eastAsia="DengXian" w:hAnsi="DengXian"/>
           <w:color w:val="FF0000"/>
           <w:lang w:eastAsia="zh-CN"/>
         </w:rPr>
@@ -3483,7 +3408,7 @@
       </w:r>
       <w:r>
         <w:rPr>
-          <w:rFonts w:ascii="等线" w:eastAsia="等线" w:hAnsi="等线"/>
+          <w:rFonts w:ascii="DengXian" w:eastAsia="DengXian" w:hAnsi="DengXian"/>
           <w:color w:val="FFC000"/>
           <w:lang w:eastAsia="zh-CN"/>
         </w:rPr>
@@ -3491,7 +3416,7 @@
       </w:r>
       <w:r>
         <w:rPr>
-          <w:rFonts w:ascii="等线" w:eastAsia="等线" w:hAnsi="等线"/>
+          <w:rFonts w:ascii="DengXian" w:eastAsia="DengXian" w:hAnsi="DengXian"/>
           <w:color w:val="7C7C7C" w:themeColor="background2" w:themeShade="80"/>
           <w:lang w:eastAsia="zh-CN"/>
         </w:rPr>
@@ -3499,7 +3424,7 @@
       </w:r>
       <w:r>
         <w:rPr>
-          <w:rFonts w:ascii="等线" w:eastAsia="等线" w:hAnsi="等线"/>
+          <w:rFonts w:ascii="DengXian" w:eastAsia="DengXian" w:hAnsi="DengXian"/>
           <w:color w:val="FFC000"/>
           <w:lang w:eastAsia="zh-CN"/>
         </w:rPr>
@@ -3510,14 +3435,14 @@
       <w:pPr>
         <w:ind w:firstLine="480"/>
         <w:rPr>
-          <w:rFonts w:ascii="等线" w:eastAsia="等线" w:hAnsi="等线"/>
-          <w:color w:val="FFC000"/>
-          <w:lang w:eastAsia="zh-CN"/>
-        </w:rPr>
-      </w:pPr>
-      <w:r>
-        <w:rPr>
-          <w:rFonts w:ascii="等线" w:eastAsia="等线" w:hAnsi="等线"/>
+          <w:rFonts w:ascii="DengXian" w:eastAsia="DengXian" w:hAnsi="DengXian"/>
+          <w:color w:val="FFC000"/>
+          <w:lang w:eastAsia="zh-CN"/>
+        </w:rPr>
+      </w:pPr>
+      <w:r>
+        <w:rPr>
+          <w:rFonts w:ascii="DengXian" w:eastAsia="DengXian" w:hAnsi="DengXian"/>
           <w:color w:val="7C7C7C" w:themeColor="background2" w:themeShade="80"/>
           <w:lang w:eastAsia="zh-CN"/>
         </w:rPr>
@@ -3526,7 +3451,7 @@
       <w:proofErr w:type="spellStart"/>
       <w:r>
         <w:rPr>
-          <w:rFonts w:ascii="等线" w:eastAsia="等线" w:hAnsi="等线"/>
+          <w:rFonts w:ascii="DengXian" w:eastAsia="DengXian" w:hAnsi="DengXian"/>
           <w:color w:val="7C7C7C" w:themeColor="background2" w:themeShade="80"/>
           <w:lang w:eastAsia="zh-CN"/>
         </w:rPr>
@@ -3535,16 +3460,15 @@
       <w:proofErr w:type="spellEnd"/>
       <w:r>
         <w:rPr>
-          <w:rFonts w:ascii="等线" w:eastAsia="等线" w:hAnsi="等线"/>
+          <w:rFonts w:ascii="DengXian" w:eastAsia="DengXian" w:hAnsi="DengXian"/>
           <w:color w:val="7C7C7C" w:themeColor="background2" w:themeShade="80"/>
           <w:lang w:eastAsia="zh-CN"/>
         </w:rPr>
         <w:t xml:space="preserve">’ </w:t>
       </w:r>
-      <w:proofErr w:type="gramStart"/>
-      <w:r>
-        <w:rPr>
-          <w:rFonts w:ascii="等线" w:eastAsia="等线" w:hAnsi="等线"/>
+      <w:r>
+        <w:rPr>
+          <w:rFonts w:ascii="DengXian" w:eastAsia="DengXian" w:hAnsi="DengXian"/>
           <w:color w:val="7030A0"/>
           <w:lang w:eastAsia="zh-CN"/>
         </w:rPr>
@@ -3552,16 +3476,15 @@
       </w:r>
       <w:r>
         <w:rPr>
-          <w:rFonts w:ascii="等线" w:eastAsia="等线" w:hAnsi="等线"/>
+          <w:rFonts w:ascii="DengXian" w:eastAsia="DengXian" w:hAnsi="DengXian"/>
           <w:color w:val="FFC000"/>
           <w:lang w:eastAsia="zh-CN"/>
         </w:rPr>
         <w:t>(</w:t>
       </w:r>
-      <w:proofErr w:type="gramEnd"/>
-      <w:r>
-        <w:rPr>
-          <w:rFonts w:ascii="等线" w:eastAsia="等线" w:hAnsi="等线"/>
+      <w:r>
+        <w:rPr>
+          <w:rFonts w:ascii="DengXian" w:eastAsia="DengXian" w:hAnsi="DengXian"/>
           <w:color w:val="FF0000"/>
           <w:lang w:eastAsia="zh-CN"/>
         </w:rPr>
@@ -3569,7 +3492,7 @@
       </w:r>
       <w:r>
         <w:rPr>
-          <w:rFonts w:ascii="等线" w:eastAsia="等线" w:hAnsi="等线"/>
+          <w:rFonts w:ascii="DengXian" w:eastAsia="DengXian" w:hAnsi="DengXian"/>
           <w:color w:val="FF0000"/>
           <w:lang w:eastAsia="zh-CN"/>
         </w:rPr>
@@ -3577,7 +3500,7 @@
       </w:r>
       <w:r>
         <w:rPr>
-          <w:rFonts w:ascii="等线" w:eastAsia="等线" w:hAnsi="等线"/>
+          <w:rFonts w:ascii="DengXian" w:eastAsia="DengXian" w:hAnsi="DengXian"/>
           <w:color w:val="FFC000"/>
           <w:lang w:eastAsia="zh-CN"/>
         </w:rPr>
@@ -3585,7 +3508,7 @@
       </w:r>
       <w:r>
         <w:rPr>
-          <w:rFonts w:ascii="等线" w:eastAsia="等线" w:hAnsi="等线"/>
+          <w:rFonts w:ascii="DengXian" w:eastAsia="DengXian" w:hAnsi="DengXian"/>
           <w:color w:val="7C7C7C" w:themeColor="background2" w:themeShade="80"/>
           <w:lang w:eastAsia="zh-CN"/>
         </w:rPr>
@@ -3593,7 +3516,7 @@
       </w:r>
       <w:r>
         <w:rPr>
-          <w:rFonts w:ascii="等线" w:eastAsia="等线" w:hAnsi="等线"/>
+          <w:rFonts w:ascii="DengXian" w:eastAsia="DengXian" w:hAnsi="DengXian"/>
           <w:color w:val="FFC000"/>
           <w:lang w:eastAsia="zh-CN"/>
         </w:rPr>
@@ -3601,7 +3524,7 @@
       </w:r>
       <w:r>
         <w:rPr>
-          <w:rFonts w:ascii="等线" w:eastAsia="等线" w:hAnsi="等线"/>
+          <w:rFonts w:ascii="DengXian" w:eastAsia="DengXian" w:hAnsi="DengXian"/>
           <w:color w:val="FFC000"/>
           <w:lang w:eastAsia="zh-CN"/>
         </w:rPr>
@@ -3609,7 +3532,7 @@
       </w:r>
       <w:r>
         <w:rPr>
-          <w:rFonts w:ascii="等线" w:eastAsia="等线" w:hAnsi="等线"/>
+          <w:rFonts w:ascii="DengXian" w:eastAsia="DengXian" w:hAnsi="DengXian"/>
           <w:color w:val="FFC000"/>
           <w:lang w:eastAsia="zh-CN"/>
         </w:rPr>
@@ -3620,14 +3543,14 @@
       <w:pPr>
         <w:ind w:firstLine="480"/>
         <w:rPr>
-          <w:rFonts w:ascii="等线" w:eastAsia="等线" w:hAnsi="等线"/>
-          <w:color w:val="FFC000"/>
-          <w:lang w:eastAsia="zh-CN"/>
-        </w:rPr>
-      </w:pPr>
-      <w:r>
-        <w:rPr>
-          <w:rFonts w:ascii="等线" w:eastAsia="等线" w:hAnsi="等线"/>
+          <w:rFonts w:ascii="DengXian" w:eastAsia="DengXian" w:hAnsi="DengXian"/>
+          <w:color w:val="FFC000"/>
+          <w:lang w:eastAsia="zh-CN"/>
+        </w:rPr>
+      </w:pPr>
+      <w:r>
+        <w:rPr>
+          <w:rFonts w:ascii="DengXian" w:eastAsia="DengXian" w:hAnsi="DengXian"/>
           <w:color w:val="7C7C7C" w:themeColor="background2" w:themeShade="80"/>
           <w:lang w:eastAsia="zh-CN"/>
         </w:rPr>
@@ -3635,7 +3558,7 @@
       </w:r>
       <w:r>
         <w:rPr>
-          <w:rFonts w:ascii="等线" w:eastAsia="等线" w:hAnsi="等线"/>
+          <w:rFonts w:ascii="DengXian" w:eastAsia="DengXian" w:hAnsi="DengXian"/>
           <w:color w:val="7C7C7C" w:themeColor="background2" w:themeShade="80"/>
           <w:lang w:eastAsia="zh-CN"/>
         </w:rPr>
@@ -3643,16 +3566,15 @@
       </w:r>
       <w:r>
         <w:rPr>
-          <w:rFonts w:ascii="等线" w:eastAsia="等线" w:hAnsi="等线"/>
+          <w:rFonts w:ascii="DengXian" w:eastAsia="DengXian" w:hAnsi="DengXian"/>
           <w:color w:val="7C7C7C" w:themeColor="background2" w:themeShade="80"/>
           <w:lang w:eastAsia="zh-CN"/>
         </w:rPr>
         <w:t xml:space="preserve">’ </w:t>
       </w:r>
-      <w:proofErr w:type="gramStart"/>
-      <w:r>
-        <w:rPr>
-          <w:rFonts w:ascii="等线" w:eastAsia="等线" w:hAnsi="等线"/>
+      <w:r>
+        <w:rPr>
+          <w:rFonts w:ascii="DengXian" w:eastAsia="DengXian" w:hAnsi="DengXian"/>
           <w:color w:val="7030A0"/>
           <w:lang w:eastAsia="zh-CN"/>
         </w:rPr>
@@ -3660,16 +3582,15 @@
       </w:r>
       <w:r>
         <w:rPr>
-          <w:rFonts w:ascii="等线" w:eastAsia="等线" w:hAnsi="等线"/>
+          <w:rFonts w:ascii="DengXian" w:eastAsia="DengXian" w:hAnsi="DengXian"/>
           <w:color w:val="FFC000"/>
           <w:lang w:eastAsia="zh-CN"/>
         </w:rPr>
         <w:t>(</w:t>
       </w:r>
-      <w:proofErr w:type="gramEnd"/>
-      <w:r>
-        <w:rPr>
-          <w:rFonts w:ascii="等线" w:eastAsia="等线" w:hAnsi="等线"/>
+      <w:r>
+        <w:rPr>
+          <w:rFonts w:ascii="DengXian" w:eastAsia="DengXian" w:hAnsi="DengXian"/>
           <w:color w:val="FF0000"/>
           <w:lang w:eastAsia="zh-CN"/>
         </w:rPr>
@@ -3677,7 +3598,7 @@
       </w:r>
       <w:r>
         <w:rPr>
-          <w:rFonts w:ascii="等线" w:eastAsia="等线" w:hAnsi="等线"/>
+          <w:rFonts w:ascii="DengXian" w:eastAsia="DengXian" w:hAnsi="DengXian"/>
           <w:color w:val="FFC000"/>
           <w:lang w:eastAsia="zh-CN"/>
         </w:rPr>
@@ -3685,7 +3606,7 @@
       </w:r>
       <w:r>
         <w:rPr>
-          <w:rFonts w:ascii="等线" w:eastAsia="等线" w:hAnsi="等线"/>
+          <w:rFonts w:ascii="DengXian" w:eastAsia="DengXian" w:hAnsi="DengXian"/>
           <w:color w:val="7C7C7C" w:themeColor="background2" w:themeShade="80"/>
           <w:lang w:eastAsia="zh-CN"/>
         </w:rPr>
@@ -3693,7 +3614,7 @@
       </w:r>
       <w:r>
         <w:rPr>
-          <w:rFonts w:ascii="等线" w:eastAsia="等线" w:hAnsi="等线"/>
+          <w:rFonts w:ascii="DengXian" w:eastAsia="DengXian" w:hAnsi="DengXian"/>
           <w:color w:val="FFC000"/>
           <w:lang w:eastAsia="zh-CN"/>
         </w:rPr>
@@ -3701,7 +3622,7 @@
       </w:r>
       <w:r>
         <w:rPr>
-          <w:rFonts w:ascii="等线" w:eastAsia="等线" w:hAnsi="等线"/>
+          <w:rFonts w:ascii="DengXian" w:eastAsia="DengXian" w:hAnsi="DengXian"/>
           <w:color w:val="FFC000"/>
           <w:lang w:eastAsia="zh-CN"/>
         </w:rPr>
@@ -3709,7 +3630,7 @@
       </w:r>
       <w:r>
         <w:rPr>
-          <w:rFonts w:ascii="等线" w:eastAsia="等线" w:hAnsi="等线"/>
+          <w:rFonts w:ascii="DengXian" w:eastAsia="DengXian" w:hAnsi="DengXian"/>
           <w:color w:val="FFC000"/>
           <w:lang w:eastAsia="zh-CN"/>
         </w:rPr>
@@ -3719,14 +3640,14 @@
     <w:p>
       <w:pPr>
         <w:rPr>
-          <w:rFonts w:ascii="等线" w:eastAsia="等线" w:hAnsi="等线"/>
-          <w:color w:val="FFC000"/>
-          <w:lang w:eastAsia="zh-CN"/>
-        </w:rPr>
-      </w:pPr>
-      <w:r>
-        <w:rPr>
-          <w:rFonts w:ascii="等线" w:eastAsia="等线" w:hAnsi="等线"/>
+          <w:rFonts w:ascii="DengXian" w:eastAsia="DengXian" w:hAnsi="DengXian"/>
+          <w:color w:val="FFC000"/>
+          <w:lang w:eastAsia="zh-CN"/>
+        </w:rPr>
+      </w:pPr>
+      <w:r>
+        <w:rPr>
+          <w:rFonts w:ascii="DengXian" w:eastAsia="DengXian" w:hAnsi="DengXian"/>
           <w:color w:val="FFC000"/>
           <w:lang w:eastAsia="zh-CN"/>
         </w:rPr>
@@ -3735,7 +3656,7 @@
       </w:r>
       <w:r>
         <w:rPr>
-          <w:rFonts w:ascii="等线" w:eastAsia="等线" w:hAnsi="等线"/>
+          <w:rFonts w:ascii="DengXian" w:eastAsia="DengXian" w:hAnsi="DengXian"/>
           <w:color w:val="7C7C7C" w:themeColor="background2" w:themeShade="80"/>
           <w:lang w:eastAsia="zh-CN"/>
         </w:rPr>
@@ -3744,7 +3665,7 @@
       <w:proofErr w:type="spellStart"/>
       <w:r>
         <w:rPr>
-          <w:rFonts w:ascii="等线" w:eastAsia="等线" w:hAnsi="等线"/>
+          <w:rFonts w:ascii="DengXian" w:eastAsia="DengXian" w:hAnsi="DengXian"/>
           <w:color w:val="7C7C7C" w:themeColor="background2" w:themeShade="80"/>
           <w:lang w:eastAsia="zh-CN"/>
         </w:rPr>
@@ -3753,7 +3674,7 @@
       <w:proofErr w:type="spellEnd"/>
       <w:r>
         <w:rPr>
-          <w:rFonts w:ascii="等线" w:eastAsia="等线" w:hAnsi="等线"/>
+          <w:rFonts w:ascii="DengXian" w:eastAsia="DengXian" w:hAnsi="DengXian"/>
           <w:color w:val="7C7C7C" w:themeColor="background2" w:themeShade="80"/>
           <w:lang w:eastAsia="zh-CN"/>
         </w:rPr>
@@ -3761,7 +3682,7 @@
       </w:r>
       <w:r>
         <w:rPr>
-          <w:rFonts w:ascii="等线" w:eastAsia="等线" w:hAnsi="等线"/>
+          <w:rFonts w:ascii="DengXian" w:eastAsia="DengXian" w:hAnsi="DengXian"/>
           <w:color w:val="FFC000"/>
           <w:lang w:eastAsia="zh-CN"/>
         </w:rPr>
@@ -3772,14 +3693,14 @@
       <w:pPr>
         <w:ind w:left="480"/>
         <w:rPr>
-          <w:rFonts w:ascii="等线" w:eastAsia="等线" w:hAnsi="等线"/>
-          <w:color w:val="7C7C7C" w:themeColor="background2" w:themeShade="80"/>
-          <w:lang w:eastAsia="zh-CN"/>
-        </w:rPr>
-      </w:pPr>
-      <w:r>
-        <w:rPr>
-          <w:rFonts w:ascii="等线" w:eastAsia="等线" w:hAnsi="等线"/>
+          <w:rFonts w:ascii="DengXian" w:eastAsia="DengXian" w:hAnsi="DengXian"/>
+          <w:color w:val="7C7C7C" w:themeColor="background2" w:themeShade="80"/>
+          <w:lang w:eastAsia="zh-CN"/>
+        </w:rPr>
+      </w:pPr>
+      <w:r>
+        <w:rPr>
+          <w:rFonts w:ascii="DengXian" w:eastAsia="DengXian" w:hAnsi="DengXian"/>
           <w:color w:val="FFC000"/>
           <w:lang w:eastAsia="zh-CN"/>
         </w:rPr>
@@ -3787,7 +3708,7 @@
       </w:r>
       <w:r>
         <w:rPr>
-          <w:rFonts w:ascii="等线" w:eastAsia="等线" w:hAnsi="等线"/>
+          <w:rFonts w:ascii="DengXian" w:eastAsia="DengXian" w:hAnsi="DengXian"/>
           <w:color w:val="7C7C7C" w:themeColor="background2" w:themeShade="80"/>
           <w:lang w:eastAsia="zh-CN"/>
         </w:rPr>
@@ -3796,7 +3717,7 @@
       <w:proofErr w:type="spellStart"/>
       <w:r>
         <w:rPr>
-          <w:rFonts w:ascii="等线" w:eastAsia="等线" w:hAnsi="等线"/>
+          <w:rFonts w:ascii="DengXian" w:eastAsia="DengXian" w:hAnsi="DengXian"/>
           <w:color w:val="7C7C7C" w:themeColor="background2" w:themeShade="80"/>
           <w:lang w:eastAsia="zh-CN"/>
         </w:rPr>
@@ -3805,7 +3726,7 @@
       <w:proofErr w:type="spellEnd"/>
       <w:r>
         <w:rPr>
-          <w:rFonts w:ascii="等线" w:eastAsia="等线" w:hAnsi="等线"/>
+          <w:rFonts w:ascii="DengXian" w:eastAsia="DengXian" w:hAnsi="DengXian"/>
           <w:color w:val="7C7C7C" w:themeColor="background2" w:themeShade="80"/>
           <w:lang w:eastAsia="zh-CN"/>
         </w:rPr>
@@ -3813,7 +3734,7 @@
       </w:r>
       <w:r>
         <w:rPr>
-          <w:rFonts w:ascii="等线" w:eastAsia="等线" w:hAnsi="等线"/>
+          <w:rFonts w:ascii="DengXian" w:eastAsia="DengXian" w:hAnsi="DengXian"/>
           <w:color w:val="FFC000"/>
           <w:lang w:eastAsia="zh-CN"/>
         </w:rPr>
@@ -3821,7 +3742,7 @@
       </w:r>
       <w:r>
         <w:rPr>
-          <w:rFonts w:ascii="等线" w:eastAsia="等线" w:hAnsi="等线"/>
+          <w:rFonts w:ascii="DengXian" w:eastAsia="DengXian" w:hAnsi="DengXian"/>
           <w:color w:val="7C7C7C" w:themeColor="background2" w:themeShade="80"/>
           <w:lang w:eastAsia="zh-CN"/>
         </w:rPr>
@@ -3829,7 +3750,7 @@
       </w:r>
       <w:r>
         <w:rPr>
-          <w:rFonts w:ascii="等线" w:eastAsia="等线" w:hAnsi="等线"/>
+          <w:rFonts w:ascii="DengXian" w:eastAsia="DengXian" w:hAnsi="DengXian"/>
           <w:color w:val="7C7C7C" w:themeColor="background2" w:themeShade="80"/>
           <w:lang w:eastAsia="zh-CN"/>
         </w:rPr>
@@ -3837,7 +3758,7 @@
       </w:r>
       <w:r>
         <w:rPr>
-          <w:rFonts w:ascii="等线" w:eastAsia="等线" w:hAnsi="等线"/>
+          <w:rFonts w:ascii="DengXian" w:eastAsia="DengXian" w:hAnsi="DengXian"/>
           <w:color w:val="7C7C7C" w:themeColor="background2" w:themeShade="80"/>
           <w:lang w:eastAsia="zh-CN"/>
         </w:rPr>
@@ -3845,7 +3766,7 @@
       </w:r>
       <w:r>
         <w:rPr>
-          <w:rFonts w:ascii="等线" w:eastAsia="等线" w:hAnsi="等线"/>
+          <w:rFonts w:ascii="DengXian" w:eastAsia="DengXian" w:hAnsi="DengXian"/>
           <w:color w:val="FFC000"/>
           <w:lang w:eastAsia="zh-CN"/>
         </w:rPr>
@@ -3853,7 +3774,7 @@
       </w:r>
       <w:r>
         <w:rPr>
-          <w:rFonts w:ascii="等线" w:eastAsia="等线" w:hAnsi="等线"/>
+          <w:rFonts w:ascii="DengXian" w:eastAsia="DengXian" w:hAnsi="DengXian"/>
           <w:color w:val="7C7C7C" w:themeColor="background2" w:themeShade="80"/>
           <w:lang w:eastAsia="zh-CN"/>
         </w:rPr>
@@ -3862,7 +3783,7 @@
       <w:proofErr w:type="spellStart"/>
       <w:r>
         <w:rPr>
-          <w:rFonts w:ascii="等线" w:eastAsia="等线" w:hAnsi="等线"/>
+          <w:rFonts w:ascii="DengXian" w:eastAsia="DengXian" w:hAnsi="DengXian"/>
           <w:color w:val="7C7C7C" w:themeColor="background2" w:themeShade="80"/>
           <w:lang w:eastAsia="zh-CN"/>
         </w:rPr>
@@ -3871,7 +3792,7 @@
       <w:proofErr w:type="spellEnd"/>
       <w:r>
         <w:rPr>
-          <w:rFonts w:ascii="等线" w:eastAsia="等线" w:hAnsi="等线"/>
+          <w:rFonts w:ascii="DengXian" w:eastAsia="DengXian" w:hAnsi="DengXian"/>
           <w:color w:val="7C7C7C" w:themeColor="background2" w:themeShade="80"/>
           <w:lang w:eastAsia="zh-CN"/>
         </w:rPr>
@@ -3879,7 +3800,7 @@
       </w:r>
       <w:r>
         <w:rPr>
-          <w:rFonts w:ascii="等线" w:eastAsia="等线" w:hAnsi="等线"/>
+          <w:rFonts w:ascii="DengXian" w:eastAsia="DengXian" w:hAnsi="DengXian"/>
           <w:color w:val="FFC000"/>
           <w:lang w:eastAsia="zh-CN"/>
         </w:rPr>
@@ -3887,7 +3808,7 @@
       </w:r>
       <w:r>
         <w:rPr>
-          <w:rFonts w:ascii="等线" w:eastAsia="等线" w:hAnsi="等线"/>
+          <w:rFonts w:ascii="DengXian" w:eastAsia="DengXian" w:hAnsi="DengXian"/>
           <w:color w:val="7C7C7C" w:themeColor="background2" w:themeShade="80"/>
           <w:lang w:eastAsia="zh-CN"/>
         </w:rPr>
@@ -3898,14 +3819,14 @@
       <w:pPr>
         <w:ind w:left="480"/>
         <w:rPr>
-          <w:rFonts w:ascii="等线" w:eastAsia="等线" w:hAnsi="等线"/>
-          <w:color w:val="FFC000"/>
-          <w:lang w:eastAsia="zh-CN"/>
-        </w:rPr>
-      </w:pPr>
-      <w:r>
-        <w:rPr>
-          <w:rFonts w:ascii="等线" w:eastAsia="等线" w:hAnsi="等线"/>
+          <w:rFonts w:ascii="DengXian" w:eastAsia="DengXian" w:hAnsi="DengXian"/>
+          <w:color w:val="FFC000"/>
+          <w:lang w:eastAsia="zh-CN"/>
+        </w:rPr>
+      </w:pPr>
+      <w:r>
+        <w:rPr>
+          <w:rFonts w:ascii="DengXian" w:eastAsia="DengXian" w:hAnsi="DengXian"/>
           <w:color w:val="FFC000"/>
           <w:lang w:eastAsia="zh-CN"/>
         </w:rPr>
@@ -3916,14 +3837,14 @@
       <w:pPr>
         <w:ind w:left="480"/>
         <w:rPr>
-          <w:rFonts w:ascii="等线" w:eastAsia="等线" w:hAnsi="等线" w:hint="eastAsia"/>
-          <w:color w:val="7C7C7C" w:themeColor="background2" w:themeShade="80"/>
-          <w:lang w:eastAsia="zh-CN"/>
-        </w:rPr>
-      </w:pPr>
-      <w:r>
-        <w:rPr>
-          <w:rFonts w:ascii="等线" w:eastAsia="等线" w:hAnsi="等线"/>
+          <w:rFonts w:ascii="DengXian" w:eastAsia="DengXian" w:hAnsi="DengXian"/>
+          <w:color w:val="7C7C7C" w:themeColor="background2" w:themeShade="80"/>
+          <w:lang w:eastAsia="zh-CN"/>
+        </w:rPr>
+      </w:pPr>
+      <w:r>
+        <w:rPr>
+          <w:rFonts w:ascii="DengXian" w:eastAsia="DengXian" w:hAnsi="DengXian"/>
           <w:color w:val="FFC000"/>
           <w:lang w:eastAsia="zh-CN"/>
         </w:rPr>
@@ -3931,7 +3852,7 @@
       </w:r>
       <w:r>
         <w:rPr>
-          <w:rFonts w:ascii="等线" w:eastAsia="等线" w:hAnsi="等线"/>
+          <w:rFonts w:ascii="DengXian" w:eastAsia="DengXian" w:hAnsi="DengXian"/>
           <w:color w:val="7C7C7C" w:themeColor="background2" w:themeShade="80"/>
           <w:lang w:eastAsia="zh-CN"/>
         </w:rPr>
@@ -3939,7 +3860,7 @@
       </w:r>
       <w:r>
         <w:rPr>
-          <w:rFonts w:ascii="等线" w:eastAsia="等线" w:hAnsi="等线"/>
+          <w:rFonts w:ascii="DengXian" w:eastAsia="DengXian" w:hAnsi="DengXian"/>
           <w:color w:val="7C7C7C" w:themeColor="background2" w:themeShade="80"/>
           <w:lang w:eastAsia="zh-CN"/>
         </w:rPr>
@@ -3947,7 +3868,7 @@
       </w:r>
       <w:r>
         <w:rPr>
-          <w:rFonts w:ascii="等线" w:eastAsia="等线" w:hAnsi="等线"/>
+          <w:rFonts w:ascii="DengXian" w:eastAsia="DengXian" w:hAnsi="DengXian"/>
           <w:color w:val="7C7C7C" w:themeColor="background2" w:themeShade="80"/>
           <w:lang w:eastAsia="zh-CN"/>
         </w:rPr>
@@ -3955,7 +3876,7 @@
       </w:r>
       <w:r>
         <w:rPr>
-          <w:rFonts w:ascii="等线" w:eastAsia="等线" w:hAnsi="等线"/>
+          <w:rFonts w:ascii="DengXian" w:eastAsia="DengXian" w:hAnsi="DengXian"/>
           <w:color w:val="FFC000"/>
           <w:lang w:eastAsia="zh-CN"/>
         </w:rPr>
@@ -3963,7 +3884,7 @@
       </w:r>
       <w:r>
         <w:rPr>
-          <w:rFonts w:ascii="等线" w:eastAsia="等线" w:hAnsi="等线"/>
+          <w:rFonts w:ascii="DengXian" w:eastAsia="DengXian" w:hAnsi="DengXian"/>
           <w:color w:val="7C7C7C" w:themeColor="background2" w:themeShade="80"/>
           <w:lang w:eastAsia="zh-CN"/>
         </w:rPr>
@@ -3971,7 +3892,7 @@
       </w:r>
       <w:r>
         <w:rPr>
-          <w:rFonts w:ascii="等线" w:eastAsia="等线" w:hAnsi="等线"/>
+          <w:rFonts w:ascii="DengXian" w:eastAsia="DengXian" w:hAnsi="DengXian"/>
           <w:color w:val="FFC000"/>
           <w:lang w:eastAsia="zh-CN"/>
         </w:rPr>
@@ -3979,7 +3900,7 @@
       </w:r>
       <w:r>
         <w:rPr>
-          <w:rFonts w:ascii="等线" w:eastAsia="等线" w:hAnsi="等线"/>
+          <w:rFonts w:ascii="DengXian" w:eastAsia="DengXian" w:hAnsi="DengXian"/>
           <w:color w:val="7C7C7C" w:themeColor="background2" w:themeShade="80"/>
           <w:lang w:eastAsia="zh-CN"/>
         </w:rPr>
@@ -3987,7 +3908,7 @@
       </w:r>
       <w:r>
         <w:rPr>
-          <w:rFonts w:ascii="等线" w:eastAsia="等线" w:hAnsi="等线"/>
+          <w:rFonts w:ascii="DengXian" w:eastAsia="DengXian" w:hAnsi="DengXian"/>
           <w:color w:val="7C7C7C" w:themeColor="background2" w:themeShade="80"/>
           <w:lang w:eastAsia="zh-CN"/>
         </w:rPr>
@@ -3995,7 +3916,7 @@
       </w:r>
       <w:r>
         <w:rPr>
-          <w:rFonts w:ascii="等线" w:eastAsia="等线" w:hAnsi="等线"/>
+          <w:rFonts w:ascii="DengXian" w:eastAsia="DengXian" w:hAnsi="DengXian"/>
           <w:color w:val="7C7C7C" w:themeColor="background2" w:themeShade="80"/>
           <w:lang w:eastAsia="zh-CN"/>
         </w:rPr>
@@ -4003,7 +3924,7 @@
       </w:r>
       <w:r>
         <w:rPr>
-          <w:rFonts w:ascii="等线" w:eastAsia="等线" w:hAnsi="等线"/>
+          <w:rFonts w:ascii="DengXian" w:eastAsia="DengXian" w:hAnsi="DengXian"/>
           <w:color w:val="FFC000"/>
           <w:lang w:eastAsia="zh-CN"/>
         </w:rPr>
@@ -4011,7 +3932,7 @@
       </w:r>
       <w:r>
         <w:rPr>
-          <w:rFonts w:ascii="等线" w:eastAsia="等线" w:hAnsi="等线"/>
+          <w:rFonts w:ascii="DengXian" w:eastAsia="DengXian" w:hAnsi="DengXian"/>
           <w:color w:val="7C7C7C" w:themeColor="background2" w:themeShade="80"/>
           <w:lang w:eastAsia="zh-CN"/>
         </w:rPr>
@@ -4019,7 +3940,7 @@
       </w:r>
       <w:r>
         <w:rPr>
-          <w:rFonts w:ascii="等线" w:eastAsia="等线" w:hAnsi="等线"/>
+          <w:rFonts w:ascii="DengXian" w:eastAsia="DengXian" w:hAnsi="DengXian"/>
           <w:color w:val="FFC000"/>
           <w:lang w:eastAsia="zh-CN"/>
         </w:rPr>
@@ -4029,14 +3950,14 @@
     <w:p>
       <w:pPr>
         <w:rPr>
-          <w:rFonts w:ascii="等线" w:eastAsia="等线" w:hAnsi="等线"/>
-          <w:color w:val="FFC000"/>
-          <w:lang w:eastAsia="zh-CN"/>
-        </w:rPr>
-      </w:pPr>
-      <w:r>
-        <w:rPr>
-          <w:rFonts w:ascii="等线" w:eastAsia="等线" w:hAnsi="等线" w:hint="eastAsia"/>
+          <w:rFonts w:ascii="DengXian" w:eastAsia="DengXian" w:hAnsi="DengXian"/>
+          <w:color w:val="FFC000"/>
+          <w:lang w:eastAsia="zh-CN"/>
+        </w:rPr>
+      </w:pPr>
+      <w:r>
+        <w:rPr>
+          <w:rFonts w:ascii="DengXian" w:eastAsia="DengXian" w:hAnsi="DengXian" w:hint="eastAsia"/>
           <w:color w:val="FFC000"/>
           <w:lang w:eastAsia="zh-CN"/>
         </w:rPr>
@@ -4044,7 +3965,7 @@
       </w:r>
       <w:r>
         <w:rPr>
-          <w:rFonts w:ascii="等线" w:eastAsia="等线" w:hAnsi="等线"/>
+          <w:rFonts w:ascii="DengXian" w:eastAsia="DengXian" w:hAnsi="DengXian"/>
           <w:color w:val="7C7C7C" w:themeColor="background2" w:themeShade="80"/>
           <w:lang w:eastAsia="zh-CN"/>
         </w:rPr>
@@ -4052,7 +3973,7 @@
       </w:r>
       <w:r>
         <w:rPr>
-          <w:rFonts w:ascii="等线" w:eastAsia="等线" w:hAnsi="等线"/>
+          <w:rFonts w:ascii="DengXian" w:eastAsia="DengXian" w:hAnsi="DengXian"/>
           <w:color w:val="FFC000"/>
           <w:lang w:eastAsia="zh-CN"/>
         </w:rPr>
@@ -4061,7 +3982,7 @@
       <w:proofErr w:type="spellStart"/>
       <w:r>
         <w:rPr>
-          <w:rFonts w:ascii="等线" w:eastAsia="等线" w:hAnsi="等线"/>
+          <w:rFonts w:ascii="DengXian" w:eastAsia="DengXian" w:hAnsi="DengXian"/>
           <w:color w:val="7C7C7C" w:themeColor="background2" w:themeShade="80"/>
           <w:lang w:eastAsia="zh-CN"/>
         </w:rPr>
@@ -4070,7 +3991,7 @@
       <w:proofErr w:type="spellEnd"/>
       <w:r>
         <w:rPr>
-          <w:rFonts w:ascii="等线" w:eastAsia="等线" w:hAnsi="等线"/>
+          <w:rFonts w:ascii="DengXian" w:eastAsia="DengXian" w:hAnsi="DengXian"/>
           <w:color w:val="7C7C7C" w:themeColor="background2" w:themeShade="80"/>
           <w:lang w:eastAsia="zh-CN"/>
         </w:rPr>
@@ -4078,7 +3999,7 @@
       </w:r>
       <w:r>
         <w:rPr>
-          <w:rFonts w:ascii="等线" w:eastAsia="等线" w:hAnsi="等线"/>
+          <w:rFonts w:ascii="DengXian" w:eastAsia="DengXian" w:hAnsi="DengXian"/>
           <w:color w:val="FFC000"/>
           <w:lang w:eastAsia="zh-CN"/>
         </w:rPr>
@@ -4086,7 +4007,7 @@
       </w:r>
       <w:r>
         <w:rPr>
-          <w:rFonts w:ascii="等线" w:eastAsia="等线" w:hAnsi="等线"/>
+          <w:rFonts w:ascii="DengXian" w:eastAsia="DengXian" w:hAnsi="DengXian"/>
           <w:color w:val="7C7C7C" w:themeColor="background2" w:themeShade="80"/>
           <w:lang w:eastAsia="zh-CN"/>
         </w:rPr>
@@ -4094,7 +4015,7 @@
       </w:r>
       <w:r>
         <w:rPr>
-          <w:rFonts w:ascii="等线" w:eastAsia="等线" w:hAnsi="等线"/>
+          <w:rFonts w:ascii="DengXian" w:eastAsia="DengXian" w:hAnsi="DengXian"/>
           <w:color w:val="FFC000"/>
           <w:lang w:eastAsia="zh-CN"/>
         </w:rPr>
@@ -4102,7 +4023,7 @@
       </w:r>
       <w:r>
         <w:rPr>
-          <w:rFonts w:ascii="等线" w:eastAsia="等线" w:hAnsi="等线"/>
+          <w:rFonts w:ascii="DengXian" w:eastAsia="DengXian" w:hAnsi="DengXian"/>
           <w:color w:val="7C7C7C" w:themeColor="background2" w:themeShade="80"/>
           <w:lang w:eastAsia="zh-CN"/>
         </w:rPr>
@@ -4110,7 +4031,7 @@
       </w:r>
       <w:r>
         <w:rPr>
-          <w:rFonts w:ascii="等线" w:eastAsia="等线" w:hAnsi="等线"/>
+          <w:rFonts w:ascii="DengXian" w:eastAsia="DengXian" w:hAnsi="DengXian"/>
           <w:color w:val="FFC000"/>
           <w:lang w:eastAsia="zh-CN"/>
         </w:rPr>
@@ -4118,7 +4039,7 @@
       </w:r>
       <w:r>
         <w:rPr>
-          <w:rFonts w:ascii="等线" w:eastAsia="等线" w:hAnsi="等线"/>
+          <w:rFonts w:ascii="DengXian" w:eastAsia="DengXian" w:hAnsi="DengXian"/>
           <w:color w:val="7C7C7C" w:themeColor="background2" w:themeShade="80"/>
           <w:lang w:eastAsia="zh-CN"/>
         </w:rPr>
@@ -4126,7 +4047,7 @@
       </w:r>
       <w:r>
         <w:rPr>
-          <w:rFonts w:ascii="等线" w:eastAsia="等线" w:hAnsi="等线"/>
+          <w:rFonts w:ascii="DengXian" w:eastAsia="DengXian" w:hAnsi="DengXian"/>
           <w:color w:val="FFC000"/>
           <w:lang w:eastAsia="zh-CN"/>
         </w:rPr>
@@ -4136,7 +4057,7 @@
     <w:p>
       <w:pPr>
         <w:rPr>
-          <w:rFonts w:ascii="等线" w:eastAsia="等线" w:hAnsi="等线"/>
+          <w:rFonts w:ascii="DengXian" w:eastAsia="DengXian" w:hAnsi="DengXian"/>
           <w:color w:val="3E3E3E" w:themeColor="background2" w:themeShade="40"/>
           <w:lang w:eastAsia="zh-CN"/>
         </w:rPr>
@@ -4145,14 +4066,14 @@
     <w:p>
       <w:pPr>
         <w:rPr>
-          <w:rFonts w:ascii="等线" w:eastAsia="等线" w:hAnsi="等线"/>
-          <w:color w:val="3E3E3E" w:themeColor="background2" w:themeShade="40"/>
-          <w:lang w:eastAsia="zh-CN"/>
-        </w:rPr>
-      </w:pPr>
-      <w:r>
-        <w:rPr>
-          <w:rFonts w:ascii="等线" w:eastAsia="等线" w:hAnsi="等线" w:hint="eastAsia"/>
+          <w:rFonts w:ascii="DengXian" w:eastAsia="DengXian" w:hAnsi="DengXian"/>
+          <w:color w:val="3E3E3E" w:themeColor="background2" w:themeShade="40"/>
+          <w:lang w:eastAsia="zh-CN"/>
+        </w:rPr>
+      </w:pPr>
+      <w:r>
+        <w:rPr>
+          <w:rFonts w:ascii="DengXian" w:eastAsia="DengXian" w:hAnsi="DengXian" w:hint="eastAsia"/>
           <w:color w:val="3E3E3E" w:themeColor="background2" w:themeShade="40"/>
           <w:lang w:eastAsia="zh-CN"/>
         </w:rPr>
@@ -4160,7 +4081,7 @@
       </w:r>
       <w:r>
         <w:rPr>
-          <w:rFonts w:ascii="等线" w:eastAsia="等线" w:hAnsi="等线"/>
+          <w:rFonts w:ascii="DengXian" w:eastAsia="DengXian" w:hAnsi="DengXian"/>
           <w:color w:val="3E3E3E" w:themeColor="background2" w:themeShade="40"/>
           <w:lang w:eastAsia="zh-CN"/>
         </w:rPr>
@@ -4169,7 +4090,7 @@
       <w:proofErr w:type="spellStart"/>
       <w:r>
         <w:rPr>
-          <w:rFonts w:ascii="等线" w:eastAsia="等线" w:hAnsi="等线"/>
+          <w:rFonts w:ascii="DengXian" w:eastAsia="DengXian" w:hAnsi="DengXian"/>
           <w:color w:val="3E3E3E" w:themeColor="background2" w:themeShade="40"/>
           <w:lang w:eastAsia="zh-CN"/>
         </w:rPr>
@@ -4178,7 +4099,7 @@
       <w:proofErr w:type="spellEnd"/>
       <w:r>
         <w:rPr>
-          <w:rFonts w:ascii="等线" w:eastAsia="等线" w:hAnsi="等线"/>
+          <w:rFonts w:ascii="DengXian" w:eastAsia="DengXian" w:hAnsi="DengXian"/>
           <w:color w:val="3E3E3E" w:themeColor="background2" w:themeShade="40"/>
           <w:lang w:eastAsia="zh-CN"/>
         </w:rPr>
@@ -4187,7 +4108,7 @@
       <w:proofErr w:type="spellStart"/>
       <w:r>
         <w:rPr>
-          <w:rFonts w:ascii="等线" w:eastAsia="等线" w:hAnsi="等线"/>
+          <w:rFonts w:ascii="DengXian" w:eastAsia="DengXian" w:hAnsi="DengXian"/>
           <w:color w:val="3E3E3E" w:themeColor="background2" w:themeShade="40"/>
           <w:lang w:eastAsia="zh-CN"/>
         </w:rPr>
@@ -4196,7 +4117,7 @@
       <w:proofErr w:type="spellEnd"/>
       <w:r>
         <w:rPr>
-          <w:rFonts w:ascii="等线" w:eastAsia="等线" w:hAnsi="等线"/>
+          <w:rFonts w:ascii="DengXian" w:eastAsia="DengXian" w:hAnsi="DengXian"/>
           <w:color w:val="3E3E3E" w:themeColor="background2" w:themeShade="40"/>
           <w:lang w:eastAsia="zh-CN"/>
         </w:rPr>
@@ -4205,7 +4126,7 @@
       <w:proofErr w:type="spellStart"/>
       <w:r>
         <w:rPr>
-          <w:rFonts w:ascii="等线" w:eastAsia="等线" w:hAnsi="等线"/>
+          <w:rFonts w:ascii="DengXian" w:eastAsia="DengXian" w:hAnsi="DengXian"/>
           <w:color w:val="3E3E3E" w:themeColor="background2" w:themeShade="40"/>
           <w:lang w:eastAsia="zh-CN"/>
         </w:rPr>
@@ -4214,7 +4135,7 @@
       <w:proofErr w:type="spellEnd"/>
       <w:r>
         <w:rPr>
-          <w:rFonts w:ascii="等线" w:eastAsia="等线" w:hAnsi="等线"/>
+          <w:rFonts w:ascii="DengXian" w:eastAsia="DengXian" w:hAnsi="DengXian"/>
           <w:color w:val="3E3E3E" w:themeColor="background2" w:themeShade="40"/>
           <w:lang w:eastAsia="zh-CN"/>
         </w:rPr>
@@ -4225,7 +4146,7 @@
       <w:pPr>
         <w:ind w:firstLine="480"/>
         <w:rPr>
-          <w:rFonts w:ascii="等线" w:eastAsia="等线" w:hAnsi="等线"/>
+          <w:rFonts w:ascii="DengXian" w:eastAsia="DengXian" w:hAnsi="DengXian"/>
           <w:color w:val="3E3E3E" w:themeColor="background2" w:themeShade="40"/>
           <w:lang w:eastAsia="zh-CN"/>
         </w:rPr>
@@ -4233,7 +4154,7 @@
       <w:proofErr w:type="spellStart"/>
       <w:r>
         <w:rPr>
-          <w:rFonts w:ascii="等线" w:eastAsia="等线" w:hAnsi="等线"/>
+          <w:rFonts w:ascii="DengXian" w:eastAsia="DengXian" w:hAnsi="DengXian"/>
           <w:color w:val="3E3E3E" w:themeColor="background2" w:themeShade="40"/>
           <w:lang w:eastAsia="zh-CN"/>
         </w:rPr>
@@ -4242,7 +4163,7 @@
       <w:proofErr w:type="spellEnd"/>
       <w:r>
         <w:rPr>
-          <w:rFonts w:ascii="等线" w:eastAsia="等线" w:hAnsi="等线"/>
+          <w:rFonts w:ascii="DengXian" w:eastAsia="DengXian" w:hAnsi="DengXian"/>
           <w:color w:val="3E3E3E" w:themeColor="background2" w:themeShade="40"/>
           <w:lang w:eastAsia="zh-CN"/>
         </w:rPr>
@@ -4253,14 +4174,14 @@
       <w:pPr>
         <w:ind w:firstLine="480"/>
         <w:rPr>
-          <w:rFonts w:ascii="等线" w:eastAsia="等线" w:hAnsi="等线"/>
-          <w:color w:val="3E3E3E" w:themeColor="background2" w:themeShade="40"/>
-          <w:lang w:eastAsia="zh-CN"/>
-        </w:rPr>
-      </w:pPr>
-      <w:r>
-        <w:rPr>
-          <w:rFonts w:ascii="等线" w:eastAsia="等线" w:hAnsi="等线"/>
+          <w:rFonts w:ascii="DengXian" w:eastAsia="DengXian" w:hAnsi="DengXian"/>
+          <w:color w:val="3E3E3E" w:themeColor="background2" w:themeShade="40"/>
+          <w:lang w:eastAsia="zh-CN"/>
+        </w:rPr>
+      </w:pPr>
+      <w:r>
+        <w:rPr>
+          <w:rFonts w:ascii="DengXian" w:eastAsia="DengXian" w:hAnsi="DengXian"/>
           <w:color w:val="3E3E3E" w:themeColor="background2" w:themeShade="40"/>
           <w:lang w:eastAsia="zh-CN"/>
         </w:rPr>
@@ -4269,7 +4190,7 @@
       <w:proofErr w:type="spellStart"/>
       <w:r>
         <w:rPr>
-          <w:rFonts w:ascii="等线" w:eastAsia="等线" w:hAnsi="等线"/>
+          <w:rFonts w:ascii="DengXian" w:eastAsia="DengXian" w:hAnsi="DengXian"/>
           <w:color w:val="3E3E3E" w:themeColor="background2" w:themeShade="40"/>
           <w:lang w:eastAsia="zh-CN"/>
         </w:rPr>
@@ -4278,7 +4199,7 @@
       <w:proofErr w:type="spellEnd"/>
       <w:r>
         <w:rPr>
-          <w:rFonts w:ascii="等线" w:eastAsia="等线" w:hAnsi="等线"/>
+          <w:rFonts w:ascii="DengXian" w:eastAsia="DengXian" w:hAnsi="DengXian"/>
           <w:color w:val="3E3E3E" w:themeColor="background2" w:themeShade="40"/>
           <w:lang w:eastAsia="zh-CN"/>
         </w:rPr>
@@ -4287,14 +4208,14 @@
     </w:p>
     <w:p>
       <w:pPr>
-        <w:pStyle w:val="ListParagraph"/>
+        <w:pStyle w:val="a8"/>
         <w:numPr>
           <w:ilvl w:val="0"/>
           <w:numId w:val="2"/>
         </w:numPr>
         <w:ind w:leftChars="0"/>
         <w:rPr>
-          <w:rFonts w:ascii="等线" w:eastAsia="等线" w:hAnsi="等线"/>
+          <w:rFonts w:ascii="DengXian" w:eastAsia="DengXian" w:hAnsi="DengXian"/>
           <w:color w:val="3E3E3E" w:themeColor="background2" w:themeShade="40"/>
           <w:lang w:eastAsia="zh-CN"/>
         </w:rPr>
@@ -4302,7 +4223,7 @@
       <w:proofErr w:type="spellStart"/>
       <w:r>
         <w:rPr>
-          <w:rFonts w:ascii="等线" w:eastAsia="等线" w:hAnsi="等线" w:hint="eastAsia"/>
+          <w:rFonts w:ascii="DengXian" w:eastAsia="DengXian" w:hAnsi="DengXian" w:hint="eastAsia"/>
           <w:color w:val="3E3E3E" w:themeColor="background2" w:themeShade="40"/>
           <w:lang w:eastAsia="zh-CN"/>
         </w:rPr>
@@ -4310,7 +4231,7 @@
       </w:r>
       <w:r>
         <w:rPr>
-          <w:rFonts w:ascii="等线" w:eastAsia="等线" w:hAnsi="等线"/>
+          <w:rFonts w:ascii="DengXian" w:eastAsia="DengXian" w:hAnsi="DengXian"/>
           <w:color w:val="3E3E3E" w:themeColor="background2" w:themeShade="40"/>
           <w:lang w:eastAsia="zh-CN"/>
         </w:rPr>
@@ -4319,7 +4240,7 @@
       <w:proofErr w:type="spellEnd"/>
       <w:r>
         <w:rPr>
-          <w:rFonts w:ascii="等线" w:eastAsia="等线" w:hAnsi="等线" w:hint="eastAsia"/>
+          <w:rFonts w:ascii="DengXian" w:eastAsia="DengXian" w:hAnsi="DengXian" w:hint="eastAsia"/>
           <w:color w:val="3E3E3E" w:themeColor="background2" w:themeShade="40"/>
           <w:lang w:eastAsia="zh-CN"/>
         </w:rPr>
@@ -4328,21 +4249,21 @@
     </w:p>
     <w:p>
       <w:pPr>
-        <w:pStyle w:val="ListParagraph"/>
+        <w:pStyle w:val="a8"/>
         <w:numPr>
           <w:ilvl w:val="0"/>
           <w:numId w:val="2"/>
         </w:numPr>
         <w:ind w:leftChars="0"/>
         <w:rPr>
-          <w:rFonts w:ascii="等线" w:eastAsia="等线" w:hAnsi="等线"/>
-          <w:color w:val="3E3E3E" w:themeColor="background2" w:themeShade="40"/>
-          <w:lang w:eastAsia="zh-CN"/>
-        </w:rPr>
-      </w:pPr>
-      <w:r>
-        <w:rPr>
-          <w:rFonts w:ascii="等线" w:eastAsia="等线" w:hAnsi="等线" w:hint="eastAsia"/>
+          <w:rFonts w:ascii="DengXian" w:eastAsia="DengXian" w:hAnsi="DengXian"/>
+          <w:color w:val="3E3E3E" w:themeColor="background2" w:themeShade="40"/>
+          <w:lang w:eastAsia="zh-CN"/>
+        </w:rPr>
+      </w:pPr>
+      <w:r>
+        <w:rPr>
+          <w:rFonts w:ascii="DengXian" w:eastAsia="DengXian" w:hAnsi="DengXian" w:hint="eastAsia"/>
           <w:color w:val="3E3E3E" w:themeColor="background2" w:themeShade="40"/>
           <w:lang w:eastAsia="zh-CN"/>
         </w:rPr>
@@ -4350,7 +4271,7 @@
       </w:r>
       <w:r>
         <w:rPr>
-          <w:rFonts w:ascii="等线" w:eastAsia="等线" w:hAnsi="等线"/>
+          <w:rFonts w:ascii="DengXian" w:eastAsia="DengXian" w:hAnsi="DengXian"/>
           <w:color w:val="3E3E3E" w:themeColor="background2" w:themeShade="40"/>
           <w:lang w:eastAsia="zh-CN"/>
         </w:rPr>
@@ -4358,7 +4279,7 @@
       </w:r>
       <w:r>
         <w:rPr>
-          <w:rFonts w:ascii="等线" w:eastAsia="等线" w:hAnsi="等线" w:hint="eastAsia"/>
+          <w:rFonts w:ascii="DengXian" w:eastAsia="DengXian" w:hAnsi="DengXian" w:hint="eastAsia"/>
           <w:color w:val="3E3E3E" w:themeColor="background2" w:themeShade="40"/>
           <w:lang w:eastAsia="zh-CN"/>
         </w:rPr>
@@ -4367,7 +4288,7 @@
       <w:proofErr w:type="spellStart"/>
       <w:r>
         <w:rPr>
-          <w:rFonts w:ascii="等线" w:eastAsia="等线" w:hAnsi="等线" w:hint="eastAsia"/>
+          <w:rFonts w:ascii="DengXian" w:eastAsia="DengXian" w:hAnsi="DengXian" w:hint="eastAsia"/>
           <w:color w:val="3E3E3E" w:themeColor="background2" w:themeShade="40"/>
           <w:lang w:eastAsia="zh-CN"/>
         </w:rPr>
@@ -4375,7 +4296,7 @@
       </w:r>
       <w:r>
         <w:rPr>
-          <w:rFonts w:ascii="等线" w:eastAsia="等线" w:hAnsi="等线"/>
+          <w:rFonts w:ascii="DengXian" w:eastAsia="DengXian" w:hAnsi="DengXian"/>
           <w:color w:val="3E3E3E" w:themeColor="background2" w:themeShade="40"/>
           <w:lang w:eastAsia="zh-CN"/>
         </w:rPr>
@@ -4384,7 +4305,7 @@
       <w:proofErr w:type="spellEnd"/>
       <w:r>
         <w:rPr>
-          <w:rFonts w:ascii="等线" w:eastAsia="等线" w:hAnsi="等线" w:hint="eastAsia"/>
+          <w:rFonts w:ascii="DengXian" w:eastAsia="DengXian" w:hAnsi="DengXian" w:hint="eastAsia"/>
           <w:color w:val="3E3E3E" w:themeColor="background2" w:themeShade="40"/>
           <w:lang w:eastAsia="zh-CN"/>
         </w:rPr>
@@ -4392,7 +4313,7 @@
       </w:r>
       <w:r>
         <w:rPr>
-          <w:rFonts w:ascii="等线" w:eastAsia="等线" w:hAnsi="等线"/>
+          <w:rFonts w:ascii="DengXian" w:eastAsia="DengXian" w:hAnsi="DengXian"/>
           <w:color w:val="3E3E3E" w:themeColor="background2" w:themeShade="40"/>
           <w:lang w:eastAsia="zh-CN"/>
         </w:rPr>
@@ -4400,7 +4321,7 @@
       </w:r>
       <w:r>
         <w:rPr>
-          <w:rFonts w:ascii="等线" w:eastAsia="等线" w:hAnsi="等线" w:hint="eastAsia"/>
+          <w:rFonts w:ascii="DengXian" w:eastAsia="DengXian" w:hAnsi="DengXian" w:hint="eastAsia"/>
           <w:color w:val="3E3E3E" w:themeColor="background2" w:themeShade="40"/>
           <w:lang w:eastAsia="zh-CN"/>
         </w:rPr>
@@ -4409,14 +4330,14 @@
     </w:p>
     <w:p>
       <w:pPr>
-        <w:pStyle w:val="ListParagraph"/>
+        <w:pStyle w:val="a8"/>
         <w:numPr>
           <w:ilvl w:val="0"/>
           <w:numId w:val="2"/>
         </w:numPr>
         <w:ind w:leftChars="0"/>
         <w:rPr>
-          <w:rFonts w:ascii="等线" w:eastAsia="等线" w:hAnsi="等线"/>
+          <w:rFonts w:ascii="DengXian" w:eastAsia="DengXian" w:hAnsi="DengXian"/>
           <w:color w:val="3E3E3E" w:themeColor="background2" w:themeShade="40"/>
           <w:lang w:eastAsia="zh-CN"/>
         </w:rPr>
@@ -4424,7 +4345,7 @@
       <w:proofErr w:type="spellStart"/>
       <w:r>
         <w:rPr>
-          <w:rFonts w:ascii="等线" w:eastAsia="等线" w:hAnsi="等线" w:hint="eastAsia"/>
+          <w:rFonts w:ascii="DengXian" w:eastAsia="DengXian" w:hAnsi="DengXian" w:hint="eastAsia"/>
           <w:color w:val="3E3E3E" w:themeColor="background2" w:themeShade="40"/>
           <w:lang w:eastAsia="zh-CN"/>
         </w:rPr>
@@ -4432,7 +4353,7 @@
       </w:r>
       <w:r>
         <w:rPr>
-          <w:rFonts w:ascii="等线" w:eastAsia="等线" w:hAnsi="等线"/>
+          <w:rFonts w:ascii="DengXian" w:eastAsia="DengXian" w:hAnsi="DengXian"/>
           <w:color w:val="3E3E3E" w:themeColor="background2" w:themeShade="40"/>
           <w:lang w:eastAsia="zh-CN"/>
         </w:rPr>
@@ -4441,7 +4362,7 @@
       <w:proofErr w:type="spellEnd"/>
       <w:r>
         <w:rPr>
-          <w:rFonts w:ascii="等线" w:eastAsia="等线" w:hAnsi="等线" w:hint="eastAsia"/>
+          <w:rFonts w:ascii="DengXian" w:eastAsia="DengXian" w:hAnsi="DengXian" w:hint="eastAsia"/>
           <w:color w:val="3E3E3E" w:themeColor="background2" w:themeShade="40"/>
           <w:lang w:eastAsia="zh-CN"/>
         </w:rPr>
@@ -4449,7 +4370,7 @@
       </w:r>
       <w:r>
         <w:rPr>
-          <w:rFonts w:ascii="等线" w:eastAsia="等线" w:hAnsi="等线"/>
+          <w:rFonts w:ascii="DengXian" w:eastAsia="DengXian" w:hAnsi="DengXian"/>
           <w:color w:val="3E3E3E" w:themeColor="background2" w:themeShade="40"/>
           <w:lang w:eastAsia="zh-CN"/>
         </w:rPr>
@@ -4457,7 +4378,7 @@
       </w:r>
       <w:r>
         <w:rPr>
-          <w:rFonts w:ascii="等线" w:eastAsia="等线" w:hAnsi="等线" w:hint="eastAsia"/>
+          <w:rFonts w:ascii="DengXian" w:eastAsia="DengXian" w:hAnsi="DengXian" w:hint="eastAsia"/>
           <w:color w:val="3E3E3E" w:themeColor="background2" w:themeShade="40"/>
           <w:lang w:eastAsia="zh-CN"/>
         </w:rPr>
@@ -4466,21 +4387,21 @@
     </w:p>
     <w:p>
       <w:pPr>
-        <w:pStyle w:val="ListParagraph"/>
+        <w:pStyle w:val="a8"/>
         <w:numPr>
           <w:ilvl w:val="0"/>
           <w:numId w:val="2"/>
         </w:numPr>
         <w:ind w:leftChars="0"/>
         <w:rPr>
-          <w:rFonts w:ascii="等线" w:eastAsia="等线" w:hAnsi="等线"/>
-          <w:color w:val="3E3E3E" w:themeColor="background2" w:themeShade="40"/>
-          <w:lang w:eastAsia="zh-CN"/>
-        </w:rPr>
-      </w:pPr>
-      <w:r>
-        <w:rPr>
-          <w:rFonts w:ascii="等线" w:eastAsia="等线" w:hAnsi="等线" w:hint="eastAsia"/>
+          <w:rFonts w:ascii="DengXian" w:eastAsia="DengXian" w:hAnsi="DengXian"/>
+          <w:color w:val="3E3E3E" w:themeColor="background2" w:themeShade="40"/>
+          <w:lang w:eastAsia="zh-CN"/>
+        </w:rPr>
+      </w:pPr>
+      <w:r>
+        <w:rPr>
+          <w:rFonts w:ascii="DengXian" w:eastAsia="DengXian" w:hAnsi="DengXian" w:hint="eastAsia"/>
           <w:color w:val="3E3E3E" w:themeColor="background2" w:themeShade="40"/>
           <w:lang w:eastAsia="zh-CN"/>
         </w:rPr>
@@ -4488,7 +4409,7 @@
       </w:r>
       <w:r>
         <w:rPr>
-          <w:rFonts w:ascii="等线" w:eastAsia="等线" w:hAnsi="等线"/>
+          <w:rFonts w:ascii="DengXian" w:eastAsia="DengXian" w:hAnsi="DengXian"/>
           <w:color w:val="3E3E3E" w:themeColor="background2" w:themeShade="40"/>
           <w:lang w:eastAsia="zh-CN"/>
         </w:rPr>
@@ -4496,7 +4417,7 @@
       </w:r>
       <w:r>
         <w:rPr>
-          <w:rFonts w:ascii="等线" w:eastAsia="等线" w:hAnsi="等线" w:hint="eastAsia"/>
+          <w:rFonts w:ascii="DengXian" w:eastAsia="DengXian" w:hAnsi="DengXian" w:hint="eastAsia"/>
           <w:color w:val="3E3E3E" w:themeColor="background2" w:themeShade="40"/>
           <w:lang w:eastAsia="zh-CN"/>
         </w:rPr>
@@ -4504,7 +4425,7 @@
       </w:r>
       <w:r>
         <w:rPr>
-          <w:rFonts w:ascii="等线" w:eastAsia="等线" w:hAnsi="等线"/>
+          <w:rFonts w:ascii="DengXian" w:eastAsia="DengXian" w:hAnsi="DengXian"/>
           <w:color w:val="3E3E3E" w:themeColor="background2" w:themeShade="40"/>
           <w:lang w:eastAsia="zh-CN"/>
         </w:rPr>
@@ -4512,37 +4433,19 @@
       </w:r>
       <w:r>
         <w:rPr>
-          <w:rFonts w:ascii="等线" w:eastAsia="等线" w:hAnsi="等线" w:hint="eastAsia"/>
-          <w:color w:val="3E3E3E" w:themeColor="background2" w:themeShade="40"/>
-          <w:lang w:eastAsia="zh-CN"/>
-        </w:rPr>
-        <w:t>，原因</w:t>
-      </w:r>
-      <w:proofErr w:type="gramStart"/>
-      <w:r>
-        <w:rPr>
-          <w:rFonts w:ascii="等线" w:eastAsia="等线" w:hAnsi="等线" w:hint="eastAsia"/>
-          <w:color w:val="3E3E3E" w:themeColor="background2" w:themeShade="40"/>
-          <w:lang w:eastAsia="zh-CN"/>
-        </w:rPr>
-        <w:t>是同个型号</w:t>
-      </w:r>
-      <w:proofErr w:type="gramEnd"/>
-      <w:r>
-        <w:rPr>
-          <w:rFonts w:ascii="等线" w:eastAsia="等线" w:hAnsi="等线" w:hint="eastAsia"/>
-          <w:color w:val="3E3E3E" w:themeColor="background2" w:themeShade="40"/>
-          <w:lang w:eastAsia="zh-CN"/>
-        </w:rPr>
-        <w:t>多个人拥有这个情况。</w:t>
+          <w:rFonts w:ascii="DengXian" w:eastAsia="DengXian" w:hAnsi="DengXian" w:hint="eastAsia"/>
+          <w:color w:val="3E3E3E" w:themeColor="background2" w:themeShade="40"/>
+          <w:lang w:eastAsia="zh-CN"/>
+        </w:rPr>
+        <w:t>，原因是同个型号多个人拥有这个情况。</w:t>
       </w:r>
     </w:p>
     <w:p>
       <w:pPr>
-        <w:pStyle w:val="ListParagraph"/>
+        <w:pStyle w:val="a8"/>
         <w:ind w:leftChars="0" w:left="360"/>
         <w:rPr>
-          <w:rFonts w:ascii="等线" w:eastAsia="等线" w:hAnsi="等线"/>
+          <w:rFonts w:ascii="DengXian" w:eastAsia="DengXian" w:hAnsi="DengXian"/>
           <w:color w:val="3E3E3E" w:themeColor="background2" w:themeShade="40"/>
           <w:lang w:eastAsia="zh-CN"/>
         </w:rPr>
@@ -4555,7 +4458,7 @@
       </w:pPr>
       <w:r>
         <w:rPr>
-          <w:rFonts w:ascii="等线" w:eastAsia="等线" w:hAnsi="等线" w:hint="eastAsia"/>
+          <w:rFonts w:ascii="DengXian" w:eastAsia="DengXian" w:hAnsi="DengXian" w:hint="eastAsia"/>
           <w:color w:val="3E3E3E" w:themeColor="background2" w:themeShade="40"/>
           <w:lang w:eastAsia="zh-CN"/>
         </w:rPr>
@@ -4563,7 +4466,7 @@
       </w:r>
       <w:r>
         <w:rPr>
-          <w:rFonts w:ascii="等线" w:eastAsia="等线" w:hAnsi="等线"/>
+          <w:rFonts w:ascii="DengXian" w:eastAsia="DengXian" w:hAnsi="DengXian"/>
           <w:color w:val="3E3E3E" w:themeColor="background2" w:themeShade="40"/>
           <w:lang w:eastAsia="zh-CN"/>
         </w:rPr>
@@ -4571,7 +4474,7 @@
       </w:r>
       <w:r>
         <w:rPr>
-          <w:rFonts w:ascii="等线" w:eastAsia="等线" w:hAnsi="等线" w:hint="eastAsia"/>
+          <w:rFonts w:ascii="DengXian" w:eastAsia="DengXian" w:hAnsi="DengXian" w:hint="eastAsia"/>
           <w:color w:val="3E3E3E" w:themeColor="background2" w:themeShade="40"/>
           <w:lang w:eastAsia="zh-CN"/>
         </w:rPr>
@@ -4579,7 +4482,7 @@
       </w:r>
       <w:r>
         <w:rPr>
-          <w:rFonts w:ascii="等线" w:eastAsia="等线" w:hAnsi="等线"/>
+          <w:rFonts w:ascii="DengXian" w:eastAsia="DengXian" w:hAnsi="DengXian"/>
           <w:color w:val="3E3E3E" w:themeColor="background2" w:themeShade="40"/>
           <w:lang w:eastAsia="zh-CN"/>
         </w:rPr>
@@ -4587,7 +4490,7 @@
       </w:r>
       <w:r>
         <w:rPr>
-          <w:rFonts w:ascii="等线" w:eastAsia="等线" w:hAnsi="等线" w:hint="eastAsia"/>
+          <w:rFonts w:ascii="DengXian" w:eastAsia="DengXian" w:hAnsi="DengXian" w:hint="eastAsia"/>
           <w:color w:val="3E3E3E" w:themeColor="background2" w:themeShade="40"/>
           <w:lang w:eastAsia="zh-CN"/>
         </w:rPr>
@@ -4597,7 +4500,7 @@
     <w:p>
       <w:pPr>
         <w:rPr>
-          <w:rFonts w:ascii="等线" w:eastAsia="等线" w:hAnsi="等线"/>
+          <w:rFonts w:ascii="DengXian" w:eastAsia="DengXian" w:hAnsi="DengXian"/>
           <w:b/>
           <w:bCs/>
           <w:color w:val="3E3E3E" w:themeColor="background2" w:themeShade="40"/>
@@ -4606,7 +4509,7 @@
       </w:pPr>
       <w:r>
         <w:rPr>
-          <w:rFonts w:eastAsia="等线" w:hint="eastAsia"/>
+          <w:rFonts w:eastAsia="DengXian" w:hint="eastAsia"/>
           <w:b/>
           <w:bCs/>
           <w:color w:val="3E3E3E" w:themeColor="background2" w:themeShade="40"/>
@@ -4625,7 +4528,7 @@
       </w:r>
       <w:r>
         <w:rPr>
-          <w:rFonts w:eastAsia="等线"/>
+          <w:rFonts w:eastAsia="DengXian"/>
           <w:b/>
           <w:bCs/>
           <w:color w:val="3E3E3E" w:themeColor="background2" w:themeShade="40"/>
@@ -4643,7 +4546,7 @@
       </w:r>
       <w:r>
         <w:rPr>
-          <w:rFonts w:eastAsia="等线" w:hint="eastAsia"/>
+          <w:rFonts w:eastAsia="DengXian" w:hint="eastAsia"/>
           <w:b/>
           <w:bCs/>
           <w:color w:val="3E3E3E" w:themeColor="background2" w:themeShade="40"/>
@@ -4661,7 +4564,7 @@
       </w:r>
       <w:r>
         <w:rPr>
-          <w:rFonts w:eastAsia="等线" w:hint="eastAsia"/>
+          <w:rFonts w:eastAsia="DengXian" w:hint="eastAsia"/>
           <w:b/>
           <w:bCs/>
           <w:color w:val="3E3E3E" w:themeColor="background2" w:themeShade="40"/>
@@ -4679,7 +4582,7 @@
       </w:r>
       <w:r>
         <w:rPr>
-          <w:rFonts w:eastAsia="等线" w:hint="eastAsia"/>
+          <w:rFonts w:eastAsia="DengXian" w:hint="eastAsia"/>
           <w:b/>
           <w:bCs/>
           <w:color w:val="3E3E3E" w:themeColor="background2" w:themeShade="40"/>
@@ -4698,14 +4601,1901 @@
     </w:p>
     <w:p>
       <w:pPr>
-        <w:pStyle w:val="ListParagraph"/>
-        <w:ind w:leftChars="0" w:left="360"/>
-        <w:rPr>
-          <w:rFonts w:ascii="等线" w:eastAsia="等线" w:hAnsi="等线" w:hint="eastAsia"/>
-          <w:color w:val="3E3E3E" w:themeColor="background2" w:themeShade="40"/>
-          <w:lang w:eastAsia="zh-CN"/>
-        </w:rPr>
-      </w:pPr>
+        <w:rPr>
+          <w:rFonts w:ascii="DengXian" w:eastAsia="DengXian" w:hAnsi="DengXian"/>
+          <w:b/>
+          <w:bCs/>
+          <w:i/>
+          <w:iCs/>
+          <w:color w:val="7C7C7C" w:themeColor="background2" w:themeShade="80"/>
+          <w:u w:val="single"/>
+          <w:lang w:eastAsia="zh-CN"/>
+        </w:rPr>
+      </w:pPr>
+      <w:r>
+        <w:rPr>
+          <w:rFonts w:eastAsia="DengXian" w:hint="eastAsia"/>
+          <w:b/>
+          <w:bCs/>
+          <w:noProof/>
+          <w:color w:val="F8F8F8" w:themeColor="background2"/>
+          <w:sz w:val="36"/>
+          <w:szCs w:val="32"/>
+          <w:lang w:eastAsia="zh-CN"/>
+        </w:rPr>
+        <mc:AlternateContent>
+          <mc:Choice Requires="wps">
+            <w:drawing>
+              <wp:anchor distT="0" distB="0" distL="114300" distR="114300" simplePos="0" relativeHeight="251663360" behindDoc="0" locked="0" layoutInCell="1" allowOverlap="1" wp14:anchorId="65E5B01C" wp14:editId="37A208C0">
+                <wp:simplePos x="0" y="0"/>
+                <wp:positionH relativeFrom="column">
+                  <wp:posOffset>-207458</wp:posOffset>
+                </wp:positionH>
+                <wp:positionV relativeFrom="paragraph">
+                  <wp:posOffset>-36998</wp:posOffset>
+                </wp:positionV>
+                <wp:extent cx="5031843" cy="2885910"/>
+                <wp:effectExtent l="0" t="0" r="16510" b="10160"/>
+                <wp:wrapNone/>
+                <wp:docPr id="1937180778" name="Rectangle: Rounded Corners 11"/>
+                <wp:cNvGraphicFramePr/>
+                <a:graphic xmlns:a="http://schemas.openxmlformats.org/drawingml/2006/main">
+                  <a:graphicData uri="http://schemas.microsoft.com/office/word/2010/wordprocessingShape">
+                    <wps:wsp>
+                      <wps:cNvSpPr/>
+                      <wps:spPr>
+                        <a:xfrm>
+                          <a:off x="0" y="0"/>
+                          <a:ext cx="5031843" cy="2885910"/>
+                        </a:xfrm>
+                        <a:prstGeom prst="roundRect">
+                          <a:avLst/>
+                        </a:prstGeom>
+                        <a:noFill/>
+                      </wps:spPr>
+                      <wps:style>
+                        <a:lnRef idx="2">
+                          <a:schemeClr val="accent1">
+                            <a:shade val="50000"/>
+                          </a:schemeClr>
+                        </a:lnRef>
+                        <a:fillRef idx="1">
+                          <a:schemeClr val="accent1"/>
+                        </a:fillRef>
+                        <a:effectRef idx="0">
+                          <a:schemeClr val="accent1"/>
+                        </a:effectRef>
+                        <a:fontRef idx="minor">
+                          <a:schemeClr val="lt1"/>
+                        </a:fontRef>
+                      </wps:style>
+                      <wps:bodyPr rot="0" spcFirstLastPara="0" vertOverflow="overflow" horzOverflow="overflow" vert="horz" wrap="square" lIns="91440" tIns="45720" rIns="91440" bIns="45720" numCol="1" spcCol="0" rtlCol="0" fromWordArt="0" anchor="ctr" anchorCtr="0" forceAA="0" compatLnSpc="1">
+                        <a:prstTxWarp prst="textNoShape">
+                          <a:avLst/>
+                        </a:prstTxWarp>
+                        <a:noAutofit/>
+                      </wps:bodyPr>
+                    </wps:wsp>
+                  </a:graphicData>
+                </a:graphic>
+                <wp14:sizeRelH relativeFrom="margin">
+                  <wp14:pctWidth>0</wp14:pctWidth>
+                </wp14:sizeRelH>
+                <wp14:sizeRelV relativeFrom="margin">
+                  <wp14:pctHeight>0</wp14:pctHeight>
+                </wp14:sizeRelV>
+              </wp:anchor>
+            </w:drawing>
+          </mc:Choice>
+          <mc:Fallback>
+            <w:pict>
+              <v:roundrect w14:anchorId="1527C552" id="Rectangle: Rounded Corners 11" o:spid="_x0000_s1026" style="position:absolute;margin-left:-16.35pt;margin-top:-2.9pt;width:396.2pt;height:227.25pt;z-index:251663360;visibility:visible;mso-wrap-style:square;mso-width-percent:0;mso-height-percent:0;mso-wrap-distance-left:9pt;mso-wrap-distance-top:0;mso-wrap-distance-right:9pt;mso-wrap-distance-bottom:0;mso-position-horizontal:absolute;mso-position-horizontal-relative:text;mso-position-vertical:absolute;mso-position-vertical-relative:text;mso-width-percent:0;mso-height-percent:0;mso-width-relative:margin;mso-height-relative:margin;v-text-anchor:middle" arcsize="10923f" o:gfxdata="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" filled="f" strokecolor="#6e6e6e [1604]" strokeweight="1pt">
+                <v:stroke joinstyle="miter"/>
+              </v:roundrect>
+            </w:pict>
+          </mc:Fallback>
+        </mc:AlternateContent>
+      </w:r>
+      <w:r>
+        <w:rPr>
+          <w:rFonts w:ascii="DengXian" w:eastAsia="DengXian" w:hAnsi="DengXian"/>
+          <w:b/>
+          <w:bCs/>
+          <w:i/>
+          <w:iCs/>
+          <w:color w:val="7C7C7C" w:themeColor="background2" w:themeShade="80"/>
+          <w:u w:val="single"/>
+          <w:lang w:eastAsia="zh-CN"/>
+        </w:rPr>
+        <w:t>Manufacturer</w:t>
+      </w:r>
+      <w:r>
+        <w:rPr>
+          <w:rFonts w:ascii="DengXian" w:eastAsia="DengXian" w:hAnsi="DengXian" w:hint="eastAsia"/>
+          <w:b/>
+          <w:bCs/>
+          <w:i/>
+          <w:iCs/>
+          <w:color w:val="7C7C7C" w:themeColor="background2" w:themeShade="80"/>
+          <w:u w:val="single"/>
+          <w:lang w:eastAsia="zh-CN"/>
+        </w:rPr>
+        <w:t>表格</w:t>
+      </w:r>
+    </w:p>
+    <w:p>
+      <w:pPr>
+        <w:rPr>
+          <w:rFonts w:ascii="DengXian" w:eastAsia="DengXian" w:hAnsi="DengXian"/>
+          <w:color w:val="7C7C7C" w:themeColor="background2" w:themeShade="80"/>
+          <w:lang w:eastAsia="zh-CN"/>
+        </w:rPr>
+      </w:pPr>
+      <w:r>
+        <w:rPr>
+          <w:rFonts w:ascii="DengXian" w:eastAsia="DengXian" w:hAnsi="DengXian" w:hint="eastAsia"/>
+          <w:color w:val="FFC000"/>
+          <w:lang w:eastAsia="zh-CN"/>
+        </w:rPr>
+        <w:t>C</w:t>
+      </w:r>
+      <w:r>
+        <w:rPr>
+          <w:rFonts w:ascii="DengXian" w:eastAsia="DengXian" w:hAnsi="DengXian"/>
+          <w:color w:val="FFC000"/>
+          <w:lang w:eastAsia="zh-CN"/>
+        </w:rPr>
+        <w:t>REATE TABLE</w:t>
+      </w:r>
+      <w:r>
+        <w:rPr>
+          <w:rFonts w:ascii="DengXian" w:eastAsia="DengXian" w:hAnsi="DengXian"/>
+          <w:color w:val="7C7C7C" w:themeColor="background2" w:themeShade="80"/>
+          <w:lang w:eastAsia="zh-CN"/>
+        </w:rPr>
+        <w:t xml:space="preserve"> ‘manufacturer’ </w:t>
+      </w:r>
+      <w:r>
+        <w:rPr>
+          <w:rFonts w:ascii="DengXian" w:eastAsia="DengXian" w:hAnsi="DengXian"/>
+          <w:color w:val="FFC000"/>
+          <w:lang w:eastAsia="zh-CN"/>
+        </w:rPr>
+        <w:t>(</w:t>
+      </w:r>
+    </w:p>
+    <w:p>
+      <w:pPr>
+        <w:rPr>
+          <w:rFonts w:ascii="DengXian" w:eastAsia="DengXian" w:hAnsi="DengXian"/>
+          <w:color w:val="7C7C7C" w:themeColor="background2" w:themeShade="80"/>
+          <w:lang w:eastAsia="zh-CN"/>
+        </w:rPr>
+      </w:pPr>
+      <w:r>
+        <w:rPr>
+          <w:rFonts w:ascii="DengXian" w:eastAsia="DengXian" w:hAnsi="DengXian"/>
+          <w:color w:val="7C7C7C" w:themeColor="background2" w:themeShade="80"/>
+          <w:lang w:eastAsia="zh-CN"/>
+        </w:rPr>
+        <w:tab/>
+        <w:t>‘</w:t>
+      </w:r>
+      <w:proofErr w:type="spellStart"/>
+      <w:r>
+        <w:rPr>
+          <w:rFonts w:ascii="DengXian" w:eastAsia="DengXian" w:hAnsi="DengXian"/>
+          <w:color w:val="7C7C7C" w:themeColor="background2" w:themeShade="80"/>
+          <w:lang w:eastAsia="zh-CN"/>
+        </w:rPr>
+        <w:t>hardware_id</w:t>
+      </w:r>
+      <w:proofErr w:type="spellEnd"/>
+      <w:r>
+        <w:rPr>
+          <w:rFonts w:ascii="DengXian" w:eastAsia="DengXian" w:hAnsi="DengXian"/>
+          <w:color w:val="7C7C7C" w:themeColor="background2" w:themeShade="80"/>
+          <w:lang w:eastAsia="zh-CN"/>
+        </w:rPr>
+        <w:t xml:space="preserve">’ </w:t>
+      </w:r>
+      <w:r>
+        <w:rPr>
+          <w:rFonts w:ascii="DengXian" w:eastAsia="DengXian" w:hAnsi="DengXian"/>
+          <w:color w:val="7030A0"/>
+          <w:lang w:eastAsia="zh-CN"/>
+        </w:rPr>
+        <w:t>int</w:t>
+      </w:r>
+      <w:r>
+        <w:rPr>
+          <w:rFonts w:ascii="DengXian" w:eastAsia="DengXian" w:hAnsi="DengXian"/>
+          <w:color w:val="7C7C7C" w:themeColor="background2" w:themeShade="80"/>
+          <w:lang w:eastAsia="zh-CN"/>
+        </w:rPr>
+        <w:t xml:space="preserve"> </w:t>
+      </w:r>
+      <w:r>
+        <w:rPr>
+          <w:rFonts w:ascii="DengXian" w:eastAsia="DengXian" w:hAnsi="DengXian"/>
+          <w:color w:val="FFC000"/>
+          <w:lang w:eastAsia="zh-CN"/>
+        </w:rPr>
+        <w:t>(</w:t>
+      </w:r>
+      <w:r>
+        <w:rPr>
+          <w:rFonts w:ascii="DengXian" w:eastAsia="DengXian" w:hAnsi="DengXian"/>
+          <w:color w:val="FF0000"/>
+          <w:lang w:eastAsia="zh-CN"/>
+        </w:rPr>
+        <w:t>11</w:t>
+      </w:r>
+      <w:r>
+        <w:rPr>
+          <w:rFonts w:ascii="DengXian" w:eastAsia="DengXian" w:hAnsi="DengXian"/>
+          <w:color w:val="FFC000"/>
+          <w:lang w:eastAsia="zh-CN"/>
+        </w:rPr>
+        <w:t>)</w:t>
+      </w:r>
+      <w:r>
+        <w:rPr>
+          <w:rFonts w:ascii="DengXian" w:eastAsia="DengXian" w:hAnsi="DengXian"/>
+          <w:color w:val="7C7C7C" w:themeColor="background2" w:themeShade="80"/>
+          <w:lang w:eastAsia="zh-CN"/>
+        </w:rPr>
+        <w:t xml:space="preserve"> </w:t>
+      </w:r>
+      <w:r>
+        <w:rPr>
+          <w:rFonts w:ascii="DengXian" w:eastAsia="DengXian" w:hAnsi="DengXian"/>
+          <w:color w:val="FFC000"/>
+          <w:lang w:eastAsia="zh-CN"/>
+        </w:rPr>
+        <w:t>NOT NULL,</w:t>
+      </w:r>
+    </w:p>
+    <w:p>
+      <w:pPr>
+        <w:rPr>
+          <w:rFonts w:ascii="DengXian" w:eastAsia="DengXian" w:hAnsi="DengXian"/>
+          <w:color w:val="7C7C7C" w:themeColor="background2" w:themeShade="80"/>
+          <w:lang w:eastAsia="zh-CN"/>
+        </w:rPr>
+      </w:pPr>
+      <w:r>
+        <w:rPr>
+          <w:rFonts w:ascii="DengXian" w:eastAsia="DengXian" w:hAnsi="DengXian"/>
+          <w:color w:val="7C7C7C" w:themeColor="background2" w:themeShade="80"/>
+          <w:lang w:eastAsia="zh-CN"/>
+        </w:rPr>
+        <w:tab/>
+        <w:t xml:space="preserve">‘model’ </w:t>
+      </w:r>
+      <w:r>
+        <w:rPr>
+          <w:rFonts w:ascii="DengXian" w:eastAsia="DengXian" w:hAnsi="DengXian"/>
+          <w:color w:val="7030A0"/>
+          <w:lang w:eastAsia="zh-CN"/>
+        </w:rPr>
+        <w:t>varchar</w:t>
+      </w:r>
+      <w:r>
+        <w:rPr>
+          <w:rFonts w:ascii="DengXian" w:eastAsia="DengXian" w:hAnsi="DengXian"/>
+          <w:color w:val="FFC000"/>
+          <w:lang w:eastAsia="zh-CN"/>
+        </w:rPr>
+        <w:t>(</w:t>
+      </w:r>
+      <w:r>
+        <w:rPr>
+          <w:rFonts w:ascii="DengXian" w:eastAsia="DengXian" w:hAnsi="DengXian"/>
+          <w:color w:val="FF0000"/>
+          <w:lang w:eastAsia="zh-CN"/>
+        </w:rPr>
+        <w:t>3</w:t>
+      </w:r>
+      <w:r>
+        <w:rPr>
+          <w:rFonts w:ascii="DengXian" w:eastAsia="DengXian" w:hAnsi="DengXian"/>
+          <w:color w:val="FF0000"/>
+          <w:lang w:eastAsia="zh-CN"/>
+        </w:rPr>
+        <w:t>0</w:t>
+      </w:r>
+      <w:r>
+        <w:rPr>
+          <w:rFonts w:ascii="DengXian" w:eastAsia="DengXian" w:hAnsi="DengXian"/>
+          <w:color w:val="FFC000"/>
+          <w:lang w:eastAsia="zh-CN"/>
+        </w:rPr>
+        <w:t>)</w:t>
+      </w:r>
+      <w:r>
+        <w:rPr>
+          <w:rFonts w:ascii="DengXian" w:eastAsia="DengXian" w:hAnsi="DengXian"/>
+          <w:color w:val="7C7C7C" w:themeColor="background2" w:themeShade="80"/>
+          <w:lang w:eastAsia="zh-CN"/>
+        </w:rPr>
+        <w:t xml:space="preserve"> </w:t>
+      </w:r>
+      <w:r>
+        <w:rPr>
+          <w:rFonts w:ascii="DengXian" w:eastAsia="DengXian" w:hAnsi="DengXian"/>
+          <w:color w:val="FFC000"/>
+          <w:lang w:eastAsia="zh-CN"/>
+        </w:rPr>
+        <w:t>NOT NULL,</w:t>
+      </w:r>
+    </w:p>
+    <w:p>
+      <w:pPr>
+        <w:ind w:firstLine="480"/>
+        <w:rPr>
+          <w:rFonts w:ascii="DengXian" w:eastAsia="DengXian" w:hAnsi="DengXian"/>
+          <w:color w:val="FFC000"/>
+          <w:lang w:eastAsia="zh-CN"/>
+        </w:rPr>
+      </w:pPr>
+      <w:r>
+        <w:rPr>
+          <w:rFonts w:ascii="DengXian" w:eastAsia="DengXian" w:hAnsi="DengXian"/>
+          <w:color w:val="7C7C7C" w:themeColor="background2" w:themeShade="80"/>
+          <w:lang w:eastAsia="zh-CN"/>
+        </w:rPr>
+        <w:t>‘</w:t>
+      </w:r>
+      <w:proofErr w:type="spellStart"/>
+      <w:r>
+        <w:rPr>
+          <w:rFonts w:ascii="DengXian" w:eastAsia="DengXian" w:hAnsi="DengXian"/>
+          <w:color w:val="7C7C7C" w:themeColor="background2" w:themeShade="80"/>
+          <w:lang w:eastAsia="zh-CN"/>
+        </w:rPr>
+        <w:t>manufacturer_name</w:t>
+      </w:r>
+      <w:proofErr w:type="spellEnd"/>
+      <w:r>
+        <w:rPr>
+          <w:rFonts w:ascii="DengXian" w:eastAsia="DengXian" w:hAnsi="DengXian"/>
+          <w:color w:val="7C7C7C" w:themeColor="background2" w:themeShade="80"/>
+          <w:lang w:eastAsia="zh-CN"/>
+        </w:rPr>
+        <w:t xml:space="preserve">’ </w:t>
+      </w:r>
+      <w:r>
+        <w:rPr>
+          <w:rFonts w:ascii="DengXian" w:eastAsia="DengXian" w:hAnsi="DengXian"/>
+          <w:color w:val="7030A0"/>
+          <w:lang w:eastAsia="zh-CN"/>
+        </w:rPr>
+        <w:t>varchar</w:t>
+      </w:r>
+      <w:r>
+        <w:rPr>
+          <w:rFonts w:ascii="DengXian" w:eastAsia="DengXian" w:hAnsi="DengXian"/>
+          <w:color w:val="FFC000"/>
+          <w:lang w:eastAsia="zh-CN"/>
+        </w:rPr>
+        <w:t>(</w:t>
+      </w:r>
+      <w:r>
+        <w:rPr>
+          <w:rFonts w:ascii="DengXian" w:eastAsia="DengXian" w:hAnsi="DengXian"/>
+          <w:color w:val="FF0000"/>
+          <w:lang w:eastAsia="zh-CN"/>
+        </w:rPr>
+        <w:t>3</w:t>
+      </w:r>
+      <w:r>
+        <w:rPr>
+          <w:rFonts w:ascii="DengXian" w:eastAsia="DengXian" w:hAnsi="DengXian"/>
+          <w:color w:val="FF0000"/>
+          <w:lang w:eastAsia="zh-CN"/>
+        </w:rPr>
+        <w:t>0</w:t>
+      </w:r>
+      <w:r>
+        <w:rPr>
+          <w:rFonts w:ascii="DengXian" w:eastAsia="DengXian" w:hAnsi="DengXian"/>
+          <w:color w:val="FFC000"/>
+          <w:lang w:eastAsia="zh-CN"/>
+        </w:rPr>
+        <w:t>)</w:t>
+      </w:r>
+      <w:r>
+        <w:rPr>
+          <w:rFonts w:ascii="DengXian" w:eastAsia="DengXian" w:hAnsi="DengXian"/>
+          <w:color w:val="7C7C7C" w:themeColor="background2" w:themeShade="80"/>
+          <w:lang w:eastAsia="zh-CN"/>
+        </w:rPr>
+        <w:t xml:space="preserve"> </w:t>
+      </w:r>
+      <w:r>
+        <w:rPr>
+          <w:rFonts w:ascii="DengXian" w:eastAsia="DengXian" w:hAnsi="DengXian"/>
+          <w:color w:val="FFC000"/>
+          <w:lang w:eastAsia="zh-CN"/>
+        </w:rPr>
+        <w:t>NOT</w:t>
+      </w:r>
+      <w:r>
+        <w:rPr>
+          <w:rFonts w:ascii="DengXian" w:eastAsia="DengXian" w:hAnsi="DengXian"/>
+          <w:color w:val="FFC000"/>
+          <w:lang w:eastAsia="zh-CN"/>
+        </w:rPr>
+        <w:t xml:space="preserve"> NULL</w:t>
+      </w:r>
+      <w:r>
+        <w:rPr>
+          <w:rFonts w:ascii="DengXian" w:eastAsia="DengXian" w:hAnsi="DengXian"/>
+          <w:color w:val="FFC000"/>
+          <w:lang w:eastAsia="zh-CN"/>
+        </w:rPr>
+        <w:t>,</w:t>
+      </w:r>
+    </w:p>
+    <w:p>
+      <w:pPr>
+        <w:ind w:firstLine="480"/>
+        <w:rPr>
+          <w:rFonts w:ascii="DengXian" w:eastAsia="DengXian" w:hAnsi="DengXian"/>
+          <w:color w:val="FFC000"/>
+          <w:lang w:eastAsia="zh-CN"/>
+        </w:rPr>
+      </w:pPr>
+      <w:r>
+        <w:rPr>
+          <w:rFonts w:ascii="DengXian" w:eastAsia="DengXian" w:hAnsi="DengXian"/>
+          <w:color w:val="7C7C7C" w:themeColor="background2" w:themeShade="80"/>
+          <w:lang w:eastAsia="zh-CN"/>
+        </w:rPr>
+        <w:t xml:space="preserve">‘country’ </w:t>
+      </w:r>
+      <w:r>
+        <w:rPr>
+          <w:rFonts w:ascii="DengXian" w:eastAsia="DengXian" w:hAnsi="DengXian"/>
+          <w:color w:val="7030A0"/>
+          <w:lang w:eastAsia="zh-CN"/>
+        </w:rPr>
+        <w:t>varchar</w:t>
+      </w:r>
+      <w:r>
+        <w:rPr>
+          <w:rFonts w:ascii="DengXian" w:eastAsia="DengXian" w:hAnsi="DengXian"/>
+          <w:color w:val="FFC000"/>
+          <w:lang w:eastAsia="zh-CN"/>
+        </w:rPr>
+        <w:t>(</w:t>
+      </w:r>
+      <w:r>
+        <w:rPr>
+          <w:rFonts w:ascii="DengXian" w:eastAsia="DengXian" w:hAnsi="DengXian"/>
+          <w:color w:val="FF0000"/>
+          <w:lang w:eastAsia="zh-CN"/>
+        </w:rPr>
+        <w:t>30</w:t>
+      </w:r>
+      <w:r>
+        <w:rPr>
+          <w:rFonts w:ascii="DengXian" w:eastAsia="DengXian" w:hAnsi="DengXian"/>
+          <w:color w:val="FFC000"/>
+          <w:lang w:eastAsia="zh-CN"/>
+        </w:rPr>
+        <w:t>)</w:t>
+      </w:r>
+      <w:r>
+        <w:rPr>
+          <w:rFonts w:ascii="DengXian" w:eastAsia="DengXian" w:hAnsi="DengXian"/>
+          <w:color w:val="7C7C7C" w:themeColor="background2" w:themeShade="80"/>
+          <w:lang w:eastAsia="zh-CN"/>
+        </w:rPr>
+        <w:t xml:space="preserve"> </w:t>
+      </w:r>
+      <w:r>
+        <w:rPr>
+          <w:rFonts w:ascii="DengXian" w:eastAsia="DengXian" w:hAnsi="DengXian"/>
+          <w:color w:val="FFC000"/>
+          <w:lang w:eastAsia="zh-CN"/>
+        </w:rPr>
+        <w:t>NOT</w:t>
+      </w:r>
+      <w:r>
+        <w:rPr>
+          <w:rFonts w:ascii="DengXian" w:eastAsia="DengXian" w:hAnsi="DengXian"/>
+          <w:color w:val="FFC000"/>
+          <w:lang w:eastAsia="zh-CN"/>
+        </w:rPr>
+        <w:t xml:space="preserve"> NULL</w:t>
+      </w:r>
+      <w:r>
+        <w:rPr>
+          <w:rFonts w:ascii="DengXian" w:eastAsia="DengXian" w:hAnsi="DengXian"/>
+          <w:color w:val="FFC000"/>
+          <w:lang w:eastAsia="zh-CN"/>
+        </w:rPr>
+        <w:t>,</w:t>
+      </w:r>
+    </w:p>
+    <w:p>
+      <w:pPr>
+        <w:rPr>
+          <w:rFonts w:ascii="DengXian" w:eastAsia="DengXian" w:hAnsi="DengXian"/>
+          <w:color w:val="FFC000"/>
+          <w:lang w:eastAsia="zh-CN"/>
+        </w:rPr>
+      </w:pPr>
+      <w:r>
+        <w:rPr>
+          <w:rFonts w:ascii="DengXian" w:eastAsia="DengXian" w:hAnsi="DengXian"/>
+          <w:color w:val="FFC000"/>
+          <w:lang w:eastAsia="zh-CN"/>
+        </w:rPr>
+        <w:tab/>
+        <w:t>PRIMARY KEY(</w:t>
+      </w:r>
+      <w:r>
+        <w:rPr>
+          <w:rFonts w:ascii="DengXian" w:eastAsia="DengXian" w:hAnsi="DengXian"/>
+          <w:color w:val="7C7C7C" w:themeColor="background2" w:themeShade="80"/>
+          <w:lang w:eastAsia="zh-CN"/>
+        </w:rPr>
+        <w:t>‘</w:t>
+      </w:r>
+      <w:proofErr w:type="spellStart"/>
+      <w:r>
+        <w:rPr>
+          <w:rFonts w:ascii="DengXian" w:eastAsia="DengXian" w:hAnsi="DengXian"/>
+          <w:color w:val="7C7C7C" w:themeColor="background2" w:themeShade="80"/>
+          <w:lang w:eastAsia="zh-CN"/>
+        </w:rPr>
+        <w:t>hardware_id</w:t>
+      </w:r>
+      <w:proofErr w:type="spellEnd"/>
+      <w:r>
+        <w:rPr>
+          <w:rFonts w:ascii="DengXian" w:eastAsia="DengXian" w:hAnsi="DengXian"/>
+          <w:color w:val="7C7C7C" w:themeColor="background2" w:themeShade="80"/>
+          <w:lang w:eastAsia="zh-CN"/>
+        </w:rPr>
+        <w:t>’</w:t>
+      </w:r>
+      <w:r>
+        <w:rPr>
+          <w:rFonts w:ascii="DengXian" w:eastAsia="DengXian" w:hAnsi="DengXian"/>
+          <w:color w:val="FFC000"/>
+          <w:lang w:eastAsia="zh-CN"/>
+        </w:rPr>
+        <w:t>),</w:t>
+      </w:r>
+    </w:p>
+    <w:p>
+      <w:pPr>
+        <w:ind w:left="480"/>
+        <w:rPr>
+          <w:rFonts w:ascii="DengXian" w:eastAsia="DengXian" w:hAnsi="DengXian"/>
+          <w:color w:val="7C7C7C" w:themeColor="background2" w:themeShade="80"/>
+          <w:lang w:eastAsia="zh-CN"/>
+        </w:rPr>
+      </w:pPr>
+      <w:r>
+        <w:rPr>
+          <w:rFonts w:ascii="DengXian" w:eastAsia="DengXian" w:hAnsi="DengXian"/>
+          <w:color w:val="FFC000"/>
+          <w:lang w:eastAsia="zh-CN"/>
+        </w:rPr>
+        <w:t>FOREIGN KEY(</w:t>
+      </w:r>
+      <w:r>
+        <w:rPr>
+          <w:rFonts w:ascii="DengXian" w:eastAsia="DengXian" w:hAnsi="DengXian"/>
+          <w:color w:val="7C7C7C" w:themeColor="background2" w:themeShade="80"/>
+          <w:lang w:eastAsia="zh-CN"/>
+        </w:rPr>
+        <w:t>‘</w:t>
+      </w:r>
+      <w:proofErr w:type="spellStart"/>
+      <w:r>
+        <w:rPr>
+          <w:rFonts w:ascii="DengXian" w:eastAsia="DengXian" w:hAnsi="DengXian"/>
+          <w:color w:val="7C7C7C" w:themeColor="background2" w:themeShade="80"/>
+          <w:lang w:eastAsia="zh-CN"/>
+        </w:rPr>
+        <w:t>hardware_id</w:t>
+      </w:r>
+      <w:proofErr w:type="spellEnd"/>
+      <w:r>
+        <w:rPr>
+          <w:rFonts w:ascii="DengXian" w:eastAsia="DengXian" w:hAnsi="DengXian"/>
+          <w:color w:val="7C7C7C" w:themeColor="background2" w:themeShade="80"/>
+          <w:lang w:eastAsia="zh-CN"/>
+        </w:rPr>
+        <w:t>’</w:t>
+      </w:r>
+      <w:r>
+        <w:rPr>
+          <w:rFonts w:ascii="DengXian" w:eastAsia="DengXian" w:hAnsi="DengXian"/>
+          <w:color w:val="FFC000"/>
+          <w:lang w:eastAsia="zh-CN"/>
+        </w:rPr>
+        <w:t xml:space="preserve">) REFERENCES </w:t>
+      </w:r>
+      <w:r>
+        <w:rPr>
+          <w:rFonts w:ascii="DengXian" w:eastAsia="DengXian" w:hAnsi="DengXian"/>
+          <w:color w:val="7C7C7C" w:themeColor="background2" w:themeShade="80"/>
+          <w:lang w:eastAsia="zh-CN"/>
+        </w:rPr>
+        <w:t xml:space="preserve">‘hardware’ </w:t>
+      </w:r>
+      <w:r>
+        <w:rPr>
+          <w:rFonts w:ascii="DengXian" w:eastAsia="DengXian" w:hAnsi="DengXian"/>
+          <w:color w:val="FFC000"/>
+          <w:lang w:eastAsia="zh-CN"/>
+        </w:rPr>
+        <w:t>(</w:t>
+      </w:r>
+      <w:r>
+        <w:rPr>
+          <w:rFonts w:ascii="DengXian" w:eastAsia="DengXian" w:hAnsi="DengXian"/>
+          <w:color w:val="7C7C7C" w:themeColor="background2" w:themeShade="80"/>
+          <w:lang w:eastAsia="zh-CN"/>
+        </w:rPr>
+        <w:t>‘</w:t>
+      </w:r>
+      <w:proofErr w:type="spellStart"/>
+      <w:r>
+        <w:rPr>
+          <w:rFonts w:ascii="DengXian" w:eastAsia="DengXian" w:hAnsi="DengXian"/>
+          <w:color w:val="7C7C7C" w:themeColor="background2" w:themeShade="80"/>
+          <w:lang w:eastAsia="zh-CN"/>
+        </w:rPr>
+        <w:t>hardware_id</w:t>
+      </w:r>
+      <w:proofErr w:type="spellEnd"/>
+      <w:r>
+        <w:rPr>
+          <w:rFonts w:ascii="DengXian" w:eastAsia="DengXian" w:hAnsi="DengXian"/>
+          <w:color w:val="7C7C7C" w:themeColor="background2" w:themeShade="80"/>
+          <w:lang w:eastAsia="zh-CN"/>
+        </w:rPr>
+        <w:t>’</w:t>
+      </w:r>
+      <w:r>
+        <w:rPr>
+          <w:rFonts w:ascii="DengXian" w:eastAsia="DengXian" w:hAnsi="DengXian"/>
+          <w:color w:val="FFC000"/>
+          <w:lang w:eastAsia="zh-CN"/>
+        </w:rPr>
+        <w:t>)</w:t>
+      </w:r>
+      <w:r>
+        <w:rPr>
+          <w:rFonts w:ascii="DengXian" w:eastAsia="DengXian" w:hAnsi="DengXian"/>
+          <w:color w:val="7C7C7C" w:themeColor="background2" w:themeShade="80"/>
+          <w:lang w:eastAsia="zh-CN"/>
+        </w:rPr>
+        <w:t xml:space="preserve"> </w:t>
+      </w:r>
+    </w:p>
+    <w:p>
+      <w:pPr>
+        <w:ind w:left="480"/>
+        <w:rPr>
+          <w:rFonts w:ascii="DengXian" w:eastAsia="DengXian" w:hAnsi="DengXian"/>
+          <w:color w:val="FFC000"/>
+          <w:lang w:eastAsia="zh-CN"/>
+        </w:rPr>
+      </w:pPr>
+      <w:r>
+        <w:rPr>
+          <w:rFonts w:ascii="DengXian" w:eastAsia="DengXian" w:hAnsi="DengXian"/>
+          <w:color w:val="FFC000"/>
+          <w:lang w:eastAsia="zh-CN"/>
+        </w:rPr>
+        <w:t>ON DELETE CASCADE ON UPDATE CASCADE</w:t>
+      </w:r>
+    </w:p>
+    <w:p>
+      <w:pPr>
+        <w:ind w:left="480"/>
+        <w:rPr>
+          <w:rFonts w:ascii="DengXian" w:eastAsia="DengXian" w:hAnsi="DengXian"/>
+          <w:color w:val="7C7C7C" w:themeColor="background2" w:themeShade="80"/>
+          <w:lang w:eastAsia="zh-CN"/>
+        </w:rPr>
+      </w:pPr>
+      <w:r>
+        <w:rPr>
+          <w:rFonts w:ascii="DengXian" w:eastAsia="DengXian" w:hAnsi="DengXian"/>
+          <w:color w:val="FFC000"/>
+          <w:lang w:eastAsia="zh-CN"/>
+        </w:rPr>
+        <w:t>FOREIGN KEY(</w:t>
+      </w:r>
+      <w:r>
+        <w:rPr>
+          <w:rFonts w:ascii="DengXian" w:eastAsia="DengXian" w:hAnsi="DengXian"/>
+          <w:color w:val="7C7C7C" w:themeColor="background2" w:themeShade="80"/>
+          <w:lang w:eastAsia="zh-CN"/>
+        </w:rPr>
+        <w:t>‘model’</w:t>
+      </w:r>
+      <w:r>
+        <w:rPr>
+          <w:rFonts w:ascii="DengXian" w:eastAsia="DengXian" w:hAnsi="DengXian"/>
+          <w:color w:val="FFC000"/>
+          <w:lang w:eastAsia="zh-CN"/>
+        </w:rPr>
+        <w:t xml:space="preserve">) REFERENCES </w:t>
+      </w:r>
+      <w:r>
+        <w:rPr>
+          <w:rFonts w:ascii="DengXian" w:eastAsia="DengXian" w:hAnsi="DengXian"/>
+          <w:color w:val="7C7C7C" w:themeColor="background2" w:themeShade="80"/>
+          <w:lang w:eastAsia="zh-CN"/>
+        </w:rPr>
+        <w:t xml:space="preserve">‘hardware’ </w:t>
+      </w:r>
+      <w:r>
+        <w:rPr>
+          <w:rFonts w:ascii="DengXian" w:eastAsia="DengXian" w:hAnsi="DengXian"/>
+          <w:color w:val="FFC000"/>
+          <w:lang w:eastAsia="zh-CN"/>
+        </w:rPr>
+        <w:t>(</w:t>
+      </w:r>
+      <w:r>
+        <w:rPr>
+          <w:rFonts w:ascii="DengXian" w:eastAsia="DengXian" w:hAnsi="DengXian"/>
+          <w:color w:val="7C7C7C" w:themeColor="background2" w:themeShade="80"/>
+          <w:lang w:eastAsia="zh-CN"/>
+        </w:rPr>
+        <w:t>‘model’</w:t>
+      </w:r>
+      <w:r>
+        <w:rPr>
+          <w:rFonts w:ascii="DengXian" w:eastAsia="DengXian" w:hAnsi="DengXian"/>
+          <w:color w:val="FFC000"/>
+          <w:lang w:eastAsia="zh-CN"/>
+        </w:rPr>
+        <w:t>)</w:t>
+      </w:r>
+      <w:r>
+        <w:rPr>
+          <w:rFonts w:ascii="DengXian" w:eastAsia="DengXian" w:hAnsi="DengXian"/>
+          <w:color w:val="7C7C7C" w:themeColor="background2" w:themeShade="80"/>
+          <w:lang w:eastAsia="zh-CN"/>
+        </w:rPr>
+        <w:t xml:space="preserve"> </w:t>
+      </w:r>
+      <w:r>
+        <w:rPr>
+          <w:rFonts w:ascii="DengXian" w:eastAsia="DengXian" w:hAnsi="DengXian"/>
+          <w:color w:val="FFC000"/>
+          <w:lang w:eastAsia="zh-CN"/>
+        </w:rPr>
+        <w:t>ON DELETE CASCADE ON UPDATE CASCADE</w:t>
+      </w:r>
+    </w:p>
+    <w:p>
+      <w:pPr>
+        <w:rPr>
+          <w:rFonts w:ascii="DengXian" w:eastAsia="DengXian" w:hAnsi="DengXian"/>
+          <w:color w:val="FFC000"/>
+          <w:lang w:eastAsia="zh-CN"/>
+        </w:rPr>
+      </w:pPr>
+      <w:r>
+        <w:rPr>
+          <w:rFonts w:ascii="DengXian" w:eastAsia="DengXian" w:hAnsi="DengXian" w:hint="eastAsia"/>
+          <w:color w:val="FFC000"/>
+          <w:lang w:eastAsia="zh-CN"/>
+        </w:rPr>
+        <w:t>)</w:t>
+      </w:r>
+      <w:r>
+        <w:rPr>
+          <w:rFonts w:ascii="DengXian" w:eastAsia="DengXian" w:hAnsi="DengXian"/>
+          <w:color w:val="7C7C7C" w:themeColor="background2" w:themeShade="80"/>
+          <w:lang w:eastAsia="zh-CN"/>
+        </w:rPr>
+        <w:t xml:space="preserve"> ENGINE</w:t>
+      </w:r>
+      <w:r>
+        <w:rPr>
+          <w:rFonts w:ascii="DengXian" w:eastAsia="DengXian" w:hAnsi="DengXian"/>
+          <w:color w:val="FFC000"/>
+          <w:lang w:eastAsia="zh-CN"/>
+        </w:rPr>
+        <w:t>=</w:t>
+      </w:r>
+      <w:proofErr w:type="spellStart"/>
+      <w:r>
+        <w:rPr>
+          <w:rFonts w:ascii="DengXian" w:eastAsia="DengXian" w:hAnsi="DengXian"/>
+          <w:color w:val="7C7C7C" w:themeColor="background2" w:themeShade="80"/>
+          <w:lang w:eastAsia="zh-CN"/>
+        </w:rPr>
+        <w:t>InnoDB</w:t>
+      </w:r>
+      <w:proofErr w:type="spellEnd"/>
+      <w:r>
+        <w:rPr>
+          <w:rFonts w:ascii="DengXian" w:eastAsia="DengXian" w:hAnsi="DengXian"/>
+          <w:color w:val="7C7C7C" w:themeColor="background2" w:themeShade="80"/>
+          <w:lang w:eastAsia="zh-CN"/>
+        </w:rPr>
+        <w:t xml:space="preserve"> </w:t>
+      </w:r>
+      <w:r>
+        <w:rPr>
+          <w:rFonts w:ascii="DengXian" w:eastAsia="DengXian" w:hAnsi="DengXian"/>
+          <w:color w:val="FFC000"/>
+          <w:lang w:eastAsia="zh-CN"/>
+        </w:rPr>
+        <w:t>DEFAULT</w:t>
+      </w:r>
+      <w:r>
+        <w:rPr>
+          <w:rFonts w:ascii="DengXian" w:eastAsia="DengXian" w:hAnsi="DengXian"/>
+          <w:color w:val="7C7C7C" w:themeColor="background2" w:themeShade="80"/>
+          <w:lang w:eastAsia="zh-CN"/>
+        </w:rPr>
+        <w:t xml:space="preserve"> CHARSET</w:t>
+      </w:r>
+      <w:r>
+        <w:rPr>
+          <w:rFonts w:ascii="DengXian" w:eastAsia="DengXian" w:hAnsi="DengXian"/>
+          <w:color w:val="FFC000"/>
+          <w:lang w:eastAsia="zh-CN"/>
+        </w:rPr>
+        <w:t>=</w:t>
+      </w:r>
+      <w:r>
+        <w:rPr>
+          <w:rFonts w:ascii="DengXian" w:eastAsia="DengXian" w:hAnsi="DengXian"/>
+          <w:color w:val="7C7C7C" w:themeColor="background2" w:themeShade="80"/>
+          <w:lang w:eastAsia="zh-CN"/>
+        </w:rPr>
+        <w:t xml:space="preserve">utf8 </w:t>
+      </w:r>
+      <w:r>
+        <w:rPr>
+          <w:rFonts w:ascii="DengXian" w:eastAsia="DengXian" w:hAnsi="DengXian"/>
+          <w:color w:val="FFC000"/>
+          <w:lang w:eastAsia="zh-CN"/>
+        </w:rPr>
+        <w:t>COLLATE=</w:t>
+      </w:r>
+      <w:r>
+        <w:rPr>
+          <w:rFonts w:ascii="DengXian" w:eastAsia="DengXian" w:hAnsi="DengXian"/>
+          <w:color w:val="7C7C7C" w:themeColor="background2" w:themeShade="80"/>
+          <w:lang w:eastAsia="zh-CN"/>
+        </w:rPr>
+        <w:t>utf8_general_ci</w:t>
+      </w:r>
+      <w:r>
+        <w:rPr>
+          <w:rFonts w:ascii="DengXian" w:eastAsia="DengXian" w:hAnsi="DengXian"/>
+          <w:color w:val="FFC000"/>
+          <w:lang w:eastAsia="zh-CN"/>
+        </w:rPr>
+        <w:t>;</w:t>
+      </w:r>
+    </w:p>
+    <w:p>
+      <w:pPr>
+        <w:rPr>
+          <w:rFonts w:ascii="DengXian" w:eastAsia="DengXian" w:hAnsi="DengXian"/>
+          <w:color w:val="FFC000"/>
+          <w:lang w:eastAsia="zh-CN"/>
+        </w:rPr>
+      </w:pPr>
+      <w:r>
+        <w:rPr>
+          <w:rFonts w:eastAsia="DengXian" w:hint="eastAsia"/>
+          <w:b/>
+          <w:bCs/>
+          <w:noProof/>
+          <w:color w:val="F8F8F8" w:themeColor="background2"/>
+          <w:sz w:val="36"/>
+          <w:szCs w:val="32"/>
+          <w:lang w:eastAsia="zh-CN"/>
+        </w:rPr>
+        <mc:AlternateContent>
+          <mc:Choice Requires="wps">
+            <w:drawing>
+              <wp:anchor distT="0" distB="0" distL="114300" distR="114300" simplePos="0" relativeHeight="251665408" behindDoc="0" locked="0" layoutInCell="1" allowOverlap="1" wp14:anchorId="5978604F" wp14:editId="22A40C23">
+                <wp:simplePos x="0" y="0"/>
+                <wp:positionH relativeFrom="margin">
+                  <wp:posOffset>-174009</wp:posOffset>
+                </wp:positionH>
+                <wp:positionV relativeFrom="paragraph">
+                  <wp:posOffset>197893</wp:posOffset>
+                </wp:positionV>
+                <wp:extent cx="4967785" cy="3793954"/>
+                <wp:effectExtent l="0" t="0" r="23495" b="16510"/>
+                <wp:wrapNone/>
+                <wp:docPr id="1094562378" name="Rectangle: Rounded Corners 11"/>
+                <wp:cNvGraphicFramePr/>
+                <a:graphic xmlns:a="http://schemas.openxmlformats.org/drawingml/2006/main">
+                  <a:graphicData uri="http://schemas.microsoft.com/office/word/2010/wordprocessingShape">
+                    <wps:wsp>
+                      <wps:cNvSpPr/>
+                      <wps:spPr>
+                        <a:xfrm>
+                          <a:off x="0" y="0"/>
+                          <a:ext cx="4967785" cy="3793954"/>
+                        </a:xfrm>
+                        <a:prstGeom prst="roundRect">
+                          <a:avLst/>
+                        </a:prstGeom>
+                        <a:noFill/>
+                      </wps:spPr>
+                      <wps:style>
+                        <a:lnRef idx="2">
+                          <a:schemeClr val="accent1">
+                            <a:shade val="50000"/>
+                          </a:schemeClr>
+                        </a:lnRef>
+                        <a:fillRef idx="1">
+                          <a:schemeClr val="accent1"/>
+                        </a:fillRef>
+                        <a:effectRef idx="0">
+                          <a:schemeClr val="accent1"/>
+                        </a:effectRef>
+                        <a:fontRef idx="minor">
+                          <a:schemeClr val="lt1"/>
+                        </a:fontRef>
+                      </wps:style>
+                      <wps:bodyPr rot="0" spcFirstLastPara="0" vertOverflow="overflow" horzOverflow="overflow" vert="horz" wrap="square" lIns="91440" tIns="45720" rIns="91440" bIns="45720" numCol="1" spcCol="0" rtlCol="0" fromWordArt="0" anchor="ctr" anchorCtr="0" forceAA="0" compatLnSpc="1">
+                        <a:prstTxWarp prst="textNoShape">
+                          <a:avLst/>
+                        </a:prstTxWarp>
+                        <a:noAutofit/>
+                      </wps:bodyPr>
+                    </wps:wsp>
+                  </a:graphicData>
+                </a:graphic>
+                <wp14:sizeRelH relativeFrom="margin">
+                  <wp14:pctWidth>0</wp14:pctWidth>
+                </wp14:sizeRelH>
+                <wp14:sizeRelV relativeFrom="margin">
+                  <wp14:pctHeight>0</wp14:pctHeight>
+                </wp14:sizeRelV>
+              </wp:anchor>
+            </w:drawing>
+          </mc:Choice>
+          <mc:Fallback>
+            <w:pict>
+              <v:roundrect w14:anchorId="31B1C4F3" id="Rectangle: Rounded Corners 11" o:spid="_x0000_s1026" style="position:absolute;margin-left:-13.7pt;margin-top:15.6pt;width:391.15pt;height:298.75pt;z-index:251665408;visibility:visible;mso-wrap-style:square;mso-width-percent:0;mso-height-percent:0;mso-wrap-distance-left:9pt;mso-wrap-distance-top:0;mso-wrap-distance-right:9pt;mso-wrap-distance-bottom:0;mso-position-horizontal:absolute;mso-position-horizontal-relative:margin;mso-position-vertical:absolute;mso-position-vertical-relative:text;mso-width-percent:0;mso-height-percent:0;mso-width-relative:margin;mso-height-relative:margin;v-text-anchor:middle" arcsize="10923f" o:gfxdata="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" filled="f" strokecolor="#6e6e6e [1604]" strokeweight="1pt">
+                <v:stroke joinstyle="miter"/>
+                <w10:wrap anchorx="margin"/>
+              </v:roundrect>
+            </w:pict>
+          </mc:Fallback>
+        </mc:AlternateContent>
+      </w:r>
+    </w:p>
+    <w:p>
+      <w:pPr>
+        <w:rPr>
+          <w:rFonts w:ascii="DengXian" w:eastAsia="DengXian" w:hAnsi="DengXian"/>
+          <w:b/>
+          <w:bCs/>
+          <w:i/>
+          <w:iCs/>
+          <w:color w:val="7C7C7C" w:themeColor="background2" w:themeShade="80"/>
+          <w:u w:val="single"/>
+          <w:lang w:eastAsia="zh-CN"/>
+        </w:rPr>
+      </w:pPr>
+      <w:r>
+        <w:rPr>
+          <w:rFonts w:ascii="DengXian" w:eastAsia="DengXian" w:hAnsi="DengXian"/>
+          <w:b/>
+          <w:bCs/>
+          <w:i/>
+          <w:iCs/>
+          <w:color w:val="7C7C7C" w:themeColor="background2" w:themeShade="80"/>
+          <w:u w:val="single"/>
+          <w:lang w:eastAsia="zh-CN"/>
+        </w:rPr>
+        <w:br/>
+      </w:r>
+      <w:r>
+        <w:rPr>
+          <w:rFonts w:ascii="DengXian" w:eastAsia="DengXian" w:hAnsi="DengXian"/>
+          <w:b/>
+          <w:bCs/>
+          <w:i/>
+          <w:iCs/>
+          <w:color w:val="7C7C7C" w:themeColor="background2" w:themeShade="80"/>
+          <w:u w:val="single"/>
+          <w:lang w:eastAsia="zh-CN"/>
+        </w:rPr>
+        <w:t>Hardware</w:t>
+      </w:r>
+      <w:r>
+        <w:rPr>
+          <w:rFonts w:ascii="DengXian" w:eastAsia="DengXian" w:hAnsi="DengXian" w:hint="eastAsia"/>
+          <w:b/>
+          <w:bCs/>
+          <w:i/>
+          <w:iCs/>
+          <w:color w:val="7C7C7C" w:themeColor="background2" w:themeShade="80"/>
+          <w:u w:val="single"/>
+          <w:lang w:eastAsia="zh-CN"/>
+        </w:rPr>
+        <w:t>表格</w:t>
+      </w:r>
+    </w:p>
+    <w:p>
+      <w:pPr>
+        <w:rPr>
+          <w:rFonts w:ascii="DengXian" w:eastAsia="DengXian" w:hAnsi="DengXian"/>
+          <w:color w:val="7C7C7C" w:themeColor="background2" w:themeShade="80"/>
+          <w:lang w:eastAsia="zh-CN"/>
+        </w:rPr>
+      </w:pPr>
+      <w:r>
+        <w:rPr>
+          <w:rFonts w:ascii="DengXian" w:eastAsia="DengXian" w:hAnsi="DengXian" w:hint="eastAsia"/>
+          <w:color w:val="FFC000"/>
+          <w:lang w:eastAsia="zh-CN"/>
+        </w:rPr>
+        <w:t>C</w:t>
+      </w:r>
+      <w:r>
+        <w:rPr>
+          <w:rFonts w:ascii="DengXian" w:eastAsia="DengXian" w:hAnsi="DengXian"/>
+          <w:color w:val="FFC000"/>
+          <w:lang w:eastAsia="zh-CN"/>
+        </w:rPr>
+        <w:t>REATE TABLE</w:t>
+      </w:r>
+      <w:r>
+        <w:rPr>
+          <w:rFonts w:ascii="DengXian" w:eastAsia="DengXian" w:hAnsi="DengXian"/>
+          <w:color w:val="7C7C7C" w:themeColor="background2" w:themeShade="80"/>
+          <w:lang w:eastAsia="zh-CN"/>
+        </w:rPr>
+        <w:t xml:space="preserve"> ‘hardware’ </w:t>
+      </w:r>
+      <w:r>
+        <w:rPr>
+          <w:rFonts w:ascii="DengXian" w:eastAsia="DengXian" w:hAnsi="DengXian"/>
+          <w:color w:val="FFC000"/>
+          <w:lang w:eastAsia="zh-CN"/>
+        </w:rPr>
+        <w:t>(</w:t>
+      </w:r>
+    </w:p>
+    <w:p>
+      <w:pPr>
+        <w:rPr>
+          <w:rFonts w:ascii="DengXian" w:eastAsia="DengXian" w:hAnsi="DengXian"/>
+          <w:color w:val="7C7C7C" w:themeColor="background2" w:themeShade="80"/>
+          <w:lang w:eastAsia="zh-CN"/>
+        </w:rPr>
+      </w:pPr>
+      <w:r>
+        <w:rPr>
+          <w:rFonts w:ascii="DengXian" w:eastAsia="DengXian" w:hAnsi="DengXian"/>
+          <w:color w:val="7C7C7C" w:themeColor="background2" w:themeShade="80"/>
+          <w:lang w:eastAsia="zh-CN"/>
+        </w:rPr>
+        <w:tab/>
+        <w:t>‘</w:t>
+      </w:r>
+      <w:proofErr w:type="spellStart"/>
+      <w:r>
+        <w:rPr>
+          <w:rFonts w:ascii="DengXian" w:eastAsia="DengXian" w:hAnsi="DengXian"/>
+          <w:color w:val="7C7C7C" w:themeColor="background2" w:themeShade="80"/>
+          <w:lang w:eastAsia="zh-CN"/>
+        </w:rPr>
+        <w:t>hardware_id</w:t>
+      </w:r>
+      <w:proofErr w:type="spellEnd"/>
+      <w:r>
+        <w:rPr>
+          <w:rFonts w:ascii="DengXian" w:eastAsia="DengXian" w:hAnsi="DengXian"/>
+          <w:color w:val="7C7C7C" w:themeColor="background2" w:themeShade="80"/>
+          <w:lang w:eastAsia="zh-CN"/>
+        </w:rPr>
+        <w:t xml:space="preserve">’ </w:t>
+      </w:r>
+      <w:r>
+        <w:rPr>
+          <w:rFonts w:ascii="DengXian" w:eastAsia="DengXian" w:hAnsi="DengXian"/>
+          <w:color w:val="7030A0"/>
+          <w:lang w:eastAsia="zh-CN"/>
+        </w:rPr>
+        <w:t>int</w:t>
+      </w:r>
+      <w:r>
+        <w:rPr>
+          <w:rFonts w:ascii="DengXian" w:eastAsia="DengXian" w:hAnsi="DengXian"/>
+          <w:color w:val="7C7C7C" w:themeColor="background2" w:themeShade="80"/>
+          <w:lang w:eastAsia="zh-CN"/>
+        </w:rPr>
+        <w:t xml:space="preserve"> </w:t>
+      </w:r>
+      <w:r>
+        <w:rPr>
+          <w:rFonts w:ascii="DengXian" w:eastAsia="DengXian" w:hAnsi="DengXian"/>
+          <w:color w:val="FFC000"/>
+          <w:lang w:eastAsia="zh-CN"/>
+        </w:rPr>
+        <w:t>(</w:t>
+      </w:r>
+      <w:r>
+        <w:rPr>
+          <w:rFonts w:ascii="DengXian" w:eastAsia="DengXian" w:hAnsi="DengXian"/>
+          <w:color w:val="FF0000"/>
+          <w:lang w:eastAsia="zh-CN"/>
+        </w:rPr>
+        <w:t>11</w:t>
+      </w:r>
+      <w:r>
+        <w:rPr>
+          <w:rFonts w:ascii="DengXian" w:eastAsia="DengXian" w:hAnsi="DengXian"/>
+          <w:color w:val="FFC000"/>
+          <w:lang w:eastAsia="zh-CN"/>
+        </w:rPr>
+        <w:t>)</w:t>
+      </w:r>
+      <w:r>
+        <w:rPr>
+          <w:rFonts w:ascii="DengXian" w:eastAsia="DengXian" w:hAnsi="DengXian"/>
+          <w:color w:val="7C7C7C" w:themeColor="background2" w:themeShade="80"/>
+          <w:lang w:eastAsia="zh-CN"/>
+        </w:rPr>
+        <w:t xml:space="preserve"> </w:t>
+      </w:r>
+      <w:r>
+        <w:rPr>
+          <w:rFonts w:ascii="DengXian" w:eastAsia="DengXian" w:hAnsi="DengXian"/>
+          <w:color w:val="FFC000"/>
+          <w:lang w:eastAsia="zh-CN"/>
+        </w:rPr>
+        <w:t>NOT NULL</w:t>
+      </w:r>
+      <w:r>
+        <w:rPr>
+          <w:rFonts w:ascii="DengXian" w:eastAsia="DengXian" w:hAnsi="DengXian"/>
+          <w:color w:val="7C7C7C" w:themeColor="background2" w:themeShade="80"/>
+          <w:lang w:eastAsia="zh-CN"/>
+        </w:rPr>
+        <w:t xml:space="preserve"> AUTO_INCREMENT</w:t>
+      </w:r>
+      <w:r>
+        <w:rPr>
+          <w:rFonts w:ascii="DengXian" w:eastAsia="DengXian" w:hAnsi="DengXian"/>
+          <w:color w:val="FFC000"/>
+          <w:lang w:eastAsia="zh-CN"/>
+        </w:rPr>
+        <w:t>,</w:t>
+      </w:r>
+    </w:p>
+    <w:p>
+      <w:pPr>
+        <w:rPr>
+          <w:rFonts w:ascii="DengXian" w:eastAsia="DengXian" w:hAnsi="DengXian"/>
+          <w:color w:val="7C7C7C" w:themeColor="background2" w:themeShade="80"/>
+          <w:lang w:eastAsia="zh-CN"/>
+        </w:rPr>
+      </w:pPr>
+      <w:r>
+        <w:rPr>
+          <w:rFonts w:ascii="DengXian" w:eastAsia="DengXian" w:hAnsi="DengXian"/>
+          <w:color w:val="7C7C7C" w:themeColor="background2" w:themeShade="80"/>
+          <w:lang w:eastAsia="zh-CN"/>
+        </w:rPr>
+        <w:tab/>
+        <w:t xml:space="preserve">‘ID’ </w:t>
+      </w:r>
+      <w:r>
+        <w:rPr>
+          <w:rFonts w:ascii="DengXian" w:eastAsia="DengXian" w:hAnsi="DengXian"/>
+          <w:color w:val="7030A0"/>
+          <w:lang w:eastAsia="zh-CN"/>
+        </w:rPr>
+        <w:t>int</w:t>
+      </w:r>
+      <w:r>
+        <w:rPr>
+          <w:rFonts w:ascii="DengXian" w:eastAsia="DengXian" w:hAnsi="DengXian"/>
+          <w:color w:val="FFC000"/>
+          <w:lang w:eastAsia="zh-CN"/>
+        </w:rPr>
+        <w:t xml:space="preserve"> (</w:t>
+      </w:r>
+      <w:r>
+        <w:rPr>
+          <w:rFonts w:ascii="DengXian" w:eastAsia="DengXian" w:hAnsi="DengXian"/>
+          <w:color w:val="FF0000"/>
+          <w:lang w:eastAsia="zh-CN"/>
+        </w:rPr>
+        <w:t>11</w:t>
+      </w:r>
+      <w:r>
+        <w:rPr>
+          <w:rFonts w:ascii="DengXian" w:eastAsia="DengXian" w:hAnsi="DengXian"/>
+          <w:color w:val="FFC000"/>
+          <w:lang w:eastAsia="zh-CN"/>
+        </w:rPr>
+        <w:t>)</w:t>
+      </w:r>
+      <w:r>
+        <w:rPr>
+          <w:rFonts w:ascii="DengXian" w:eastAsia="DengXian" w:hAnsi="DengXian"/>
+          <w:color w:val="7C7C7C" w:themeColor="background2" w:themeShade="80"/>
+          <w:lang w:eastAsia="zh-CN"/>
+        </w:rPr>
+        <w:t xml:space="preserve"> </w:t>
+      </w:r>
+      <w:r>
+        <w:rPr>
+          <w:rFonts w:ascii="DengXian" w:eastAsia="DengXian" w:hAnsi="DengXian"/>
+          <w:color w:val="FFC000"/>
+          <w:lang w:eastAsia="zh-CN"/>
+        </w:rPr>
+        <w:t>NOT NULL,</w:t>
+      </w:r>
+    </w:p>
+    <w:p>
+      <w:pPr>
+        <w:rPr>
+          <w:rFonts w:ascii="DengXian" w:eastAsia="DengXian" w:hAnsi="DengXian"/>
+          <w:color w:val="7C7C7C" w:themeColor="background2" w:themeShade="80"/>
+          <w:lang w:eastAsia="zh-CN"/>
+        </w:rPr>
+      </w:pPr>
+      <w:r>
+        <w:rPr>
+          <w:rFonts w:ascii="DengXian" w:eastAsia="DengXian" w:hAnsi="DengXian"/>
+          <w:color w:val="7C7C7C" w:themeColor="background2" w:themeShade="80"/>
+          <w:lang w:eastAsia="zh-CN"/>
+        </w:rPr>
+        <w:tab/>
+        <w:t xml:space="preserve">‘model’ </w:t>
+      </w:r>
+      <w:r>
+        <w:rPr>
+          <w:rFonts w:ascii="DengXian" w:eastAsia="DengXian" w:hAnsi="DengXian"/>
+          <w:color w:val="7030A0"/>
+          <w:lang w:eastAsia="zh-CN"/>
+        </w:rPr>
+        <w:t>varchar</w:t>
+      </w:r>
+      <w:r>
+        <w:rPr>
+          <w:rFonts w:ascii="DengXian" w:eastAsia="DengXian" w:hAnsi="DengXian"/>
+          <w:color w:val="FFC000"/>
+          <w:lang w:eastAsia="zh-CN"/>
+        </w:rPr>
+        <w:t>(</w:t>
+      </w:r>
+      <w:r>
+        <w:rPr>
+          <w:rFonts w:ascii="DengXian" w:eastAsia="DengXian" w:hAnsi="DengXian"/>
+          <w:color w:val="FF0000"/>
+          <w:lang w:eastAsia="zh-CN"/>
+        </w:rPr>
+        <w:t>3</w:t>
+      </w:r>
+      <w:r>
+        <w:rPr>
+          <w:rFonts w:ascii="DengXian" w:eastAsia="DengXian" w:hAnsi="DengXian"/>
+          <w:color w:val="FF0000"/>
+          <w:lang w:eastAsia="zh-CN"/>
+        </w:rPr>
+        <w:t>0</w:t>
+      </w:r>
+      <w:r>
+        <w:rPr>
+          <w:rFonts w:ascii="DengXian" w:eastAsia="DengXian" w:hAnsi="DengXian"/>
+          <w:color w:val="FFC000"/>
+          <w:lang w:eastAsia="zh-CN"/>
+        </w:rPr>
+        <w:t>)</w:t>
+      </w:r>
+      <w:r>
+        <w:rPr>
+          <w:rFonts w:ascii="DengXian" w:eastAsia="DengXian" w:hAnsi="DengXian"/>
+          <w:color w:val="7C7C7C" w:themeColor="background2" w:themeShade="80"/>
+          <w:lang w:eastAsia="zh-CN"/>
+        </w:rPr>
+        <w:t xml:space="preserve"> </w:t>
+      </w:r>
+      <w:r>
+        <w:rPr>
+          <w:rFonts w:ascii="DengXian" w:eastAsia="DengXian" w:hAnsi="DengXian"/>
+          <w:color w:val="FFC000"/>
+          <w:lang w:eastAsia="zh-CN"/>
+        </w:rPr>
+        <w:t>NOT NULL,</w:t>
+      </w:r>
+    </w:p>
+    <w:p>
+      <w:pPr>
+        <w:rPr>
+          <w:rFonts w:ascii="DengXian" w:eastAsia="DengXian" w:hAnsi="DengXian"/>
+          <w:color w:val="FFC000"/>
+          <w:lang w:eastAsia="zh-CN"/>
+        </w:rPr>
+      </w:pPr>
+      <w:r>
+        <w:rPr>
+          <w:rFonts w:ascii="DengXian" w:eastAsia="DengXian" w:hAnsi="DengXian"/>
+          <w:color w:val="7C7C7C" w:themeColor="background2" w:themeShade="80"/>
+          <w:lang w:eastAsia="zh-CN"/>
+        </w:rPr>
+        <w:tab/>
+        <w:t xml:space="preserve">‘type’ </w:t>
+      </w:r>
+      <w:r>
+        <w:rPr>
+          <w:rFonts w:ascii="DengXian" w:eastAsia="DengXian" w:hAnsi="DengXian"/>
+          <w:color w:val="7030A0"/>
+          <w:lang w:eastAsia="zh-CN"/>
+        </w:rPr>
+        <w:t>varchar</w:t>
+      </w:r>
+      <w:r>
+        <w:rPr>
+          <w:rFonts w:ascii="DengXian" w:eastAsia="DengXian" w:hAnsi="DengXian"/>
+          <w:color w:val="FFC000"/>
+          <w:lang w:eastAsia="zh-CN"/>
+        </w:rPr>
+        <w:t>(</w:t>
+      </w:r>
+      <w:r>
+        <w:rPr>
+          <w:rFonts w:ascii="DengXian" w:eastAsia="DengXian" w:hAnsi="DengXian"/>
+          <w:color w:val="FF0000"/>
+          <w:lang w:eastAsia="zh-CN"/>
+        </w:rPr>
+        <w:t>3</w:t>
+      </w:r>
+      <w:r>
+        <w:rPr>
+          <w:rFonts w:ascii="DengXian" w:eastAsia="DengXian" w:hAnsi="DengXian"/>
+          <w:color w:val="FF0000"/>
+          <w:lang w:eastAsia="zh-CN"/>
+        </w:rPr>
+        <w:t>0</w:t>
+      </w:r>
+      <w:r>
+        <w:rPr>
+          <w:rFonts w:ascii="DengXian" w:eastAsia="DengXian" w:hAnsi="DengXian"/>
+          <w:color w:val="FFC000"/>
+          <w:lang w:eastAsia="zh-CN"/>
+        </w:rPr>
+        <w:t>)</w:t>
+      </w:r>
+      <w:r>
+        <w:rPr>
+          <w:rFonts w:ascii="DengXian" w:eastAsia="DengXian" w:hAnsi="DengXian"/>
+          <w:color w:val="7C7C7C" w:themeColor="background2" w:themeShade="80"/>
+          <w:lang w:eastAsia="zh-CN"/>
+        </w:rPr>
+        <w:t xml:space="preserve"> </w:t>
+      </w:r>
+      <w:r>
+        <w:rPr>
+          <w:rFonts w:ascii="DengXian" w:eastAsia="DengXian" w:hAnsi="DengXian"/>
+          <w:color w:val="FFC000"/>
+          <w:lang w:eastAsia="zh-CN"/>
+        </w:rPr>
+        <w:t>NOT NULL</w:t>
+      </w:r>
+      <w:r>
+        <w:rPr>
+          <w:rFonts w:ascii="DengXian" w:eastAsia="DengXian" w:hAnsi="DengXian"/>
+          <w:color w:val="FFC000"/>
+          <w:lang w:eastAsia="zh-CN"/>
+        </w:rPr>
+        <w:t>,</w:t>
+      </w:r>
+    </w:p>
+    <w:p>
+      <w:pPr>
+        <w:ind w:firstLine="480"/>
+        <w:rPr>
+          <w:rFonts w:ascii="DengXian" w:eastAsia="DengXian" w:hAnsi="DengXian"/>
+          <w:color w:val="FFC000"/>
+          <w:lang w:eastAsia="zh-CN"/>
+        </w:rPr>
+      </w:pPr>
+      <w:r>
+        <w:rPr>
+          <w:rFonts w:ascii="DengXian" w:eastAsia="DengXian" w:hAnsi="DengXian"/>
+          <w:color w:val="7C7C7C" w:themeColor="background2" w:themeShade="80"/>
+          <w:lang w:eastAsia="zh-CN"/>
+        </w:rPr>
+        <w:t xml:space="preserve">‘price’ </w:t>
+      </w:r>
+      <w:r>
+        <w:rPr>
+          <w:rFonts w:ascii="DengXian" w:eastAsia="DengXian" w:hAnsi="DengXian"/>
+          <w:color w:val="7030A0"/>
+          <w:lang w:eastAsia="zh-CN"/>
+        </w:rPr>
+        <w:t>int</w:t>
+      </w:r>
+      <w:r>
+        <w:rPr>
+          <w:rFonts w:ascii="DengXian" w:eastAsia="DengXian" w:hAnsi="DengXian"/>
+          <w:color w:val="FFC000"/>
+          <w:lang w:eastAsia="zh-CN"/>
+        </w:rPr>
+        <w:t>(</w:t>
+      </w:r>
+      <w:r>
+        <w:rPr>
+          <w:rFonts w:ascii="DengXian" w:eastAsia="DengXian" w:hAnsi="DengXian"/>
+          <w:color w:val="FF0000"/>
+          <w:lang w:eastAsia="zh-CN"/>
+        </w:rPr>
+        <w:t>3</w:t>
+      </w:r>
+      <w:r>
+        <w:rPr>
+          <w:rFonts w:ascii="DengXian" w:eastAsia="DengXian" w:hAnsi="DengXian"/>
+          <w:color w:val="FF0000"/>
+          <w:lang w:eastAsia="zh-CN"/>
+        </w:rPr>
+        <w:t>0</w:t>
+      </w:r>
+      <w:r>
+        <w:rPr>
+          <w:rFonts w:ascii="DengXian" w:eastAsia="DengXian" w:hAnsi="DengXian"/>
+          <w:color w:val="FFC000"/>
+          <w:lang w:eastAsia="zh-CN"/>
+        </w:rPr>
+        <w:t>)</w:t>
+      </w:r>
+      <w:r>
+        <w:rPr>
+          <w:rFonts w:ascii="DengXian" w:eastAsia="DengXian" w:hAnsi="DengXian"/>
+          <w:color w:val="7C7C7C" w:themeColor="background2" w:themeShade="80"/>
+          <w:lang w:eastAsia="zh-CN"/>
+        </w:rPr>
+        <w:t xml:space="preserve"> </w:t>
+      </w:r>
+      <w:r>
+        <w:rPr>
+          <w:rFonts w:ascii="DengXian" w:eastAsia="DengXian" w:hAnsi="DengXian"/>
+          <w:color w:val="FFC000"/>
+          <w:lang w:eastAsia="zh-CN"/>
+        </w:rPr>
+        <w:t>DEFAULT</w:t>
+      </w:r>
+      <w:r>
+        <w:rPr>
+          <w:rFonts w:ascii="DengXian" w:eastAsia="DengXian" w:hAnsi="DengXian"/>
+          <w:color w:val="FFC000"/>
+          <w:lang w:eastAsia="zh-CN"/>
+        </w:rPr>
+        <w:t xml:space="preserve"> NULL</w:t>
+      </w:r>
+      <w:r>
+        <w:rPr>
+          <w:rFonts w:ascii="DengXian" w:eastAsia="DengXian" w:hAnsi="DengXian"/>
+          <w:color w:val="FFC000"/>
+          <w:lang w:eastAsia="zh-CN"/>
+        </w:rPr>
+        <w:t>,</w:t>
+      </w:r>
+    </w:p>
+    <w:p>
+      <w:pPr>
+        <w:ind w:firstLine="480"/>
+        <w:rPr>
+          <w:rFonts w:ascii="DengXian" w:eastAsia="DengXian" w:hAnsi="DengXian"/>
+          <w:color w:val="FFC000"/>
+          <w:lang w:eastAsia="zh-CN"/>
+        </w:rPr>
+      </w:pPr>
+      <w:r>
+        <w:rPr>
+          <w:rFonts w:ascii="DengXian" w:eastAsia="DengXian" w:hAnsi="DengXian"/>
+          <w:color w:val="7C7C7C" w:themeColor="background2" w:themeShade="80"/>
+          <w:lang w:eastAsia="zh-CN"/>
+        </w:rPr>
+        <w:t xml:space="preserve">‘feedback’ </w:t>
+      </w:r>
+      <w:r>
+        <w:rPr>
+          <w:rFonts w:ascii="DengXian" w:eastAsia="DengXian" w:hAnsi="DengXian"/>
+          <w:color w:val="7030A0"/>
+          <w:lang w:eastAsia="zh-CN"/>
+        </w:rPr>
+        <w:t>varchar</w:t>
+      </w:r>
+      <w:r>
+        <w:rPr>
+          <w:rFonts w:ascii="DengXian" w:eastAsia="DengXian" w:hAnsi="DengXian"/>
+          <w:color w:val="FFC000"/>
+          <w:lang w:eastAsia="zh-CN"/>
+        </w:rPr>
+        <w:t>(</w:t>
+      </w:r>
+      <w:r>
+        <w:rPr>
+          <w:rFonts w:ascii="DengXian" w:eastAsia="DengXian" w:hAnsi="DengXian"/>
+          <w:color w:val="FF0000"/>
+          <w:lang w:eastAsia="zh-CN"/>
+        </w:rPr>
+        <w:t>2</w:t>
+      </w:r>
+      <w:r>
+        <w:rPr>
+          <w:rFonts w:ascii="DengXian" w:eastAsia="DengXian" w:hAnsi="DengXian"/>
+          <w:color w:val="FF0000"/>
+          <w:lang w:eastAsia="zh-CN"/>
+        </w:rPr>
+        <w:t>55</w:t>
+      </w:r>
+      <w:r>
+        <w:rPr>
+          <w:rFonts w:ascii="DengXian" w:eastAsia="DengXian" w:hAnsi="DengXian"/>
+          <w:color w:val="FFC000"/>
+          <w:lang w:eastAsia="zh-CN"/>
+        </w:rPr>
+        <w:t>)</w:t>
+      </w:r>
+      <w:r>
+        <w:rPr>
+          <w:rFonts w:ascii="DengXian" w:eastAsia="DengXian" w:hAnsi="DengXian"/>
+          <w:color w:val="7C7C7C" w:themeColor="background2" w:themeShade="80"/>
+          <w:lang w:eastAsia="zh-CN"/>
+        </w:rPr>
+        <w:t xml:space="preserve"> </w:t>
+      </w:r>
+      <w:r>
+        <w:rPr>
+          <w:rFonts w:ascii="DengXian" w:eastAsia="DengXian" w:hAnsi="DengXian"/>
+          <w:color w:val="FFC000"/>
+          <w:lang w:eastAsia="zh-CN"/>
+        </w:rPr>
+        <w:t>DEFAULT</w:t>
+      </w:r>
+      <w:r>
+        <w:rPr>
+          <w:rFonts w:ascii="DengXian" w:eastAsia="DengXian" w:hAnsi="DengXian"/>
+          <w:color w:val="FFC000"/>
+          <w:lang w:eastAsia="zh-CN"/>
+        </w:rPr>
+        <w:t xml:space="preserve"> NULL</w:t>
+      </w:r>
+      <w:r>
+        <w:rPr>
+          <w:rFonts w:ascii="DengXian" w:eastAsia="DengXian" w:hAnsi="DengXian"/>
+          <w:color w:val="FFC000"/>
+          <w:lang w:eastAsia="zh-CN"/>
+        </w:rPr>
+        <w:t>,</w:t>
+      </w:r>
+    </w:p>
+    <w:p>
+      <w:pPr>
+        <w:rPr>
+          <w:rFonts w:ascii="DengXian" w:eastAsia="DengXian" w:hAnsi="DengXian"/>
+          <w:color w:val="FFC000"/>
+          <w:lang w:eastAsia="zh-CN"/>
+        </w:rPr>
+      </w:pPr>
+      <w:r>
+        <w:rPr>
+          <w:rFonts w:ascii="DengXian" w:eastAsia="DengXian" w:hAnsi="DengXian"/>
+          <w:color w:val="FFC000"/>
+          <w:lang w:eastAsia="zh-CN"/>
+        </w:rPr>
+        <w:tab/>
+        <w:t>PRIMARY KEY(</w:t>
+      </w:r>
+      <w:r>
+        <w:rPr>
+          <w:rFonts w:ascii="DengXian" w:eastAsia="DengXian" w:hAnsi="DengXian"/>
+          <w:color w:val="7C7C7C" w:themeColor="background2" w:themeShade="80"/>
+          <w:lang w:eastAsia="zh-CN"/>
+        </w:rPr>
+        <w:t>‘</w:t>
+      </w:r>
+      <w:proofErr w:type="spellStart"/>
+      <w:r>
+        <w:rPr>
+          <w:rFonts w:ascii="DengXian" w:eastAsia="DengXian" w:hAnsi="DengXian"/>
+          <w:color w:val="7C7C7C" w:themeColor="background2" w:themeShade="80"/>
+          <w:lang w:eastAsia="zh-CN"/>
+        </w:rPr>
+        <w:t>hardware_id</w:t>
+      </w:r>
+      <w:proofErr w:type="spellEnd"/>
+      <w:r>
+        <w:rPr>
+          <w:rFonts w:ascii="DengXian" w:eastAsia="DengXian" w:hAnsi="DengXian"/>
+          <w:color w:val="7C7C7C" w:themeColor="background2" w:themeShade="80"/>
+          <w:lang w:eastAsia="zh-CN"/>
+        </w:rPr>
+        <w:t>’</w:t>
+      </w:r>
+      <w:r>
+        <w:rPr>
+          <w:rFonts w:ascii="DengXian" w:eastAsia="DengXian" w:hAnsi="DengXian"/>
+          <w:color w:val="FFC000"/>
+          <w:lang w:eastAsia="zh-CN"/>
+        </w:rPr>
+        <w:t>),</w:t>
+      </w:r>
+    </w:p>
+    <w:p>
+      <w:pPr>
+        <w:ind w:left="480"/>
+        <w:rPr>
+          <w:rFonts w:ascii="DengXian" w:eastAsia="DengXian" w:hAnsi="DengXian"/>
+          <w:color w:val="FFC000"/>
+          <w:lang w:eastAsia="zh-CN"/>
+        </w:rPr>
+      </w:pPr>
+      <w:r>
+        <w:rPr>
+          <w:rFonts w:ascii="DengXian" w:eastAsia="DengXian" w:hAnsi="DengXian"/>
+          <w:color w:val="FFC000"/>
+          <w:lang w:eastAsia="zh-CN"/>
+        </w:rPr>
+        <w:t>FOREIGN KEY(</w:t>
+      </w:r>
+      <w:r>
+        <w:rPr>
+          <w:rFonts w:ascii="DengXian" w:eastAsia="DengXian" w:hAnsi="DengXian"/>
+          <w:color w:val="7C7C7C" w:themeColor="background2" w:themeShade="80"/>
+          <w:lang w:eastAsia="zh-CN"/>
+        </w:rPr>
+        <w:t>‘ID’</w:t>
+      </w:r>
+      <w:r>
+        <w:rPr>
+          <w:rFonts w:ascii="DengXian" w:eastAsia="DengXian" w:hAnsi="DengXian"/>
+          <w:color w:val="FFC000"/>
+          <w:lang w:eastAsia="zh-CN"/>
+        </w:rPr>
+        <w:t xml:space="preserve">) REFERENCES </w:t>
+      </w:r>
+      <w:r>
+        <w:rPr>
+          <w:rFonts w:ascii="DengXian" w:eastAsia="DengXian" w:hAnsi="DengXian"/>
+          <w:color w:val="7C7C7C" w:themeColor="background2" w:themeShade="80"/>
+          <w:lang w:eastAsia="zh-CN"/>
+        </w:rPr>
+        <w:t xml:space="preserve">‘person’ </w:t>
+      </w:r>
+      <w:r>
+        <w:rPr>
+          <w:rFonts w:ascii="DengXian" w:eastAsia="DengXian" w:hAnsi="DengXian"/>
+          <w:color w:val="FFC000"/>
+          <w:lang w:eastAsia="zh-CN"/>
+        </w:rPr>
+        <w:t>(</w:t>
+      </w:r>
+      <w:r>
+        <w:rPr>
+          <w:rFonts w:ascii="DengXian" w:eastAsia="DengXian" w:hAnsi="DengXian"/>
+          <w:color w:val="7C7C7C" w:themeColor="background2" w:themeShade="80"/>
+          <w:lang w:eastAsia="zh-CN"/>
+        </w:rPr>
+        <w:t>‘ID’</w:t>
+      </w:r>
+      <w:r>
+        <w:rPr>
+          <w:rFonts w:ascii="DengXian" w:eastAsia="DengXian" w:hAnsi="DengXian"/>
+          <w:color w:val="FFC000"/>
+          <w:lang w:eastAsia="zh-CN"/>
+        </w:rPr>
+        <w:t>)</w:t>
+      </w:r>
+      <w:r>
+        <w:rPr>
+          <w:rFonts w:ascii="DengXian" w:eastAsia="DengXian" w:hAnsi="DengXian"/>
+          <w:color w:val="7C7C7C" w:themeColor="background2" w:themeShade="80"/>
+          <w:lang w:eastAsia="zh-CN"/>
+        </w:rPr>
+        <w:t xml:space="preserve"> </w:t>
+      </w:r>
+      <w:r>
+        <w:rPr>
+          <w:rFonts w:ascii="DengXian" w:eastAsia="DengXian" w:hAnsi="DengXian"/>
+          <w:color w:val="FFC000"/>
+          <w:lang w:eastAsia="zh-CN"/>
+        </w:rPr>
+        <w:t xml:space="preserve">ON </w:t>
+      </w:r>
+      <w:r>
+        <w:rPr>
+          <w:rFonts w:ascii="DengXian" w:eastAsia="DengXian" w:hAnsi="DengXian"/>
+          <w:color w:val="FFC000"/>
+          <w:lang w:eastAsia="zh-CN"/>
+        </w:rPr>
+        <w:br/>
+      </w:r>
+      <w:r>
+        <w:rPr>
+          <w:rFonts w:ascii="DengXian" w:eastAsia="DengXian" w:hAnsi="DengXian"/>
+          <w:color w:val="FFC000"/>
+          <w:lang w:eastAsia="zh-CN"/>
+        </w:rPr>
+        <w:t>DELETE CASCADE ON UPDATE CASCADE</w:t>
+      </w:r>
+    </w:p>
+    <w:p>
+      <w:pPr>
+        <w:rPr>
+          <w:rFonts w:ascii="DengXian" w:eastAsia="DengXian" w:hAnsi="DengXian" w:hint="eastAsia"/>
+          <w:lang w:eastAsia="zh-CN"/>
+        </w:rPr>
+      </w:pPr>
+      <w:r>
+        <w:rPr>
+          <w:rFonts w:ascii="DengXian" w:eastAsia="DengXian" w:hAnsi="DengXian" w:hint="eastAsia"/>
+          <w:color w:val="FFC000"/>
+          <w:lang w:eastAsia="zh-CN"/>
+        </w:rPr>
+        <w:t>)</w:t>
+      </w:r>
+      <w:r>
+        <w:rPr>
+          <w:rFonts w:ascii="DengXian" w:eastAsia="DengXian" w:hAnsi="DengXian"/>
+          <w:color w:val="7C7C7C" w:themeColor="background2" w:themeShade="80"/>
+          <w:lang w:eastAsia="zh-CN"/>
+        </w:rPr>
+        <w:t xml:space="preserve"> ENGINE</w:t>
+      </w:r>
+      <w:r>
+        <w:rPr>
+          <w:rFonts w:ascii="DengXian" w:eastAsia="DengXian" w:hAnsi="DengXian"/>
+          <w:color w:val="FFC000"/>
+          <w:lang w:eastAsia="zh-CN"/>
+        </w:rPr>
+        <w:t>=</w:t>
+      </w:r>
+      <w:proofErr w:type="spellStart"/>
+      <w:r>
+        <w:rPr>
+          <w:rFonts w:ascii="DengXian" w:eastAsia="DengXian" w:hAnsi="DengXian"/>
+          <w:color w:val="7C7C7C" w:themeColor="background2" w:themeShade="80"/>
+          <w:lang w:eastAsia="zh-CN"/>
+        </w:rPr>
+        <w:t>InnoDB</w:t>
+      </w:r>
+      <w:proofErr w:type="spellEnd"/>
+      <w:r>
+        <w:rPr>
+          <w:rFonts w:ascii="DengXian" w:eastAsia="DengXian" w:hAnsi="DengXian"/>
+          <w:color w:val="7C7C7C" w:themeColor="background2" w:themeShade="80"/>
+          <w:lang w:eastAsia="zh-CN"/>
+        </w:rPr>
+        <w:t xml:space="preserve"> </w:t>
+      </w:r>
+      <w:r>
+        <w:rPr>
+          <w:rFonts w:ascii="DengXian" w:eastAsia="DengXian" w:hAnsi="DengXian"/>
+          <w:color w:val="FFC000"/>
+          <w:lang w:eastAsia="zh-CN"/>
+        </w:rPr>
+        <w:t>DEFAULT</w:t>
+      </w:r>
+      <w:r>
+        <w:rPr>
+          <w:rFonts w:ascii="DengXian" w:eastAsia="DengXian" w:hAnsi="DengXian"/>
+          <w:color w:val="7C7C7C" w:themeColor="background2" w:themeShade="80"/>
+          <w:lang w:eastAsia="zh-CN"/>
+        </w:rPr>
+        <w:t xml:space="preserve"> CHARSET</w:t>
+      </w:r>
+      <w:r>
+        <w:rPr>
+          <w:rFonts w:ascii="DengXian" w:eastAsia="DengXian" w:hAnsi="DengXian"/>
+          <w:color w:val="FFC000"/>
+          <w:lang w:eastAsia="zh-CN"/>
+        </w:rPr>
+        <w:t>=</w:t>
+      </w:r>
+      <w:r>
+        <w:rPr>
+          <w:rFonts w:ascii="DengXian" w:eastAsia="DengXian" w:hAnsi="DengXian"/>
+          <w:color w:val="7C7C7C" w:themeColor="background2" w:themeShade="80"/>
+          <w:lang w:eastAsia="zh-CN"/>
+        </w:rPr>
+        <w:t xml:space="preserve">utf8 </w:t>
+      </w:r>
+      <w:r>
+        <w:rPr>
+          <w:rFonts w:ascii="DengXian" w:eastAsia="DengXian" w:hAnsi="DengXian"/>
+          <w:color w:val="FFC000"/>
+          <w:lang w:eastAsia="zh-CN"/>
+        </w:rPr>
+        <w:t>COLLATE=</w:t>
+      </w:r>
+      <w:r>
+        <w:rPr>
+          <w:rFonts w:ascii="DengXian" w:eastAsia="DengXian" w:hAnsi="DengXian"/>
+          <w:color w:val="7C7C7C" w:themeColor="background2" w:themeShade="80"/>
+          <w:lang w:eastAsia="zh-CN"/>
+        </w:rPr>
+        <w:t>utf8_general_ci</w:t>
+      </w:r>
+      <w:r>
+        <w:rPr>
+          <w:rFonts w:ascii="DengXian" w:eastAsia="DengXian" w:hAnsi="DengXian"/>
+          <w:color w:val="FFC000"/>
+          <w:lang w:eastAsia="zh-CN"/>
+        </w:rPr>
+        <w:t>;</w:t>
+      </w:r>
+      <w:r>
+        <w:rPr>
+          <w:rFonts w:ascii="DengXian" w:eastAsia="DengXian" w:hAnsi="DengXian"/>
+          <w:color w:val="FFC000"/>
+          <w:lang w:eastAsia="zh-CN"/>
+        </w:rPr>
+        <w:br/>
+      </w:r>
+      <w:r>
+        <w:rPr>
+          <w:rFonts w:ascii="DengXian" w:eastAsia="DengXian" w:hAnsi="DengXian"/>
+          <w:color w:val="FFC000"/>
+          <w:lang w:eastAsia="zh-CN"/>
+        </w:rPr>
+        <w:br/>
+      </w:r>
+      <w:r>
+        <w:rPr>
+          <w:rFonts w:ascii="DengXian" w:eastAsia="DengXian" w:hAnsi="DengXian"/>
+          <w:color w:val="FFC000"/>
+          <w:lang w:eastAsia="zh-CN"/>
+        </w:rPr>
+        <w:br/>
+      </w:r>
+      <w:r>
+        <w:rPr>
+          <w:rFonts w:ascii="DengXian" w:eastAsia="DengXian" w:hAnsi="DengXian"/>
+          <w:color w:val="FFC000"/>
+          <w:lang w:eastAsia="zh-CN"/>
+        </w:rPr>
+        <w:br/>
+      </w:r>
+      <w:r>
+        <w:rPr>
+          <w:rFonts w:ascii="DengXian" w:eastAsia="DengXian" w:hAnsi="DengXian"/>
+          <w:color w:val="FFC000"/>
+          <w:lang w:eastAsia="zh-CN"/>
+        </w:rPr>
+        <w:br/>
+      </w:r>
+      <w:r>
+        <w:rPr>
+          <w:rFonts w:ascii="DengXian" w:eastAsia="DengXian" w:hAnsi="DengXian" w:hint="eastAsia"/>
+          <w:lang w:eastAsia="zh-CN"/>
+        </w:rPr>
+        <w:t>#已經符合正規化以及</w:t>
+      </w:r>
+      <w:r>
+        <w:rPr>
+          <w:rFonts w:ascii="DengXian" w:eastAsia="DengXian" w:hAnsi="DengXian" w:hint="eastAsia"/>
+          <w:lang w:eastAsia="zh-CN"/>
+        </w:rPr>
+        <w:t>ER 圖的表格定義</w:t>
+      </w:r>
     </w:p>
     <w:sectPr>
       <w:headerReference w:type="default" r:id="rId14"/>
@@ -4719,7 +6509,7 @@
 </file>
 
 <file path=word/endnotes.xml><?xml version="1.0" encoding="utf-8"?>
-<w:endnotes xmlns:wpc="http://schemas.microsoft.com/office/word/2010/wordprocessingCanvas" xmlns:cx="http://schemas.microsoft.com/office/drawing/2014/chartex" xmlns:cx1="http://schemas.microsoft.com/office/drawing/2015/9/8/chartex" xmlns:cx2="http://schemas.microsoft.com/office/drawing/2015/10/21/chartex" xmlns:cx3="http://schemas.microsoft.com/office/drawing/2016/5/9/chartex" xmlns:cx4="http://schemas.microsoft.com/office/drawing/2016/5/10/chartex" xmlns:cx5="http://schemas.microsoft.com/office/drawing/2016/5/11/chartex" xmlns:cx6="http://schemas.microsoft.com/office/drawing/2016/5/12/chartex" xmlns:cx7="http://schemas.microsoft.com/office/drawing/2016/5/13/chartex" xmlns:cx8="http://schemas.microsoft.com/office/drawing/2016/5/14/chartex" xmlns:mc="http://schemas.openxmlformats.org/markup-compatibility/2006" xmlns:aink="http://schemas.microsoft.com/office/drawing/2016/ink" xmlns:am3d="http://schemas.microsoft.com/office/drawing/2017/model3d" xmlns:o="urn:schemas-microsoft-com:office:office" xmlns:r="http://schemas.openxmlformats.org/officeDocument/2006/relationships" xmlns:m="http://schemas.openxmlformats.org/officeDocument/2006/math" xmlns:v="urn:schemas-microsoft-com:vml" xmlns:wp14="http://schemas.microsoft.com/office/word/2010/wordprocessingDrawing" xmlns:wp="http://schemas.openxmlformats.org/drawingml/2006/wordprocessingDrawing" xmlns:w10="urn:schemas-microsoft-com:office:word" xmlns:w="http://schemas.openxmlformats.org/wordprocessingml/2006/main" xmlns:w14="http://schemas.microsoft.com/office/word/2010/wordml" xmlns:w15="http://schemas.microsoft.com/office/word/2012/wordml" xmlns:w16cex="http://schemas.microsoft.com/office/word/2018/wordml/cex" xmlns:w16cid="http://schemas.microsoft.com/office/word/2016/wordml/cid" xmlns:w16="http://schemas.microsoft.com/office/word/2018/wordml" xmlns:w16sdtdh="http://schemas.microsoft.com/office/word/2020/wordml/sdtdatahash" xmlns:w16se="http://schemas.microsoft.com/office/word/2015/wordml/symex" xmlns:wpg="http://schemas.microsoft.com/office/word/2010/wordprocessingGroup" xmlns:wpi="http://schemas.microsoft.com/office/word/2010/wordprocessingInk" xmlns:wne="http://schemas.microsoft.com/office/word/2006/wordml" xmlns:wps="http://schemas.microsoft.com/office/word/2010/wordprocessingShape" mc:Ignorable="w14 w15 w16se w16cid w16 w16cex w16sdtdh wp14">
+<w:endnotes xmlns:wpc="http://schemas.microsoft.com/office/word/2010/wordprocessingCanvas" xmlns:cx="http://schemas.microsoft.com/office/drawing/2014/chartex" xmlns:cx1="http://schemas.microsoft.com/office/drawing/2015/9/8/chartex" xmlns:cx2="http://schemas.microsoft.com/office/drawing/2015/10/21/chartex" xmlns:cx3="http://schemas.microsoft.com/office/drawing/2016/5/9/chartex" xmlns:cx4="http://schemas.microsoft.com/office/drawing/2016/5/10/chartex" xmlns:cx5="http://schemas.microsoft.com/office/drawing/2016/5/11/chartex" xmlns:cx6="http://schemas.microsoft.com/office/drawing/2016/5/12/chartex" xmlns:cx7="http://schemas.microsoft.com/office/drawing/2016/5/13/chartex" xmlns:cx8="http://schemas.microsoft.com/office/drawing/2016/5/14/chartex" xmlns:mc="http://schemas.openxmlformats.org/markup-compatibility/2006" xmlns:aink="http://schemas.microsoft.com/office/drawing/2016/ink" xmlns:am3d="http://schemas.microsoft.com/office/drawing/2017/model3d" xmlns:o="urn:schemas-microsoft-com:office:office" xmlns:oel="http://schemas.microsoft.com/office/2019/extlst" xmlns:r="http://schemas.openxmlformats.org/officeDocument/2006/relationships" xmlns:m="http://schemas.openxmlformats.org/officeDocument/2006/math" xmlns:v="urn:schemas-microsoft-com:vml" xmlns:wp14="http://schemas.microsoft.com/office/word/2010/wordprocessingDrawing" xmlns:wp="http://schemas.openxmlformats.org/drawingml/2006/wordprocessingDrawing" xmlns:w10="urn:schemas-microsoft-com:office:word" xmlns:w="http://schemas.openxmlformats.org/wordprocessingml/2006/main" xmlns:w14="http://schemas.microsoft.com/office/word/2010/wordml" xmlns:w15="http://schemas.microsoft.com/office/word/2012/wordml" xmlns:w16cex="http://schemas.microsoft.com/office/word/2018/wordml/cex" xmlns:w16cid="http://schemas.microsoft.com/office/word/2016/wordml/cid" xmlns:w16="http://schemas.microsoft.com/office/word/2018/wordml" xmlns:w16du="http://schemas.microsoft.com/office/word/2023/wordml/word16du" xmlns:w16sdtdh="http://schemas.microsoft.com/office/word/2020/wordml/sdtdatahash" xmlns:w16sdtfl="http://schemas.microsoft.com/office/word/2024/wordml/sdtformatlock" xmlns:w16se="http://schemas.microsoft.com/office/word/2015/wordml/symex" xmlns:wpg="http://schemas.microsoft.com/office/word/2010/wordprocessingGroup" xmlns:wpi="http://schemas.microsoft.com/office/word/2010/wordprocessingInk" xmlns:wne="http://schemas.microsoft.com/office/word/2006/wordml" xmlns:wps="http://schemas.microsoft.com/office/word/2010/wordprocessingShape" mc:Ignorable="w14 w15 w16se w16cid w16 w16cex w16sdtdh w16sdtfl w16du wp14">
   <w:endnote w:type="separator" w:id="-1">
     <w:p>
       <w:r>
@@ -4738,10 +6528,10 @@
 </file>
 
 <file path=word/footer1.xml><?xml version="1.0" encoding="utf-8"?>
-<w:ftr xmlns:wpc="http://schemas.microsoft.com/office/word/2010/wordprocessingCanvas" xmlns:cx="http://schemas.microsoft.com/office/drawing/2014/chartex" xmlns:cx1="http://schemas.microsoft.com/office/drawing/2015/9/8/chartex" xmlns:cx2="http://schemas.microsoft.com/office/drawing/2015/10/21/chartex" xmlns:cx3="http://schemas.microsoft.com/office/drawing/2016/5/9/chartex" xmlns:cx4="http://schemas.microsoft.com/office/drawing/2016/5/10/chartex" xmlns:cx5="http://schemas.microsoft.com/office/drawing/2016/5/11/chartex" xmlns:cx6="http://schemas.microsoft.com/office/drawing/2016/5/12/chartex" xmlns:cx7="http://schemas.microsoft.com/office/drawing/2016/5/13/chartex" xmlns:cx8="http://schemas.microsoft.com/office/drawing/2016/5/14/chartex" xmlns:mc="http://schemas.openxmlformats.org/markup-compatibility/2006" xmlns:aink="http://schemas.microsoft.com/office/drawing/2016/ink" xmlns:am3d="http://schemas.microsoft.com/office/drawing/2017/model3d" xmlns:o="urn:schemas-microsoft-com:office:office" xmlns:r="http://schemas.openxmlformats.org/officeDocument/2006/relationships" xmlns:m="http://schemas.openxmlformats.org/officeDocument/2006/math" xmlns:v="urn:schemas-microsoft-com:vml" xmlns:wp14="http://schemas.microsoft.com/office/word/2010/wordprocessingDrawing" xmlns:wp="http://schemas.openxmlformats.org/drawingml/2006/wordprocessingDrawing" xmlns:w10="urn:schemas-microsoft-com:office:word" xmlns:w="http://schemas.openxmlformats.org/wordprocessingml/2006/main" xmlns:w14="http://schemas.microsoft.com/office/word/2010/wordml" xmlns:w15="http://schemas.microsoft.com/office/word/2012/wordml" xmlns:w16cex="http://schemas.microsoft.com/office/word/2018/wordml/cex" xmlns:w16cid="http://schemas.microsoft.com/office/word/2016/wordml/cid" xmlns:w16="http://schemas.microsoft.com/office/word/2018/wordml" xmlns:w16sdtdh="http://schemas.microsoft.com/office/word/2020/wordml/sdtdatahash" xmlns:w16se="http://schemas.microsoft.com/office/word/2015/wordml/symex" xmlns:wpg="http://schemas.microsoft.com/office/word/2010/wordprocessingGroup" xmlns:wpi="http://schemas.microsoft.com/office/word/2010/wordprocessingInk" xmlns:wne="http://schemas.microsoft.com/office/word/2006/wordml" xmlns:wps="http://schemas.microsoft.com/office/word/2010/wordprocessingShape" mc:Ignorable="w14 w15 w16se w16cid w16 w16cex w16sdtdh wp14">
+<w:ftr xmlns:wpc="http://schemas.microsoft.com/office/word/2010/wordprocessingCanvas" xmlns:cx="http://schemas.microsoft.com/office/drawing/2014/chartex" xmlns:cx1="http://schemas.microsoft.com/office/drawing/2015/9/8/chartex" xmlns:cx2="http://schemas.microsoft.com/office/drawing/2015/10/21/chartex" xmlns:cx3="http://schemas.microsoft.com/office/drawing/2016/5/9/chartex" xmlns:cx4="http://schemas.microsoft.com/office/drawing/2016/5/10/chartex" xmlns:cx5="http://schemas.microsoft.com/office/drawing/2016/5/11/chartex" xmlns:cx6="http://schemas.microsoft.com/office/drawing/2016/5/12/chartex" xmlns:cx7="http://schemas.microsoft.com/office/drawing/2016/5/13/chartex" xmlns:cx8="http://schemas.microsoft.com/office/drawing/2016/5/14/chartex" xmlns:mc="http://schemas.openxmlformats.org/markup-compatibility/2006" xmlns:aink="http://schemas.microsoft.com/office/drawing/2016/ink" xmlns:am3d="http://schemas.microsoft.com/office/drawing/2017/model3d" xmlns:o="urn:schemas-microsoft-com:office:office" xmlns:oel="http://schemas.microsoft.com/office/2019/extlst" xmlns:r="http://schemas.openxmlformats.org/officeDocument/2006/relationships" xmlns:m="http://schemas.openxmlformats.org/officeDocument/2006/math" xmlns:v="urn:schemas-microsoft-com:vml" xmlns:wp14="http://schemas.microsoft.com/office/word/2010/wordprocessingDrawing" xmlns:wp="http://schemas.openxmlformats.org/drawingml/2006/wordprocessingDrawing" xmlns:w10="urn:schemas-microsoft-com:office:word" xmlns:w="http://schemas.openxmlformats.org/wordprocessingml/2006/main" xmlns:w14="http://schemas.microsoft.com/office/word/2010/wordml" xmlns:w15="http://schemas.microsoft.com/office/word/2012/wordml" xmlns:w16cex="http://schemas.microsoft.com/office/word/2018/wordml/cex" xmlns:w16cid="http://schemas.microsoft.com/office/word/2016/wordml/cid" xmlns:w16="http://schemas.microsoft.com/office/word/2018/wordml" xmlns:w16du="http://schemas.microsoft.com/office/word/2023/wordml/word16du" xmlns:w16sdtdh="http://schemas.microsoft.com/office/word/2020/wordml/sdtdatahash" xmlns:w16sdtfl="http://schemas.microsoft.com/office/word/2024/wordml/sdtformatlock" xmlns:w16se="http://schemas.microsoft.com/office/word/2015/wordml/symex" xmlns:wpg="http://schemas.microsoft.com/office/word/2010/wordprocessingGroup" xmlns:wpi="http://schemas.microsoft.com/office/word/2010/wordprocessingInk" xmlns:wne="http://schemas.microsoft.com/office/word/2006/wordml" xmlns:wps="http://schemas.microsoft.com/office/word/2010/wordprocessingShape" mc:Ignorable="w14 w15 w16se w16cid w16 w16cex w16sdtdh w16sdtfl w16du wp14">
   <w:p>
     <w:pPr>
-      <w:pStyle w:val="Footer"/>
+      <w:pStyle w:val="a5"/>
     </w:pPr>
     <w:r>
       <w:rPr>
@@ -4762,7 +6552,7 @@
     <w:sdt>
       <w:sdtPr>
         <w:rPr>
-          <w:rFonts w:ascii="等线" w:eastAsia="等线" w:hAnsi="等线" w:hint="eastAsia"/>
+          <w:rFonts w:ascii="DengXian" w:eastAsia="DengXian" w:hAnsi="DengXian" w:hint="eastAsia"/>
           <w:color w:val="595959" w:themeColor="text1" w:themeTint="A6"/>
           <w:sz w:val="18"/>
           <w:szCs w:val="18"/>
@@ -4780,7 +6570,7 @@
       <w:sdtContent>
         <w:r>
           <w:rPr>
-            <w:rFonts w:ascii="等线" w:eastAsia="等线" w:hAnsi="等线" w:hint="eastAsia"/>
+            <w:rFonts w:ascii="DengXian" w:eastAsia="DengXian" w:hAnsi="DengXian" w:hint="eastAsia"/>
             <w:color w:val="595959" w:themeColor="text1" w:themeTint="A6"/>
             <w:sz w:val="18"/>
             <w:szCs w:val="18"/>
@@ -4790,7 +6580,7 @@
         </w:r>
         <w:r>
           <w:rPr>
-            <w:rFonts w:ascii="等线" w:eastAsia="等线" w:hAnsi="等线" w:hint="eastAsia"/>
+            <w:rFonts w:ascii="DengXian" w:eastAsia="DengXian" w:hAnsi="DengXian" w:hint="eastAsia"/>
             <w:color w:val="595959" w:themeColor="text1" w:themeTint="A6"/>
             <w:sz w:val="18"/>
             <w:szCs w:val="18"/>
@@ -4800,7 +6590,7 @@
         </w:r>
         <w:r>
           <w:rPr>
-            <w:rFonts w:ascii="等线" w:eastAsia="等线" w:hAnsi="等线" w:hint="eastAsia"/>
+            <w:rFonts w:ascii="DengXian" w:eastAsia="DengXian" w:hAnsi="DengXian" w:hint="eastAsia"/>
             <w:color w:val="595959" w:themeColor="text1" w:themeTint="A6"/>
             <w:sz w:val="18"/>
             <w:szCs w:val="18"/>
@@ -4809,7 +6599,7 @@
         </w:r>
         <w:r>
           <w:rPr>
-            <w:rFonts w:ascii="等线" w:eastAsia="等线" w:hAnsi="等线" w:hint="eastAsia"/>
+            <w:rFonts w:ascii="DengXian" w:eastAsia="DengXian" w:hAnsi="DengXian" w:hint="eastAsia"/>
             <w:color w:val="595959" w:themeColor="text1" w:themeTint="A6"/>
             <w:sz w:val="18"/>
             <w:szCs w:val="18"/>
@@ -4824,7 +6614,7 @@
 </file>
 
 <file path=word/footnotes.xml><?xml version="1.0" encoding="utf-8"?>
-<w:footnotes xmlns:wpc="http://schemas.microsoft.com/office/word/2010/wordprocessingCanvas" xmlns:cx="http://schemas.microsoft.com/office/drawing/2014/chartex" xmlns:cx1="http://schemas.microsoft.com/office/drawing/2015/9/8/chartex" xmlns:cx2="http://schemas.microsoft.com/office/drawing/2015/10/21/chartex" xmlns:cx3="http://schemas.microsoft.com/office/drawing/2016/5/9/chartex" xmlns:cx4="http://schemas.microsoft.com/office/drawing/2016/5/10/chartex" xmlns:cx5="http://schemas.microsoft.com/office/drawing/2016/5/11/chartex" xmlns:cx6="http://schemas.microsoft.com/office/drawing/2016/5/12/chartex" xmlns:cx7="http://schemas.microsoft.com/office/drawing/2016/5/13/chartex" xmlns:cx8="http://schemas.microsoft.com/office/drawing/2016/5/14/chartex" xmlns:mc="http://schemas.openxmlformats.org/markup-compatibility/2006" xmlns:aink="http://schemas.microsoft.com/office/drawing/2016/ink" xmlns:am3d="http://schemas.microsoft.com/office/drawing/2017/model3d" xmlns:o="urn:schemas-microsoft-com:office:office" xmlns:r="http://schemas.openxmlformats.org/officeDocument/2006/relationships" xmlns:m="http://schemas.openxmlformats.org/officeDocument/2006/math" xmlns:v="urn:schemas-microsoft-com:vml" xmlns:wp14="http://schemas.microsoft.com/office/word/2010/wordprocessingDrawing" xmlns:wp="http://schemas.openxmlformats.org/drawingml/2006/wordprocessingDrawing" xmlns:w10="urn:schemas-microsoft-com:office:word" xmlns:w="http://schemas.openxmlformats.org/wordprocessingml/2006/main" xmlns:w14="http://schemas.microsoft.com/office/word/2010/wordml" xmlns:w15="http://schemas.microsoft.com/office/word/2012/wordml" xmlns:w16cex="http://schemas.microsoft.com/office/word/2018/wordml/cex" xmlns:w16cid="http://schemas.microsoft.com/office/word/2016/wordml/cid" xmlns:w16="http://schemas.microsoft.com/office/word/2018/wordml" xmlns:w16sdtdh="http://schemas.microsoft.com/office/word/2020/wordml/sdtdatahash" xmlns:w16se="http://schemas.microsoft.com/office/word/2015/wordml/symex" xmlns:wpg="http://schemas.microsoft.com/office/word/2010/wordprocessingGroup" xmlns:wpi="http://schemas.microsoft.com/office/word/2010/wordprocessingInk" xmlns:wne="http://schemas.microsoft.com/office/word/2006/wordml" xmlns:wps="http://schemas.microsoft.com/office/word/2010/wordprocessingShape" mc:Ignorable="w14 w15 w16se w16cid w16 w16cex w16sdtdh wp14">
+<w:footnotes xmlns:wpc="http://schemas.microsoft.com/office/word/2010/wordprocessingCanvas" xmlns:cx="http://schemas.microsoft.com/office/drawing/2014/chartex" xmlns:cx1="http://schemas.microsoft.com/office/drawing/2015/9/8/chartex" xmlns:cx2="http://schemas.microsoft.com/office/drawing/2015/10/21/chartex" xmlns:cx3="http://schemas.microsoft.com/office/drawing/2016/5/9/chartex" xmlns:cx4="http://schemas.microsoft.com/office/drawing/2016/5/10/chartex" xmlns:cx5="http://schemas.microsoft.com/office/drawing/2016/5/11/chartex" xmlns:cx6="http://schemas.microsoft.com/office/drawing/2016/5/12/chartex" xmlns:cx7="http://schemas.microsoft.com/office/drawing/2016/5/13/chartex" xmlns:cx8="http://schemas.microsoft.com/office/drawing/2016/5/14/chartex" xmlns:mc="http://schemas.openxmlformats.org/markup-compatibility/2006" xmlns:aink="http://schemas.microsoft.com/office/drawing/2016/ink" xmlns:am3d="http://schemas.microsoft.com/office/drawing/2017/model3d" xmlns:o="urn:schemas-microsoft-com:office:office" xmlns:oel="http://schemas.microsoft.com/office/2019/extlst" xmlns:r="http://schemas.openxmlformats.org/officeDocument/2006/relationships" xmlns:m="http://schemas.openxmlformats.org/officeDocument/2006/math" xmlns:v="urn:schemas-microsoft-com:vml" xmlns:wp14="http://schemas.microsoft.com/office/word/2010/wordprocessingDrawing" xmlns:wp="http://schemas.openxmlformats.org/drawingml/2006/wordprocessingDrawing" xmlns:w10="urn:schemas-microsoft-com:office:word" xmlns:w="http://schemas.openxmlformats.org/wordprocessingml/2006/main" xmlns:w14="http://schemas.microsoft.com/office/word/2010/wordml" xmlns:w15="http://schemas.microsoft.com/office/word/2012/wordml" xmlns:w16cex="http://schemas.microsoft.com/office/word/2018/wordml/cex" xmlns:w16cid="http://schemas.microsoft.com/office/word/2016/wordml/cid" xmlns:w16="http://schemas.microsoft.com/office/word/2018/wordml" xmlns:w16du="http://schemas.microsoft.com/office/word/2023/wordml/word16du" xmlns:w16sdtdh="http://schemas.microsoft.com/office/word/2020/wordml/sdtdatahash" xmlns:w16sdtfl="http://schemas.microsoft.com/office/word/2024/wordml/sdtformatlock" xmlns:w16se="http://schemas.microsoft.com/office/word/2015/wordml/symex" xmlns:wpg="http://schemas.microsoft.com/office/word/2010/wordprocessingGroup" xmlns:wpi="http://schemas.microsoft.com/office/word/2010/wordprocessingInk" xmlns:wne="http://schemas.microsoft.com/office/word/2006/wordml" xmlns:wps="http://schemas.microsoft.com/office/word/2010/wordprocessingShape" mc:Ignorable="w14 w15 w16se w16cid w16 w16cex w16sdtdh w16sdtfl w16du wp14">
   <w:footnote w:type="separator" w:id="-1">
     <w:p>
       <w:r>
@@ -4843,10 +6633,10 @@
 </file>
 
 <file path=word/header1.xml><?xml version="1.0" encoding="utf-8"?>
-<w:hdr xmlns:wpc="http://schemas.microsoft.com/office/word/2010/wordprocessingCanvas" xmlns:cx="http://schemas.microsoft.com/office/drawing/2014/chartex" xmlns:cx1="http://schemas.microsoft.com/office/drawing/2015/9/8/chartex" xmlns:cx2="http://schemas.microsoft.com/office/drawing/2015/10/21/chartex" xmlns:cx3="http://schemas.microsoft.com/office/drawing/2016/5/9/chartex" xmlns:cx4="http://schemas.microsoft.com/office/drawing/2016/5/10/chartex" xmlns:cx5="http://schemas.microsoft.com/office/drawing/2016/5/11/chartex" xmlns:cx6="http://schemas.microsoft.com/office/drawing/2016/5/12/chartex" xmlns:cx7="http://schemas.microsoft.com/office/drawing/2016/5/13/chartex" xmlns:cx8="http://schemas.microsoft.com/office/drawing/2016/5/14/chartex" xmlns:mc="http://schemas.openxmlformats.org/markup-compatibility/2006" xmlns:aink="http://schemas.microsoft.com/office/drawing/2016/ink" xmlns:am3d="http://schemas.microsoft.com/office/drawing/2017/model3d" xmlns:o="urn:schemas-microsoft-com:office:office" xmlns:r="http://schemas.openxmlformats.org/officeDocument/2006/relationships" xmlns:m="http://schemas.openxmlformats.org/officeDocument/2006/math" xmlns:v="urn:schemas-microsoft-com:vml" xmlns:wp14="http://schemas.microsoft.com/office/word/2010/wordprocessingDrawing" xmlns:wp="http://schemas.openxmlformats.org/drawingml/2006/wordprocessingDrawing" xmlns:w10="urn:schemas-microsoft-com:office:word" xmlns:w="http://schemas.openxmlformats.org/wordprocessingml/2006/main" xmlns:w14="http://schemas.microsoft.com/office/word/2010/wordml" xmlns:w15="http://schemas.microsoft.com/office/word/2012/wordml" xmlns:w16cex="http://schemas.microsoft.com/office/word/2018/wordml/cex" xmlns:w16cid="http://schemas.microsoft.com/office/word/2016/wordml/cid" xmlns:w16="http://schemas.microsoft.com/office/word/2018/wordml" xmlns:w16sdtdh="http://schemas.microsoft.com/office/word/2020/wordml/sdtdatahash" xmlns:w16se="http://schemas.microsoft.com/office/word/2015/wordml/symex" xmlns:wpg="http://schemas.microsoft.com/office/word/2010/wordprocessingGroup" xmlns:wpi="http://schemas.microsoft.com/office/word/2010/wordprocessingInk" xmlns:wne="http://schemas.microsoft.com/office/word/2006/wordml" xmlns:wps="http://schemas.microsoft.com/office/word/2010/wordprocessingShape" mc:Ignorable="w14 w15 w16se w16cid w16 w16cex w16sdtdh wp14">
+<w:hdr xmlns:wpc="http://schemas.microsoft.com/office/word/2010/wordprocessingCanvas" xmlns:cx="http://schemas.microsoft.com/office/drawing/2014/chartex" xmlns:cx1="http://schemas.microsoft.com/office/drawing/2015/9/8/chartex" xmlns:cx2="http://schemas.microsoft.com/office/drawing/2015/10/21/chartex" xmlns:cx3="http://schemas.microsoft.com/office/drawing/2016/5/9/chartex" xmlns:cx4="http://schemas.microsoft.com/office/drawing/2016/5/10/chartex" xmlns:cx5="http://schemas.microsoft.com/office/drawing/2016/5/11/chartex" xmlns:cx6="http://schemas.microsoft.com/office/drawing/2016/5/12/chartex" xmlns:cx7="http://schemas.microsoft.com/office/drawing/2016/5/13/chartex" xmlns:cx8="http://schemas.microsoft.com/office/drawing/2016/5/14/chartex" xmlns:mc="http://schemas.openxmlformats.org/markup-compatibility/2006" xmlns:aink="http://schemas.microsoft.com/office/drawing/2016/ink" xmlns:am3d="http://schemas.microsoft.com/office/drawing/2017/model3d" xmlns:o="urn:schemas-microsoft-com:office:office" xmlns:oel="http://schemas.microsoft.com/office/2019/extlst" xmlns:r="http://schemas.openxmlformats.org/officeDocument/2006/relationships" xmlns:m="http://schemas.openxmlformats.org/officeDocument/2006/math" xmlns:v="urn:schemas-microsoft-com:vml" xmlns:wp14="http://schemas.microsoft.com/office/word/2010/wordprocessingDrawing" xmlns:wp="http://schemas.openxmlformats.org/drawingml/2006/wordprocessingDrawing" xmlns:w10="urn:schemas-microsoft-com:office:word" xmlns:w="http://schemas.openxmlformats.org/wordprocessingml/2006/main" xmlns:w14="http://schemas.microsoft.com/office/word/2010/wordml" xmlns:w15="http://schemas.microsoft.com/office/word/2012/wordml" xmlns:w16cex="http://schemas.microsoft.com/office/word/2018/wordml/cex" xmlns:w16cid="http://schemas.microsoft.com/office/word/2016/wordml/cid" xmlns:w16="http://schemas.microsoft.com/office/word/2018/wordml" xmlns:w16du="http://schemas.microsoft.com/office/word/2023/wordml/word16du" xmlns:w16sdtdh="http://schemas.microsoft.com/office/word/2020/wordml/sdtdatahash" xmlns:w16sdtfl="http://schemas.microsoft.com/office/word/2024/wordml/sdtformatlock" xmlns:w16se="http://schemas.microsoft.com/office/word/2015/wordml/symex" xmlns:wpg="http://schemas.microsoft.com/office/word/2010/wordprocessingGroup" xmlns:wpi="http://schemas.microsoft.com/office/word/2010/wordprocessingInk" xmlns:wne="http://schemas.microsoft.com/office/word/2006/wordml" xmlns:wps="http://schemas.microsoft.com/office/word/2010/wordprocessingShape" mc:Ignorable="w14 w15 w16se w16cid w16 w16cex w16sdtdh w16sdtfl w16du wp14">
   <w:p>
     <w:pPr>
-      <w:pStyle w:val="Header"/>
+      <w:pStyle w:val="a3"/>
     </w:pPr>
     <w:r>
       <w:rPr>
@@ -4913,13 +6703,13 @@
                         <w:p>
                           <w:pPr>
                             <w:rPr>
-                              <w:rFonts w:ascii="等线" w:eastAsia="等线" w:hAnsi="等线"/>
+                              <w:rFonts w:ascii="DengXian" w:eastAsia="DengXian" w:hAnsi="DengXian"/>
                             </w:rPr>
                           </w:pPr>
                           <w:sdt>
                             <w:sdtPr>
                               <w:rPr>
-                                <w:rFonts w:ascii="等线" w:eastAsia="等线" w:hAnsi="等线"/>
+                                <w:rFonts w:ascii="DengXian" w:eastAsia="DengXian" w:hAnsi="DengXian"/>
                               </w:rPr>
                               <w:alias w:val="標題"/>
                               <w:id w:val="78679243"/>
@@ -4929,14 +6719,14 @@
                             <w:sdtContent>
                               <w:r>
                                 <w:rPr>
-                                  <w:rFonts w:ascii="等线" w:eastAsia="等线" w:hAnsi="等线" w:hint="eastAsia"/>
+                                  <w:rFonts w:ascii="DengXian" w:eastAsia="DengXian" w:hAnsi="DengXian" w:hint="eastAsia"/>
                                   <w:lang w:eastAsia="zh-CN"/>
                                 </w:rPr>
                                 <w:t>功能介绍与</w:t>
                               </w:r>
                               <w:r>
                                 <w:rPr>
-                                  <w:rFonts w:ascii="等线" w:eastAsia="等线" w:hAnsi="等线"/>
+                                  <w:rFonts w:ascii="DengXian" w:eastAsia="DengXian" w:hAnsi="DengXian"/>
                                   <w:lang w:eastAsia="zh-CN"/>
                                 </w:rPr>
                                 <w:t>E-R Diagram</w:t>
@@ -4967,19 +6757,19 @@
               <v:stroke joinstyle="miter"/>
               <v:path gradientshapeok="t" o:connecttype="rect"/>
             </v:shapetype>
-            <v:shape id="文字方塊 218" o:spid="_x0000_s1027" type="#_x0000_t202" style="position:absolute;margin-left:0;margin-top:0;width:468pt;height:13.45pt;z-index:251655168;visibility:visible;mso-wrap-style:square;mso-width-percent:1000;mso-height-percent:0;mso-wrap-distance-left:9pt;mso-wrap-distance-top:0;mso-wrap-distance-right:9pt;mso-wrap-distance-bottom:0;mso-position-horizontal:left;mso-position-horizontal-relative:margin;mso-position-vertical:center;mso-position-vertical-relative:top-margin-area;mso-width-percent:1000;mso-height-percent:0;mso-width-relative:margin;mso-height-relative:page;v-text-anchor:middle" o:gfxdata="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" o:allowincell="f" filled="f" stroked="f">
+            <v:shape id="文字方塊 218" o:spid="_x0000_s1027" type="#_x0000_t202" style="position:absolute;margin-left:0;margin-top:0;width:468pt;height:13.45pt;z-index:251655168;visibility:visible;mso-wrap-style:square;mso-width-percent:1000;mso-height-percent:0;mso-wrap-distance-left:9pt;mso-wrap-distance-top:0;mso-wrap-distance-right:9pt;mso-wrap-distance-bottom:0;mso-position-horizontal:left;mso-position-horizontal-relative:margin;mso-position-vertical:center;mso-position-vertical-relative:top-margin-area;mso-width-percent:1000;mso-height-percent:0;mso-width-relative:margin;mso-height-relative:page;v-text-anchor:middle" o:gfxdata="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" o:allowincell="f" filled="f" stroked="f">
               <v:textbox style="mso-fit-shape-to-text:t" inset=",0,,0">
                 <w:txbxContent>
                   <w:p>
                     <w:pPr>
                       <w:rPr>
-                        <w:rFonts w:ascii="等线" w:eastAsia="等线" w:hAnsi="等线"/>
+                        <w:rFonts w:ascii="DengXian" w:eastAsia="DengXian" w:hAnsi="DengXian"/>
                       </w:rPr>
                     </w:pPr>
                     <w:sdt>
                       <w:sdtPr>
                         <w:rPr>
-                          <w:rFonts w:ascii="等线" w:eastAsia="等线" w:hAnsi="等线"/>
+                          <w:rFonts w:ascii="DengXian" w:eastAsia="DengXian" w:hAnsi="DengXian"/>
                         </w:rPr>
                         <w:alias w:val="標題"/>
                         <w:id w:val="78679243"/>
@@ -4989,14 +6779,14 @@
                       <w:sdtContent>
                         <w:r>
                           <w:rPr>
-                            <w:rFonts w:ascii="等线" w:eastAsia="等线" w:hAnsi="等线" w:hint="eastAsia"/>
+                            <w:rFonts w:ascii="DengXian" w:eastAsia="DengXian" w:hAnsi="DengXian" w:hint="eastAsia"/>
                             <w:lang w:eastAsia="zh-CN"/>
                           </w:rPr>
                           <w:t>功能介绍与</w:t>
                         </w:r>
                         <w:r>
                           <w:rPr>
-                            <w:rFonts w:ascii="等线" w:eastAsia="等线" w:hAnsi="等线"/>
+                            <w:rFonts w:ascii="DengXian" w:eastAsia="DengXian" w:hAnsi="DengXian"/>
                             <w:lang w:eastAsia="zh-CN"/>
                           </w:rPr>
                           <w:t>E-R Diagram</w:t>
@@ -5109,7 +6899,7 @@
         </mc:Choice>
         <mc:Fallback>
           <w:pict>
-            <v:shape w14:anchorId="698EC4DC" id="文字方塊 219" o:spid="_x0000_s1028" type="#_x0000_t202" style="position:absolute;margin-left:0;margin-top:0;width:1in;height:13.45pt;z-index:251653120;visibility:visible;mso-wrap-style:square;mso-width-percent:1000;mso-height-percent:0;mso-wrap-distance-left:9pt;mso-wrap-distance-top:0;mso-wrap-distance-right:9pt;mso-wrap-distance-bottom:0;mso-position-horizontal:left;mso-position-horizontal-relative:page;mso-position-vertical:center;mso-position-vertical-relative:top-margin-area;mso-width-percent:1000;mso-height-percent:0;mso-width-relative:left-margin-area;mso-height-relative:page;v-text-anchor:middle" o:gfxdata="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" o:allowincell="f" fillcolor="#949494 [1945]" stroked="f">
+            <v:shape w14:anchorId="698EC4DC" id="文字方塊 219" o:spid="_x0000_s1028" type="#_x0000_t202" style="position:absolute;margin-left:0;margin-top:0;width:1in;height:13.45pt;z-index:251653120;visibility:visible;mso-wrap-style:square;mso-width-percent:1000;mso-height-percent:0;mso-wrap-distance-left:9pt;mso-wrap-distance-top:0;mso-wrap-distance-right:9pt;mso-wrap-distance-bottom:0;mso-position-horizontal:left;mso-position-horizontal-relative:page;mso-position-vertical:center;mso-position-vertical-relative:top-margin-area;mso-width-percent:1000;mso-height-percent:0;mso-width-relative:left-margin-area;mso-height-relative:page;v-text-anchor:middle" o:gfxdata="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" o:allowincell="f" fillcolor="#949494 [1945]" stroked="f">
               <v:textbox style="mso-fit-shape-to-text:t" inset=",0,,0">
                 <w:txbxContent>
                   <w:p>
@@ -5155,10 +6945,10 @@
 </file>
 
 <file path=word/header2.xml><?xml version="1.0" encoding="utf-8"?>
-<w:hdr xmlns:wpc="http://schemas.microsoft.com/office/word/2010/wordprocessingCanvas" xmlns:cx="http://schemas.microsoft.com/office/drawing/2014/chartex" xmlns:cx1="http://schemas.microsoft.com/office/drawing/2015/9/8/chartex" xmlns:cx2="http://schemas.microsoft.com/office/drawing/2015/10/21/chartex" xmlns:cx3="http://schemas.microsoft.com/office/drawing/2016/5/9/chartex" xmlns:cx4="http://schemas.microsoft.com/office/drawing/2016/5/10/chartex" xmlns:cx5="http://schemas.microsoft.com/office/drawing/2016/5/11/chartex" xmlns:cx6="http://schemas.microsoft.com/office/drawing/2016/5/12/chartex" xmlns:cx7="http://schemas.microsoft.com/office/drawing/2016/5/13/chartex" xmlns:cx8="http://schemas.microsoft.com/office/drawing/2016/5/14/chartex" xmlns:mc="http://schemas.openxmlformats.org/markup-compatibility/2006" xmlns:aink="http://schemas.microsoft.com/office/drawing/2016/ink" xmlns:am3d="http://schemas.microsoft.com/office/drawing/2017/model3d" xmlns:o="urn:schemas-microsoft-com:office:office" xmlns:r="http://schemas.openxmlformats.org/officeDocument/2006/relationships" xmlns:m="http://schemas.openxmlformats.org/officeDocument/2006/math" xmlns:v="urn:schemas-microsoft-com:vml" xmlns:wp14="http://schemas.microsoft.com/office/word/2010/wordprocessingDrawing" xmlns:wp="http://schemas.openxmlformats.org/drawingml/2006/wordprocessingDrawing" xmlns:w10="urn:schemas-microsoft-com:office:word" xmlns:w="http://schemas.openxmlformats.org/wordprocessingml/2006/main" xmlns:w14="http://schemas.microsoft.com/office/word/2010/wordml" xmlns:w15="http://schemas.microsoft.com/office/word/2012/wordml" xmlns:w16cex="http://schemas.microsoft.com/office/word/2018/wordml/cex" xmlns:w16cid="http://schemas.microsoft.com/office/word/2016/wordml/cid" xmlns:w16="http://schemas.microsoft.com/office/word/2018/wordml" xmlns:w16sdtdh="http://schemas.microsoft.com/office/word/2020/wordml/sdtdatahash" xmlns:w16se="http://schemas.microsoft.com/office/word/2015/wordml/symex" xmlns:wpg="http://schemas.microsoft.com/office/word/2010/wordprocessingGroup" xmlns:wpi="http://schemas.microsoft.com/office/word/2010/wordprocessingInk" xmlns:wne="http://schemas.microsoft.com/office/word/2006/wordml" xmlns:wps="http://schemas.microsoft.com/office/word/2010/wordprocessingShape" mc:Ignorable="w14 w15 w16se w16cid w16 w16cex w16sdtdh wp14">
+<w:hdr xmlns:wpc="http://schemas.microsoft.com/office/word/2010/wordprocessingCanvas" xmlns:cx="http://schemas.microsoft.com/office/drawing/2014/chartex" xmlns:cx1="http://schemas.microsoft.com/office/drawing/2015/9/8/chartex" xmlns:cx2="http://schemas.microsoft.com/office/drawing/2015/10/21/chartex" xmlns:cx3="http://schemas.microsoft.com/office/drawing/2016/5/9/chartex" xmlns:cx4="http://schemas.microsoft.com/office/drawing/2016/5/10/chartex" xmlns:cx5="http://schemas.microsoft.com/office/drawing/2016/5/11/chartex" xmlns:cx6="http://schemas.microsoft.com/office/drawing/2016/5/12/chartex" xmlns:cx7="http://schemas.microsoft.com/office/drawing/2016/5/13/chartex" xmlns:cx8="http://schemas.microsoft.com/office/drawing/2016/5/14/chartex" xmlns:mc="http://schemas.openxmlformats.org/markup-compatibility/2006" xmlns:aink="http://schemas.microsoft.com/office/drawing/2016/ink" xmlns:am3d="http://schemas.microsoft.com/office/drawing/2017/model3d" xmlns:o="urn:schemas-microsoft-com:office:office" xmlns:oel="http://schemas.microsoft.com/office/2019/extlst" xmlns:r="http://schemas.openxmlformats.org/officeDocument/2006/relationships" xmlns:m="http://schemas.openxmlformats.org/officeDocument/2006/math" xmlns:v="urn:schemas-microsoft-com:vml" xmlns:wp14="http://schemas.microsoft.com/office/word/2010/wordprocessingDrawing" xmlns:wp="http://schemas.openxmlformats.org/drawingml/2006/wordprocessingDrawing" xmlns:w10="urn:schemas-microsoft-com:office:word" xmlns:w="http://schemas.openxmlformats.org/wordprocessingml/2006/main" xmlns:w14="http://schemas.microsoft.com/office/word/2010/wordml" xmlns:w15="http://schemas.microsoft.com/office/word/2012/wordml" xmlns:w16cex="http://schemas.microsoft.com/office/word/2018/wordml/cex" xmlns:w16cid="http://schemas.microsoft.com/office/word/2016/wordml/cid" xmlns:w16="http://schemas.microsoft.com/office/word/2018/wordml" xmlns:w16du="http://schemas.microsoft.com/office/word/2023/wordml/word16du" xmlns:w16sdtdh="http://schemas.microsoft.com/office/word/2020/wordml/sdtdatahash" xmlns:w16sdtfl="http://schemas.microsoft.com/office/word/2024/wordml/sdtformatlock" xmlns:w16se="http://schemas.microsoft.com/office/word/2015/wordml/symex" xmlns:wpg="http://schemas.microsoft.com/office/word/2010/wordprocessingGroup" xmlns:wpi="http://schemas.microsoft.com/office/word/2010/wordprocessingInk" xmlns:wne="http://schemas.microsoft.com/office/word/2006/wordml" xmlns:wps="http://schemas.microsoft.com/office/word/2010/wordprocessingShape" mc:Ignorable="w14 w15 w16se w16cid w16 w16cex w16sdtdh w16sdtfl w16du wp14">
   <w:p>
     <w:pPr>
-      <w:pStyle w:val="Header"/>
+      <w:pStyle w:val="a3"/>
     </w:pPr>
     <w:r>
       <w:rPr>
@@ -5225,13 +7015,13 @@
                         <w:p>
                           <w:pPr>
                             <w:rPr>
-                              <w:rFonts w:ascii="等线" w:hAnsi="等线" w:hint="eastAsia"/>
+                              <w:rFonts w:ascii="DengXian" w:hAnsi="DengXian"/>
                               <w:lang w:eastAsia="zh-CN"/>
                             </w:rPr>
                           </w:pPr>
                           <w:r>
                             <w:rPr>
-                              <w:rFonts w:ascii="等线" w:eastAsia="等线" w:hAnsi="等线" w:hint="eastAsia"/>
+                              <w:rFonts w:ascii="DengXian" w:eastAsia="DengXian" w:hAnsi="DengXian" w:hint="eastAsia"/>
                               <w:lang w:eastAsia="zh-CN"/>
                             </w:rPr>
                             <w:t>表格定义</w:t>
@@ -5260,19 +7050,19 @@
               <v:stroke joinstyle="miter"/>
               <v:path gradientshapeok="t" o:connecttype="rect"/>
             </v:shapetype>
-            <v:shape id="_x0000_s1029" type="#_x0000_t202" style="position:absolute;margin-left:0;margin-top:0;width:468pt;height:13.45pt;z-index:251659264;visibility:visible;mso-wrap-style:square;mso-width-percent:1000;mso-height-percent:0;mso-wrap-distance-left:9pt;mso-wrap-distance-top:0;mso-wrap-distance-right:9pt;mso-wrap-distance-bottom:0;mso-position-horizontal:left;mso-position-horizontal-relative:margin;mso-position-vertical:center;mso-position-vertical-relative:top-margin-area;mso-width-percent:1000;mso-height-percent:0;mso-width-relative:margin;mso-height-relative:page;v-text-anchor:middle" o:gfxdata="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" o:allowincell="f" filled="f" stroked="f">
+            <v:shape id="_x0000_s1029" type="#_x0000_t202" style="position:absolute;margin-left:0;margin-top:0;width:468pt;height:13.45pt;z-index:251659264;visibility:visible;mso-wrap-style:square;mso-width-percent:1000;mso-height-percent:0;mso-wrap-distance-left:9pt;mso-wrap-distance-top:0;mso-wrap-distance-right:9pt;mso-wrap-distance-bottom:0;mso-position-horizontal:left;mso-position-horizontal-relative:margin;mso-position-vertical:center;mso-position-vertical-relative:top-margin-area;mso-width-percent:1000;mso-height-percent:0;mso-width-relative:margin;mso-height-relative:page;v-text-anchor:middle" o:gfxdata="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" o:allowincell="f" filled="f" stroked="f">
               <v:textbox style="mso-fit-shape-to-text:t" inset=",0,,0">
                 <w:txbxContent>
                   <w:p>
                     <w:pPr>
                       <w:rPr>
-                        <w:rFonts w:ascii="等线" w:hAnsi="等线" w:hint="eastAsia"/>
+                        <w:rFonts w:ascii="DengXian" w:hAnsi="DengXian"/>
                         <w:lang w:eastAsia="zh-CN"/>
                       </w:rPr>
                     </w:pPr>
                     <w:r>
                       <w:rPr>
-                        <w:rFonts w:ascii="等线" w:eastAsia="等线" w:hAnsi="等线" w:hint="eastAsia"/>
+                        <w:rFonts w:ascii="DengXian" w:eastAsia="DengXian" w:hAnsi="DengXian" w:hint="eastAsia"/>
                         <w:lang w:eastAsia="zh-CN"/>
                       </w:rPr>
                       <w:t>表格定义</w:t>
@@ -5383,7 +7173,7 @@
         </mc:Choice>
         <mc:Fallback>
           <w:pict>
-            <v:shape w14:anchorId="3D5A3EB6" id="_x0000_s1030" type="#_x0000_t202" style="position:absolute;margin-left:0;margin-top:0;width:1in;height:13.45pt;z-index:251657216;visibility:visible;mso-wrap-style:square;mso-width-percent:1000;mso-height-percent:0;mso-wrap-distance-left:9pt;mso-wrap-distance-top:0;mso-wrap-distance-right:9pt;mso-wrap-distance-bottom:0;mso-position-horizontal:left;mso-position-horizontal-relative:page;mso-position-vertical:center;mso-position-vertical-relative:top-margin-area;mso-width-percent:1000;mso-height-percent:0;mso-width-relative:left-margin-area;mso-height-relative:page;v-text-anchor:middle" o:gfxdata="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" o:allowincell="f" fillcolor="#949494 [1945]" stroked="f">
+            <v:shape w14:anchorId="3D5A3EB6" id="_x0000_s1030" type="#_x0000_t202" style="position:absolute;margin-left:0;margin-top:0;width:1in;height:13.45pt;z-index:251657216;visibility:visible;mso-wrap-style:square;mso-width-percent:1000;mso-height-percent:0;mso-wrap-distance-left:9pt;mso-wrap-distance-top:0;mso-wrap-distance-right:9pt;mso-wrap-distance-bottom:0;mso-position-horizontal:left;mso-position-horizontal-relative:page;mso-position-vertical:center;mso-position-vertical-relative:top-margin-area;mso-width-percent:1000;mso-height-percent:0;mso-width-relative:left-margin-area;mso-height-relative:page;v-text-anchor:middle" o:gfxdata="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" o:allowincell="f" fillcolor="#949494 [1945]" stroked="f">
               <v:textbox style="mso-fit-shape-to-text:t" inset=",0,,0">
                 <w:txbxContent>
                   <w:p>
@@ -5429,10 +7219,10 @@
 </file>
 
 <file path=word/header3.xml><?xml version="1.0" encoding="utf-8"?>
-<w:hdr xmlns:wpc="http://schemas.microsoft.com/office/word/2010/wordprocessingCanvas" xmlns:cx="http://schemas.microsoft.com/office/drawing/2014/chartex" xmlns:cx1="http://schemas.microsoft.com/office/drawing/2015/9/8/chartex" xmlns:cx2="http://schemas.microsoft.com/office/drawing/2015/10/21/chartex" xmlns:cx3="http://schemas.microsoft.com/office/drawing/2016/5/9/chartex" xmlns:cx4="http://schemas.microsoft.com/office/drawing/2016/5/10/chartex" xmlns:cx5="http://schemas.microsoft.com/office/drawing/2016/5/11/chartex" xmlns:cx6="http://schemas.microsoft.com/office/drawing/2016/5/12/chartex" xmlns:cx7="http://schemas.microsoft.com/office/drawing/2016/5/13/chartex" xmlns:cx8="http://schemas.microsoft.com/office/drawing/2016/5/14/chartex" xmlns:mc="http://schemas.openxmlformats.org/markup-compatibility/2006" xmlns:aink="http://schemas.microsoft.com/office/drawing/2016/ink" xmlns:am3d="http://schemas.microsoft.com/office/drawing/2017/model3d" xmlns:o="urn:schemas-microsoft-com:office:office" xmlns:r="http://schemas.openxmlformats.org/officeDocument/2006/relationships" xmlns:m="http://schemas.openxmlformats.org/officeDocument/2006/math" xmlns:v="urn:schemas-microsoft-com:vml" xmlns:wp14="http://schemas.microsoft.com/office/word/2010/wordprocessingDrawing" xmlns:wp="http://schemas.openxmlformats.org/drawingml/2006/wordprocessingDrawing" xmlns:w10="urn:schemas-microsoft-com:office:word" xmlns:w="http://schemas.openxmlformats.org/wordprocessingml/2006/main" xmlns:w14="http://schemas.microsoft.com/office/word/2010/wordml" xmlns:w15="http://schemas.microsoft.com/office/word/2012/wordml" xmlns:w16cex="http://schemas.microsoft.com/office/word/2018/wordml/cex" xmlns:w16cid="http://schemas.microsoft.com/office/word/2016/wordml/cid" xmlns:w16="http://schemas.microsoft.com/office/word/2018/wordml" xmlns:w16sdtdh="http://schemas.microsoft.com/office/word/2020/wordml/sdtdatahash" xmlns:w16se="http://schemas.microsoft.com/office/word/2015/wordml/symex" xmlns:wpg="http://schemas.microsoft.com/office/word/2010/wordprocessingGroup" xmlns:wpi="http://schemas.microsoft.com/office/word/2010/wordprocessingInk" xmlns:wne="http://schemas.microsoft.com/office/word/2006/wordml" xmlns:wps="http://schemas.microsoft.com/office/word/2010/wordprocessingShape" mc:Ignorable="w14 w15 w16se w16cid w16 w16cex w16sdtdh wp14">
+<w:hdr xmlns:wpc="http://schemas.microsoft.com/office/word/2010/wordprocessingCanvas" xmlns:cx="http://schemas.microsoft.com/office/drawing/2014/chartex" xmlns:cx1="http://schemas.microsoft.com/office/drawing/2015/9/8/chartex" xmlns:cx2="http://schemas.microsoft.com/office/drawing/2015/10/21/chartex" xmlns:cx3="http://schemas.microsoft.com/office/drawing/2016/5/9/chartex" xmlns:cx4="http://schemas.microsoft.com/office/drawing/2016/5/10/chartex" xmlns:cx5="http://schemas.microsoft.com/office/drawing/2016/5/11/chartex" xmlns:cx6="http://schemas.microsoft.com/office/drawing/2016/5/12/chartex" xmlns:cx7="http://schemas.microsoft.com/office/drawing/2016/5/13/chartex" xmlns:cx8="http://schemas.microsoft.com/office/drawing/2016/5/14/chartex" xmlns:mc="http://schemas.openxmlformats.org/markup-compatibility/2006" xmlns:aink="http://schemas.microsoft.com/office/drawing/2016/ink" xmlns:am3d="http://schemas.microsoft.com/office/drawing/2017/model3d" xmlns:o="urn:schemas-microsoft-com:office:office" xmlns:oel="http://schemas.microsoft.com/office/2019/extlst" xmlns:r="http://schemas.openxmlformats.org/officeDocument/2006/relationships" xmlns:m="http://schemas.openxmlformats.org/officeDocument/2006/math" xmlns:v="urn:schemas-microsoft-com:vml" xmlns:wp14="http://schemas.microsoft.com/office/word/2010/wordprocessingDrawing" xmlns:wp="http://schemas.openxmlformats.org/drawingml/2006/wordprocessingDrawing" xmlns:w10="urn:schemas-microsoft-com:office:word" xmlns:w="http://schemas.openxmlformats.org/wordprocessingml/2006/main" xmlns:w14="http://schemas.microsoft.com/office/word/2010/wordml" xmlns:w15="http://schemas.microsoft.com/office/word/2012/wordml" xmlns:w16cex="http://schemas.microsoft.com/office/word/2018/wordml/cex" xmlns:w16cid="http://schemas.microsoft.com/office/word/2016/wordml/cid" xmlns:w16="http://schemas.microsoft.com/office/word/2018/wordml" xmlns:w16du="http://schemas.microsoft.com/office/word/2023/wordml/word16du" xmlns:w16sdtdh="http://schemas.microsoft.com/office/word/2020/wordml/sdtdatahash" xmlns:w16sdtfl="http://schemas.microsoft.com/office/word/2024/wordml/sdtformatlock" xmlns:w16se="http://schemas.microsoft.com/office/word/2015/wordml/symex" xmlns:wpg="http://schemas.microsoft.com/office/word/2010/wordprocessingGroup" xmlns:wpi="http://schemas.microsoft.com/office/word/2010/wordprocessingInk" xmlns:wne="http://schemas.microsoft.com/office/word/2006/wordml" xmlns:wps="http://schemas.microsoft.com/office/word/2010/wordprocessingShape" mc:Ignorable="w14 w15 w16se w16cid w16 w16cex w16sdtdh w16sdtfl w16du wp14">
   <w:p>
     <w:pPr>
-      <w:pStyle w:val="Header"/>
+      <w:pStyle w:val="a3"/>
     </w:pPr>
     <w:r>
       <w:rPr>
@@ -5499,34 +7289,34 @@
                         <w:p>
                           <w:pPr>
                             <w:rPr>
-                              <w:rFonts w:ascii="等线" w:hAnsi="等线" w:hint="eastAsia"/>
+                              <w:rFonts w:ascii="DengXian" w:hAnsi="DengXian"/>
                               <w:lang w:eastAsia="zh-CN"/>
                             </w:rPr>
                           </w:pPr>
                           <w:r>
                             <w:rPr>
-                              <w:rFonts w:ascii="等线" w:eastAsia="等线" w:hAnsi="等线"/>
+                              <w:rFonts w:ascii="DengXian" w:eastAsia="DengXian" w:hAnsi="DengXian"/>
                               <w:lang w:eastAsia="zh-CN"/>
                             </w:rPr>
                             <w:t>符合</w:t>
                           </w:r>
                           <w:r>
                             <w:rPr>
-                              <w:rFonts w:ascii="等线" w:eastAsia="等线" w:hAnsi="等线" w:hint="eastAsia"/>
+                              <w:rFonts w:ascii="DengXian" w:eastAsia="DengXian" w:hAnsi="DengXian" w:hint="eastAsia"/>
                               <w:lang w:eastAsia="zh-CN"/>
                             </w:rPr>
                             <w:t>正规化的E</w:t>
                           </w:r>
                           <w:r>
                             <w:rPr>
-                              <w:rFonts w:ascii="等线" w:eastAsia="等线" w:hAnsi="等线"/>
+                              <w:rFonts w:ascii="DengXian" w:eastAsia="DengXian" w:hAnsi="DengXian"/>
                               <w:lang w:eastAsia="zh-CN"/>
                             </w:rPr>
                             <w:t>-R Diagram表格</w:t>
                           </w:r>
                           <w:r>
                             <w:rPr>
-                              <w:rFonts w:ascii="等线" w:eastAsia="等线" w:hAnsi="等线" w:hint="eastAsia"/>
+                              <w:rFonts w:ascii="DengXian" w:eastAsia="DengXian" w:hAnsi="DengXian" w:hint="eastAsia"/>
                               <w:lang w:eastAsia="zh-CN"/>
                             </w:rPr>
                             <w:t>定义</w:t>
@@ -5555,40 +7345,40 @@
               <v:stroke joinstyle="miter"/>
               <v:path gradientshapeok="t" o:connecttype="rect"/>
             </v:shapetype>
-            <v:shape id="_x0000_s1031" type="#_x0000_t202" style="position:absolute;margin-left:0;margin-top:0;width:468pt;height:13.45pt;z-index:251669504;visibility:visible;mso-wrap-style:square;mso-width-percent:1000;mso-height-percent:0;mso-wrap-distance-left:9pt;mso-wrap-distance-top:0;mso-wrap-distance-right:9pt;mso-wrap-distance-bottom:0;mso-position-horizontal:left;mso-position-horizontal-relative:margin;mso-position-vertical:center;mso-position-vertical-relative:top-margin-area;mso-width-percent:1000;mso-height-percent:0;mso-width-relative:margin;mso-height-relative:page;v-text-anchor:middle" o:gfxdata="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" o:allowincell="f" filled="f" stroked="f">
+            <v:shape id="_x0000_s1031" type="#_x0000_t202" style="position:absolute;margin-left:0;margin-top:0;width:468pt;height:13.45pt;z-index:251669504;visibility:visible;mso-wrap-style:square;mso-width-percent:1000;mso-height-percent:0;mso-wrap-distance-left:9pt;mso-wrap-distance-top:0;mso-wrap-distance-right:9pt;mso-wrap-distance-bottom:0;mso-position-horizontal:left;mso-position-horizontal-relative:margin;mso-position-vertical:center;mso-position-vertical-relative:top-margin-area;mso-width-percent:1000;mso-height-percent:0;mso-width-relative:margin;mso-height-relative:page;v-text-anchor:middle" o:gfxdata="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" o:allowincell="f" filled="f" stroked="f">
               <v:textbox style="mso-fit-shape-to-text:t" inset=",0,,0">
                 <w:txbxContent>
                   <w:p>
                     <w:pPr>
                       <w:rPr>
-                        <w:rFonts w:ascii="等线" w:hAnsi="等线" w:hint="eastAsia"/>
+                        <w:rFonts w:ascii="DengXian" w:hAnsi="DengXian"/>
                         <w:lang w:eastAsia="zh-CN"/>
                       </w:rPr>
                     </w:pPr>
                     <w:r>
                       <w:rPr>
-                        <w:rFonts w:ascii="等线" w:eastAsia="等线" w:hAnsi="等线"/>
+                        <w:rFonts w:ascii="DengXian" w:eastAsia="DengXian" w:hAnsi="DengXian"/>
                         <w:lang w:eastAsia="zh-CN"/>
                       </w:rPr>
                       <w:t>符合</w:t>
                     </w:r>
                     <w:r>
                       <w:rPr>
-                        <w:rFonts w:ascii="等线" w:eastAsia="等线" w:hAnsi="等线" w:hint="eastAsia"/>
+                        <w:rFonts w:ascii="DengXian" w:eastAsia="DengXian" w:hAnsi="DengXian" w:hint="eastAsia"/>
                         <w:lang w:eastAsia="zh-CN"/>
                       </w:rPr>
                       <w:t>正规化的E</w:t>
                     </w:r>
                     <w:r>
                       <w:rPr>
-                        <w:rFonts w:ascii="等线" w:eastAsia="等线" w:hAnsi="等线"/>
+                        <w:rFonts w:ascii="DengXian" w:eastAsia="DengXian" w:hAnsi="DengXian"/>
                         <w:lang w:eastAsia="zh-CN"/>
                       </w:rPr>
                       <w:t>-R Diagram表格</w:t>
                     </w:r>
                     <w:r>
                       <w:rPr>
-                        <w:rFonts w:ascii="等线" w:eastAsia="等线" w:hAnsi="等线" w:hint="eastAsia"/>
+                        <w:rFonts w:ascii="DengXian" w:eastAsia="DengXian" w:hAnsi="DengXian" w:hint="eastAsia"/>
                         <w:lang w:eastAsia="zh-CN"/>
                       </w:rPr>
                       <w:t>定义</w:t>
@@ -5699,7 +7489,7 @@
         </mc:Choice>
         <mc:Fallback>
           <w:pict>
-            <v:shape w14:anchorId="3CF6B921" id="_x0000_s1032" type="#_x0000_t202" style="position:absolute;margin-left:0;margin-top:0;width:1in;height:13.45pt;z-index:251668480;visibility:visible;mso-wrap-style:square;mso-width-percent:1000;mso-height-percent:0;mso-wrap-distance-left:9pt;mso-wrap-distance-top:0;mso-wrap-distance-right:9pt;mso-wrap-distance-bottom:0;mso-position-horizontal:left;mso-position-horizontal-relative:page;mso-position-vertical:center;mso-position-vertical-relative:top-margin-area;mso-width-percent:1000;mso-height-percent:0;mso-width-relative:left-margin-area;mso-height-relative:page;v-text-anchor:middle" o:gfxdata="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" o:allowincell="f" fillcolor="#949494 [1945]" stroked="f">
+            <v:shape w14:anchorId="3CF6B921" id="_x0000_s1032" type="#_x0000_t202" style="position:absolute;margin-left:0;margin-top:0;width:1in;height:13.45pt;z-index:251668480;visibility:visible;mso-wrap-style:square;mso-width-percent:1000;mso-height-percent:0;mso-wrap-distance-left:9pt;mso-wrap-distance-top:0;mso-wrap-distance-right:9pt;mso-wrap-distance-bottom:0;mso-position-horizontal:left;mso-position-horizontal-relative:page;mso-position-vertical:center;mso-position-vertical-relative:top-margin-area;mso-width-percent:1000;mso-height-percent:0;mso-width-relative:left-margin-area;mso-height-relative:page;v-text-anchor:middle" o:gfxdata="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" o:allowincell="f" fillcolor="#949494 [1945]" stroked="f">
               <v:textbox style="mso-fit-shape-to-text:t" inset=",0,,0">
                 <w:txbxContent>
                   <w:p>
@@ -5745,7 +7535,7 @@
 </file>
 
 <file path=word/numbering.xml><?xml version="1.0" encoding="utf-8"?>
-<w:numbering xmlns:wpc="http://schemas.microsoft.com/office/word/2010/wordprocessingCanvas" xmlns:cx="http://schemas.microsoft.com/office/drawing/2014/chartex" xmlns:cx1="http://schemas.microsoft.com/office/drawing/2015/9/8/chartex" xmlns:cx2="http://schemas.microsoft.com/office/drawing/2015/10/21/chartex" xmlns:cx3="http://schemas.microsoft.com/office/drawing/2016/5/9/chartex" xmlns:cx4="http://schemas.microsoft.com/office/drawing/2016/5/10/chartex" xmlns:cx5="http://schemas.microsoft.com/office/drawing/2016/5/11/chartex" xmlns:cx6="http://schemas.microsoft.com/office/drawing/2016/5/12/chartex" xmlns:cx7="http://schemas.microsoft.com/office/drawing/2016/5/13/chartex" xmlns:cx8="http://schemas.microsoft.com/office/drawing/2016/5/14/chartex" xmlns:mc="http://schemas.openxmlformats.org/markup-compatibility/2006" xmlns:aink="http://schemas.microsoft.com/office/drawing/2016/ink" xmlns:am3d="http://schemas.microsoft.com/office/drawing/2017/model3d" xmlns:o="urn:schemas-microsoft-com:office:office" xmlns:r="http://schemas.openxmlformats.org/officeDocument/2006/relationships" xmlns:m="http://schemas.openxmlformats.org/officeDocument/2006/math" xmlns:v="urn:schemas-microsoft-com:vml" xmlns:wp14="http://schemas.microsoft.com/office/word/2010/wordprocessingDrawing" xmlns:wp="http://schemas.openxmlformats.org/drawingml/2006/wordprocessingDrawing" xmlns:w10="urn:schemas-microsoft-com:office:word" xmlns:w="http://schemas.openxmlformats.org/wordprocessingml/2006/main" xmlns:w14="http://schemas.microsoft.com/office/word/2010/wordml" xmlns:w15="http://schemas.microsoft.com/office/word/2012/wordml" xmlns:w16cex="http://schemas.microsoft.com/office/word/2018/wordml/cex" xmlns:w16cid="http://schemas.microsoft.com/office/word/2016/wordml/cid" xmlns:w16="http://schemas.microsoft.com/office/word/2018/wordml" xmlns:w16sdtdh="http://schemas.microsoft.com/office/word/2020/wordml/sdtdatahash" xmlns:w16se="http://schemas.microsoft.com/office/word/2015/wordml/symex" xmlns:wpg="http://schemas.microsoft.com/office/word/2010/wordprocessingGroup" xmlns:wpi="http://schemas.microsoft.com/office/word/2010/wordprocessingInk" xmlns:wne="http://schemas.microsoft.com/office/word/2006/wordml" xmlns:wps="http://schemas.microsoft.com/office/word/2010/wordprocessingShape" mc:Ignorable="w14 w15 w16se w16cid w16 w16cex w16sdtdh wp14">
+<w:numbering xmlns:wpc="http://schemas.microsoft.com/office/word/2010/wordprocessingCanvas" xmlns:cx="http://schemas.microsoft.com/office/drawing/2014/chartex" xmlns:cx1="http://schemas.microsoft.com/office/drawing/2015/9/8/chartex" xmlns:cx2="http://schemas.microsoft.com/office/drawing/2015/10/21/chartex" xmlns:cx3="http://schemas.microsoft.com/office/drawing/2016/5/9/chartex" xmlns:cx4="http://schemas.microsoft.com/office/drawing/2016/5/10/chartex" xmlns:cx5="http://schemas.microsoft.com/office/drawing/2016/5/11/chartex" xmlns:cx6="http://schemas.microsoft.com/office/drawing/2016/5/12/chartex" xmlns:cx7="http://schemas.microsoft.com/office/drawing/2016/5/13/chartex" xmlns:cx8="http://schemas.microsoft.com/office/drawing/2016/5/14/chartex" xmlns:mc="http://schemas.openxmlformats.org/markup-compatibility/2006" xmlns:aink="http://schemas.microsoft.com/office/drawing/2016/ink" xmlns:am3d="http://schemas.microsoft.com/office/drawing/2017/model3d" xmlns:o="urn:schemas-microsoft-com:office:office" xmlns:oel="http://schemas.microsoft.com/office/2019/extlst" xmlns:r="http://schemas.openxmlformats.org/officeDocument/2006/relationships" xmlns:m="http://schemas.openxmlformats.org/officeDocument/2006/math" xmlns:v="urn:schemas-microsoft-com:vml" xmlns:wp14="http://schemas.microsoft.com/office/word/2010/wordprocessingDrawing" xmlns:wp="http://schemas.openxmlformats.org/drawingml/2006/wordprocessingDrawing" xmlns:w10="urn:schemas-microsoft-com:office:word" xmlns:w="http://schemas.openxmlformats.org/wordprocessingml/2006/main" xmlns:w14="http://schemas.microsoft.com/office/word/2010/wordml" xmlns:w15="http://schemas.microsoft.com/office/word/2012/wordml" xmlns:w16cex="http://schemas.microsoft.com/office/word/2018/wordml/cex" xmlns:w16cid="http://schemas.microsoft.com/office/word/2016/wordml/cid" xmlns:w16="http://schemas.microsoft.com/office/word/2018/wordml" xmlns:w16du="http://schemas.microsoft.com/office/word/2023/wordml/word16du" xmlns:w16sdtdh="http://schemas.microsoft.com/office/word/2020/wordml/sdtdatahash" xmlns:w16sdtfl="http://schemas.microsoft.com/office/word/2024/wordml/sdtformatlock" xmlns:w16se="http://schemas.microsoft.com/office/word/2015/wordml/symex" xmlns:wpg="http://schemas.microsoft.com/office/word/2010/wordprocessingGroup" xmlns:wpi="http://schemas.microsoft.com/office/word/2010/wordprocessingInk" xmlns:wne="http://schemas.microsoft.com/office/word/2006/wordml" xmlns:wps="http://schemas.microsoft.com/office/word/2010/wordprocessingShape" mc:Ignorable="w14 w15 w16se w16cid w16 w16cex w16sdtdh w16sdtfl w16du wp14">
   <w:abstractNum w:abstractNumId="0" w15:restartNumberingAfterBreak="0">
     <w:nsid w:val="29C772D5"/>
     <w:multiLevelType w:val="hybridMultilevel"/>
@@ -5924,17 +7714,17 @@
       </w:pPr>
     </w:lvl>
   </w:abstractNum>
-  <w:num w:numId="1">
+  <w:num w:numId="1" w16cid:durableId="164902414">
     <w:abstractNumId w:val="1"/>
   </w:num>
-  <w:num w:numId="2">
+  <w:num w:numId="2" w16cid:durableId="1105272081">
     <w:abstractNumId w:val="0"/>
   </w:num>
 </w:numbering>
 </file>
 
 <file path=word/styles.xml><?xml version="1.0" encoding="utf-8"?>
-<w:styles xmlns:mc="http://schemas.openxmlformats.org/markup-compatibility/2006" xmlns:r="http://schemas.openxmlformats.org/officeDocument/2006/relationships" xmlns:w="http://schemas.openxmlformats.org/wordprocessingml/2006/main" xmlns:w14="http://schemas.microsoft.com/office/word/2010/wordml" xmlns:w15="http://schemas.microsoft.com/office/word/2012/wordml" xmlns:w16cex="http://schemas.microsoft.com/office/word/2018/wordml/cex" xmlns:w16cid="http://schemas.microsoft.com/office/word/2016/wordml/cid" xmlns:w16="http://schemas.microsoft.com/office/word/2018/wordml" xmlns:w16sdtdh="http://schemas.microsoft.com/office/word/2020/wordml/sdtdatahash" xmlns:w16se="http://schemas.microsoft.com/office/word/2015/wordml/symex" mc:Ignorable="w14 w15 w16se w16cid w16 w16cex w16sdtdh">
+<w:styles xmlns:mc="http://schemas.openxmlformats.org/markup-compatibility/2006" xmlns:r="http://schemas.openxmlformats.org/officeDocument/2006/relationships" xmlns:w="http://schemas.openxmlformats.org/wordprocessingml/2006/main" xmlns:w14="http://schemas.microsoft.com/office/word/2010/wordml" xmlns:w15="http://schemas.microsoft.com/office/word/2012/wordml" xmlns:w16cex="http://schemas.microsoft.com/office/word/2018/wordml/cex" xmlns:w16cid="http://schemas.microsoft.com/office/word/2016/wordml/cid" xmlns:w16="http://schemas.microsoft.com/office/word/2018/wordml" xmlns:w16du="http://schemas.microsoft.com/office/word/2023/wordml/word16du" xmlns:w16sdtdh="http://schemas.microsoft.com/office/word/2020/wordml/sdtdatahash" xmlns:w16sdtfl="http://schemas.microsoft.com/office/word/2024/wordml/sdtformatlock" xmlns:w16se="http://schemas.microsoft.com/office/word/2015/wordml/symex" mc:Ignorable="w14 w15 w16se w16cid w16 w16cex w16sdtdh w16sdtfl w16du">
   <w:docDefaults>
     <w:rPrDefault>
       <w:rPr>
@@ -6325,7 +8115,7 @@
     <w:lsdException w:name="Unresolved Mention" w:semiHidden="1" w:unhideWhenUsed="1"/>
     <w:lsdException w:name="Smart Link" w:semiHidden="1" w:unhideWhenUsed="1"/>
   </w:latentStyles>
-  <w:style w:type="paragraph" w:default="1" w:styleId="Normal">
+  <w:style w:type="paragraph" w:default="1" w:styleId="a">
     <w:name w:val="Normal"/>
     <w:qFormat/>
     <w:rsid w:val="004A5918"/>
@@ -6333,13 +8123,13 @@
       <w:widowControl w:val="0"/>
     </w:pPr>
   </w:style>
-  <w:style w:type="character" w:default="1" w:styleId="DefaultParagraphFont">
+  <w:style w:type="character" w:default="1" w:styleId="a0">
     <w:name w:val="Default Paragraph Font"/>
     <w:uiPriority w:val="1"/>
     <w:semiHidden/>
     <w:unhideWhenUsed/>
   </w:style>
-  <w:style w:type="table" w:default="1" w:styleId="TableNormal">
+  <w:style w:type="table" w:default="1" w:styleId="a1">
     <w:name w:val="Normal Table"/>
     <w:uiPriority w:val="99"/>
     <w:semiHidden/>
@@ -6354,16 +8144,16 @@
       </w:tblCellMar>
     </w:tblPr>
   </w:style>
-  <w:style w:type="numbering" w:default="1" w:styleId="NoList">
+  <w:style w:type="numbering" w:default="1" w:styleId="a2">
     <w:name w:val="No List"/>
     <w:uiPriority w:val="99"/>
     <w:semiHidden/>
     <w:unhideWhenUsed/>
   </w:style>
-  <w:style w:type="paragraph" w:styleId="Header">
+  <w:style w:type="paragraph" w:styleId="a3">
     <w:name w:val="header"/>
-    <w:basedOn w:val="Normal"/>
-    <w:link w:val="HeaderChar"/>
+    <w:basedOn w:val="a"/>
+    <w:link w:val="a4"/>
     <w:uiPriority w:val="99"/>
     <w:unhideWhenUsed/>
     <w:rsid w:val="00060430"/>
@@ -6379,10 +8169,10 @@
       <w:szCs w:val="20"/>
     </w:rPr>
   </w:style>
-  <w:style w:type="character" w:customStyle="1" w:styleId="HeaderChar">
-    <w:name w:val="Header Char"/>
-    <w:basedOn w:val="DefaultParagraphFont"/>
-    <w:link w:val="Header"/>
+  <w:style w:type="character" w:customStyle="1" w:styleId="a4">
+    <w:name w:val="页眉 字符"/>
+    <w:basedOn w:val="a0"/>
+    <w:link w:val="a3"/>
     <w:uiPriority w:val="99"/>
     <w:rsid w:val="00060430"/>
     <w:rPr>
@@ -6390,10 +8180,10 @@
       <w:szCs w:val="20"/>
     </w:rPr>
   </w:style>
-  <w:style w:type="paragraph" w:styleId="Footer">
+  <w:style w:type="paragraph" w:styleId="a5">
     <w:name w:val="footer"/>
-    <w:basedOn w:val="Normal"/>
-    <w:link w:val="FooterChar"/>
+    <w:basedOn w:val="a"/>
+    <w:link w:val="a6"/>
     <w:uiPriority w:val="99"/>
     <w:unhideWhenUsed/>
     <w:rsid w:val="00060430"/>
@@ -6409,10 +8199,10 @@
       <w:szCs w:val="20"/>
     </w:rPr>
   </w:style>
-  <w:style w:type="character" w:customStyle="1" w:styleId="FooterChar">
-    <w:name w:val="Footer Char"/>
-    <w:basedOn w:val="DefaultParagraphFont"/>
-    <w:link w:val="Footer"/>
+  <w:style w:type="character" w:customStyle="1" w:styleId="a6">
+    <w:name w:val="页脚 字符"/>
+    <w:basedOn w:val="a0"/>
+    <w:link w:val="a5"/>
     <w:uiPriority w:val="99"/>
     <w:rsid w:val="00060430"/>
     <w:rPr>
@@ -6420,9 +8210,9 @@
       <w:szCs w:val="20"/>
     </w:rPr>
   </w:style>
-  <w:style w:type="character" w:styleId="PlaceholderText">
+  <w:style w:type="character" w:styleId="a7">
     <w:name w:val="Placeholder Text"/>
-    <w:basedOn w:val="DefaultParagraphFont"/>
+    <w:basedOn w:val="a0"/>
     <w:uiPriority w:val="99"/>
     <w:semiHidden/>
     <w:rsid w:val="008210F4"/>
@@ -6430,9 +8220,9 @@
       <w:color w:val="808080"/>
     </w:rPr>
   </w:style>
-  <w:style w:type="paragraph" w:styleId="ListParagraph">
+  <w:style w:type="paragraph" w:styleId="a8">
     <w:name w:val="List Paragraph"/>
-    <w:basedOn w:val="Normal"/>
+    <w:basedOn w:val="a"/>
     <w:uiPriority w:val="34"/>
     <w:qFormat/>
     <w:rsid w:val="007A218B"/>
@@ -6440,9 +8230,9 @@
       <w:ind w:leftChars="200" w:left="480"/>
     </w:pPr>
   </w:style>
-  <w:style w:type="paragraph" w:styleId="NoSpacing">
+  <w:style w:type="paragraph" w:styleId="a9">
     <w:name w:val="No Spacing"/>
-    <w:link w:val="NoSpacingChar"/>
+    <w:link w:val="aa"/>
     <w:uiPriority w:val="1"/>
     <w:qFormat/>
     <w:rsid w:val="00F129CE"/>
@@ -6452,10 +8242,10 @@
       <w:lang w:eastAsia="en-US"/>
     </w:rPr>
   </w:style>
-  <w:style w:type="character" w:customStyle="1" w:styleId="NoSpacingChar">
-    <w:name w:val="No Spacing Char"/>
-    <w:basedOn w:val="DefaultParagraphFont"/>
-    <w:link w:val="NoSpacing"/>
+  <w:style w:type="character" w:customStyle="1" w:styleId="aa">
+    <w:name w:val="无间隔 字符"/>
+    <w:basedOn w:val="a0"/>
+    <w:link w:val="a9"/>
     <w:uiPriority w:val="1"/>
     <w:rsid w:val="00F129CE"/>
     <w:rPr>
@@ -6468,7 +8258,7 @@
 </file>
 
 <file path=word/glossary/document.xml><?xml version="1.0" encoding="utf-8"?>
-<w:glossaryDocument xmlns:wpc="http://schemas.microsoft.com/office/word/2010/wordprocessingCanvas" xmlns:cx="http://schemas.microsoft.com/office/drawing/2014/chartex" xmlns:cx1="http://schemas.microsoft.com/office/drawing/2015/9/8/chartex" xmlns:cx2="http://schemas.microsoft.com/office/drawing/2015/10/21/chartex" xmlns:cx3="http://schemas.microsoft.com/office/drawing/2016/5/9/chartex" xmlns:cx4="http://schemas.microsoft.com/office/drawing/2016/5/10/chartex" xmlns:cx5="http://schemas.microsoft.com/office/drawing/2016/5/11/chartex" xmlns:cx6="http://schemas.microsoft.com/office/drawing/2016/5/12/chartex" xmlns:cx7="http://schemas.microsoft.com/office/drawing/2016/5/13/chartex" xmlns:cx8="http://schemas.microsoft.com/office/drawing/2016/5/14/chartex" xmlns:mc="http://schemas.openxmlformats.org/markup-compatibility/2006" xmlns:aink="http://schemas.microsoft.com/office/drawing/2016/ink" xmlns:am3d="http://schemas.microsoft.com/office/drawing/2017/model3d" xmlns:o="urn:schemas-microsoft-com:office:office" xmlns:r="http://schemas.openxmlformats.org/officeDocument/2006/relationships" xmlns:m="http://schemas.openxmlformats.org/officeDocument/2006/math" xmlns:v="urn:schemas-microsoft-com:vml" xmlns:wp14="http://schemas.microsoft.com/office/word/2010/wordprocessingDrawing" xmlns:wp="http://schemas.openxmlformats.org/drawingml/2006/wordprocessingDrawing" xmlns:w10="urn:schemas-microsoft-com:office:word" xmlns:w="http://schemas.openxmlformats.org/wordprocessingml/2006/main" xmlns:w14="http://schemas.microsoft.com/office/word/2010/wordml" xmlns:w15="http://schemas.microsoft.com/office/word/2012/wordml" xmlns:w16cex="http://schemas.microsoft.com/office/word/2018/wordml/cex" xmlns:w16cid="http://schemas.microsoft.com/office/word/2016/wordml/cid" xmlns:w16="http://schemas.microsoft.com/office/word/2018/wordml" xmlns:w16sdtdh="http://schemas.microsoft.com/office/word/2020/wordml/sdtdatahash" xmlns:w16se="http://schemas.microsoft.com/office/word/2015/wordml/symex" xmlns:wpg="http://schemas.microsoft.com/office/word/2010/wordprocessingGroup" xmlns:wpi="http://schemas.microsoft.com/office/word/2010/wordprocessingInk" xmlns:wne="http://schemas.microsoft.com/office/word/2006/wordml" xmlns:wps="http://schemas.microsoft.com/office/word/2010/wordprocessingShape" mc:Ignorable="w14 w15 w16se w16cid w16 w16cex w16sdtdh wp14">
+<w:glossaryDocument xmlns:wpc="http://schemas.microsoft.com/office/word/2010/wordprocessingCanvas" xmlns:cx="http://schemas.microsoft.com/office/drawing/2014/chartex" xmlns:cx1="http://schemas.microsoft.com/office/drawing/2015/9/8/chartex" xmlns:cx2="http://schemas.microsoft.com/office/drawing/2015/10/21/chartex" xmlns:cx3="http://schemas.microsoft.com/office/drawing/2016/5/9/chartex" xmlns:cx4="http://schemas.microsoft.com/office/drawing/2016/5/10/chartex" xmlns:cx5="http://schemas.microsoft.com/office/drawing/2016/5/11/chartex" xmlns:cx6="http://schemas.microsoft.com/office/drawing/2016/5/12/chartex" xmlns:cx7="http://schemas.microsoft.com/office/drawing/2016/5/13/chartex" xmlns:cx8="http://schemas.microsoft.com/office/drawing/2016/5/14/chartex" xmlns:mc="http://schemas.openxmlformats.org/markup-compatibility/2006" xmlns:aink="http://schemas.microsoft.com/office/drawing/2016/ink" xmlns:am3d="http://schemas.microsoft.com/office/drawing/2017/model3d" xmlns:o="urn:schemas-microsoft-com:office:office" xmlns:oel="http://schemas.microsoft.com/office/2019/extlst" xmlns:r="http://schemas.openxmlformats.org/officeDocument/2006/relationships" xmlns:m="http://schemas.openxmlformats.org/officeDocument/2006/math" xmlns:v="urn:schemas-microsoft-com:vml" xmlns:wp14="http://schemas.microsoft.com/office/word/2010/wordprocessingDrawing" xmlns:wp="http://schemas.openxmlformats.org/drawingml/2006/wordprocessingDrawing" xmlns:w10="urn:schemas-microsoft-com:office:word" xmlns:w="http://schemas.openxmlformats.org/wordprocessingml/2006/main" xmlns:w14="http://schemas.microsoft.com/office/word/2010/wordml" xmlns:w15="http://schemas.microsoft.com/office/word/2012/wordml" xmlns:w16cex="http://schemas.microsoft.com/office/word/2018/wordml/cex" xmlns:w16cid="http://schemas.microsoft.com/office/word/2016/wordml/cid" xmlns:w16="http://schemas.microsoft.com/office/word/2018/wordml" xmlns:w16du="http://schemas.microsoft.com/office/word/2023/wordml/word16du" xmlns:w16sdtdh="http://schemas.microsoft.com/office/word/2020/wordml/sdtdatahash" xmlns:w16sdtfl="http://schemas.microsoft.com/office/word/2024/wordml/sdtformatlock" xmlns:w16se="http://schemas.microsoft.com/office/word/2015/wordml/symex" xmlns:wpg="http://schemas.microsoft.com/office/word/2010/wordprocessingGroup" xmlns:wpi="http://schemas.microsoft.com/office/word/2010/wordprocessingInk" xmlns:wne="http://schemas.microsoft.com/office/word/2006/wordml" xmlns:wps="http://schemas.microsoft.com/office/word/2010/wordprocessingShape" mc:Ignorable="w14 w15 w16se w16cid w16 w16cex w16sdtdh w16sdtfl w16du wp14">
   <w:docParts>
     <w:docPart>
       <w:docPartPr>
@@ -6492,7 +8282,7 @@
           </w:pPr>
           <w:r>
             <w:rPr>
-              <w:rStyle w:val="PlaceholderText"/>
+              <w:rStyle w:val="a3"/>
             </w:rPr>
             <w:t>[Author]</w:t>
           </w:r>
@@ -6535,31 +8325,31 @@
 </file>
 
 <file path=word/glossary/fontTable.xml><?xml version="1.0" encoding="utf-8"?>
-<w:fonts xmlns:mc="http://schemas.openxmlformats.org/markup-compatibility/2006" xmlns:r="http://schemas.openxmlformats.org/officeDocument/2006/relationships" xmlns:w="http://schemas.openxmlformats.org/wordprocessingml/2006/main" xmlns:w14="http://schemas.microsoft.com/office/word/2010/wordml" xmlns:w15="http://schemas.microsoft.com/office/word/2012/wordml" xmlns:w16cex="http://schemas.microsoft.com/office/word/2018/wordml/cex" xmlns:w16cid="http://schemas.microsoft.com/office/word/2016/wordml/cid" xmlns:w16="http://schemas.microsoft.com/office/word/2018/wordml" xmlns:w16sdtdh="http://schemas.microsoft.com/office/word/2020/wordml/sdtdatahash" xmlns:w16se="http://schemas.microsoft.com/office/word/2015/wordml/symex" mc:Ignorable="w14 w15 w16se w16cid w16 w16cex w16sdtdh">
+<w:fonts xmlns:mc="http://schemas.openxmlformats.org/markup-compatibility/2006" xmlns:r="http://schemas.openxmlformats.org/officeDocument/2006/relationships" xmlns:w="http://schemas.openxmlformats.org/wordprocessingml/2006/main" xmlns:w14="http://schemas.microsoft.com/office/word/2010/wordml" xmlns:w15="http://schemas.microsoft.com/office/word/2012/wordml" xmlns:w16cex="http://schemas.microsoft.com/office/word/2018/wordml/cex" xmlns:w16cid="http://schemas.microsoft.com/office/word/2016/wordml/cid" xmlns:w16="http://schemas.microsoft.com/office/word/2018/wordml" xmlns:w16du="http://schemas.microsoft.com/office/word/2023/wordml/word16du" xmlns:w16sdtdh="http://schemas.microsoft.com/office/word/2020/wordml/sdtdatahash" xmlns:w16sdtfl="http://schemas.microsoft.com/office/word/2024/wordml/sdtformatlock" xmlns:w16se="http://schemas.microsoft.com/office/word/2015/wordml/symex" mc:Ignorable="w14 w15 w16se w16cid w16 w16cex w16sdtdh w16sdtfl w16du">
   <w:font w:name="Times New Roman">
     <w:panose1 w:val="02020603050405020304"/>
     <w:charset w:val="00"/>
     <w:family w:val="roman"/>
     <w:pitch w:val="variable"/>
-    <w:sig w:usb0="E0002AFF" w:usb1="C0007843" w:usb2="00000009" w:usb3="00000000" w:csb0="000001FF" w:csb1="00000000"/>
+    <w:sig w:usb0="E0002EFF" w:usb1="C000785B" w:usb2="00000009" w:usb3="00000000" w:csb0="000001FF" w:csb1="00000000"/>
   </w:font>
   <w:font w:name="Calibri">
     <w:panose1 w:val="020F0502020204030204"/>
     <w:charset w:val="00"/>
     <w:family w:val="swiss"/>
     <w:pitch w:val="variable"/>
-    <w:sig w:usb0="A0002AEF" w:usb1="4000207B" w:usb2="00000000" w:usb3="00000000" w:csb0="000001FF" w:csb1="00000000"/>
+    <w:sig w:usb0="E4002EFF" w:usb1="C200247B" w:usb2="00000009" w:usb3="00000000" w:csb0="000001FF" w:csb1="00000000"/>
   </w:font>
   <w:font w:name="PMingLiU">
-    <w:altName w:val="PMingLiU"/>
+    <w:altName w:val="新細明體"/>
     <w:panose1 w:val="02010601000101010101"/>
     <w:charset w:val="88"/>
     <w:family w:val="roman"/>
     <w:pitch w:val="variable"/>
     <w:sig w:usb0="A00002FF" w:usb1="28CFFCFA" w:usb2="00000016" w:usb3="00000000" w:csb0="00100001" w:csb1="00000000"/>
   </w:font>
-  <w:font w:name="等线">
-    <w:altName w:val="DengXian"/>
+  <w:font w:name="DengXian">
+    <w:altName w:val="等线"/>
     <w:panose1 w:val="02010600030101010101"/>
     <w:charset w:val="86"/>
     <w:family w:val="auto"/>
@@ -6571,13 +8361,13 @@
     <w:charset w:val="00"/>
     <w:family w:val="swiss"/>
     <w:pitch w:val="variable"/>
-    <w:sig w:usb0="A0002AEF" w:usb1="4000207B" w:usb2="00000000" w:usb3="00000000" w:csb0="000001FF" w:csb1="00000000"/>
+    <w:sig w:usb0="E4002EFF" w:usb1="C200247B" w:usb2="00000009" w:usb3="00000000" w:csb0="000001FF" w:csb1="00000000"/>
   </w:font>
 </w:fonts>
 </file>
 
 <file path=word/glossary/settings.xml><?xml version="1.0" encoding="utf-8"?>
-<w:settings xmlns:mc="http://schemas.openxmlformats.org/markup-compatibility/2006" xmlns:o="urn:schemas-microsoft-com:office:office" xmlns:r="http://schemas.openxmlformats.org/officeDocument/2006/relationships" xmlns:m="http://schemas.openxmlformats.org/officeDocument/2006/math" xmlns:v="urn:schemas-microsoft-com:vml" xmlns:w10="urn:schemas-microsoft-com:office:word" xmlns:w="http://schemas.openxmlformats.org/wordprocessingml/2006/main" xmlns:w14="http://schemas.microsoft.com/office/word/2010/wordml" xmlns:w15="http://schemas.microsoft.com/office/word/2012/wordml" xmlns:w16cex="http://schemas.microsoft.com/office/word/2018/wordml/cex" xmlns:w16cid="http://schemas.microsoft.com/office/word/2016/wordml/cid" xmlns:w16="http://schemas.microsoft.com/office/word/2018/wordml" xmlns:w16sdtdh="http://schemas.microsoft.com/office/word/2020/wordml/sdtdatahash" xmlns:w16se="http://schemas.microsoft.com/office/word/2015/wordml/symex" xmlns:sl="http://schemas.openxmlformats.org/schemaLibrary/2006/main" mc:Ignorable="w14 w15 w16se w16cid w16 w16cex w16sdtdh">
+<w:settings xmlns:mc="http://schemas.openxmlformats.org/markup-compatibility/2006" xmlns:o="urn:schemas-microsoft-com:office:office" xmlns:r="http://schemas.openxmlformats.org/officeDocument/2006/relationships" xmlns:m="http://schemas.openxmlformats.org/officeDocument/2006/math" xmlns:v="urn:schemas-microsoft-com:vml" xmlns:w10="urn:schemas-microsoft-com:office:word" xmlns:w="http://schemas.openxmlformats.org/wordprocessingml/2006/main" xmlns:w14="http://schemas.microsoft.com/office/word/2010/wordml" xmlns:w15="http://schemas.microsoft.com/office/word/2012/wordml" xmlns:w16cex="http://schemas.microsoft.com/office/word/2018/wordml/cex" xmlns:w16cid="http://schemas.microsoft.com/office/word/2016/wordml/cid" xmlns:w16="http://schemas.microsoft.com/office/word/2018/wordml" xmlns:w16du="http://schemas.microsoft.com/office/word/2023/wordml/word16du" xmlns:w16sdtdh="http://schemas.microsoft.com/office/word/2020/wordml/sdtdatahash" xmlns:w16sdtfl="http://schemas.microsoft.com/office/word/2024/wordml/sdtformatlock" xmlns:w16se="http://schemas.microsoft.com/office/word/2015/wordml/symex" xmlns:sl="http://schemas.openxmlformats.org/schemaLibrary/2006/main" mc:Ignorable="w14 w15 w16se w16cid w16 w16cex w16sdtdh w16sdtfl w16du">
   <w:view w:val="normal"/>
   <w:bordersDoNotSurroundHeader/>
   <w:bordersDoNotSurroundFooter/>
@@ -6602,7 +8392,10 @@
   </w:compat>
   <w:rsids>
     <w:rsidRoot w:val="00B50D78"/>
+    <w:rsid w:val="002A5FEC"/>
+    <w:rsid w:val="006C14A5"/>
     <w:rsid w:val="00B50D78"/>
+    <w:rsid w:val="00B7091B"/>
   </w:rsids>
   <m:mathPr>
     <m:mathFont m:val="Cambria Math"/>
@@ -6626,7 +8419,7 @@
 </file>
 
 <file path=word/glossary/styles.xml><?xml version="1.0" encoding="utf-8"?>
-<w:styles xmlns:mc="http://schemas.openxmlformats.org/markup-compatibility/2006" xmlns:r="http://schemas.openxmlformats.org/officeDocument/2006/relationships" xmlns:w="http://schemas.openxmlformats.org/wordprocessingml/2006/main" xmlns:w14="http://schemas.microsoft.com/office/word/2010/wordml" xmlns:w15="http://schemas.microsoft.com/office/word/2012/wordml" xmlns:w16cex="http://schemas.microsoft.com/office/word/2018/wordml/cex" xmlns:w16cid="http://schemas.microsoft.com/office/word/2016/wordml/cid" xmlns:w16="http://schemas.microsoft.com/office/word/2018/wordml" xmlns:w16sdtdh="http://schemas.microsoft.com/office/word/2020/wordml/sdtdatahash" xmlns:w16se="http://schemas.microsoft.com/office/word/2015/wordml/symex" mc:Ignorable="w14 w15 w16se w16cid w16 w16cex w16sdtdh">
+<w:styles xmlns:mc="http://schemas.openxmlformats.org/markup-compatibility/2006" xmlns:r="http://schemas.openxmlformats.org/officeDocument/2006/relationships" xmlns:w="http://schemas.openxmlformats.org/wordprocessingml/2006/main" xmlns:w14="http://schemas.microsoft.com/office/word/2010/wordml" xmlns:w15="http://schemas.microsoft.com/office/word/2012/wordml" xmlns:w16cex="http://schemas.microsoft.com/office/word/2018/wordml/cex" xmlns:w16cid="http://schemas.microsoft.com/office/word/2016/wordml/cid" xmlns:w16="http://schemas.microsoft.com/office/word/2018/wordml" xmlns:w16du="http://schemas.microsoft.com/office/word/2023/wordml/word16du" xmlns:w16sdtdh="http://schemas.microsoft.com/office/word/2020/wordml/sdtdatahash" xmlns:w16sdtfl="http://schemas.microsoft.com/office/word/2024/wordml/sdtformatlock" xmlns:w16se="http://schemas.microsoft.com/office/word/2015/wordml/symex" mc:Ignorable="w14 w15 w16se w16cid w16 w16cex w16sdtdh w16sdtfl w16du">
   <w:docDefaults>
     <w:rPrDefault>
       <w:rPr>
@@ -7017,20 +8810,20 @@
     <w:lsdException w:name="Unresolved Mention" w:semiHidden="1" w:unhideWhenUsed="1"/>
     <w:lsdException w:name="Smart Link" w:semiHidden="1" w:unhideWhenUsed="1"/>
   </w:latentStyles>
-  <w:style w:type="paragraph" w:default="1" w:styleId="Normal">
+  <w:style w:type="paragraph" w:default="1" w:styleId="a">
     <w:name w:val="Normal"/>
     <w:qFormat/>
     <w:pPr>
       <w:widowControl w:val="0"/>
     </w:pPr>
   </w:style>
-  <w:style w:type="character" w:default="1" w:styleId="DefaultParagraphFont">
+  <w:style w:type="character" w:default="1" w:styleId="a0">
     <w:name w:val="Default Paragraph Font"/>
     <w:uiPriority w:val="1"/>
     <w:semiHidden/>
     <w:unhideWhenUsed/>
   </w:style>
-  <w:style w:type="table" w:default="1" w:styleId="TableNormal">
+  <w:style w:type="table" w:default="1" w:styleId="a1">
     <w:name w:val="Normal Table"/>
     <w:uiPriority w:val="99"/>
     <w:semiHidden/>
@@ -7045,22 +8838,15 @@
       </w:tblCellMar>
     </w:tblPr>
   </w:style>
-  <w:style w:type="numbering" w:default="1" w:styleId="NoList">
+  <w:style w:type="numbering" w:default="1" w:styleId="a2">
     <w:name w:val="No List"/>
     <w:uiPriority w:val="99"/>
     <w:semiHidden/>
     <w:unhideWhenUsed/>
   </w:style>
-  <w:style w:type="paragraph" w:customStyle="1" w:styleId="B87F5E779B444946B89D4B62727FC9DC">
-    <w:name w:val="B87F5E779B444946B89D4B62727FC9DC"/>
-    <w:rsid w:val="00B50D78"/>
-    <w:pPr>
-      <w:widowControl w:val="0"/>
-    </w:pPr>
-  </w:style>
-  <w:style w:type="character" w:styleId="PlaceholderText">
+  <w:style w:type="character" w:styleId="a3">
     <w:name w:val="Placeholder Text"/>
-    <w:basedOn w:val="DefaultParagraphFont"/>
+    <w:basedOn w:val="a0"/>
     <w:uiPriority w:val="99"/>
     <w:semiHidden/>
     <w:rsid w:val="00B50D78"/>
@@ -7070,13 +8856,6 @@
   </w:style>
   <w:style w:type="paragraph" w:customStyle="1" w:styleId="758411319F2649508CB872AB917B7EA5">
     <w:name w:val="758411319F2649508CB872AB917B7EA5"/>
-    <w:rsid w:val="00B50D78"/>
-    <w:pPr>
-      <w:widowControl w:val="0"/>
-    </w:pPr>
-  </w:style>
-  <w:style w:type="paragraph" w:customStyle="1" w:styleId="E4635BD793F94CBB9403F0035572F1E8">
-    <w:name w:val="E4635BD793F94CBB9403F0035572F1E8"/>
     <w:rsid w:val="00B50D78"/>
     <w:pPr>
       <w:widowControl w:val="0"/>
@@ -7093,7 +8872,7 @@
 </file>
 
 <file path=word/glossary/webSettings.xml><?xml version="1.0" encoding="utf-8"?>
-<w:webSettings xmlns:mc="http://schemas.openxmlformats.org/markup-compatibility/2006" xmlns:r="http://schemas.openxmlformats.org/officeDocument/2006/relationships" xmlns:w="http://schemas.openxmlformats.org/wordprocessingml/2006/main" xmlns:w14="http://schemas.microsoft.com/office/word/2010/wordml" xmlns:w15="http://schemas.microsoft.com/office/word/2012/wordml" xmlns:w16cex="http://schemas.microsoft.com/office/word/2018/wordml/cex" xmlns:w16cid="http://schemas.microsoft.com/office/word/2016/wordml/cid" xmlns:w16="http://schemas.microsoft.com/office/word/2018/wordml" xmlns:w16sdtdh="http://schemas.microsoft.com/office/word/2020/wordml/sdtdatahash" xmlns:w16se="http://schemas.microsoft.com/office/word/2015/wordml/symex" mc:Ignorable="w14 w15 w16se w16cid w16 w16cex w16sdtdh">
+<w:webSettings xmlns:mc="http://schemas.openxmlformats.org/markup-compatibility/2006" xmlns:r="http://schemas.openxmlformats.org/officeDocument/2006/relationships" xmlns:w="http://schemas.openxmlformats.org/wordprocessingml/2006/main" xmlns:w14="http://schemas.microsoft.com/office/word/2010/wordml" xmlns:w15="http://schemas.microsoft.com/office/word/2012/wordml" xmlns:w16cex="http://schemas.microsoft.com/office/word/2018/wordml/cex" xmlns:w16cid="http://schemas.microsoft.com/office/word/2016/wordml/cid" xmlns:w16="http://schemas.microsoft.com/office/word/2018/wordml" xmlns:w16du="http://schemas.microsoft.com/office/word/2023/wordml/word16du" xmlns:w16sdtdh="http://schemas.microsoft.com/office/word/2020/wordml/sdtdatahash" xmlns:w16sdtfl="http://schemas.microsoft.com/office/word/2024/wordml/sdtformatlock" xmlns:w16se="http://schemas.microsoft.com/office/word/2015/wordml/symex" mc:Ignorable="w14 w15 w16se w16cid w16 w16cex w16sdtdh w16sdtfl w16du">
   <w:optimizeForBrowser/>
   <w:allowPNG/>
 </w:webSettings>
